--- a/internal_doc/03.开发设计/Story-通信协议升级.docx
+++ b/internal_doc/03.开发设计/Story-通信协议升级.docx
@@ -200,9 +200,6 @@
     <w:p>
       <w:pPr>
         <w:ind w:left="717"/>
-        <w:rPr>
-          <w:rFonts w:hint="eastAsia"/>
-        </w:rPr>
       </w:pPr>
       <w:r>
         <w:rPr>
@@ -251,12 +248,9 @@
         <w:pStyle w:val="aa"/>
         <w:numPr>
           <w:ilvl w:val="0"/>
-          <w:numId w:val="49"/>
+          <w:numId w:val="12"/>
         </w:numPr>
         <w:ind w:firstLineChars="0"/>
-        <w:rPr>
-          <w:rFonts w:hint="eastAsia"/>
-        </w:rPr>
       </w:pPr>
       <w:r>
         <w:rPr>
@@ -294,7 +288,7 @@
         <w:pStyle w:val="aa"/>
         <w:numPr>
           <w:ilvl w:val="0"/>
-          <w:numId w:val="49"/>
+          <w:numId w:val="12"/>
         </w:numPr>
         <w:ind w:firstLineChars="0"/>
       </w:pPr>
@@ -363,9 +357,6 @@
       <w:pPr>
         <w:pStyle w:val="aa"/>
         <w:ind w:left="717" w:firstLineChars="0" w:firstLine="0"/>
-        <w:rPr>
-          <w:rFonts w:hint="eastAsia"/>
-        </w:rPr>
       </w:pPr>
       <w:r>
         <w:rPr>
@@ -441,9 +432,6 @@
       <w:pPr>
         <w:pStyle w:val="aa"/>
         <w:ind w:left="717" w:firstLineChars="0" w:firstLine="0"/>
-        <w:rPr>
-          <w:rFonts w:hint="eastAsia"/>
-        </w:rPr>
       </w:pPr>
       <w:r>
         <w:rPr>
@@ -458,12 +446,20 @@
         <w:t>，其中涉及到部分底层消息结构的变更、消息的处理流程变更等。</w:t>
       </w:r>
     </w:p>
+    <w:p/>
+    <w:p>
+      <w:pPr>
+        <w:tabs>
+          <w:tab w:val="left" w:pos="5592"/>
+        </w:tabs>
+      </w:pPr>
+      <w:r>
+        <w:tab/>
+      </w:r>
+    </w:p>
     <w:p>
       <w:pPr>
         <w:pStyle w:val="3"/>
-        <w:rPr>
-          <w:rFonts w:hint="eastAsia"/>
-        </w:rPr>
       </w:pPr>
       <w:r>
         <w:rPr>
@@ -498,11 +494,6 @@
       </w:r>
     </w:p>
     <w:p>
-      <w:pPr>
-        <w:rPr>
-          <w:rFonts w:hint="eastAsia"/>
-        </w:rPr>
-      </w:pPr>
       <w:r>
         <w:rPr>
           <w:rFonts w:hint="eastAsia"/>
@@ -621,11 +612,6 @@
       </w:r>
     </w:p>
     <w:p>
-      <w:pPr>
-        <w:rPr>
-          <w:rFonts w:hint="eastAsia"/>
-        </w:rPr>
-      </w:pPr>
       <w:r>
         <w:rPr>
           <w:rFonts w:hint="eastAsia"/>
@@ -718,9 +704,6 @@
     <w:p>
       <w:pPr>
         <w:pStyle w:val="4"/>
-        <w:rPr>
-          <w:rFonts w:hint="eastAsia"/>
-        </w:rPr>
       </w:pPr>
       <w:r>
         <w:rPr>
@@ -888,9 +871,6 @@
     <w:p>
       <w:pPr>
         <w:jc w:val="center"/>
-        <w:rPr>
-          <w:rFonts w:hint="eastAsia"/>
-        </w:rPr>
       </w:pPr>
       <w:r>
         <w:rPr>
@@ -941,11 +921,6 @@
       </w:r>
     </w:p>
     <w:p>
-      <w:pPr>
-        <w:rPr>
-          <w:rFonts w:hint="eastAsia"/>
-        </w:rPr>
-      </w:pPr>
       <w:r>
         <w:rPr>
           <w:rFonts w:hint="eastAsia"/>
@@ -991,6 +966,24 @@
         <w:rPr>
           <w:rFonts w:hint="eastAsia"/>
         </w:rPr>
+        <w:t>，本文档中称其为</w:t>
+      </w:r>
+      <w:r>
+        <w:rPr>
+          <w:rFonts w:hint="eastAsia"/>
+        </w:rPr>
+        <w:t>消息</w:t>
+      </w:r>
+      <w:r>
+        <w:rPr>
+          <w:rFonts w:hint="eastAsia"/>
+        </w:rPr>
+        <w:t>升级位</w:t>
+      </w:r>
+      <w:r>
+        <w:rPr>
+          <w:rFonts w:hint="eastAsia"/>
+        </w:rPr>
         <w:t>。</w:t>
       </w:r>
       <w:r>
@@ -1009,9 +1002,6 @@
     <w:p>
       <w:pPr>
         <w:jc w:val="center"/>
-        <w:rPr>
-          <w:rFonts w:hint="eastAsia"/>
-        </w:rPr>
       </w:pPr>
       <w:r>
         <w:rPr>
@@ -1474,6 +1464,7 @@
                 <w:sz w:val="18"/>
                 <w:szCs w:val="18"/>
               </w:rPr>
+              <w:lastRenderedPageBreak/>
               <w:t>FLAG_RESULT_DETAIL</w:t>
             </w:r>
           </w:p>
@@ -1951,9 +1942,6 @@
     <w:p>
       <w:pPr>
         <w:ind w:left="0"/>
-        <w:rPr>
-          <w:rFonts w:hint="eastAsia"/>
-        </w:rPr>
       </w:pPr>
       <w:r>
         <w:tab/>
@@ -2022,13 +2010,16 @@
         </w:rPr>
         <w:t>字节的整数，每次消息版本要升级时递增其值。</w:t>
       </w:r>
+      <w:r>
+        <w:rPr>
+          <w:rFonts w:hint="eastAsia"/>
+        </w:rPr>
+        <w:t>无论是请求消息还是应答消息，该版本号均为消息发出方的协议版本号。</w:t>
+      </w:r>
     </w:p>
     <w:p>
       <w:pPr>
         <w:ind w:left="0"/>
-        <w:rPr>
-          <w:rFonts w:hint="eastAsia"/>
-        </w:rPr>
       </w:pPr>
     </w:p>
     <w:p>
@@ -2043,11 +2034,6 @@
       </w:r>
     </w:p>
     <w:p>
-      <w:pPr>
-        <w:rPr>
-          <w:rFonts w:hint="eastAsia"/>
-        </w:rPr>
-      </w:pPr>
       <w:r>
         <w:rPr>
           <w:rFonts w:hint="eastAsia"/>
@@ -3850,6 +3836,7 @@
                       <w:sz w:val="18"/>
                       <w:szCs w:val="18"/>
                     </w:rPr>
+                    <w:lastRenderedPageBreak/>
                     <w:t>SDB_REPLY_MASK_RESULT</w:t>
                   </w:r>
                 </w:p>
@@ -3940,7 +3927,6 @@
                 <w:sz w:val="18"/>
                 <w:szCs w:val="18"/>
               </w:rPr>
-              <w:lastRenderedPageBreak/>
               <w:t>该掩码表示后续数据中是否含有对应的</w:t>
             </w:r>
             <w:r>
@@ -4295,7 +4281,6 @@
           <w:p>
             <w:pPr>
               <w:rPr>
-                <w:rFonts w:hint="eastAsia"/>
                 <w:sz w:val="18"/>
                 <w:szCs w:val="18"/>
               </w:rPr>
@@ -4953,15 +4938,33 @@
         <w:rPr>
           <w:rFonts w:hint="eastAsia"/>
         </w:rPr>
-        <w:t>处理</w:t>
-      </w:r>
-    </w:p>
-    <w:p>
-      <w:r>
-        <w:rPr>
-          <w:rFonts w:hint="eastAsia"/>
-        </w:rPr>
-        <w:t>消息结构变更的一个关键问题是与老版本消息的兼容。通用消息头（</w:t>
+        <w:t>分析</w:t>
+      </w:r>
+    </w:p>
+    <w:p>
+      <w:r>
+        <w:rPr>
+          <w:rFonts w:hint="eastAsia"/>
+        </w:rPr>
+        <w:t>消息结构变更的一个关键问题是与老版本消息的兼容。</w:t>
+      </w:r>
+      <w:r>
+        <w:rPr>
+          <w:rFonts w:hint="eastAsia"/>
+        </w:rPr>
+        <w:t>此次</w:t>
+      </w:r>
+      <w:r>
+        <w:rPr>
+          <w:rFonts w:hint="eastAsia"/>
+        </w:rPr>
+        <w:t>变更的两个关键结构是通用消息头和通用应答消息头。</w:t>
+      </w:r>
+      <w:r>
+        <w:rPr>
+          <w:rFonts w:hint="eastAsia"/>
+        </w:rPr>
+        <w:t>通用消息头（</w:t>
       </w:r>
       <w:r>
         <w:rPr>
@@ -4973,7 +4976,130 @@
         <w:rPr>
           <w:rFonts w:hint="eastAsia"/>
         </w:rPr>
-        <w:t>）是所有消息的公用结构。由于此次需要对通用消息头进行扩展，会导致兼容性问题，新老版本时解析消息的错误。因此，需要解决的两个问题是：</w:t>
+        <w:t>）是所有消息的公用结构</w:t>
+      </w:r>
+      <w:r>
+        <w:rPr>
+          <w:rFonts w:hint="eastAsia"/>
+        </w:rPr>
+        <w:t>（除</w:t>
+      </w:r>
+      <w:r>
+        <w:rPr>
+          <w:rFonts w:hint="eastAsia"/>
+        </w:rPr>
+        <w:t>少数特殊消息</w:t>
+      </w:r>
+      <w:r>
+        <w:rPr>
+          <w:rFonts w:hint="eastAsia"/>
+        </w:rPr>
+        <w:t>外</w:t>
+      </w:r>
+      <w:r>
+        <w:rPr>
+          <w:rFonts w:hint="eastAsia"/>
+        </w:rPr>
+        <w:t>，如</w:t>
+      </w:r>
+      <w:r>
+        <w:rPr>
+          <w:rFonts w:hint="eastAsia"/>
+        </w:rPr>
+        <w:t>sys info</w:t>
+      </w:r>
+      <w:r>
+        <w:rPr>
+          <w:rFonts w:hint="eastAsia"/>
+        </w:rPr>
+        <w:t>消息及应答</w:t>
+      </w:r>
+      <w:r>
+        <w:rPr>
+          <w:rFonts w:hint="eastAsia"/>
+        </w:rPr>
+        <w:t>）</w:t>
+      </w:r>
+      <w:r>
+        <w:rPr>
+          <w:rFonts w:hint="eastAsia"/>
+        </w:rPr>
+        <w:t>，很多地方在解析消息时都依赖这个消息头的大小及里面记录的消息长度。</w:t>
+      </w:r>
+      <w:r>
+        <w:rPr>
+          <w:rFonts w:hint="eastAsia"/>
+        </w:rPr>
+        <w:t>由于</w:t>
+      </w:r>
+      <w:r>
+        <w:rPr>
+          <w:rFonts w:hint="eastAsia"/>
+        </w:rPr>
+        <w:t>在</w:t>
+      </w:r>
+      <w:r>
+        <w:rPr>
+          <w:rFonts w:hint="eastAsia"/>
+        </w:rPr>
+        <w:t>通用消息头</w:t>
+      </w:r>
+      <w:r>
+        <w:rPr>
+          <w:rFonts w:hint="eastAsia"/>
+        </w:rPr>
+        <w:t>中增加了字段</w:t>
+      </w:r>
+      <w:r>
+        <w:rPr>
+          <w:rFonts w:hint="eastAsia"/>
+        </w:rPr>
+        <w:t>，会导致</w:t>
+      </w:r>
+      <w:r>
+        <w:rPr>
+          <w:rFonts w:hint="eastAsia"/>
+        </w:rPr>
+        <w:t>在解消息时</w:t>
+      </w:r>
+      <w:r>
+        <w:rPr>
+          <w:rFonts w:hint="eastAsia"/>
+        </w:rPr>
+        <w:t>的</w:t>
+      </w:r>
+      <w:r>
+        <w:rPr>
+          <w:rFonts w:hint="eastAsia"/>
+        </w:rPr>
+        <w:t>兼容性问题</w:t>
+      </w:r>
+      <w:r>
+        <w:rPr>
+          <w:rFonts w:hint="eastAsia"/>
+        </w:rPr>
+        <w:t>。</w:t>
+      </w:r>
+    </w:p>
+    <w:p>
+      <w:r>
+        <w:rPr>
+          <w:rFonts w:hint="eastAsia"/>
+        </w:rPr>
+        <w:t>由于消息收发涉及到多个通信平面、多种交互组合，需要所有情况进行分析。</w:t>
+      </w:r>
+    </w:p>
+    <w:p>
+      <w:pPr>
+        <w:rPr>
+          <w:rFonts w:hint="eastAsia"/>
+        </w:rPr>
+      </w:pPr>
+      <w:r>
+        <w:rPr>
+          <w:rFonts w:hint="eastAsia"/>
+        </w:rPr>
+        <w:t>根据会话机制不同，多个平面涉及到的两种主要会话为：</w:t>
       </w:r>
     </w:p>
     <w:p>
@@ -4981,7 +5107,7 @@
         <w:pStyle w:val="aa"/>
         <w:numPr>
           <w:ilvl w:val="0"/>
-          <w:numId w:val="43"/>
+          <w:numId w:val="16"/>
         </w:numPr>
         <w:ind w:firstLineChars="0"/>
       </w:pPr>
@@ -4989,15 +5115,111 @@
         <w:rPr>
           <w:rFonts w:hint="eastAsia"/>
         </w:rPr>
-        <w:t>确认通信双方的消息版本是否一致</w:t>
-      </w:r>
+        <w:t>本地会话</w:t>
+      </w:r>
+    </w:p>
+    <w:p>
+      <w:pPr>
+        <w:ind w:left="360"/>
+        <w:jc w:val="left"/>
+      </w:pPr>
+      <w:r>
+        <w:rPr>
+          <w:rFonts w:hint="eastAsia"/>
+        </w:rPr>
+        <w:lastRenderedPageBreak/>
+        <w:t>包括连接</w:t>
+      </w:r>
+      <w:r>
+        <w:rPr>
+          <w:rFonts w:hint="eastAsia"/>
+        </w:rPr>
+        <w:t>所有类型节点的本地服务端口</w:t>
+      </w:r>
+      <w:r>
+        <w:rPr>
+          <w:rFonts w:hint="eastAsia"/>
+        </w:rPr>
+        <w:t>的情况</w:t>
+      </w:r>
+      <w:r>
+        <w:rPr>
+          <w:rFonts w:hint="eastAsia"/>
+        </w:rPr>
+        <w:t>，</w:t>
+      </w:r>
+      <w:r>
+        <w:rPr>
+          <w:rFonts w:hint="eastAsia"/>
+        </w:rPr>
+        <w:t>本</w:t>
+      </w:r>
+      <w:r>
+        <w:rPr>
+          <w:rFonts w:hint="eastAsia"/>
+        </w:rPr>
+        <w:t>地会话</w:t>
+      </w:r>
+      <w:r>
+        <w:rPr>
+          <w:rFonts w:hint="eastAsia"/>
+        </w:rPr>
+        <w:t>使用的</w:t>
+      </w:r>
+      <w:r>
+        <w:rPr>
+          <w:rFonts w:hint="eastAsia"/>
+        </w:rPr>
+        <w:t>是同步</w:t>
+      </w:r>
+      <w:r>
+        <w:rPr>
+          <w:rFonts w:hint="eastAsia"/>
+        </w:rPr>
+        <w:t>消息，</w:t>
+      </w:r>
+      <w:r>
+        <w:rPr>
+          <w:rFonts w:hint="eastAsia"/>
+        </w:rPr>
+        <w:t>在</w:t>
+      </w:r>
+      <w:r>
+        <w:rPr>
+          <w:rFonts w:hint="eastAsia"/>
+        </w:rPr>
+        <w:t xml:space="preserve"> _pmdLocalSession::run() </w:t>
+      </w:r>
+      <w:r>
+        <w:rPr>
+          <w:rFonts w:hint="eastAsia"/>
+        </w:rPr>
+        <w:t>中，按消息头中的长度接收消息后，调用对应的处理器进行处理</w:t>
+      </w:r>
+      <w:r>
+        <w:rPr>
+          <w:rFonts w:hint="eastAsia"/>
+        </w:rPr>
+        <w:t>。</w:t>
+      </w:r>
+      <w:r>
+        <w:rPr>
+          <w:rFonts w:hint="eastAsia"/>
+        </w:rPr>
+        <w:t>在处理器中，由于消息头的变更，会导致消息解析时的错误。</w:t>
+      </w:r>
+    </w:p>
+    <w:p>
+      <w:pPr>
+        <w:ind w:left="360"/>
+      </w:pPr>
     </w:p>
     <w:p>
       <w:pPr>
         <w:pStyle w:val="aa"/>
         <w:numPr>
           <w:ilvl w:val="0"/>
-          <w:numId w:val="43"/>
+          <w:numId w:val="16"/>
         </w:numPr>
         <w:ind w:firstLineChars="0"/>
       </w:pPr>
@@ -5005,103 +5227,259 @@
         <w:rPr>
           <w:rFonts w:hint="eastAsia"/>
         </w:rPr>
-        <w:t>在不一致的情况下如何兼容处理</w:t>
-      </w:r>
-    </w:p>
-    <w:p/>
-    <w:p>
-      <w:r>
-        <w:rPr>
-          <w:rFonts w:hint="eastAsia"/>
-        </w:rPr>
-        <w:t>对于问题</w:t>
-      </w:r>
-      <w:r>
-        <w:rPr>
-          <w:rFonts w:hint="eastAsia"/>
-        </w:rPr>
-        <w:t>1</w:t>
-      </w:r>
-      <w:r>
-        <w:rPr>
-          <w:rFonts w:hint="eastAsia"/>
-        </w:rPr>
-        <w:t>，</w:t>
-      </w:r>
-      <w:r>
-        <w:rPr>
-          <w:rFonts w:hint="eastAsia"/>
-        </w:rPr>
-        <w:t>由于在通信之前双方无法确认对方的消息版本号，而第一个交互的消息本身就会涉及到新老消息不兼容的问题。由于消息处理的基本流程都是要先按固定结构解析出命令码</w:t>
-      </w:r>
-      <w:r>
-        <w:rPr>
-          <w:rFonts w:hint="eastAsia"/>
-        </w:rPr>
-        <w:t>，而在通用消息头中变更了命令码后，新老版本的消息便彼此无法识别，操作会报消息无法识别的错误。</w:t>
-      </w:r>
-      <w:r>
-        <w:rPr>
-          <w:rFonts w:hint="eastAsia"/>
-        </w:rPr>
-        <w:t>此次变更就利用这个错误来识别版本的差异。而后续在消</w:t>
-      </w:r>
-      <w:r>
-        <w:rPr>
-          <w:rFonts w:hint="eastAsia"/>
-        </w:rPr>
-        <w:lastRenderedPageBreak/>
-        <w:t>息兼容的情况下，则通过通用消息头中记录的版本号来识别。</w:t>
-      </w:r>
-    </w:p>
-    <w:p>
-      <w:r>
-        <w:rPr>
-          <w:rFonts w:hint="eastAsia"/>
-        </w:rPr>
-        <w:t>在识别了消息版本的差异后，就要解决问题</w:t>
-      </w:r>
-      <w:r>
-        <w:rPr>
-          <w:rFonts w:hint="eastAsia"/>
-        </w:rPr>
-        <w:t>2</w:t>
-      </w:r>
-      <w:r>
-        <w:rPr>
-          <w:rFonts w:hint="eastAsia"/>
-        </w:rPr>
-        <w:t>，即兼容处理。</w:t>
-      </w:r>
-      <w:r>
-        <w:rPr>
-          <w:rFonts w:hint="eastAsia"/>
-        </w:rPr>
-        <w:t>由于在版本滚动升级，</w:t>
-      </w:r>
-      <w:r>
-        <w:rPr>
-          <w:rFonts w:hint="eastAsia"/>
-        </w:rPr>
-        <w:t>或</w:t>
-      </w:r>
-      <w:r>
-        <w:rPr>
-          <w:rFonts w:hint="eastAsia"/>
-        </w:rPr>
-        <w:t>只升级服务端，而不升级基于老的驱动开发的应用等场景下，一定会涉及到不同版本的消息的问题。</w:t>
-      </w:r>
-      <w:r>
-        <w:rPr>
-          <w:rFonts w:hint="eastAsia"/>
-        </w:rPr>
-        <w:t>在这些情况下，要能保证整个集群能正常运转。</w:t>
-      </w:r>
-      <w:r>
-        <w:rPr>
-          <w:rFonts w:hint="eastAsia"/>
-        </w:rPr>
-        <w:t>因此，此处的设计目标是：</w:t>
+        <w:t>异步会话</w:t>
+      </w:r>
+    </w:p>
+    <w:p>
+      <w:pPr>
+        <w:jc w:val="left"/>
+      </w:pPr>
+      <w:r>
+        <w:rPr>
+          <w:rFonts w:hint="eastAsia"/>
+        </w:rPr>
+        <w:t>包括：</w:t>
+      </w:r>
+      <w:r>
+        <w:rPr>
+          <w:rFonts w:hint="eastAsia"/>
+        </w:rPr>
+        <w:t xml:space="preserve">shard </w:t>
+      </w:r>
+      <w:r>
+        <w:rPr>
+          <w:rFonts w:hint="eastAsia"/>
+        </w:rPr>
+        <w:t>平面会话、</w:t>
+      </w:r>
+      <w:r>
+        <w:rPr>
+          <w:rFonts w:hint="eastAsia"/>
+        </w:rPr>
+        <w:t>repl</w:t>
+      </w:r>
+      <w:r>
+        <w:rPr>
+          <w:rFonts w:hint="eastAsia"/>
+        </w:rPr>
+        <w:t>平面会话（增量同步、全量同步会话）。异步会话使用的是异步消息机制，</w:t>
+      </w:r>
+      <w:r>
+        <w:rPr>
+          <w:rFonts w:hint="eastAsia"/>
+        </w:rPr>
+        <w:t>接收消息使用的是框架中的功能：</w:t>
+      </w:r>
+      <w:r>
+        <w:rPr>
+          <w:rFonts w:hint="eastAsia"/>
+        </w:rPr>
+        <w:t>在</w:t>
+      </w:r>
+      <w:r>
+        <w:rPr>
+          <w:rFonts w:hint="eastAsia"/>
+        </w:rPr>
+        <w:t xml:space="preserve"> </w:t>
+      </w:r>
+      <w:r>
+        <w:t>netEventHandler</w:t>
+      </w:r>
+      <w:r>
+        <w:rPr>
+          <w:rFonts w:hint="eastAsia"/>
+        </w:rPr>
+        <w:t xml:space="preserve"> </w:t>
+      </w:r>
+      <w:r>
+        <w:rPr>
+          <w:rFonts w:hint="eastAsia"/>
+        </w:rPr>
+        <w:t>中，</w:t>
+      </w:r>
+      <w:r>
+        <w:rPr>
+          <w:rFonts w:hint="eastAsia"/>
+        </w:rPr>
+        <w:t>使用</w:t>
+      </w:r>
+      <w:r>
+        <w:rPr>
+          <w:rFonts w:hint="eastAsia"/>
+        </w:rPr>
+        <w:t xml:space="preserve">asyncRead() </w:t>
+      </w:r>
+      <w:r>
+        <w:rPr>
+          <w:rFonts w:hint="eastAsia"/>
+        </w:rPr>
+        <w:t>和</w:t>
+      </w:r>
+      <w:r>
+        <w:rPr>
+          <w:rFonts w:hint="eastAsia"/>
+        </w:rPr>
+        <w:t xml:space="preserve"> _readCallback()</w:t>
+      </w:r>
+      <w:r>
+        <w:rPr>
+          <w:rFonts w:hint="eastAsia"/>
+        </w:rPr>
+        <w:t>进行消息读取，消息发送则是在备会话中通过调用网络代理各自实现</w:t>
+      </w:r>
+      <w:r>
+        <w:rPr>
+          <w:rFonts w:hint="eastAsia"/>
+        </w:rPr>
+        <w:t>。</w:t>
+      </w:r>
+    </w:p>
+    <w:p>
+      <w:pPr>
+        <w:ind w:left="360"/>
+      </w:pPr>
+      <w:r>
+        <w:rPr>
+          <w:rFonts w:hint="eastAsia"/>
+        </w:rPr>
+        <w:t>老版本向新版本发送消息时，如果只发送一个消息头，其长度会小于新的消息头大小，</w:t>
+      </w:r>
+      <w:r>
+        <w:rPr>
+          <w:rFonts w:hint="eastAsia"/>
+        </w:rPr>
+        <w:t xml:space="preserve">_readCallback() </w:t>
+      </w:r>
+      <w:r>
+        <w:rPr>
+          <w:rFonts w:hint="eastAsia"/>
+        </w:rPr>
+        <w:t>中会报错，连接会被关闭。</w:t>
+      </w:r>
+    </w:p>
+    <w:p>
+      <w:pPr>
+        <w:ind w:left="360"/>
+      </w:pPr>
+      <w:r>
+        <w:rPr>
+          <w:rFonts w:hint="eastAsia"/>
+        </w:rPr>
+        <w:t>在有附带数据的情况下，由于是按消息头中的长度接收数据，因此可以将数据接收下来，只是在</w:t>
+      </w:r>
+      <w:r>
+        <w:rPr>
+          <w:rFonts w:hint="eastAsia"/>
+        </w:rPr>
+        <w:t xml:space="preserve"> netEventHandler </w:t>
+      </w:r>
+      <w:r>
+        <w:rPr>
+          <w:rFonts w:hint="eastAsia"/>
+        </w:rPr>
+        <w:t>中获取消息后，使用消息头的地方会存在问题，如</w:t>
+      </w:r>
+      <w:r>
+        <w:rPr>
+          <w:rFonts w:hint="eastAsia"/>
+        </w:rPr>
+        <w:t xml:space="preserve"> _netEventHandler::_readCallback </w:t>
+      </w:r>
+      <w:r>
+        <w:rPr>
+          <w:rFonts w:hint="eastAsia"/>
+        </w:rPr>
+        <w:t>中，打印日志的部分，会将消息头转换成一个字符</w:t>
+      </w:r>
+      <w:r>
+        <w:rPr>
+          <w:rFonts w:hint="eastAsia"/>
+        </w:rPr>
+        <w:t>串，</w:t>
+      </w:r>
+      <w:r>
+        <w:rPr>
+          <w:rFonts w:hint="eastAsia"/>
+        </w:rPr>
+        <w:t>打印内容会不正确。</w:t>
+      </w:r>
+      <w:r>
+        <w:rPr>
+          <w:rFonts w:hint="eastAsia"/>
+        </w:rPr>
+        <w:t>在消息分发给会话处理后，消息无法被正确识别。</w:t>
+      </w:r>
+    </w:p>
+    <w:p>
+      <w:pPr>
+        <w:ind w:left="360"/>
+      </w:pPr>
+    </w:p>
+    <w:p>
+      <w:pPr>
+        <w:pStyle w:val="4"/>
+      </w:pPr>
+      <w:r>
+        <w:rPr>
+          <w:rFonts w:hint="eastAsia"/>
+        </w:rPr>
+        <w:t>驱动与节点之间</w:t>
+      </w:r>
+    </w:p>
+    <w:p>
+      <w:r>
+        <w:rPr>
+          <w:rFonts w:hint="eastAsia"/>
+        </w:rPr>
+        <w:t>客户端</w:t>
+      </w:r>
+      <w:r>
+        <w:rPr>
+          <w:rFonts w:hint="eastAsia"/>
+        </w:rPr>
+        <w:t>通过驱动</w:t>
+      </w:r>
+      <w:r>
+        <w:rPr>
+          <w:rFonts w:hint="eastAsia"/>
+        </w:rPr>
+        <w:t>连接</w:t>
+      </w:r>
+      <w:r>
+        <w:rPr>
+          <w:rFonts w:hint="eastAsia"/>
+        </w:rPr>
+        <w:t>到</w:t>
+      </w:r>
+      <w:r>
+        <w:rPr>
+          <w:rFonts w:hint="eastAsia"/>
+        </w:rPr>
+        <w:t>协调节点</w:t>
+      </w:r>
+      <w:r>
+        <w:rPr>
+          <w:rFonts w:hint="eastAsia"/>
+        </w:rPr>
+        <w:t>/</w:t>
+      </w:r>
+      <w:r>
+        <w:rPr>
+          <w:rFonts w:hint="eastAsia"/>
+        </w:rPr>
+        <w:t>编目节点</w:t>
+      </w:r>
+      <w:r>
+        <w:rPr>
+          <w:rFonts w:hint="eastAsia"/>
+        </w:rPr>
+        <w:t>/</w:t>
+      </w:r>
+      <w:r>
+        <w:rPr>
+          <w:rFonts w:hint="eastAsia"/>
+        </w:rPr>
+        <w:t>数据节点时，在连接过程中，主要有三个动作：</w:t>
       </w:r>
     </w:p>
     <w:p>
@@ -5109,7 +5487,7 @@
         <w:pStyle w:val="aa"/>
         <w:numPr>
           <w:ilvl w:val="0"/>
-          <w:numId w:val="44"/>
+          <w:numId w:val="14"/>
         </w:numPr>
         <w:ind w:firstLineChars="0"/>
       </w:pPr>
@@ -5117,19 +5495,13 @@
         <w:rPr>
           <w:rFonts w:hint="eastAsia"/>
         </w:rPr>
-        <w:t>新消息结构的节点</w:t>
-      </w:r>
-      <w:r>
-        <w:rPr>
-          <w:rFonts w:hint="eastAsia"/>
-        </w:rPr>
-        <w:t>（或客户端）</w:t>
-      </w:r>
-      <w:r>
-        <w:rPr>
-          <w:rFonts w:hint="eastAsia"/>
-        </w:rPr>
-        <w:t>，能识别出通信的对端的版本是新还是老</w:t>
+        <w:t>建立通信链路</w:t>
+      </w:r>
+      <w:r>
+        <w:rPr>
+          <w:rFonts w:hint="eastAsia"/>
+        </w:rPr>
+        <w:t>；</w:t>
       </w:r>
     </w:p>
     <w:p>
@@ -5137,79 +5509,45 @@
         <w:pStyle w:val="aa"/>
         <w:numPr>
           <w:ilvl w:val="0"/>
-          <w:numId w:val="44"/>
+          <w:numId w:val="14"/>
         </w:numPr>
         <w:ind w:firstLineChars="0"/>
-        <w:rPr>
-          <w:rFonts w:hint="eastAsia"/>
-        </w:rPr>
-      </w:pPr>
-      <w:r>
-        <w:rPr>
-          <w:rFonts w:hint="eastAsia"/>
-        </w:rPr>
-        <w:t>新消息结构的节点（或客户端）</w:t>
-      </w:r>
-      <w:r>
-        <w:rPr>
-          <w:rFonts w:hint="eastAsia"/>
-        </w:rPr>
-        <w:t>，能根据通信对端的消息版本，调用对应的消息发送和应答接口，正确地进行消息处理。</w:t>
-      </w:r>
-    </w:p>
-    <w:p>
-      <w:pPr>
-        <w:pStyle w:val="4"/>
-        <w:rPr>
-          <w:rFonts w:hint="eastAsia"/>
-        </w:rPr>
-      </w:pPr>
-      <w:r>
-        <w:rPr>
-          <w:rFonts w:hint="eastAsia"/>
-        </w:rPr>
-        <w:t>兼容性涉及到的场景</w:t>
-      </w:r>
-    </w:p>
-    <w:p>
-      <w:pPr>
-        <w:ind w:left="0"/>
-      </w:pPr>
-      <w:r>
-        <w:tab/>
-      </w:r>
-      <w:r>
-        <w:rPr>
-          <w:rFonts w:hint="eastAsia"/>
-        </w:rPr>
-        <w:t>由于消息结构是底层通信的关键结构，只要涉及到通信的地方，都会涉及到本次消息变更的影响。由于</w:t>
-      </w:r>
-      <w:r>
-        <w:t xml:space="preserve"> sdb </w:t>
-      </w:r>
-      <w:r>
-        <w:rPr>
-          <w:rFonts w:hint="eastAsia"/>
-        </w:rPr>
-        <w:t>的节点存在多个通信平面，每个平面上可以有多个会话，</w:t>
-      </w:r>
-      <w:r>
-        <w:rPr>
-          <w:rFonts w:hint="eastAsia"/>
-        </w:rPr>
-        <w:t>一个节点可能和多个远端节点进行通信，而它们可能是不同的版本，因此，本节点需要维护每一个对端节点的版本信息，并使用对应版本的消息结构进行交互。</w:t>
-      </w:r>
-      <w:r>
-        <w:rPr>
-          <w:rFonts w:hint="eastAsia"/>
-        </w:rPr>
-        <w:t>由于一个具体的交互对象都对应一个会话，且对消息的收发和处理也都是在各会话中进行，因此在会话建立的时候，在会话层面来记录通信对端的版本信息。</w:t>
-      </w:r>
-      <w:r>
-        <w:rPr>
-          <w:rFonts w:hint="eastAsia"/>
-        </w:rPr>
-        <w:t>主要场景包括：</w:t>
+      </w:pPr>
+      <w:r>
+        <w:rPr>
+          <w:rFonts w:hint="eastAsia"/>
+        </w:rPr>
+        <w:t>向服务端发送</w:t>
+      </w:r>
+      <w:r>
+        <w:rPr>
+          <w:rFonts w:hint="eastAsia"/>
+        </w:rPr>
+        <w:t xml:space="preserve"> sys info </w:t>
+      </w:r>
+      <w:r>
+        <w:rPr>
+          <w:rFonts w:hint="eastAsia"/>
+        </w:rPr>
+        <w:t>消息</w:t>
+      </w:r>
+      <w:r>
+        <w:rPr>
+          <w:rFonts w:hint="eastAsia"/>
+        </w:rPr>
+        <w:t>并处理应答</w:t>
+      </w:r>
+      <w:r>
+        <w:rPr>
+          <w:rFonts w:hint="eastAsia"/>
+        </w:rPr>
+        <w:t>，这个消息比较特殊，它的请求与应答均</w:t>
+      </w:r>
+      <w:r>
+        <w:rPr>
+          <w:rFonts w:hint="eastAsia"/>
+        </w:rPr>
+        <w:t>不使用通用消息头；</w:t>
       </w:r>
     </w:p>
     <w:p>
@@ -5217,18 +5555,52 @@
         <w:pStyle w:val="aa"/>
         <w:numPr>
           <w:ilvl w:val="0"/>
-          <w:numId w:val="45"/>
+          <w:numId w:val="14"/>
         </w:numPr>
         <w:ind w:firstLineChars="0"/>
-        <w:rPr>
-          <w:rFonts w:hint="eastAsia"/>
-        </w:rPr>
-      </w:pPr>
-      <w:r>
-        <w:rPr>
-          <w:rFonts w:hint="eastAsia"/>
-        </w:rPr>
-        <w:t>客户端与协调节点</w:t>
+      </w:pPr>
+      <w:r>
+        <w:rPr>
+          <w:rFonts w:hint="eastAsia"/>
+        </w:rPr>
+        <w:t>向服务端发送鉴权消息并检查结果</w:t>
+      </w:r>
+      <w:r>
+        <w:rPr>
+          <w:rFonts w:hint="eastAsia"/>
+        </w:rPr>
+        <w:t>，这个消息涉及通用消息头及应答消息头</w:t>
+      </w:r>
+      <w:r>
+        <w:rPr>
+          <w:rFonts w:hint="eastAsia"/>
+        </w:rPr>
+        <w:t>。</w:t>
+      </w:r>
+    </w:p>
+    <w:p>
+      <w:r>
+        <w:rPr>
+          <w:rFonts w:hint="eastAsia"/>
+        </w:rPr>
+        <w:t>连不同的平面对应不同的会话类型。</w:t>
+      </w:r>
+      <w:r>
+        <w:rPr>
+          <w:rFonts w:hint="eastAsia"/>
+        </w:rPr>
+        <w:t>当驱动与所连节点消息版本不一致的时候，就会存在问题。</w:t>
+      </w:r>
+    </w:p>
+    <w:p>
+      <w:pPr>
+        <w:pStyle w:val="4"/>
+      </w:pPr>
+      <w:r>
+        <w:rPr>
+          <w:rFonts w:hint="eastAsia"/>
+        </w:rPr>
+        <w:t>协调节点与编目</w:t>
       </w:r>
       <w:r>
         <w:rPr>
@@ -5240,31 +5612,313 @@
         <w:rPr>
           <w:rFonts w:hint="eastAsia"/>
         </w:rPr>
-        <w:t>编目节点</w:t>
-      </w:r>
-      <w:r>
-        <w:rPr>
-          <w:rFonts w:hint="eastAsia"/>
-        </w:rPr>
-        <w:t>/</w:t>
-      </w:r>
-      <w:r>
-        <w:rPr>
-          <w:rFonts w:hint="eastAsia"/>
-        </w:rPr>
-        <w:t>数据节点</w:t>
-      </w:r>
-      <w:r>
-        <w:rPr>
-          <w:rFonts w:hint="eastAsia"/>
-        </w:rPr>
-        <w:t>/om</w:t>
-      </w:r>
-      <w:r>
-        <w:rPr>
-          <w:rFonts w:hint="eastAsia"/>
-        </w:rPr>
-        <w:t>节点之间的交互</w:t>
+        <w:t>数据</w:t>
+      </w:r>
+      <w:r>
+        <w:rPr>
+          <w:rFonts w:hint="eastAsia"/>
+        </w:rPr>
+        <w:t>节点之间</w:t>
+      </w:r>
+    </w:p>
+    <w:p>
+      <w:pPr>
+        <w:jc w:val="left"/>
+      </w:pPr>
+      <w:r>
+        <w:rPr>
+          <w:rFonts w:hint="eastAsia"/>
+        </w:rPr>
+        <w:t>在</w:t>
+      </w:r>
+      <w:r>
+        <w:rPr>
+          <w:rFonts w:hint="eastAsia"/>
+        </w:rPr>
+        <w:t>3.</w:t>
+      </w:r>
+      <w:r>
+        <w:t>0</w:t>
+      </w:r>
+      <w:r>
+        <w:rPr>
+          <w:rFonts w:hint="eastAsia"/>
+        </w:rPr>
+        <w:t>版本之前，协调节点</w:t>
+      </w:r>
+      <w:r>
+        <w:rPr>
+          <w:rFonts w:hint="eastAsia"/>
+        </w:rPr>
+        <w:t>在连接到其它</w:t>
+      </w:r>
+      <w:r>
+        <w:rPr>
+          <w:rFonts w:hint="eastAsia"/>
+        </w:rPr>
+        <w:t>节点时，</w:t>
+      </w:r>
+      <w:r>
+        <w:rPr>
+          <w:rFonts w:hint="eastAsia"/>
+        </w:rPr>
+        <w:t>向</w:t>
+      </w:r>
+      <w:r>
+        <w:rPr>
+          <w:rFonts w:hint="eastAsia"/>
+        </w:rPr>
+        <w:t>目标节点</w:t>
+      </w:r>
+      <w:r>
+        <w:rPr>
+          <w:rFonts w:hint="eastAsia"/>
+        </w:rPr>
+        <w:t>发送的第一个消息是</w:t>
+      </w:r>
+      <w:r>
+        <w:rPr>
+          <w:rFonts w:hint="eastAsia"/>
+        </w:rPr>
+        <w:t xml:space="preserve"> </w:t>
+      </w:r>
+      <w:r>
+        <w:t>MSG_COM_SESSION_INIT_REQ</w:t>
+      </w:r>
+      <w:r>
+        <w:rPr>
+          <w:rFonts w:hint="eastAsia"/>
+        </w:rPr>
+        <w:t>，</w:t>
+      </w:r>
+      <w:r>
+        <w:rPr>
+          <w:rFonts w:hint="eastAsia"/>
+        </w:rPr>
+        <w:t>3.</w:t>
+      </w:r>
+      <w:r>
+        <w:t>0</w:t>
+      </w:r>
+      <w:r>
+        <w:rPr>
+          <w:rFonts w:hint="eastAsia"/>
+        </w:rPr>
+        <w:t>之后的版本则是</w:t>
+      </w:r>
+      <w:r>
+        <w:rPr>
+          <w:rFonts w:hint="eastAsia"/>
+        </w:rPr>
+        <w:t xml:space="preserve"> MSG_PACKET</w:t>
+      </w:r>
+      <w:r>
+        <w:rPr>
+          <w:rFonts w:hint="eastAsia"/>
+        </w:rPr>
+        <w:t>。</w:t>
+      </w:r>
+      <w:r>
+        <w:rPr>
+          <w:rFonts w:hint="eastAsia"/>
+        </w:rPr>
+        <w:t>M</w:t>
+      </w:r>
+      <w:r>
+        <w:t xml:space="preserve">SG_PACKET </w:t>
+      </w:r>
+      <w:r>
+        <w:rPr>
+          <w:rFonts w:hint="eastAsia"/>
+        </w:rPr>
+        <w:t>是将多个消息进行了打包，然后在一个消息中发送，其中第一个消息仍然是</w:t>
+      </w:r>
+      <w:r>
+        <w:rPr>
+          <w:rFonts w:hint="eastAsia"/>
+        </w:rPr>
+        <w:t xml:space="preserve"> MSG_COM_SESSION_INIT_REQ</w:t>
+      </w:r>
+      <w:r>
+        <w:rPr>
+          <w:rFonts w:hint="eastAsia"/>
+        </w:rPr>
+        <w:t>。</w:t>
+      </w:r>
+      <w:r>
+        <w:rPr>
+          <w:rFonts w:hint="eastAsia"/>
+        </w:rPr>
+        <w:t>因此，需要在解析</w:t>
+      </w:r>
+      <w:r>
+        <w:rPr>
+          <w:rFonts w:hint="eastAsia"/>
+        </w:rPr>
+        <w:t xml:space="preserve"> init session </w:t>
+      </w:r>
+      <w:r>
+        <w:rPr>
+          <w:rFonts w:hint="eastAsia"/>
+        </w:rPr>
+        <w:t>这个消息的时候来判断协调节点版本号。</w:t>
+      </w:r>
+    </w:p>
+    <w:p>
+      <w:pPr>
+        <w:jc w:val="left"/>
+      </w:pPr>
+      <w:r>
+        <w:rPr>
+          <w:rFonts w:hint="eastAsia"/>
+        </w:rPr>
+        <w:t>协调节点与数据节点都是多线程的，它们之间的每个会话都有独立结构，因此，每一个会话都可以独立标识版本信息。</w:t>
+      </w:r>
+    </w:p>
+    <w:p>
+      <w:pPr>
+        <w:jc w:val="left"/>
+        <w:rPr>
+          <w:rFonts w:hint="eastAsia"/>
+        </w:rPr>
+      </w:pPr>
+      <w:r>
+        <w:rPr>
+          <w:rFonts w:hint="eastAsia"/>
+        </w:rPr>
+        <w:t>但编目节点上是单线程的，可能有多个不同版本的节点向它发送信息。在编目节点上，是串行处理这些请求的，因此，编目节点上需要验证每一个消息的消息升级位，来确定当前的消息来自哪个版本的节点。</w:t>
+      </w:r>
+      <w:r>
+        <w:rPr>
+          <w:rFonts w:hint="eastAsia"/>
+        </w:rPr>
+        <w:t>在</w:t>
+      </w:r>
+      <w:r>
+        <w:rPr>
+          <w:rFonts w:hint="eastAsia"/>
+        </w:rPr>
+        <w:t xml:space="preserve"> catMainController </w:t>
+      </w:r>
+      <w:r>
+        <w:rPr>
+          <w:rFonts w:hint="eastAsia"/>
+        </w:rPr>
+        <w:t>类中处理。</w:t>
+      </w:r>
+    </w:p>
+    <w:p>
+      <w:pPr>
+        <w:pStyle w:val="4"/>
+      </w:pPr>
+      <w:r>
+        <w:rPr>
+          <w:rFonts w:hint="eastAsia"/>
+        </w:rPr>
+        <w:lastRenderedPageBreak/>
+        <w:t>复制</w:t>
+      </w:r>
+      <w:r>
+        <w:rPr>
+          <w:rFonts w:hint="eastAsia"/>
+        </w:rPr>
+        <w:t>组内</w:t>
+      </w:r>
+      <w:r>
+        <w:rPr>
+          <w:rFonts w:hint="eastAsia"/>
+        </w:rPr>
+        <w:t>节点之间</w:t>
+      </w:r>
+    </w:p>
+    <w:p>
+      <w:r>
+        <w:rPr>
+          <w:rFonts w:hint="eastAsia"/>
+        </w:rPr>
+        <w:t>复制组内节点之间的第一个消息是</w:t>
+      </w:r>
+      <w:r>
+        <w:rPr>
+          <w:rFonts w:hint="eastAsia"/>
+        </w:rPr>
+        <w:t>心跳消息</w:t>
+      </w:r>
+      <w:r>
+        <w:rPr>
+          <w:rFonts w:hint="eastAsia"/>
+        </w:rPr>
+        <w:t>。</w:t>
+      </w:r>
+      <w:r>
+        <w:rPr>
+          <w:rFonts w:hint="eastAsia"/>
+        </w:rPr>
+        <w:t>在向编目注册之后，查询到复制组内节点信息后，就彼此发送心跳信息。</w:t>
+      </w:r>
+      <w:r>
+        <w:rPr>
+          <w:rFonts w:hint="eastAsia"/>
+        </w:rPr>
+        <w:t>当发送心跳消息的两个节点上消息版本不一致时，在解析心跳消息的时候，就会出错</w:t>
+      </w:r>
+      <w:r>
+        <w:rPr>
+          <w:rFonts w:hint="eastAsia"/>
+        </w:rPr>
+        <w:t>（</w:t>
+      </w:r>
+      <w:r>
+        <w:rPr>
+          <w:rFonts w:hint="eastAsia"/>
+        </w:rPr>
+        <w:t>_clsReplicateSet::_handleSharingBeat</w:t>
+      </w:r>
+      <w:r>
+        <w:rPr>
+          <w:rFonts w:hint="eastAsia"/>
+        </w:rPr>
+        <w:t>）</w:t>
+      </w:r>
+      <w:r>
+        <w:rPr>
+          <w:rFonts w:hint="eastAsia"/>
+        </w:rPr>
+        <w:t>。</w:t>
+      </w:r>
+    </w:p>
+    <w:p>
+      <w:pPr>
+        <w:pStyle w:val="4"/>
+      </w:pPr>
+      <w:r>
+        <w:rPr>
+          <w:rFonts w:hint="eastAsia"/>
+        </w:rPr>
+        <w:t>兼容性</w:t>
+      </w:r>
+      <w:r>
+        <w:rPr>
+          <w:rFonts w:hint="eastAsia"/>
+        </w:rPr>
+        <w:t>设计</w:t>
+      </w:r>
+    </w:p>
+    <w:p>
+      <w:r>
+        <w:tab/>
+      </w:r>
+      <w:r>
+        <w:rPr>
+          <w:rFonts w:hint="eastAsia"/>
+        </w:rPr>
+        <w:t>消息兼容性要解决的</w:t>
+      </w:r>
+      <w:r>
+        <w:rPr>
+          <w:rFonts w:hint="eastAsia"/>
+        </w:rPr>
+        <w:t>两个问题是：</w:t>
       </w:r>
     </w:p>
     <w:p>
@@ -5272,18 +5926,15 @@
         <w:pStyle w:val="aa"/>
         <w:numPr>
           <w:ilvl w:val="0"/>
-          <w:numId w:val="45"/>
+          <w:numId w:val="8"/>
         </w:numPr>
         <w:ind w:firstLineChars="0"/>
-        <w:rPr>
-          <w:rFonts w:hint="eastAsia"/>
-        </w:rPr>
-      </w:pPr>
-      <w:r>
-        <w:rPr>
-          <w:rFonts w:hint="eastAsia"/>
-        </w:rPr>
-        <w:t>服务端不同角色节点间的交互</w:t>
+      </w:pPr>
+      <w:r>
+        <w:rPr>
+          <w:rFonts w:hint="eastAsia"/>
+        </w:rPr>
+        <w:t>确认通信双方的消息版本是否一致</w:t>
       </w:r>
     </w:p>
     <w:p>
@@ -5291,68 +5942,68 @@
         <w:pStyle w:val="aa"/>
         <w:numPr>
           <w:ilvl w:val="0"/>
-          <w:numId w:val="45"/>
+          <w:numId w:val="8"/>
         </w:numPr>
         <w:ind w:firstLineChars="0"/>
-        <w:rPr>
-          <w:rFonts w:hint="eastAsia"/>
-        </w:rPr>
-      </w:pPr>
-      <w:r>
-        <w:rPr>
-          <w:rFonts w:hint="eastAsia"/>
-        </w:rPr>
-        <w:t>分区组内主从节点之间的交互</w:t>
-      </w:r>
-    </w:p>
-    <w:p>
-      <w:pPr>
-        <w:ind w:left="0"/>
-      </w:pPr>
-    </w:p>
-    <w:p>
-      <w:pPr>
-        <w:pStyle w:val="5"/>
-      </w:pPr>
-      <w:r>
-        <w:rPr>
-          <w:rFonts w:hint="eastAsia"/>
-        </w:rPr>
-        <w:t>消息发送端处理</w:t>
-      </w:r>
-    </w:p>
-    <w:p>
-      <w:pPr>
-        <w:ind w:left="360"/>
-      </w:pPr>
-      <w:r>
-        <w:rPr>
-          <w:rFonts w:hint="eastAsia"/>
-        </w:rPr>
-        <w:t>由于老版本的通信对象中，不包含任何的兼容处理，因此，消息发送端的兼容原则是：</w:t>
-      </w:r>
-    </w:p>
-    <w:p>
-      <w:pPr>
-        <w:ind w:left="360"/>
-      </w:pPr>
-      <w:r>
-        <w:rPr>
-          <w:rFonts w:hint="eastAsia"/>
-        </w:rPr>
-        <w:t>新版本的对象在向老版本对象发送消息时，需要按照老版本格式</w:t>
-      </w:r>
-      <w:r>
-        <w:rPr>
-          <w:rFonts w:hint="eastAsia"/>
-        </w:rPr>
-        <w:t>发送</w:t>
-      </w:r>
-      <w:r>
-        <w:rPr>
-          <w:rFonts w:hint="eastAsia"/>
-        </w:rPr>
-        <w:t>，保证老版本的对象能获得与之前一致的消息，从而能正常处理</w:t>
+      </w:pPr>
+      <w:r>
+        <w:rPr>
+          <w:rFonts w:hint="eastAsia"/>
+        </w:rPr>
+        <w:t>在不一致的情况下进行兼容处理</w:t>
+      </w:r>
+    </w:p>
+    <w:p>
+      <w:r>
+        <w:tab/>
+      </w:r>
+      <w:r>
+        <w:rPr>
+          <w:rFonts w:hint="eastAsia"/>
+        </w:rPr>
+        <w:t>对于问题</w:t>
+      </w:r>
+      <w:r>
+        <w:rPr>
+          <w:rFonts w:hint="eastAsia"/>
+        </w:rPr>
+        <w:t>1</w:t>
+      </w:r>
+      <w:r>
+        <w:rPr>
+          <w:rFonts w:hint="eastAsia"/>
+        </w:rPr>
+        <w:t>，由于在通信之前双方无法确认对方的消息版本号，基本处理思路</w:t>
+      </w:r>
+      <w:r>
+        <w:rPr>
+          <w:rFonts w:hint="eastAsia"/>
+        </w:rPr>
+        <w:t>是在交互双方第一次</w:t>
+      </w:r>
+      <w:r>
+        <w:rPr>
+          <w:rFonts w:hint="eastAsia"/>
+        </w:rPr>
+        <w:t>消息交互时确定版本号</w:t>
+      </w:r>
+      <w:r>
+        <w:rPr>
+          <w:rFonts w:hint="eastAsia"/>
+        </w:rPr>
+        <w:t>（</w:t>
+      </w:r>
+      <w:r>
+        <w:rPr>
+          <w:rFonts w:hint="eastAsia"/>
+        </w:rPr>
+        <w:t xml:space="preserve">sys info </w:t>
+      </w:r>
+      <w:r>
+        <w:rPr>
+          <w:rFonts w:hint="eastAsia"/>
+        </w:rPr>
+        <w:t>消息除外，第一个使用通用消息头的）</w:t>
       </w:r>
       <w:r>
         <w:rPr>
@@ -5360,42 +6011,23 @@
         </w:rPr>
         <w:t>。</w:t>
       </w:r>
-    </w:p>
-    <w:p>
-      <w:pPr>
-        <w:ind w:left="360"/>
-        <w:rPr>
-          <w:rFonts w:hint="eastAsia"/>
-        </w:rPr>
-      </w:pPr>
-    </w:p>
-    <w:p>
-      <w:pPr>
-        <w:ind w:left="360"/>
-      </w:pPr>
-      <w:r>
-        <w:rPr>
-          <w:rFonts w:hint="eastAsia"/>
-        </w:rPr>
-        <w:t>新版本的消息发送端，</w:t>
-      </w:r>
-      <w:r>
-        <w:rPr>
-          <w:rFonts w:hint="eastAsia"/>
-        </w:rPr>
-        <w:t>在向对端发送第一个消息时，</w:t>
-      </w:r>
-      <w:r>
-        <w:rPr>
-          <w:rFonts w:hint="eastAsia"/>
-        </w:rPr>
-        <w:t>使用新的消息头进行消息发送</w:t>
-      </w:r>
-      <w:r>
-        <w:rPr>
-          <w:rFonts w:hint="eastAsia"/>
-        </w:rPr>
-        <w:t>。当收到无法识别的错误后，本地记录下对象为老版本，后续所有的消息发送，均按老版本的消息结构发送。具体处理是：</w:t>
+      <w:r>
+        <w:rPr>
+          <w:rFonts w:hint="eastAsia"/>
+        </w:rPr>
+        <w:t>由于老版本机制</w:t>
+      </w:r>
+      <w:r>
+        <w:rPr>
+          <w:rFonts w:hint="eastAsia"/>
+        </w:rPr>
+        <w:t>无法变更，因此，始终是新版本尝试识别对端版本号，并切换到与其一致的通信模式。因此，新版本需要</w:t>
+      </w:r>
+      <w:r>
+        <w:rPr>
+          <w:rFonts w:hint="eastAsia"/>
+        </w:rPr>
+        <w:t>提供新老版本两种消息的处理能力，即：</w:t>
       </w:r>
     </w:p>
     <w:p>
@@ -5403,7 +6035,7 @@
         <w:pStyle w:val="aa"/>
         <w:numPr>
           <w:ilvl w:val="0"/>
-          <w:numId w:val="46"/>
+          <w:numId w:val="17"/>
         </w:numPr>
         <w:ind w:firstLineChars="0"/>
       </w:pPr>
@@ -5411,31 +6043,7 @@
         <w:rPr>
           <w:rFonts w:hint="eastAsia"/>
         </w:rPr>
-        <w:t>修改消息头中消息的长度，去掉此次新增的</w:t>
-      </w:r>
-      <w:r>
-        <w:rPr>
-          <w:rFonts w:hint="eastAsia"/>
-        </w:rPr>
-        <w:t xml:space="preserve">2 </w:t>
-      </w:r>
-      <w:r>
-        <w:rPr>
-          <w:rFonts w:hint="eastAsia"/>
-        </w:rPr>
-        <w:t>个字段的长度，共</w:t>
-      </w:r>
-      <w:r>
-        <w:rPr>
-          <w:rFonts w:hint="eastAsia"/>
-        </w:rPr>
-        <w:t xml:space="preserve"> 4 </w:t>
-      </w:r>
-      <w:r>
-        <w:rPr>
-          <w:rFonts w:hint="eastAsia"/>
-        </w:rPr>
-        <w:t>个字节</w:t>
+        <w:t>如果通信对端是新版本，则按新版本消息结构进行消息收发</w:t>
       </w:r>
     </w:p>
     <w:p>
@@ -5443,7 +6051,7 @@
         <w:pStyle w:val="aa"/>
         <w:numPr>
           <w:ilvl w:val="0"/>
-          <w:numId w:val="46"/>
+          <w:numId w:val="17"/>
         </w:numPr>
         <w:ind w:firstLineChars="0"/>
       </w:pPr>
@@ -5451,13 +6059,239 @@
         <w:rPr>
           <w:rFonts w:hint="eastAsia"/>
         </w:rPr>
-        <w:t>将消息分两段发送，先发送消息头，发送长度不包含新增字段，再跳过新增字段，发送消息体。</w:t>
-      </w:r>
-      <w:r>
-        <w:rPr>
-          <w:rFonts w:hint="eastAsia"/>
-        </w:rPr>
-        <w:t>如下图所示，消息头中，虚线部分的内容忽略。</w:t>
+        <w:t>如果对端是老版本，则在发送消息时，需要按老版本发送；接收消息时，则需要转换成新消息结构</w:t>
+      </w:r>
+      <w:r>
+        <w:rPr>
+          <w:rFonts w:hint="eastAsia"/>
+        </w:rPr>
+        <w:t>。</w:t>
+      </w:r>
+    </w:p>
+    <w:p>
+      <w:pPr>
+        <w:pStyle w:val="aa"/>
+        <w:numPr>
+          <w:ilvl w:val="0"/>
+          <w:numId w:val="17"/>
+        </w:numPr>
+        <w:ind w:firstLineChars="0"/>
+      </w:pPr>
+      <w:r>
+        <w:rPr>
+          <w:rFonts w:hint="eastAsia"/>
+        </w:rPr>
+        <w:t>尽量在消息收发的地方</w:t>
+      </w:r>
+      <w:r>
+        <w:rPr>
+          <w:rFonts w:hint="eastAsia"/>
+        </w:rPr>
+        <w:t>统一进行转换处理，而各消息处理流程只按当前版本消息结构处理即可。</w:t>
+      </w:r>
+    </w:p>
+    <w:p>
+      <w:pPr>
+        <w:rPr>
+          <w:rFonts w:hint="eastAsia"/>
+        </w:rPr>
+      </w:pPr>
+    </w:p>
+    <w:p>
+      <w:r>
+        <w:rPr>
+          <w:rFonts w:hint="eastAsia"/>
+        </w:rPr>
+        <w:t>新版本节点在识别对端节点时，有两种场景：</w:t>
+      </w:r>
+    </w:p>
+    <w:p>
+      <w:pPr>
+        <w:pStyle w:val="aa"/>
+        <w:numPr>
+          <w:ilvl w:val="0"/>
+          <w:numId w:val="15"/>
+        </w:numPr>
+        <w:ind w:firstLineChars="0"/>
+      </w:pPr>
+      <w:r>
+        <w:rPr>
+          <w:rFonts w:hint="eastAsia"/>
+        </w:rPr>
+        <w:t>先接收到对端消息，可通过判断消息中码的第二个</w:t>
+      </w:r>
+      <w:r>
+        <w:rPr>
+          <w:rFonts w:hint="eastAsia"/>
+        </w:rPr>
+        <w:t xml:space="preserve"> bit </w:t>
+      </w:r>
+      <w:r>
+        <w:rPr>
+          <w:rFonts w:hint="eastAsia"/>
+        </w:rPr>
+        <w:t>位来确定对端是否为新版本</w:t>
+      </w:r>
+    </w:p>
+    <w:p>
+      <w:pPr>
+        <w:pStyle w:val="aa"/>
+        <w:numPr>
+          <w:ilvl w:val="0"/>
+          <w:numId w:val="15"/>
+        </w:numPr>
+        <w:ind w:firstLineChars="0"/>
+      </w:pPr>
+      <w:r>
+        <w:rPr>
+          <w:rFonts w:hint="eastAsia"/>
+        </w:rPr>
+        <w:t>先向对端发送消息（使用新的消息头），在解析应答消息时，先判断应答消息中的消息码的第二个</w:t>
+      </w:r>
+      <w:r>
+        <w:rPr>
+          <w:rFonts w:hint="eastAsia"/>
+        </w:rPr>
+        <w:t xml:space="preserve"> bit </w:t>
+      </w:r>
+      <w:r>
+        <w:rPr>
+          <w:rFonts w:hint="eastAsia"/>
+        </w:rPr>
+        <w:t>位，如果是</w:t>
+      </w:r>
+      <w:r>
+        <w:rPr>
+          <w:rFonts w:hint="eastAsia"/>
+        </w:rPr>
+        <w:t xml:space="preserve"> 1</w:t>
+      </w:r>
+      <w:r>
+        <w:rPr>
+          <w:rFonts w:hint="eastAsia"/>
+        </w:rPr>
+        <w:t>，</w:t>
+      </w:r>
+      <w:r>
+        <w:rPr>
+          <w:rFonts w:hint="eastAsia"/>
+        </w:rPr>
+        <w:t>则是新版本，如果是</w:t>
+      </w:r>
+      <w:r>
+        <w:rPr>
+          <w:rFonts w:hint="eastAsia"/>
+        </w:rPr>
+        <w:t>0</w:t>
+      </w:r>
+      <w:r>
+        <w:rPr>
+          <w:rFonts w:hint="eastAsia"/>
+        </w:rPr>
+        <w:t>，则是老版本。</w:t>
+      </w:r>
+    </w:p>
+    <w:p>
+      <w:pPr>
+        <w:pStyle w:val="aa"/>
+        <w:ind w:left="1077" w:firstLineChars="0" w:firstLine="0"/>
+      </w:pPr>
+    </w:p>
+    <w:p>
+      <w:pPr>
+        <w:pStyle w:val="5"/>
+      </w:pPr>
+      <w:r>
+        <w:rPr>
+          <w:rFonts w:hint="eastAsia"/>
+        </w:rPr>
+        <w:t>消息发送端处理</w:t>
+      </w:r>
+    </w:p>
+    <w:p>
+      <w:pPr>
+        <w:ind w:left="360"/>
+      </w:pPr>
+      <w:r>
+        <w:rPr>
+          <w:rFonts w:hint="eastAsia"/>
+        </w:rPr>
+        <w:t>消息发送的基本处理流程是：构造好待发送消息后，调用相关的发送接口，按消息头中的长度将消息发出去。</w:t>
+      </w:r>
+    </w:p>
+    <w:p>
+      <w:pPr>
+        <w:ind w:left="360"/>
+      </w:pPr>
+      <w:r>
+        <w:rPr>
+          <w:rFonts w:hint="eastAsia"/>
+        </w:rPr>
+        <w:t>当新版本作为消息发送方向老版本发送消息时，则需要按老版本的结构发送，也就要从消息中过滤掉消息结构变更增加的内容</w:t>
+      </w:r>
+      <w:r>
+        <w:rPr>
+          <w:rFonts w:hint="eastAsia"/>
+        </w:rPr>
+        <w:t>，包括通用消息头中的版本号及标志位，以及应答消息头中的返回掩码及预留位。</w:t>
+      </w:r>
+      <w:r>
+        <w:rPr>
+          <w:rFonts w:hint="eastAsia"/>
+        </w:rPr>
+        <w:t>对于老版本的请求，将不生成应答消息体中的新增内容，因此消息体不用过滤。</w:t>
+      </w:r>
+    </w:p>
+    <w:p>
+      <w:r>
+        <w:rPr>
+          <w:rFonts w:hint="eastAsia"/>
+        </w:rPr>
+        <w:t>具体</w:t>
+      </w:r>
+      <w:r>
+        <w:rPr>
+          <w:rFonts w:hint="eastAsia"/>
+        </w:rPr>
+        <w:t>发送流程是</w:t>
+      </w:r>
+      <w:r>
+        <w:rPr>
+          <w:rFonts w:hint="eastAsia"/>
+        </w:rPr>
+        <w:t>：</w:t>
+      </w:r>
+    </w:p>
+    <w:p>
+      <w:pPr>
+        <w:pStyle w:val="aa"/>
+        <w:numPr>
+          <w:ilvl w:val="0"/>
+          <w:numId w:val="11"/>
+        </w:numPr>
+        <w:ind w:firstLineChars="0"/>
+      </w:pPr>
+      <w:r>
+        <w:rPr>
+          <w:rFonts w:hint="eastAsia"/>
+        </w:rPr>
+        <w:t>重新计算发送的消息长度，修改消息头中的长度字段</w:t>
+      </w:r>
+    </w:p>
+    <w:p>
+      <w:pPr>
+        <w:pStyle w:val="aa"/>
+        <w:numPr>
+          <w:ilvl w:val="0"/>
+          <w:numId w:val="11"/>
+        </w:numPr>
+        <w:ind w:firstLineChars="0"/>
+      </w:pPr>
+      <w:r>
+        <w:rPr>
+          <w:rFonts w:hint="eastAsia"/>
+        </w:rPr>
+        <w:t>将消息分两段发送，先发送消息头，发送长度不包含新增字段，再跳过新增字段，发送消息体。如下图所示，消息头中，虚线部分的内容忽略。</w:t>
       </w:r>
     </w:p>
     <w:p>
@@ -5465,17 +6299,15 @@
         <w:pStyle w:val="aa"/>
         <w:ind w:left="720" w:firstLineChars="0" w:firstLine="0"/>
         <w:jc w:val="center"/>
-        <w:rPr>
-          <w:rFonts w:hint="eastAsia"/>
-        </w:rPr>
       </w:pPr>
       <w:r>
         <w:rPr>
           <w:rFonts w:hint="eastAsia"/>
           <w:noProof/>
         </w:rPr>
+        <w:lastRenderedPageBreak/>
         <w:drawing>
-          <wp:inline distT="0" distB="0" distL="0" distR="0" wp14:anchorId="692AC592" wp14:editId="53AC5ADC">
+          <wp:inline distT="0" distB="0" distL="0" distR="0" wp14:anchorId="46969AF2" wp14:editId="1AC31334">
             <wp:extent cx="3224150" cy="966279"/>
             <wp:effectExtent l="0" t="0" r="0" b="0"/>
             <wp:docPr id="8" name="图片 8"/>
@@ -5521,9 +6353,79 @@
       <w:pPr>
         <w:pStyle w:val="aa"/>
         <w:ind w:left="720" w:firstLineChars="0" w:firstLine="0"/>
-        <w:rPr>
-          <w:rFonts w:hint="eastAsia"/>
-        </w:rPr>
+        <w:jc w:val="left"/>
+      </w:pPr>
+      <w:r>
+        <w:rPr>
+          <w:rFonts w:hint="eastAsia"/>
+        </w:rPr>
+        <w:t>在各异步会话中，发送是在各异步会话中调用相关发送接口来处理的，因此，需要在各会话中单独处理消息</w:t>
+      </w:r>
+      <w:r>
+        <w:rPr>
+          <w:rFonts w:hint="eastAsia"/>
+        </w:rPr>
+        <w:t>发送，或者在</w:t>
+      </w:r>
+      <w:r>
+        <w:rPr>
+          <w:rFonts w:hint="eastAsia"/>
+        </w:rPr>
+        <w:t xml:space="preserve"> </w:t>
+      </w:r>
+      <w:r>
+        <w:t xml:space="preserve">_netFrame </w:t>
+      </w:r>
+      <w:r>
+        <w:rPr>
+          <w:rFonts w:hint="eastAsia"/>
+        </w:rPr>
+        <w:t>及</w:t>
+      </w:r>
+      <w:r>
+        <w:rPr>
+          <w:rFonts w:hint="eastAsia"/>
+        </w:rPr>
+        <w:t xml:space="preserve"> _netRouteAgent</w:t>
+      </w:r>
+      <w:r>
+        <w:rPr>
+          <w:rFonts w:hint="eastAsia"/>
+        </w:rPr>
+        <w:t xml:space="preserve"> </w:t>
+      </w:r>
+      <w:r>
+        <w:rPr>
+          <w:rFonts w:hint="eastAsia"/>
+        </w:rPr>
+        <w:t>中提供新接口，会话中记录对端版本，在会话中根据版本调用</w:t>
+      </w:r>
+      <w:r>
+        <w:rPr>
+          <w:rFonts w:hint="eastAsia"/>
+        </w:rPr>
+        <w:t>不同的接口发送，消息转换在</w:t>
+      </w:r>
+      <w:r>
+        <w:rPr>
+          <w:rFonts w:hint="eastAsia"/>
+        </w:rPr>
+        <w:t xml:space="preserve"> </w:t>
+      </w:r>
+      <w:r>
+        <w:t xml:space="preserve">_netFrame </w:t>
+      </w:r>
+      <w:r>
+        <w:rPr>
+          <w:rFonts w:hint="eastAsia"/>
+        </w:rPr>
+        <w:t>中处理。</w:t>
+      </w:r>
+    </w:p>
+    <w:p>
+      <w:pPr>
+        <w:pStyle w:val="aa"/>
+        <w:ind w:left="720" w:firstLineChars="0" w:firstLine="0"/>
       </w:pPr>
     </w:p>
     <w:p>
@@ -5541,9 +6443,6 @@
       </w:r>
     </w:p>
     <w:p>
-      <w:pPr>
-        <w:ind w:left="0"/>
-      </w:pPr>
       <w:r>
         <w:tab/>
       </w:r>
@@ -5551,79 +6450,117 @@
         <w:rPr>
           <w:rFonts w:hint="eastAsia"/>
         </w:rPr>
-        <w:t>新版消息接收端，需要能同时处理新老两种版本的消息</w:t>
-      </w:r>
-      <w:r>
-        <w:rPr>
-          <w:rFonts w:hint="eastAsia"/>
-        </w:rPr>
-        <w:t>，难点在于处理老版本发来的消息</w:t>
-      </w:r>
-      <w:r>
-        <w:rPr>
-          <w:rFonts w:hint="eastAsia"/>
-        </w:rPr>
-        <w:t>。</w:t>
-      </w:r>
-      <w:r>
-        <w:rPr>
-          <w:rFonts w:hint="eastAsia"/>
-        </w:rPr>
-        <w:t>为了保证在消息解析部分按统一的新结构来解析，而不用同时保留两套结构，则</w:t>
-      </w:r>
-      <w:r>
-        <w:rPr>
-          <w:rFonts w:hint="eastAsia"/>
-        </w:rPr>
-        <w:t>需要保证会话收到的消息是新结构的</w:t>
-      </w:r>
-      <w:r>
-        <w:rPr>
-          <w:rFonts w:hint="eastAsia"/>
-        </w:rPr>
-        <w:t>。因此，在消息向会话分发的部分，</w:t>
-      </w:r>
-      <w:r>
-        <w:rPr>
-          <w:rFonts w:hint="eastAsia"/>
-        </w:rPr>
-        <w:t>需要对消息结构进行补齐</w:t>
-      </w:r>
-      <w:r>
-        <w:rPr>
-          <w:rFonts w:hint="eastAsia"/>
-        </w:rPr>
-        <w:t>，添加上新版本相对于老版本新增的字段，即通用消息头中的部分</w:t>
-      </w:r>
-      <w:r>
-        <w:rPr>
-          <w:rFonts w:hint="eastAsia"/>
-        </w:rPr>
-        <w:t>，如下图所示</w:t>
-      </w:r>
-      <w:r>
-        <w:rPr>
-          <w:rFonts w:hint="eastAsia"/>
-        </w:rPr>
-        <w:t>。</w:t>
+        <w:t>异步消息框架的消息接收在</w:t>
+      </w:r>
+      <w:r>
+        <w:rPr>
+          <w:rFonts w:hint="eastAsia"/>
+        </w:rPr>
+        <w:t xml:space="preserve"> _netEventHandler::asyncRead() </w:t>
+      </w:r>
+      <w:r>
+        <w:rPr>
+          <w:rFonts w:hint="eastAsia"/>
+        </w:rPr>
+        <w:t>中，</w:t>
+      </w:r>
+      <w:r>
+        <w:rPr>
+          <w:rFonts w:hint="eastAsia"/>
+        </w:rPr>
+        <w:t>新版消息接收端在接收消息头后，识别其中的消息升级位，如果为</w:t>
+      </w:r>
+      <w:r>
+        <w:rPr>
+          <w:rFonts w:hint="eastAsia"/>
+        </w:rPr>
+        <w:t>1</w:t>
+      </w:r>
+      <w:r>
+        <w:rPr>
+          <w:rFonts w:hint="eastAsia"/>
+        </w:rPr>
+        <w:t>，则按现在机制正常接收；如果为</w:t>
+      </w:r>
+      <w:r>
+        <w:rPr>
+          <w:rFonts w:hint="eastAsia"/>
+        </w:rPr>
+        <w:t xml:space="preserve"> 0</w:t>
+      </w:r>
+      <w:r>
+        <w:rPr>
+          <w:rFonts w:hint="eastAsia"/>
+        </w:rPr>
+        <w:t>，则需要按扩展后的结构计算大小，分配内存，将接收到的消息头拷贝到消息缓存中，并：</w:t>
+      </w:r>
+    </w:p>
+    <w:p>
+      <w:pPr>
+        <w:pStyle w:val="aa"/>
+        <w:numPr>
+          <w:ilvl w:val="0"/>
+          <w:numId w:val="19"/>
+        </w:numPr>
+        <w:ind w:firstLineChars="0"/>
+      </w:pPr>
+      <w:r>
+        <w:rPr>
+          <w:rFonts w:hint="eastAsia"/>
+        </w:rPr>
+        <w:t>修改消息头中消息长度</w:t>
+      </w:r>
+    </w:p>
+    <w:p>
+      <w:pPr>
+        <w:pStyle w:val="aa"/>
+        <w:numPr>
+          <w:ilvl w:val="0"/>
+          <w:numId w:val="19"/>
+        </w:numPr>
+        <w:ind w:firstLineChars="0"/>
+        <w:rPr>
+          <w:rFonts w:hint="eastAsia"/>
+        </w:rPr>
+      </w:pPr>
+      <w:r>
+        <w:rPr>
+          <w:rFonts w:hint="eastAsia"/>
+        </w:rPr>
+        <w:t>在消息头后扩展出新增加了字段空间</w:t>
+      </w:r>
+    </w:p>
+    <w:p>
+      <w:pPr>
+        <w:pStyle w:val="aa"/>
+        <w:numPr>
+          <w:ilvl w:val="0"/>
+          <w:numId w:val="19"/>
+        </w:numPr>
+        <w:ind w:firstLineChars="0"/>
+        <w:rPr>
+          <w:rFonts w:hint="eastAsia"/>
+        </w:rPr>
+      </w:pPr>
+      <w:r>
+        <w:rPr>
+          <w:rFonts w:hint="eastAsia"/>
+        </w:rPr>
+        <w:t>接收消息体</w:t>
       </w:r>
     </w:p>
     <w:p>
       <w:pPr>
         <w:ind w:left="0"/>
         <w:jc w:val="center"/>
-        <w:rPr>
-          <w:rFonts w:hint="eastAsia"/>
-        </w:rPr>
       </w:pPr>
       <w:r>
         <w:rPr>
           <w:rFonts w:hint="eastAsia"/>
           <w:noProof/>
         </w:rPr>
-        <w:lastRenderedPageBreak/>
         <w:drawing>
-          <wp:inline distT="0" distB="0" distL="0" distR="0" wp14:anchorId="4A9FB098" wp14:editId="334993E5">
+          <wp:inline distT="0" distB="0" distL="0" distR="0" wp14:anchorId="48C46AD6" wp14:editId="32436F61">
             <wp:extent cx="2624447" cy="1511839"/>
             <wp:effectExtent l="0" t="0" r="0" b="0"/>
             <wp:docPr id="9" name="图片 9"/>
@@ -5668,9 +6605,7 @@
     <w:p>
       <w:pPr>
         <w:ind w:left="0"/>
-        <w:rPr>
-          <w:rFonts w:hint="eastAsia"/>
-        </w:rPr>
+        <w:jc w:val="left"/>
       </w:pPr>
       <w:r>
         <w:tab/>
@@ -5679,49 +6614,146 @@
         <w:rPr>
           <w:rFonts w:hint="eastAsia"/>
         </w:rPr>
-        <w:t>不同的会话类型，具体的修改点存在差异。</w:t>
-      </w:r>
-      <w:r>
-        <w:rPr>
-          <w:rFonts w:hint="eastAsia"/>
-        </w:rPr>
-        <w:t>如本地会话，</w:t>
-      </w:r>
-      <w:r>
-        <w:rPr>
-          <w:rFonts w:hint="eastAsia"/>
-        </w:rPr>
-        <w:t>由会话自己直接进行消息的收发，需要在其接收部分进行处理。</w:t>
-      </w:r>
-      <w:r>
-        <w:rPr>
-          <w:rFonts w:hint="eastAsia"/>
-        </w:rPr>
-        <w:t>对于各种类型的异步会话，则需要在会话管理器中的消息分发部分进行处理。</w:t>
-      </w:r>
-      <w:r>
-        <w:rPr>
-          <w:rFonts w:hint="eastAsia"/>
-        </w:rPr>
-        <w:t>申请的消息缓存，需要在原来的基础之上加</w:t>
-      </w:r>
-      <w:r>
-        <w:rPr>
-          <w:rFonts w:hint="eastAsia"/>
-        </w:rPr>
-        <w:t>4</w:t>
-      </w:r>
-      <w:r>
-        <w:rPr>
-          <w:rFonts w:hint="eastAsia"/>
-        </w:rPr>
-        <w:t>，并在接收的时候，跳过这部分的空间。</w:t>
-      </w:r>
-    </w:p>
-    <w:p>
-      <w:pPr>
-        <w:ind w:left="0" w:firstLine="357"/>
-      </w:pPr>
+        <w:t>这样，分发给会话处理的消息是与当前版本一致的。</w:t>
+      </w:r>
+    </w:p>
+    <w:p/>
+    <w:p>
+      <w:r>
+        <w:rPr>
+          <w:rFonts w:hint="eastAsia"/>
+        </w:rPr>
+        <w:t>版本信息的保存</w:t>
+      </w:r>
+    </w:p>
+    <w:p>
+      <w:pPr>
+        <w:rPr>
+          <w:rFonts w:hint="eastAsia"/>
+        </w:rPr>
+      </w:pPr>
+      <w:r>
+        <w:rPr>
+          <w:rFonts w:hint="eastAsia"/>
+        </w:rPr>
+        <w:t>同步会话</w:t>
+      </w:r>
+    </w:p>
+    <w:p>
+      <w:pPr>
+        <w:rPr>
+          <w:rFonts w:hint="eastAsia"/>
+        </w:rPr>
+      </w:pPr>
+      <w:r>
+        <w:rPr>
+          <w:rFonts w:hint="eastAsia"/>
+        </w:rPr>
+        <w:t>在基类数据成员</w:t>
+      </w:r>
+      <w:r>
+        <w:rPr>
+          <w:rFonts w:hint="eastAsia"/>
+        </w:rPr>
+        <w:t xml:space="preserve"> _pmdSession</w:t>
+      </w:r>
+      <w:r>
+        <w:t>::_client</w:t>
+      </w:r>
+      <w:r>
+        <w:rPr>
+          <w:rFonts w:hint="eastAsia"/>
+        </w:rPr>
+        <w:t>（</w:t>
+      </w:r>
+      <w:r>
+        <w:rPr>
+          <w:rFonts w:hint="eastAsia"/>
+        </w:rPr>
+        <w:t>pmdExternClient</w:t>
+      </w:r>
+      <w:r>
+        <w:rPr>
+          <w:rFonts w:hint="eastAsia"/>
+        </w:rPr>
+        <w:t>类型）</w:t>
+      </w:r>
+      <w:r>
+        <w:rPr>
+          <w:rFonts w:hint="eastAsia"/>
+        </w:rPr>
+        <w:t>中增加对端版本信息</w:t>
+      </w:r>
+      <w:r>
+        <w:rPr>
+          <w:rFonts w:hint="eastAsia"/>
+        </w:rPr>
+        <w:t>。</w:t>
+      </w:r>
+    </w:p>
+    <w:p>
+      <w:pPr>
+        <w:ind w:left="0"/>
+      </w:pPr>
+    </w:p>
+    <w:p>
+      <w:r>
+        <w:rPr>
+          <w:rFonts w:hint="eastAsia"/>
+        </w:rPr>
+        <w:t>异步会话</w:t>
+      </w:r>
+    </w:p>
+    <w:p>
+      <w:pPr>
+        <w:rPr>
+          <w:rFonts w:hint="eastAsia"/>
+        </w:rPr>
+      </w:pPr>
+      <w:r>
+        <w:rPr>
+          <w:rFonts w:hint="eastAsia"/>
+        </w:rPr>
+        <w:t>在基类数据成员</w:t>
+      </w:r>
+      <w:r>
+        <w:rPr>
+          <w:rFonts w:hint="eastAsia"/>
+        </w:rPr>
+        <w:t xml:space="preserve"> _pmdAsyncSession::</w:t>
+      </w:r>
+      <w:r>
+        <w:t>_client</w:t>
+      </w:r>
+      <w:r>
+        <w:rPr>
+          <w:rFonts w:hint="eastAsia"/>
+        </w:rPr>
+        <w:t>（</w:t>
+      </w:r>
+      <w:r>
+        <w:rPr>
+          <w:rFonts w:hint="eastAsia"/>
+        </w:rPr>
+        <w:t xml:space="preserve">pmdInnerClient </w:t>
+      </w:r>
+      <w:r>
+        <w:rPr>
+          <w:rFonts w:hint="eastAsia"/>
+        </w:rPr>
+        <w:t>类型）</w:t>
+      </w:r>
+      <w:r>
+        <w:t xml:space="preserve"> </w:t>
+      </w:r>
+      <w:r>
+        <w:rPr>
+          <w:rFonts w:hint="eastAsia"/>
+        </w:rPr>
+        <w:t>中增加对端版本信息。</w:t>
+      </w:r>
+      <w:bookmarkStart w:id="0" w:name="_GoBack"/>
+      <w:bookmarkEnd w:id="0"/>
     </w:p>
     <w:p>
       <w:pPr>
@@ -6150,6 +7182,7 @@
                 <w:sz w:val="18"/>
                 <w:szCs w:val="18"/>
               </w:rPr>
+              <w:lastRenderedPageBreak/>
               <w:t>第二周</w:t>
             </w:r>
           </w:p>
@@ -6476,7 +7509,7 @@
               <w:pStyle w:val="aa"/>
               <w:numPr>
                 <w:ilvl w:val="0"/>
-                <w:numId w:val="27"/>
+                <w:numId w:val="2"/>
               </w:numPr>
               <w:ind w:firstLineChars="0"/>
               <w:jc w:val="left"/>
@@ -6524,7 +7557,7 @@
               <w:pStyle w:val="aa"/>
               <w:numPr>
                 <w:ilvl w:val="0"/>
-                <w:numId w:val="28"/>
+                <w:numId w:val="3"/>
               </w:numPr>
               <w:ind w:firstLineChars="0"/>
             </w:pPr>
@@ -6571,7 +7604,7 @@
               <w:pStyle w:val="aa"/>
               <w:numPr>
                 <w:ilvl w:val="0"/>
-                <w:numId w:val="29"/>
+                <w:numId w:val="4"/>
               </w:numPr>
               <w:ind w:firstLineChars="0"/>
             </w:pPr>
@@ -6618,7 +7651,7 @@
               <w:pStyle w:val="aa"/>
               <w:numPr>
                 <w:ilvl w:val="0"/>
-                <w:numId w:val="31"/>
+                <w:numId w:val="6"/>
               </w:numPr>
               <w:ind w:firstLineChars="0"/>
             </w:pPr>
@@ -6665,7 +7698,7 @@
               <w:pStyle w:val="aa"/>
               <w:numPr>
                 <w:ilvl w:val="0"/>
-                <w:numId w:val="30"/>
+                <w:numId w:val="5"/>
               </w:numPr>
               <w:ind w:firstLineChars="0"/>
             </w:pPr>
@@ -6723,7 +7756,7 @@
               <w:pStyle w:val="aa"/>
               <w:numPr>
                 <w:ilvl w:val="0"/>
-                <w:numId w:val="33"/>
+                <w:numId w:val="7"/>
               </w:numPr>
               <w:ind w:firstLineChars="0"/>
               <w:jc w:val="left"/>
@@ -6740,7 +7773,6 @@
         <w:rPr>
           <w:rFonts w:hint="eastAsia"/>
         </w:rPr>
-        <w:lastRenderedPageBreak/>
         <w:t>Checklist</w:t>
       </w:r>
     </w:p>
@@ -7204,8 +8236,6 @@
       <w:pPr>
         <w:ind w:left="0"/>
       </w:pPr>
-      <w:bookmarkStart w:id="0" w:name="_GoBack"/>
-      <w:bookmarkEnd w:id="0"/>
     </w:p>
     <w:sectPr>
       <w:pgSz w:w="11906" w:h="16838"/>
@@ -7258,397 +8288,55 @@
 <file path=word/numbering.xml><?xml version="1.0" encoding="utf-8"?>
 <w:numbering xmlns:wpc="http://schemas.microsoft.com/office/word/2010/wordprocessingCanvas" xmlns:cx="http://schemas.microsoft.com/office/drawing/2014/chartex" xmlns:mc="http://schemas.openxmlformats.org/markup-compatibility/2006" xmlns:o="urn:schemas-microsoft-com:office:office" xmlns:r="http://schemas.openxmlformats.org/officeDocument/2006/relationships" xmlns:m="http://schemas.openxmlformats.org/officeDocument/2006/math" xmlns:v="urn:schemas-microsoft-com:vml" xmlns:wp14="http://schemas.microsoft.com/office/word/2010/wordprocessingDrawing" xmlns:wp="http://schemas.openxmlformats.org/drawingml/2006/wordprocessingDrawing" xmlns:w10="urn:schemas-microsoft-com:office:word" xmlns:w="http://schemas.openxmlformats.org/wordprocessingml/2006/main" xmlns:w14="http://schemas.microsoft.com/office/word/2010/wordml" xmlns:w15="http://schemas.microsoft.com/office/word/2012/wordml" xmlns:w16se="http://schemas.microsoft.com/office/word/2015/wordml/symex" xmlns:wpg="http://schemas.microsoft.com/office/word/2010/wordprocessingGroup" xmlns:wpi="http://schemas.microsoft.com/office/word/2010/wordprocessingInk" xmlns:wne="http://schemas.microsoft.com/office/word/2006/wordml" xmlns:wps="http://schemas.microsoft.com/office/word/2010/wordprocessingShape" mc:Ignorable="w14 w15 w16se wp14">
   <w:abstractNum w:abstractNumId="0" w15:restartNumberingAfterBreak="0">
-    <w:nsid w:val="043F0914"/>
+    <w:nsid w:val="098439F1"/>
     <w:multiLevelType w:val="hybridMultilevel"/>
-    <w:tmpl w:val="C55E427E"/>
-    <w:lvl w:ilvl="0" w:tplc="04090001">
-      <w:start w:val="1"/>
-      <w:numFmt w:val="bullet"/>
-      <w:lvlText w:val=""/>
-      <w:lvlJc w:val="left"/>
-      <w:pPr>
-        <w:ind w:left="1437" w:hanging="360"/>
-      </w:pPr>
-      <w:rPr>
-        <w:rFonts w:ascii="Symbol" w:hAnsi="Symbol" w:hint="default"/>
-      </w:rPr>
-    </w:lvl>
-    <w:lvl w:ilvl="1" w:tplc="04090003" w:tentative="1">
-      <w:start w:val="1"/>
-      <w:numFmt w:val="bullet"/>
-      <w:lvlText w:val="o"/>
-      <w:lvlJc w:val="left"/>
-      <w:pPr>
-        <w:ind w:left="2157" w:hanging="360"/>
-      </w:pPr>
-      <w:rPr>
-        <w:rFonts w:ascii="Courier New" w:hAnsi="Courier New" w:cs="Courier New" w:hint="default"/>
-      </w:rPr>
-    </w:lvl>
-    <w:lvl w:ilvl="2" w:tplc="04090005" w:tentative="1">
-      <w:start w:val="1"/>
-      <w:numFmt w:val="bullet"/>
-      <w:lvlText w:val=""/>
-      <w:lvlJc w:val="left"/>
-      <w:pPr>
-        <w:ind w:left="2877" w:hanging="360"/>
-      </w:pPr>
-      <w:rPr>
-        <w:rFonts w:ascii="Wingdings" w:hAnsi="Wingdings" w:hint="default"/>
-      </w:rPr>
-    </w:lvl>
-    <w:lvl w:ilvl="3" w:tplc="04090001" w:tentative="1">
-      <w:start w:val="1"/>
-      <w:numFmt w:val="bullet"/>
-      <w:lvlText w:val=""/>
-      <w:lvlJc w:val="left"/>
-      <w:pPr>
-        <w:ind w:left="3597" w:hanging="360"/>
-      </w:pPr>
-      <w:rPr>
-        <w:rFonts w:ascii="Symbol" w:hAnsi="Symbol" w:hint="default"/>
-      </w:rPr>
-    </w:lvl>
-    <w:lvl w:ilvl="4" w:tplc="04090003" w:tentative="1">
-      <w:start w:val="1"/>
-      <w:numFmt w:val="bullet"/>
-      <w:lvlText w:val="o"/>
-      <w:lvlJc w:val="left"/>
-      <w:pPr>
-        <w:ind w:left="4317" w:hanging="360"/>
-      </w:pPr>
-      <w:rPr>
-        <w:rFonts w:ascii="Courier New" w:hAnsi="Courier New" w:cs="Courier New" w:hint="default"/>
-      </w:rPr>
-    </w:lvl>
-    <w:lvl w:ilvl="5" w:tplc="04090005" w:tentative="1">
-      <w:start w:val="1"/>
-      <w:numFmt w:val="bullet"/>
-      <w:lvlText w:val=""/>
-      <w:lvlJc w:val="left"/>
-      <w:pPr>
-        <w:ind w:left="5037" w:hanging="360"/>
-      </w:pPr>
-      <w:rPr>
-        <w:rFonts w:ascii="Wingdings" w:hAnsi="Wingdings" w:hint="default"/>
-      </w:rPr>
-    </w:lvl>
-    <w:lvl w:ilvl="6" w:tplc="04090001" w:tentative="1">
-      <w:start w:val="1"/>
-      <w:numFmt w:val="bullet"/>
-      <w:lvlText w:val=""/>
-      <w:lvlJc w:val="left"/>
-      <w:pPr>
-        <w:ind w:left="5757" w:hanging="360"/>
-      </w:pPr>
-      <w:rPr>
-        <w:rFonts w:ascii="Symbol" w:hAnsi="Symbol" w:hint="default"/>
-      </w:rPr>
-    </w:lvl>
-    <w:lvl w:ilvl="7" w:tplc="04090003" w:tentative="1">
-      <w:start w:val="1"/>
-      <w:numFmt w:val="bullet"/>
-      <w:lvlText w:val="o"/>
-      <w:lvlJc w:val="left"/>
-      <w:pPr>
-        <w:ind w:left="6477" w:hanging="360"/>
-      </w:pPr>
-      <w:rPr>
-        <w:rFonts w:ascii="Courier New" w:hAnsi="Courier New" w:cs="Courier New" w:hint="default"/>
-      </w:rPr>
-    </w:lvl>
-    <w:lvl w:ilvl="8" w:tplc="04090005" w:tentative="1">
-      <w:start w:val="1"/>
-      <w:numFmt w:val="bullet"/>
-      <w:lvlText w:val=""/>
-      <w:lvlJc w:val="left"/>
-      <w:pPr>
-        <w:ind w:left="7197" w:hanging="360"/>
-      </w:pPr>
-      <w:rPr>
-        <w:rFonts w:ascii="Wingdings" w:hAnsi="Wingdings" w:hint="default"/>
-      </w:rPr>
-    </w:lvl>
-  </w:abstractNum>
-  <w:abstractNum w:abstractNumId="1" w15:restartNumberingAfterBreak="0">
-    <w:nsid w:val="07B563DD"/>
-    <w:multiLevelType w:val="hybridMultilevel"/>
-    <w:tmpl w:val="F76C6E68"/>
-    <w:lvl w:ilvl="0" w:tplc="04090001">
-      <w:start w:val="1"/>
-      <w:numFmt w:val="bullet"/>
-      <w:lvlText w:val=""/>
-      <w:lvlJc w:val="left"/>
-      <w:pPr>
-        <w:ind w:left="1077" w:hanging="360"/>
-      </w:pPr>
-      <w:rPr>
-        <w:rFonts w:ascii="Symbol" w:hAnsi="Symbol" w:hint="default"/>
-      </w:rPr>
-    </w:lvl>
-    <w:lvl w:ilvl="1" w:tplc="04090003" w:tentative="1">
-      <w:start w:val="1"/>
-      <w:numFmt w:val="bullet"/>
-      <w:lvlText w:val="o"/>
-      <w:lvlJc w:val="left"/>
-      <w:pPr>
-        <w:ind w:left="1797" w:hanging="360"/>
-      </w:pPr>
-      <w:rPr>
-        <w:rFonts w:ascii="Courier New" w:hAnsi="Courier New" w:cs="Courier New" w:hint="default"/>
-      </w:rPr>
-    </w:lvl>
-    <w:lvl w:ilvl="2" w:tplc="04090005" w:tentative="1">
-      <w:start w:val="1"/>
-      <w:numFmt w:val="bullet"/>
-      <w:lvlText w:val=""/>
-      <w:lvlJc w:val="left"/>
-      <w:pPr>
-        <w:ind w:left="2517" w:hanging="360"/>
-      </w:pPr>
-      <w:rPr>
-        <w:rFonts w:ascii="Wingdings" w:hAnsi="Wingdings" w:hint="default"/>
-      </w:rPr>
-    </w:lvl>
-    <w:lvl w:ilvl="3" w:tplc="04090001" w:tentative="1">
-      <w:start w:val="1"/>
-      <w:numFmt w:val="bullet"/>
-      <w:lvlText w:val=""/>
-      <w:lvlJc w:val="left"/>
-      <w:pPr>
-        <w:ind w:left="3237" w:hanging="360"/>
-      </w:pPr>
-      <w:rPr>
-        <w:rFonts w:ascii="Symbol" w:hAnsi="Symbol" w:hint="default"/>
-      </w:rPr>
-    </w:lvl>
-    <w:lvl w:ilvl="4" w:tplc="04090003" w:tentative="1">
-      <w:start w:val="1"/>
-      <w:numFmt w:val="bullet"/>
-      <w:lvlText w:val="o"/>
-      <w:lvlJc w:val="left"/>
-      <w:pPr>
-        <w:ind w:left="3957" w:hanging="360"/>
-      </w:pPr>
-      <w:rPr>
-        <w:rFonts w:ascii="Courier New" w:hAnsi="Courier New" w:cs="Courier New" w:hint="default"/>
-      </w:rPr>
-    </w:lvl>
-    <w:lvl w:ilvl="5" w:tplc="04090005" w:tentative="1">
-      <w:start w:val="1"/>
-      <w:numFmt w:val="bullet"/>
-      <w:lvlText w:val=""/>
-      <w:lvlJc w:val="left"/>
-      <w:pPr>
-        <w:ind w:left="4677" w:hanging="360"/>
-      </w:pPr>
-      <w:rPr>
-        <w:rFonts w:ascii="Wingdings" w:hAnsi="Wingdings" w:hint="default"/>
-      </w:rPr>
-    </w:lvl>
-    <w:lvl w:ilvl="6" w:tplc="04090001" w:tentative="1">
-      <w:start w:val="1"/>
-      <w:numFmt w:val="bullet"/>
-      <w:lvlText w:val=""/>
-      <w:lvlJc w:val="left"/>
-      <w:pPr>
-        <w:ind w:left="5397" w:hanging="360"/>
-      </w:pPr>
-      <w:rPr>
-        <w:rFonts w:ascii="Symbol" w:hAnsi="Symbol" w:hint="default"/>
-      </w:rPr>
-    </w:lvl>
-    <w:lvl w:ilvl="7" w:tplc="04090003" w:tentative="1">
-      <w:start w:val="1"/>
-      <w:numFmt w:val="bullet"/>
-      <w:lvlText w:val="o"/>
-      <w:lvlJc w:val="left"/>
-      <w:pPr>
-        <w:ind w:left="6117" w:hanging="360"/>
-      </w:pPr>
-      <w:rPr>
-        <w:rFonts w:ascii="Courier New" w:hAnsi="Courier New" w:cs="Courier New" w:hint="default"/>
-      </w:rPr>
-    </w:lvl>
-    <w:lvl w:ilvl="8" w:tplc="04090005" w:tentative="1">
-      <w:start w:val="1"/>
-      <w:numFmt w:val="bullet"/>
-      <w:lvlText w:val=""/>
-      <w:lvlJc w:val="left"/>
-      <w:pPr>
-        <w:ind w:left="6837" w:hanging="360"/>
-      </w:pPr>
-      <w:rPr>
-        <w:rFonts w:ascii="Wingdings" w:hAnsi="Wingdings" w:hint="default"/>
-      </w:rPr>
-    </w:lvl>
-  </w:abstractNum>
-  <w:abstractNum w:abstractNumId="2" w15:restartNumberingAfterBreak="0">
-    <w:nsid w:val="09FC4124"/>
-    <w:multiLevelType w:val="hybridMultilevel"/>
-    <w:tmpl w:val="7E86670C"/>
-    <w:lvl w:ilvl="0" w:tplc="04090001">
-      <w:start w:val="1"/>
-      <w:numFmt w:val="bullet"/>
-      <w:lvlText w:val=""/>
-      <w:lvlJc w:val="left"/>
-      <w:pPr>
-        <w:ind w:left="1144" w:hanging="360"/>
-      </w:pPr>
-      <w:rPr>
-        <w:rFonts w:ascii="Symbol" w:hAnsi="Symbol" w:hint="default"/>
-      </w:rPr>
-    </w:lvl>
-    <w:lvl w:ilvl="1" w:tplc="04090003" w:tentative="1">
-      <w:start w:val="1"/>
-      <w:numFmt w:val="bullet"/>
-      <w:lvlText w:val="o"/>
-      <w:lvlJc w:val="left"/>
-      <w:pPr>
-        <w:ind w:left="1864" w:hanging="360"/>
-      </w:pPr>
-      <w:rPr>
-        <w:rFonts w:ascii="Courier New" w:hAnsi="Courier New" w:cs="Courier New" w:hint="default"/>
-      </w:rPr>
-    </w:lvl>
-    <w:lvl w:ilvl="2" w:tplc="04090005" w:tentative="1">
-      <w:start w:val="1"/>
-      <w:numFmt w:val="bullet"/>
-      <w:lvlText w:val=""/>
-      <w:lvlJc w:val="left"/>
-      <w:pPr>
-        <w:ind w:left="2584" w:hanging="360"/>
-      </w:pPr>
-      <w:rPr>
-        <w:rFonts w:ascii="Wingdings" w:hAnsi="Wingdings" w:hint="default"/>
-      </w:rPr>
-    </w:lvl>
-    <w:lvl w:ilvl="3" w:tplc="04090001" w:tentative="1">
-      <w:start w:val="1"/>
-      <w:numFmt w:val="bullet"/>
-      <w:lvlText w:val=""/>
-      <w:lvlJc w:val="left"/>
-      <w:pPr>
-        <w:ind w:left="3304" w:hanging="360"/>
-      </w:pPr>
-      <w:rPr>
-        <w:rFonts w:ascii="Symbol" w:hAnsi="Symbol" w:hint="default"/>
-      </w:rPr>
-    </w:lvl>
-    <w:lvl w:ilvl="4" w:tplc="04090003" w:tentative="1">
-      <w:start w:val="1"/>
-      <w:numFmt w:val="bullet"/>
-      <w:lvlText w:val="o"/>
-      <w:lvlJc w:val="left"/>
-      <w:pPr>
-        <w:ind w:left="4024" w:hanging="360"/>
-      </w:pPr>
-      <w:rPr>
-        <w:rFonts w:ascii="Courier New" w:hAnsi="Courier New" w:cs="Courier New" w:hint="default"/>
-      </w:rPr>
-    </w:lvl>
-    <w:lvl w:ilvl="5" w:tplc="04090005" w:tentative="1">
-      <w:start w:val="1"/>
-      <w:numFmt w:val="bullet"/>
-      <w:lvlText w:val=""/>
-      <w:lvlJc w:val="left"/>
-      <w:pPr>
-        <w:ind w:left="4744" w:hanging="360"/>
-      </w:pPr>
-      <w:rPr>
-        <w:rFonts w:ascii="Wingdings" w:hAnsi="Wingdings" w:hint="default"/>
-      </w:rPr>
-    </w:lvl>
-    <w:lvl w:ilvl="6" w:tplc="04090001" w:tentative="1">
-      <w:start w:val="1"/>
-      <w:numFmt w:val="bullet"/>
-      <w:lvlText w:val=""/>
-      <w:lvlJc w:val="left"/>
-      <w:pPr>
-        <w:ind w:left="5464" w:hanging="360"/>
-      </w:pPr>
-      <w:rPr>
-        <w:rFonts w:ascii="Symbol" w:hAnsi="Symbol" w:hint="default"/>
-      </w:rPr>
-    </w:lvl>
-    <w:lvl w:ilvl="7" w:tplc="04090003" w:tentative="1">
-      <w:start w:val="1"/>
-      <w:numFmt w:val="bullet"/>
-      <w:lvlText w:val="o"/>
-      <w:lvlJc w:val="left"/>
-      <w:pPr>
-        <w:ind w:left="6184" w:hanging="360"/>
-      </w:pPr>
-      <w:rPr>
-        <w:rFonts w:ascii="Courier New" w:hAnsi="Courier New" w:cs="Courier New" w:hint="default"/>
-      </w:rPr>
-    </w:lvl>
-    <w:lvl w:ilvl="8" w:tplc="04090005" w:tentative="1">
-      <w:start w:val="1"/>
-      <w:numFmt w:val="bullet"/>
-      <w:lvlText w:val=""/>
-      <w:lvlJc w:val="left"/>
-      <w:pPr>
-        <w:ind w:left="6904" w:hanging="360"/>
-      </w:pPr>
-      <w:rPr>
-        <w:rFonts w:ascii="Wingdings" w:hAnsi="Wingdings" w:hint="default"/>
-      </w:rPr>
-    </w:lvl>
-  </w:abstractNum>
-  <w:abstractNum w:abstractNumId="3" w15:restartNumberingAfterBreak="0">
-    <w:nsid w:val="0A8374B7"/>
-    <w:multiLevelType w:val="hybridMultilevel"/>
-    <w:tmpl w:val="038ED5F6"/>
-    <w:lvl w:ilvl="0" w:tplc="E38E6862">
+    <w:tmpl w:val="31086198"/>
+    <w:lvl w:ilvl="0" w:tplc="0409000F">
       <w:start w:val="1"/>
       <w:numFmt w:val="decimal"/>
       <w:lvlText w:val="%1."/>
       <w:lvlJc w:val="left"/>
       <w:pPr>
-        <w:ind w:left="420" w:hanging="420"/>
+        <w:ind w:left="720" w:hanging="360"/>
       </w:pPr>
       <w:rPr>
-        <w:rFonts w:hint="eastAsia"/>
+        <w:rFonts w:hint="default"/>
       </w:rPr>
     </w:lvl>
-    <w:lvl w:ilvl="1" w:tplc="324260DC">
-      <w:start w:val="1"/>
-      <w:numFmt w:val="decimal"/>
-      <w:lvlText w:val="%2)"/>
-      <w:lvlJc w:val="left"/>
-      <w:pPr>
-        <w:ind w:left="840" w:hanging="420"/>
-      </w:pPr>
-      <w:rPr>
-        <w:rFonts w:hint="eastAsia"/>
-      </w:rPr>
-    </w:lvl>
-    <w:lvl w:ilvl="2" w:tplc="04090019">
+    <w:lvl w:ilvl="1" w:tplc="04090019" w:tentative="1">
       <w:start w:val="1"/>
       <w:numFmt w:val="lowerLetter"/>
-      <w:lvlText w:val="%3)"/>
-      <w:lvlJc w:val="left"/>
-      <w:pPr>
-        <w:ind w:left="1260" w:hanging="420"/>
-      </w:pPr>
-    </w:lvl>
-    <w:lvl w:ilvl="3" w:tplc="0409000F">
+      <w:lvlText w:val="%2."/>
+      <w:lvlJc w:val="left"/>
+      <w:pPr>
+        <w:ind w:left="1440" w:hanging="360"/>
+      </w:pPr>
+    </w:lvl>
+    <w:lvl w:ilvl="2" w:tplc="0409001B" w:tentative="1">
+      <w:start w:val="1"/>
+      <w:numFmt w:val="lowerRoman"/>
+      <w:lvlText w:val="%3."/>
+      <w:lvlJc w:val="right"/>
+      <w:pPr>
+        <w:ind w:left="2160" w:hanging="180"/>
+      </w:pPr>
+    </w:lvl>
+    <w:lvl w:ilvl="3" w:tplc="0409000F" w:tentative="1">
       <w:start w:val="1"/>
       <w:numFmt w:val="decimal"/>
       <w:lvlText w:val="%4."/>
       <w:lvlJc w:val="left"/>
       <w:pPr>
-        <w:ind w:left="1680" w:hanging="420"/>
+        <w:ind w:left="2880" w:hanging="360"/>
       </w:pPr>
     </w:lvl>
     <w:lvl w:ilvl="4" w:tplc="04090019" w:tentative="1">
       <w:start w:val="1"/>
       <w:numFmt w:val="lowerLetter"/>
-      <w:lvlText w:val="%5)"/>
-      <w:lvlJc w:val="left"/>
-      <w:pPr>
-        <w:ind w:left="2100" w:hanging="420"/>
+      <w:lvlText w:val="%5."/>
+      <w:lvlJc w:val="left"/>
+      <w:pPr>
+        <w:ind w:left="3600" w:hanging="360"/>
       </w:pPr>
     </w:lvl>
     <w:lvl w:ilvl="5" w:tplc="0409001B" w:tentative="1">
@@ -7657,7 +8345,7 @@
       <w:lvlText w:val="%6."/>
       <w:lvlJc w:val="right"/>
       <w:pPr>
-        <w:ind w:left="2520" w:hanging="420"/>
+        <w:ind w:left="4320" w:hanging="180"/>
       </w:pPr>
     </w:lvl>
     <w:lvl w:ilvl="6" w:tplc="0409000F" w:tentative="1">
@@ -7666,16 +8354,16 @@
       <w:lvlText w:val="%7."/>
       <w:lvlJc w:val="left"/>
       <w:pPr>
-        <w:ind w:left="2940" w:hanging="420"/>
+        <w:ind w:left="5040" w:hanging="360"/>
       </w:pPr>
     </w:lvl>
     <w:lvl w:ilvl="7" w:tplc="04090019" w:tentative="1">
       <w:start w:val="1"/>
       <w:numFmt w:val="lowerLetter"/>
-      <w:lvlText w:val="%8)"/>
-      <w:lvlJc w:val="left"/>
-      <w:pPr>
-        <w:ind w:left="3360" w:hanging="420"/>
+      <w:lvlText w:val="%8."/>
+      <w:lvlJc w:val="left"/>
+      <w:pPr>
+        <w:ind w:left="5760" w:hanging="360"/>
       </w:pPr>
     </w:lvl>
     <w:lvl w:ilvl="8" w:tplc="0409001B" w:tentative="1">
@@ -7684,213 +8372,11 @@
       <w:lvlText w:val="%9."/>
       <w:lvlJc w:val="right"/>
       <w:pPr>
-        <w:ind w:left="3780" w:hanging="420"/>
+        <w:ind w:left="6480" w:hanging="180"/>
       </w:pPr>
     </w:lvl>
   </w:abstractNum>
-  <w:abstractNum w:abstractNumId="4" w15:restartNumberingAfterBreak="0">
-    <w:nsid w:val="0C7B01A9"/>
-    <w:multiLevelType w:val="hybridMultilevel"/>
-    <w:tmpl w:val="C6B8F3CC"/>
-    <w:lvl w:ilvl="0" w:tplc="04090001">
-      <w:start w:val="1"/>
-      <w:numFmt w:val="bullet"/>
-      <w:lvlText w:val=""/>
-      <w:lvlJc w:val="left"/>
-      <w:pPr>
-        <w:ind w:left="1077" w:hanging="360"/>
-      </w:pPr>
-      <w:rPr>
-        <w:rFonts w:ascii="Symbol" w:hAnsi="Symbol" w:hint="default"/>
-      </w:rPr>
-    </w:lvl>
-    <w:lvl w:ilvl="1" w:tplc="04090003" w:tentative="1">
-      <w:start w:val="1"/>
-      <w:numFmt w:val="bullet"/>
-      <w:lvlText w:val="o"/>
-      <w:lvlJc w:val="left"/>
-      <w:pPr>
-        <w:ind w:left="1797" w:hanging="360"/>
-      </w:pPr>
-      <w:rPr>
-        <w:rFonts w:ascii="Courier New" w:hAnsi="Courier New" w:cs="Courier New" w:hint="default"/>
-      </w:rPr>
-    </w:lvl>
-    <w:lvl w:ilvl="2" w:tplc="04090005" w:tentative="1">
-      <w:start w:val="1"/>
-      <w:numFmt w:val="bullet"/>
-      <w:lvlText w:val=""/>
-      <w:lvlJc w:val="left"/>
-      <w:pPr>
-        <w:ind w:left="2517" w:hanging="360"/>
-      </w:pPr>
-      <w:rPr>
-        <w:rFonts w:ascii="Wingdings" w:hAnsi="Wingdings" w:hint="default"/>
-      </w:rPr>
-    </w:lvl>
-    <w:lvl w:ilvl="3" w:tplc="04090001" w:tentative="1">
-      <w:start w:val="1"/>
-      <w:numFmt w:val="bullet"/>
-      <w:lvlText w:val=""/>
-      <w:lvlJc w:val="left"/>
-      <w:pPr>
-        <w:ind w:left="3237" w:hanging="360"/>
-      </w:pPr>
-      <w:rPr>
-        <w:rFonts w:ascii="Symbol" w:hAnsi="Symbol" w:hint="default"/>
-      </w:rPr>
-    </w:lvl>
-    <w:lvl w:ilvl="4" w:tplc="04090003" w:tentative="1">
-      <w:start w:val="1"/>
-      <w:numFmt w:val="bullet"/>
-      <w:lvlText w:val="o"/>
-      <w:lvlJc w:val="left"/>
-      <w:pPr>
-        <w:ind w:left="3957" w:hanging="360"/>
-      </w:pPr>
-      <w:rPr>
-        <w:rFonts w:ascii="Courier New" w:hAnsi="Courier New" w:cs="Courier New" w:hint="default"/>
-      </w:rPr>
-    </w:lvl>
-    <w:lvl w:ilvl="5" w:tplc="04090005" w:tentative="1">
-      <w:start w:val="1"/>
-      <w:numFmt w:val="bullet"/>
-      <w:lvlText w:val=""/>
-      <w:lvlJc w:val="left"/>
-      <w:pPr>
-        <w:ind w:left="4677" w:hanging="360"/>
-      </w:pPr>
-      <w:rPr>
-        <w:rFonts w:ascii="Wingdings" w:hAnsi="Wingdings" w:hint="default"/>
-      </w:rPr>
-    </w:lvl>
-    <w:lvl w:ilvl="6" w:tplc="04090001" w:tentative="1">
-      <w:start w:val="1"/>
-      <w:numFmt w:val="bullet"/>
-      <w:lvlText w:val=""/>
-      <w:lvlJc w:val="left"/>
-      <w:pPr>
-        <w:ind w:left="5397" w:hanging="360"/>
-      </w:pPr>
-      <w:rPr>
-        <w:rFonts w:ascii="Symbol" w:hAnsi="Symbol" w:hint="default"/>
-      </w:rPr>
-    </w:lvl>
-    <w:lvl w:ilvl="7" w:tplc="04090003" w:tentative="1">
-      <w:start w:val="1"/>
-      <w:numFmt w:val="bullet"/>
-      <w:lvlText w:val="o"/>
-      <w:lvlJc w:val="left"/>
-      <w:pPr>
-        <w:ind w:left="6117" w:hanging="360"/>
-      </w:pPr>
-      <w:rPr>
-        <w:rFonts w:ascii="Courier New" w:hAnsi="Courier New" w:cs="Courier New" w:hint="default"/>
-      </w:rPr>
-    </w:lvl>
-    <w:lvl w:ilvl="8" w:tplc="04090005" w:tentative="1">
-      <w:start w:val="1"/>
-      <w:numFmt w:val="bullet"/>
-      <w:lvlText w:val=""/>
-      <w:lvlJc w:val="left"/>
-      <w:pPr>
-        <w:ind w:left="6837" w:hanging="360"/>
-      </w:pPr>
-      <w:rPr>
-        <w:rFonts w:ascii="Wingdings" w:hAnsi="Wingdings" w:hint="default"/>
-      </w:rPr>
-    </w:lvl>
-  </w:abstractNum>
-  <w:abstractNum w:abstractNumId="5" w15:restartNumberingAfterBreak="0">
-    <w:nsid w:val="16AF75E0"/>
-    <w:multiLevelType w:val="hybridMultilevel"/>
-    <w:tmpl w:val="CD0CE184"/>
-    <w:lvl w:ilvl="0" w:tplc="91EED5EE">
-      <w:start w:val="1"/>
-      <w:numFmt w:val="decimal"/>
-      <w:lvlText w:val="%1."/>
-      <w:lvlJc w:val="left"/>
-      <w:pPr>
-        <w:ind w:left="717" w:hanging="360"/>
-      </w:pPr>
-      <w:rPr>
-        <w:rFonts w:hint="default"/>
-      </w:rPr>
-    </w:lvl>
-    <w:lvl w:ilvl="1" w:tplc="04090019" w:tentative="1">
-      <w:start w:val="1"/>
-      <w:numFmt w:val="lowerLetter"/>
-      <w:lvlText w:val="%2."/>
-      <w:lvlJc w:val="left"/>
-      <w:pPr>
-        <w:ind w:left="1437" w:hanging="360"/>
-      </w:pPr>
-    </w:lvl>
-    <w:lvl w:ilvl="2" w:tplc="0409001B" w:tentative="1">
-      <w:start w:val="1"/>
-      <w:numFmt w:val="lowerRoman"/>
-      <w:lvlText w:val="%3."/>
-      <w:lvlJc w:val="right"/>
-      <w:pPr>
-        <w:ind w:left="2157" w:hanging="180"/>
-      </w:pPr>
-    </w:lvl>
-    <w:lvl w:ilvl="3" w:tplc="0409000F" w:tentative="1">
-      <w:start w:val="1"/>
-      <w:numFmt w:val="decimal"/>
-      <w:lvlText w:val="%4."/>
-      <w:lvlJc w:val="left"/>
-      <w:pPr>
-        <w:ind w:left="2877" w:hanging="360"/>
-      </w:pPr>
-    </w:lvl>
-    <w:lvl w:ilvl="4" w:tplc="04090019" w:tentative="1">
-      <w:start w:val="1"/>
-      <w:numFmt w:val="lowerLetter"/>
-      <w:lvlText w:val="%5."/>
-      <w:lvlJc w:val="left"/>
-      <w:pPr>
-        <w:ind w:left="3597" w:hanging="360"/>
-      </w:pPr>
-    </w:lvl>
-    <w:lvl w:ilvl="5" w:tplc="0409001B" w:tentative="1">
-      <w:start w:val="1"/>
-      <w:numFmt w:val="lowerRoman"/>
-      <w:lvlText w:val="%6."/>
-      <w:lvlJc w:val="right"/>
-      <w:pPr>
-        <w:ind w:left="4317" w:hanging="180"/>
-      </w:pPr>
-    </w:lvl>
-    <w:lvl w:ilvl="6" w:tplc="0409000F" w:tentative="1">
-      <w:start w:val="1"/>
-      <w:numFmt w:val="decimal"/>
-      <w:lvlText w:val="%7."/>
-      <w:lvlJc w:val="left"/>
-      <w:pPr>
-        <w:ind w:left="5037" w:hanging="360"/>
-      </w:pPr>
-    </w:lvl>
-    <w:lvl w:ilvl="7" w:tplc="04090019" w:tentative="1">
-      <w:start w:val="1"/>
-      <w:numFmt w:val="lowerLetter"/>
-      <w:lvlText w:val="%8."/>
-      <w:lvlJc w:val="left"/>
-      <w:pPr>
-        <w:ind w:left="5757" w:hanging="360"/>
-      </w:pPr>
-    </w:lvl>
-    <w:lvl w:ilvl="8" w:tplc="0409001B" w:tentative="1">
-      <w:start w:val="1"/>
-      <w:numFmt w:val="lowerRoman"/>
-      <w:lvlText w:val="%9."/>
-      <w:lvlJc w:val="right"/>
-      <w:pPr>
-        <w:ind w:left="6477" w:hanging="180"/>
-      </w:pPr>
-    </w:lvl>
-  </w:abstractNum>
-  <w:abstractNum w:abstractNumId="6" w15:restartNumberingAfterBreak="0">
+  <w:abstractNum w:abstractNumId="1" w15:restartNumberingAfterBreak="0">
     <w:nsid w:val="18576F1B"/>
     <w:multiLevelType w:val="hybridMultilevel"/>
     <w:tmpl w:val="AC8886F2"/>
@@ -7979,96 +8465,7 @@
       </w:pPr>
     </w:lvl>
   </w:abstractNum>
-  <w:abstractNum w:abstractNumId="7" w15:restartNumberingAfterBreak="0">
-    <w:nsid w:val="1AAF5354"/>
-    <w:multiLevelType w:val="hybridMultilevel"/>
-    <w:tmpl w:val="643820EE"/>
-    <w:lvl w:ilvl="0" w:tplc="4926C782">
-      <w:start w:val="1"/>
-      <w:numFmt w:val="decimal"/>
-      <w:lvlText w:val="%1."/>
-      <w:lvlJc w:val="left"/>
-      <w:pPr>
-        <w:ind w:left="717" w:hanging="360"/>
-      </w:pPr>
-      <w:rPr>
-        <w:rFonts w:hint="default"/>
-      </w:rPr>
-    </w:lvl>
-    <w:lvl w:ilvl="1" w:tplc="04090019" w:tentative="1">
-      <w:start w:val="1"/>
-      <w:numFmt w:val="lowerLetter"/>
-      <w:lvlText w:val="%2."/>
-      <w:lvlJc w:val="left"/>
-      <w:pPr>
-        <w:ind w:left="1437" w:hanging="360"/>
-      </w:pPr>
-    </w:lvl>
-    <w:lvl w:ilvl="2" w:tplc="0409001B" w:tentative="1">
-      <w:start w:val="1"/>
-      <w:numFmt w:val="lowerRoman"/>
-      <w:lvlText w:val="%3."/>
-      <w:lvlJc w:val="right"/>
-      <w:pPr>
-        <w:ind w:left="2157" w:hanging="180"/>
-      </w:pPr>
-    </w:lvl>
-    <w:lvl w:ilvl="3" w:tplc="0409000F" w:tentative="1">
-      <w:start w:val="1"/>
-      <w:numFmt w:val="decimal"/>
-      <w:lvlText w:val="%4."/>
-      <w:lvlJc w:val="left"/>
-      <w:pPr>
-        <w:ind w:left="2877" w:hanging="360"/>
-      </w:pPr>
-    </w:lvl>
-    <w:lvl w:ilvl="4" w:tplc="04090019" w:tentative="1">
-      <w:start w:val="1"/>
-      <w:numFmt w:val="lowerLetter"/>
-      <w:lvlText w:val="%5."/>
-      <w:lvlJc w:val="left"/>
-      <w:pPr>
-        <w:ind w:left="3597" w:hanging="360"/>
-      </w:pPr>
-    </w:lvl>
-    <w:lvl w:ilvl="5" w:tplc="0409001B" w:tentative="1">
-      <w:start w:val="1"/>
-      <w:numFmt w:val="lowerRoman"/>
-      <w:lvlText w:val="%6."/>
-      <w:lvlJc w:val="right"/>
-      <w:pPr>
-        <w:ind w:left="4317" w:hanging="180"/>
-      </w:pPr>
-    </w:lvl>
-    <w:lvl w:ilvl="6" w:tplc="0409000F" w:tentative="1">
-      <w:start w:val="1"/>
-      <w:numFmt w:val="decimal"/>
-      <w:lvlText w:val="%7."/>
-      <w:lvlJc w:val="left"/>
-      <w:pPr>
-        <w:ind w:left="5037" w:hanging="360"/>
-      </w:pPr>
-    </w:lvl>
-    <w:lvl w:ilvl="7" w:tplc="04090019" w:tentative="1">
-      <w:start w:val="1"/>
-      <w:numFmt w:val="lowerLetter"/>
-      <w:lvlText w:val="%8."/>
-      <w:lvlJc w:val="left"/>
-      <w:pPr>
-        <w:ind w:left="5757" w:hanging="360"/>
-      </w:pPr>
-    </w:lvl>
-    <w:lvl w:ilvl="8" w:tplc="0409001B" w:tentative="1">
-      <w:start w:val="1"/>
-      <w:numFmt w:val="lowerRoman"/>
-      <w:lvlText w:val="%9."/>
-      <w:lvlJc w:val="right"/>
-      <w:pPr>
-        <w:ind w:left="6477" w:hanging="180"/>
-      </w:pPr>
-    </w:lvl>
-  </w:abstractNum>
-  <w:abstractNum w:abstractNumId="8" w15:restartNumberingAfterBreak="0">
+  <w:abstractNum w:abstractNumId="2" w15:restartNumberingAfterBreak="0">
     <w:nsid w:val="1C592E9F"/>
     <w:multiLevelType w:val="hybridMultilevel"/>
     <w:tmpl w:val="CCF6AE5C"/>
@@ -8157,120 +8554,96 @@
       </w:pPr>
     </w:lvl>
   </w:abstractNum>
-  <w:abstractNum w:abstractNumId="9" w15:restartNumberingAfterBreak="0">
-    <w:nsid w:val="214D3631"/>
+  <w:abstractNum w:abstractNumId="3" w15:restartNumberingAfterBreak="0">
+    <w:nsid w:val="1C7D104D"/>
     <w:multiLevelType w:val="hybridMultilevel"/>
-    <w:tmpl w:val="5FFCA21C"/>
-    <w:lvl w:ilvl="0" w:tplc="04090001">
-      <w:start w:val="1"/>
-      <w:numFmt w:val="bullet"/>
-      <w:lvlText w:val=""/>
-      <w:lvlJc w:val="left"/>
-      <w:pPr>
-        <w:ind w:left="1077" w:hanging="360"/>
+    <w:tmpl w:val="BAACFDD2"/>
+    <w:lvl w:ilvl="0" w:tplc="B7E427EA">
+      <w:start w:val="1"/>
+      <w:numFmt w:val="decimal"/>
+      <w:lvlText w:val="（%1）"/>
+      <w:lvlJc w:val="left"/>
+      <w:pPr>
+        <w:ind w:left="1077" w:hanging="720"/>
       </w:pPr>
       <w:rPr>
-        <w:rFonts w:ascii="Symbol" w:hAnsi="Symbol" w:hint="default"/>
+        <w:rFonts w:hint="default"/>
       </w:rPr>
     </w:lvl>
-    <w:lvl w:ilvl="1" w:tplc="04090003" w:tentative="1">
-      <w:start w:val="1"/>
-      <w:numFmt w:val="bullet"/>
-      <w:lvlText w:val="o"/>
-      <w:lvlJc w:val="left"/>
-      <w:pPr>
-        <w:ind w:left="1797" w:hanging="360"/>
-      </w:pPr>
-      <w:rPr>
-        <w:rFonts w:ascii="Courier New" w:hAnsi="Courier New" w:cs="Courier New" w:hint="default"/>
-      </w:rPr>
-    </w:lvl>
-    <w:lvl w:ilvl="2" w:tplc="04090005" w:tentative="1">
-      <w:start w:val="1"/>
-      <w:numFmt w:val="bullet"/>
-      <w:lvlText w:val=""/>
-      <w:lvlJc w:val="left"/>
-      <w:pPr>
-        <w:ind w:left="2517" w:hanging="360"/>
-      </w:pPr>
-      <w:rPr>
-        <w:rFonts w:ascii="Wingdings" w:hAnsi="Wingdings" w:hint="default"/>
-      </w:rPr>
-    </w:lvl>
-    <w:lvl w:ilvl="3" w:tplc="04090001" w:tentative="1">
-      <w:start w:val="1"/>
-      <w:numFmt w:val="bullet"/>
-      <w:lvlText w:val=""/>
-      <w:lvlJc w:val="left"/>
-      <w:pPr>
-        <w:ind w:left="3237" w:hanging="360"/>
-      </w:pPr>
-      <w:rPr>
-        <w:rFonts w:ascii="Symbol" w:hAnsi="Symbol" w:hint="default"/>
-      </w:rPr>
-    </w:lvl>
-    <w:lvl w:ilvl="4" w:tplc="04090003" w:tentative="1">
-      <w:start w:val="1"/>
-      <w:numFmt w:val="bullet"/>
-      <w:lvlText w:val="o"/>
-      <w:lvlJc w:val="left"/>
-      <w:pPr>
-        <w:ind w:left="3957" w:hanging="360"/>
-      </w:pPr>
-      <w:rPr>
-        <w:rFonts w:ascii="Courier New" w:hAnsi="Courier New" w:cs="Courier New" w:hint="default"/>
-      </w:rPr>
-    </w:lvl>
-    <w:lvl w:ilvl="5" w:tplc="04090005" w:tentative="1">
-      <w:start w:val="1"/>
-      <w:numFmt w:val="bullet"/>
-      <w:lvlText w:val=""/>
-      <w:lvlJc w:val="left"/>
-      <w:pPr>
-        <w:ind w:left="4677" w:hanging="360"/>
-      </w:pPr>
-      <w:rPr>
-        <w:rFonts w:ascii="Wingdings" w:hAnsi="Wingdings" w:hint="default"/>
-      </w:rPr>
-    </w:lvl>
-    <w:lvl w:ilvl="6" w:tplc="04090001" w:tentative="1">
-      <w:start w:val="1"/>
-      <w:numFmt w:val="bullet"/>
-      <w:lvlText w:val=""/>
-      <w:lvlJc w:val="left"/>
-      <w:pPr>
-        <w:ind w:left="5397" w:hanging="360"/>
-      </w:pPr>
-      <w:rPr>
-        <w:rFonts w:ascii="Symbol" w:hAnsi="Symbol" w:hint="default"/>
-      </w:rPr>
-    </w:lvl>
-    <w:lvl w:ilvl="7" w:tplc="04090003" w:tentative="1">
-      <w:start w:val="1"/>
-      <w:numFmt w:val="bullet"/>
-      <w:lvlText w:val="o"/>
-      <w:lvlJc w:val="left"/>
-      <w:pPr>
-        <w:ind w:left="6117" w:hanging="360"/>
-      </w:pPr>
-      <w:rPr>
-        <w:rFonts w:ascii="Courier New" w:hAnsi="Courier New" w:cs="Courier New" w:hint="default"/>
-      </w:rPr>
-    </w:lvl>
-    <w:lvl w:ilvl="8" w:tplc="04090005" w:tentative="1">
-      <w:start w:val="1"/>
-      <w:numFmt w:val="bullet"/>
-      <w:lvlText w:val=""/>
-      <w:lvlJc w:val="left"/>
-      <w:pPr>
-        <w:ind w:left="6837" w:hanging="360"/>
-      </w:pPr>
-      <w:rPr>
-        <w:rFonts w:ascii="Wingdings" w:hAnsi="Wingdings" w:hint="default"/>
-      </w:rPr>
+    <w:lvl w:ilvl="1" w:tplc="04090019" w:tentative="1">
+      <w:start w:val="1"/>
+      <w:numFmt w:val="lowerLetter"/>
+      <w:lvlText w:val="%2."/>
+      <w:lvlJc w:val="left"/>
+      <w:pPr>
+        <w:ind w:left="1437" w:hanging="360"/>
+      </w:pPr>
+    </w:lvl>
+    <w:lvl w:ilvl="2" w:tplc="0409001B" w:tentative="1">
+      <w:start w:val="1"/>
+      <w:numFmt w:val="lowerRoman"/>
+      <w:lvlText w:val="%3."/>
+      <w:lvlJc w:val="right"/>
+      <w:pPr>
+        <w:ind w:left="2157" w:hanging="180"/>
+      </w:pPr>
+    </w:lvl>
+    <w:lvl w:ilvl="3" w:tplc="0409000F" w:tentative="1">
+      <w:start w:val="1"/>
+      <w:numFmt w:val="decimal"/>
+      <w:lvlText w:val="%4."/>
+      <w:lvlJc w:val="left"/>
+      <w:pPr>
+        <w:ind w:left="2877" w:hanging="360"/>
+      </w:pPr>
+    </w:lvl>
+    <w:lvl w:ilvl="4" w:tplc="04090019" w:tentative="1">
+      <w:start w:val="1"/>
+      <w:numFmt w:val="lowerLetter"/>
+      <w:lvlText w:val="%5."/>
+      <w:lvlJc w:val="left"/>
+      <w:pPr>
+        <w:ind w:left="3597" w:hanging="360"/>
+      </w:pPr>
+    </w:lvl>
+    <w:lvl w:ilvl="5" w:tplc="0409001B" w:tentative="1">
+      <w:start w:val="1"/>
+      <w:numFmt w:val="lowerRoman"/>
+      <w:lvlText w:val="%6."/>
+      <w:lvlJc w:val="right"/>
+      <w:pPr>
+        <w:ind w:left="4317" w:hanging="180"/>
+      </w:pPr>
+    </w:lvl>
+    <w:lvl w:ilvl="6" w:tplc="0409000F" w:tentative="1">
+      <w:start w:val="1"/>
+      <w:numFmt w:val="decimal"/>
+      <w:lvlText w:val="%7."/>
+      <w:lvlJc w:val="left"/>
+      <w:pPr>
+        <w:ind w:left="5037" w:hanging="360"/>
+      </w:pPr>
+    </w:lvl>
+    <w:lvl w:ilvl="7" w:tplc="04090019" w:tentative="1">
+      <w:start w:val="1"/>
+      <w:numFmt w:val="lowerLetter"/>
+      <w:lvlText w:val="%8."/>
+      <w:lvlJc w:val="left"/>
+      <w:pPr>
+        <w:ind w:left="5757" w:hanging="360"/>
+      </w:pPr>
+    </w:lvl>
+    <w:lvl w:ilvl="8" w:tplc="0409001B" w:tentative="1">
+      <w:start w:val="1"/>
+      <w:numFmt w:val="lowerRoman"/>
+      <w:lvlText w:val="%9."/>
+      <w:lvlJc w:val="right"/>
+      <w:pPr>
+        <w:ind w:left="6477" w:hanging="180"/>
+      </w:pPr>
     </w:lvl>
   </w:abstractNum>
-  <w:abstractNum w:abstractNumId="10" w15:restartNumberingAfterBreak="0">
+  <w:abstractNum w:abstractNumId="4" w15:restartNumberingAfterBreak="0">
     <w:nsid w:val="22501AA3"/>
     <w:multiLevelType w:val="hybridMultilevel"/>
     <w:tmpl w:val="1B2A9E7A"/>
@@ -8357,185 +8730,7 @@
       </w:pPr>
     </w:lvl>
   </w:abstractNum>
-  <w:abstractNum w:abstractNumId="11" w15:restartNumberingAfterBreak="0">
-    <w:nsid w:val="23EC5C36"/>
-    <w:multiLevelType w:val="hybridMultilevel"/>
-    <w:tmpl w:val="3338448C"/>
-    <w:lvl w:ilvl="0" w:tplc="CAA6CD50">
-      <w:start w:val="1"/>
-      <w:numFmt w:val="decimal"/>
-      <w:lvlText w:val="%1."/>
-      <w:lvlJc w:val="left"/>
-      <w:pPr>
-        <w:ind w:left="360" w:hanging="360"/>
-      </w:pPr>
-      <w:rPr>
-        <w:rFonts w:hint="default"/>
-      </w:rPr>
-    </w:lvl>
-    <w:lvl w:ilvl="1" w:tplc="04090019" w:tentative="1">
-      <w:start w:val="1"/>
-      <w:numFmt w:val="lowerLetter"/>
-      <w:lvlText w:val="%2)"/>
-      <w:lvlJc w:val="left"/>
-      <w:pPr>
-        <w:ind w:left="840" w:hanging="420"/>
-      </w:pPr>
-    </w:lvl>
-    <w:lvl w:ilvl="2" w:tplc="0409001B" w:tentative="1">
-      <w:start w:val="1"/>
-      <w:numFmt w:val="lowerRoman"/>
-      <w:lvlText w:val="%3."/>
-      <w:lvlJc w:val="right"/>
-      <w:pPr>
-        <w:ind w:left="1260" w:hanging="420"/>
-      </w:pPr>
-    </w:lvl>
-    <w:lvl w:ilvl="3" w:tplc="0409000F" w:tentative="1">
-      <w:start w:val="1"/>
-      <w:numFmt w:val="decimal"/>
-      <w:lvlText w:val="%4."/>
-      <w:lvlJc w:val="left"/>
-      <w:pPr>
-        <w:ind w:left="1680" w:hanging="420"/>
-      </w:pPr>
-    </w:lvl>
-    <w:lvl w:ilvl="4" w:tplc="04090019" w:tentative="1">
-      <w:start w:val="1"/>
-      <w:numFmt w:val="lowerLetter"/>
-      <w:lvlText w:val="%5)"/>
-      <w:lvlJc w:val="left"/>
-      <w:pPr>
-        <w:ind w:left="2100" w:hanging="420"/>
-      </w:pPr>
-    </w:lvl>
-    <w:lvl w:ilvl="5" w:tplc="0409001B" w:tentative="1">
-      <w:start w:val="1"/>
-      <w:numFmt w:val="lowerRoman"/>
-      <w:lvlText w:val="%6."/>
-      <w:lvlJc w:val="right"/>
-      <w:pPr>
-        <w:ind w:left="2520" w:hanging="420"/>
-      </w:pPr>
-    </w:lvl>
-    <w:lvl w:ilvl="6" w:tplc="0409000F" w:tentative="1">
-      <w:start w:val="1"/>
-      <w:numFmt w:val="decimal"/>
-      <w:lvlText w:val="%7."/>
-      <w:lvlJc w:val="left"/>
-      <w:pPr>
-        <w:ind w:left="2940" w:hanging="420"/>
-      </w:pPr>
-    </w:lvl>
-    <w:lvl w:ilvl="7" w:tplc="04090019" w:tentative="1">
-      <w:start w:val="1"/>
-      <w:numFmt w:val="lowerLetter"/>
-      <w:lvlText w:val="%8)"/>
-      <w:lvlJc w:val="left"/>
-      <w:pPr>
-        <w:ind w:left="3360" w:hanging="420"/>
-      </w:pPr>
-    </w:lvl>
-    <w:lvl w:ilvl="8" w:tplc="0409001B" w:tentative="1">
-      <w:start w:val="1"/>
-      <w:numFmt w:val="lowerRoman"/>
-      <w:lvlText w:val="%9."/>
-      <w:lvlJc w:val="right"/>
-      <w:pPr>
-        <w:ind w:left="3780" w:hanging="420"/>
-      </w:pPr>
-    </w:lvl>
-  </w:abstractNum>
-  <w:abstractNum w:abstractNumId="12" w15:restartNumberingAfterBreak="0">
-    <w:nsid w:val="28A57A02"/>
-    <w:multiLevelType w:val="hybridMultilevel"/>
-    <w:tmpl w:val="5708374E"/>
-    <w:lvl w:ilvl="0" w:tplc="FFDEA58C">
-      <w:start w:val="1"/>
-      <w:numFmt w:val="decimal"/>
-      <w:lvlText w:val="%1."/>
-      <w:lvlJc w:val="left"/>
-      <w:pPr>
-        <w:ind w:left="717" w:hanging="360"/>
-      </w:pPr>
-      <w:rPr>
-        <w:rFonts w:hint="default"/>
-      </w:rPr>
-    </w:lvl>
-    <w:lvl w:ilvl="1" w:tplc="04090019" w:tentative="1">
-      <w:start w:val="1"/>
-      <w:numFmt w:val="lowerLetter"/>
-      <w:lvlText w:val="%2."/>
-      <w:lvlJc w:val="left"/>
-      <w:pPr>
-        <w:ind w:left="1437" w:hanging="360"/>
-      </w:pPr>
-    </w:lvl>
-    <w:lvl w:ilvl="2" w:tplc="0409001B" w:tentative="1">
-      <w:start w:val="1"/>
-      <w:numFmt w:val="lowerRoman"/>
-      <w:lvlText w:val="%3."/>
-      <w:lvlJc w:val="right"/>
-      <w:pPr>
-        <w:ind w:left="2157" w:hanging="180"/>
-      </w:pPr>
-    </w:lvl>
-    <w:lvl w:ilvl="3" w:tplc="0409000F" w:tentative="1">
-      <w:start w:val="1"/>
-      <w:numFmt w:val="decimal"/>
-      <w:lvlText w:val="%4."/>
-      <w:lvlJc w:val="left"/>
-      <w:pPr>
-        <w:ind w:left="2877" w:hanging="360"/>
-      </w:pPr>
-    </w:lvl>
-    <w:lvl w:ilvl="4" w:tplc="04090019" w:tentative="1">
-      <w:start w:val="1"/>
-      <w:numFmt w:val="lowerLetter"/>
-      <w:lvlText w:val="%5."/>
-      <w:lvlJc w:val="left"/>
-      <w:pPr>
-        <w:ind w:left="3597" w:hanging="360"/>
-      </w:pPr>
-    </w:lvl>
-    <w:lvl w:ilvl="5" w:tplc="0409001B" w:tentative="1">
-      <w:start w:val="1"/>
-      <w:numFmt w:val="lowerRoman"/>
-      <w:lvlText w:val="%6."/>
-      <w:lvlJc w:val="right"/>
-      <w:pPr>
-        <w:ind w:left="4317" w:hanging="180"/>
-      </w:pPr>
-    </w:lvl>
-    <w:lvl w:ilvl="6" w:tplc="0409000F" w:tentative="1">
-      <w:start w:val="1"/>
-      <w:numFmt w:val="decimal"/>
-      <w:lvlText w:val="%7."/>
-      <w:lvlJc w:val="left"/>
-      <w:pPr>
-        <w:ind w:left="5037" w:hanging="360"/>
-      </w:pPr>
-    </w:lvl>
-    <w:lvl w:ilvl="7" w:tplc="04090019" w:tentative="1">
-      <w:start w:val="1"/>
-      <w:numFmt w:val="lowerLetter"/>
-      <w:lvlText w:val="%8."/>
-      <w:lvlJc w:val="left"/>
-      <w:pPr>
-        <w:ind w:left="5757" w:hanging="360"/>
-      </w:pPr>
-    </w:lvl>
-    <w:lvl w:ilvl="8" w:tplc="0409001B" w:tentative="1">
-      <w:start w:val="1"/>
-      <w:numFmt w:val="lowerRoman"/>
-      <w:lvlText w:val="%9."/>
-      <w:lvlJc w:val="right"/>
-      <w:pPr>
-        <w:ind w:left="6477" w:hanging="180"/>
-      </w:pPr>
-    </w:lvl>
-  </w:abstractNum>
-  <w:abstractNum w:abstractNumId="13" w15:restartNumberingAfterBreak="0">
+  <w:abstractNum w:abstractNumId="5" w15:restartNumberingAfterBreak="0">
     <w:nsid w:val="2A3612E6"/>
     <w:multiLevelType w:val="hybridMultilevel"/>
     <w:tmpl w:val="1F36C8B4"/>
@@ -8624,7 +8819,120 @@
       </w:pPr>
     </w:lvl>
   </w:abstractNum>
-  <w:abstractNum w:abstractNumId="14" w15:restartNumberingAfterBreak="0">
+  <w:abstractNum w:abstractNumId="6" w15:restartNumberingAfterBreak="0">
+    <w:nsid w:val="2C1978B6"/>
+    <w:multiLevelType w:val="hybridMultilevel"/>
+    <w:tmpl w:val="8FD44D50"/>
+    <w:lvl w:ilvl="0" w:tplc="04090001">
+      <w:start w:val="1"/>
+      <w:numFmt w:val="bullet"/>
+      <w:lvlText w:val=""/>
+      <w:lvlJc w:val="left"/>
+      <w:pPr>
+        <w:ind w:left="1080" w:hanging="360"/>
+      </w:pPr>
+      <w:rPr>
+        <w:rFonts w:ascii="Symbol" w:hAnsi="Symbol" w:hint="default"/>
+      </w:rPr>
+    </w:lvl>
+    <w:lvl w:ilvl="1" w:tplc="04090003" w:tentative="1">
+      <w:start w:val="1"/>
+      <w:numFmt w:val="bullet"/>
+      <w:lvlText w:val="o"/>
+      <w:lvlJc w:val="left"/>
+      <w:pPr>
+        <w:ind w:left="1800" w:hanging="360"/>
+      </w:pPr>
+      <w:rPr>
+        <w:rFonts w:ascii="Courier New" w:hAnsi="Courier New" w:cs="Courier New" w:hint="default"/>
+      </w:rPr>
+    </w:lvl>
+    <w:lvl w:ilvl="2" w:tplc="04090005" w:tentative="1">
+      <w:start w:val="1"/>
+      <w:numFmt w:val="bullet"/>
+      <w:lvlText w:val=""/>
+      <w:lvlJc w:val="left"/>
+      <w:pPr>
+        <w:ind w:left="2520" w:hanging="360"/>
+      </w:pPr>
+      <w:rPr>
+        <w:rFonts w:ascii="Wingdings" w:hAnsi="Wingdings" w:hint="default"/>
+      </w:rPr>
+    </w:lvl>
+    <w:lvl w:ilvl="3" w:tplc="04090001" w:tentative="1">
+      <w:start w:val="1"/>
+      <w:numFmt w:val="bullet"/>
+      <w:lvlText w:val=""/>
+      <w:lvlJc w:val="left"/>
+      <w:pPr>
+        <w:ind w:left="3240" w:hanging="360"/>
+      </w:pPr>
+      <w:rPr>
+        <w:rFonts w:ascii="Symbol" w:hAnsi="Symbol" w:hint="default"/>
+      </w:rPr>
+    </w:lvl>
+    <w:lvl w:ilvl="4" w:tplc="04090003" w:tentative="1">
+      <w:start w:val="1"/>
+      <w:numFmt w:val="bullet"/>
+      <w:lvlText w:val="o"/>
+      <w:lvlJc w:val="left"/>
+      <w:pPr>
+        <w:ind w:left="3960" w:hanging="360"/>
+      </w:pPr>
+      <w:rPr>
+        <w:rFonts w:ascii="Courier New" w:hAnsi="Courier New" w:cs="Courier New" w:hint="default"/>
+      </w:rPr>
+    </w:lvl>
+    <w:lvl w:ilvl="5" w:tplc="04090005" w:tentative="1">
+      <w:start w:val="1"/>
+      <w:numFmt w:val="bullet"/>
+      <w:lvlText w:val=""/>
+      <w:lvlJc w:val="left"/>
+      <w:pPr>
+        <w:ind w:left="4680" w:hanging="360"/>
+      </w:pPr>
+      <w:rPr>
+        <w:rFonts w:ascii="Wingdings" w:hAnsi="Wingdings" w:hint="default"/>
+      </w:rPr>
+    </w:lvl>
+    <w:lvl w:ilvl="6" w:tplc="04090001" w:tentative="1">
+      <w:start w:val="1"/>
+      <w:numFmt w:val="bullet"/>
+      <w:lvlText w:val=""/>
+      <w:lvlJc w:val="left"/>
+      <w:pPr>
+        <w:ind w:left="5400" w:hanging="360"/>
+      </w:pPr>
+      <w:rPr>
+        <w:rFonts w:ascii="Symbol" w:hAnsi="Symbol" w:hint="default"/>
+      </w:rPr>
+    </w:lvl>
+    <w:lvl w:ilvl="7" w:tplc="04090003" w:tentative="1">
+      <w:start w:val="1"/>
+      <w:numFmt w:val="bullet"/>
+      <w:lvlText w:val="o"/>
+      <w:lvlJc w:val="left"/>
+      <w:pPr>
+        <w:ind w:left="6120" w:hanging="360"/>
+      </w:pPr>
+      <w:rPr>
+        <w:rFonts w:ascii="Courier New" w:hAnsi="Courier New" w:cs="Courier New" w:hint="default"/>
+      </w:rPr>
+    </w:lvl>
+    <w:lvl w:ilvl="8" w:tplc="04090005" w:tentative="1">
+      <w:start w:val="1"/>
+      <w:numFmt w:val="bullet"/>
+      <w:lvlText w:val=""/>
+      <w:lvlJc w:val="left"/>
+      <w:pPr>
+        <w:ind w:left="6840" w:hanging="360"/>
+      </w:pPr>
+      <w:rPr>
+        <w:rFonts w:ascii="Wingdings" w:hAnsi="Wingdings" w:hint="default"/>
+      </w:rPr>
+    </w:lvl>
+  </w:abstractNum>
+  <w:abstractNum w:abstractNumId="7" w15:restartNumberingAfterBreak="0">
     <w:nsid w:val="2E7A4D30"/>
     <w:multiLevelType w:val="hybridMultilevel"/>
     <w:tmpl w:val="AC8886F2"/>
@@ -8713,156 +9021,96 @@
       </w:pPr>
     </w:lvl>
   </w:abstractNum>
-  <w:abstractNum w:abstractNumId="15" w15:restartNumberingAfterBreak="0">
-    <w:nsid w:val="370E5801"/>
-    <w:multiLevelType w:val="multilevel"/>
-    <w:tmpl w:val="AC76C6DE"/>
-    <w:lvl w:ilvl="0">
-      <w:start w:val="1"/>
-      <w:numFmt w:val="bullet"/>
-      <w:lvlText w:val=""/>
-      <w:lvlJc w:val="left"/>
-      <w:pPr>
-        <w:tabs>
-          <w:tab w:val="num" w:pos="720"/>
-        </w:tabs>
-        <w:ind w:left="720" w:hanging="360"/>
+  <w:abstractNum w:abstractNumId="8" w15:restartNumberingAfterBreak="0">
+    <w:nsid w:val="35EA19DE"/>
+    <w:multiLevelType w:val="hybridMultilevel"/>
+    <w:tmpl w:val="EF6A422E"/>
+    <w:lvl w:ilvl="0" w:tplc="38E06CDE">
+      <w:start w:val="1"/>
+      <w:numFmt w:val="decimal"/>
+      <w:lvlText w:val="（%1）"/>
+      <w:lvlJc w:val="left"/>
+      <w:pPr>
+        <w:ind w:left="1077" w:hanging="720"/>
       </w:pPr>
       <w:rPr>
-        <w:rFonts w:ascii="Symbol" w:hAnsi="Symbol" w:hint="default"/>
-        <w:sz w:val="20"/>
+        <w:rFonts w:hint="default"/>
       </w:rPr>
     </w:lvl>
-    <w:lvl w:ilvl="1" w:tentative="1">
-      <w:start w:val="1"/>
-      <w:numFmt w:val="bullet"/>
-      <w:lvlText w:val="o"/>
-      <w:lvlJc w:val="left"/>
-      <w:pPr>
-        <w:tabs>
-          <w:tab w:val="num" w:pos="1440"/>
-        </w:tabs>
-        <w:ind w:left="1440" w:hanging="360"/>
-      </w:pPr>
-      <w:rPr>
-        <w:rFonts w:ascii="Courier New" w:hAnsi="Courier New" w:hint="default"/>
-        <w:sz w:val="20"/>
-      </w:rPr>
-    </w:lvl>
-    <w:lvl w:ilvl="2" w:tentative="1">
-      <w:start w:val="1"/>
-      <w:numFmt w:val="bullet"/>
-      <w:lvlText w:val=""/>
-      <w:lvlJc w:val="left"/>
-      <w:pPr>
-        <w:tabs>
-          <w:tab w:val="num" w:pos="2160"/>
-        </w:tabs>
-        <w:ind w:left="2160" w:hanging="360"/>
-      </w:pPr>
-      <w:rPr>
-        <w:rFonts w:ascii="Wingdings" w:hAnsi="Wingdings" w:hint="default"/>
-        <w:sz w:val="20"/>
-      </w:rPr>
-    </w:lvl>
-    <w:lvl w:ilvl="3" w:tentative="1">
-      <w:start w:val="1"/>
-      <w:numFmt w:val="bullet"/>
-      <w:lvlText w:val=""/>
-      <w:lvlJc w:val="left"/>
-      <w:pPr>
-        <w:tabs>
-          <w:tab w:val="num" w:pos="2880"/>
-        </w:tabs>
-        <w:ind w:left="2880" w:hanging="360"/>
-      </w:pPr>
-      <w:rPr>
-        <w:rFonts w:ascii="Wingdings" w:hAnsi="Wingdings" w:hint="default"/>
-        <w:sz w:val="20"/>
-      </w:rPr>
-    </w:lvl>
-    <w:lvl w:ilvl="4" w:tentative="1">
-      <w:start w:val="1"/>
-      <w:numFmt w:val="bullet"/>
-      <w:lvlText w:val=""/>
-      <w:lvlJc w:val="left"/>
-      <w:pPr>
-        <w:tabs>
-          <w:tab w:val="num" w:pos="3600"/>
-        </w:tabs>
-        <w:ind w:left="3600" w:hanging="360"/>
-      </w:pPr>
-      <w:rPr>
-        <w:rFonts w:ascii="Wingdings" w:hAnsi="Wingdings" w:hint="default"/>
-        <w:sz w:val="20"/>
-      </w:rPr>
-    </w:lvl>
-    <w:lvl w:ilvl="5" w:tentative="1">
-      <w:start w:val="1"/>
-      <w:numFmt w:val="bullet"/>
-      <w:lvlText w:val=""/>
-      <w:lvlJc w:val="left"/>
-      <w:pPr>
-        <w:tabs>
-          <w:tab w:val="num" w:pos="4320"/>
-        </w:tabs>
-        <w:ind w:left="4320" w:hanging="360"/>
-      </w:pPr>
-      <w:rPr>
-        <w:rFonts w:ascii="Wingdings" w:hAnsi="Wingdings" w:hint="default"/>
-        <w:sz w:val="20"/>
-      </w:rPr>
-    </w:lvl>
-    <w:lvl w:ilvl="6" w:tentative="1">
-      <w:start w:val="1"/>
-      <w:numFmt w:val="bullet"/>
-      <w:lvlText w:val=""/>
-      <w:lvlJc w:val="left"/>
-      <w:pPr>
-        <w:tabs>
-          <w:tab w:val="num" w:pos="5040"/>
-        </w:tabs>
-        <w:ind w:left="5040" w:hanging="360"/>
-      </w:pPr>
-      <w:rPr>
-        <w:rFonts w:ascii="Wingdings" w:hAnsi="Wingdings" w:hint="default"/>
-        <w:sz w:val="20"/>
-      </w:rPr>
-    </w:lvl>
-    <w:lvl w:ilvl="7" w:tentative="1">
-      <w:start w:val="1"/>
-      <w:numFmt w:val="bullet"/>
-      <w:lvlText w:val=""/>
-      <w:lvlJc w:val="left"/>
-      <w:pPr>
-        <w:tabs>
-          <w:tab w:val="num" w:pos="5760"/>
-        </w:tabs>
-        <w:ind w:left="5760" w:hanging="360"/>
-      </w:pPr>
-      <w:rPr>
-        <w:rFonts w:ascii="Wingdings" w:hAnsi="Wingdings" w:hint="default"/>
-        <w:sz w:val="20"/>
-      </w:rPr>
-    </w:lvl>
-    <w:lvl w:ilvl="8" w:tentative="1">
-      <w:start w:val="1"/>
-      <w:numFmt w:val="bullet"/>
-      <w:lvlText w:val=""/>
-      <w:lvlJc w:val="left"/>
-      <w:pPr>
-        <w:tabs>
-          <w:tab w:val="num" w:pos="6480"/>
-        </w:tabs>
-        <w:ind w:left="6480" w:hanging="360"/>
-      </w:pPr>
-      <w:rPr>
-        <w:rFonts w:ascii="Wingdings" w:hAnsi="Wingdings" w:hint="default"/>
-        <w:sz w:val="20"/>
-      </w:rPr>
+    <w:lvl w:ilvl="1" w:tplc="04090019" w:tentative="1">
+      <w:start w:val="1"/>
+      <w:numFmt w:val="lowerLetter"/>
+      <w:lvlText w:val="%2."/>
+      <w:lvlJc w:val="left"/>
+      <w:pPr>
+        <w:ind w:left="1437" w:hanging="360"/>
+      </w:pPr>
+    </w:lvl>
+    <w:lvl w:ilvl="2" w:tplc="0409001B" w:tentative="1">
+      <w:start w:val="1"/>
+      <w:numFmt w:val="lowerRoman"/>
+      <w:lvlText w:val="%3."/>
+      <w:lvlJc w:val="right"/>
+      <w:pPr>
+        <w:ind w:left="2157" w:hanging="180"/>
+      </w:pPr>
+    </w:lvl>
+    <w:lvl w:ilvl="3" w:tplc="0409000F" w:tentative="1">
+      <w:start w:val="1"/>
+      <w:numFmt w:val="decimal"/>
+      <w:lvlText w:val="%4."/>
+      <w:lvlJc w:val="left"/>
+      <w:pPr>
+        <w:ind w:left="2877" w:hanging="360"/>
+      </w:pPr>
+    </w:lvl>
+    <w:lvl w:ilvl="4" w:tplc="04090019" w:tentative="1">
+      <w:start w:val="1"/>
+      <w:numFmt w:val="lowerLetter"/>
+      <w:lvlText w:val="%5."/>
+      <w:lvlJc w:val="left"/>
+      <w:pPr>
+        <w:ind w:left="3597" w:hanging="360"/>
+      </w:pPr>
+    </w:lvl>
+    <w:lvl w:ilvl="5" w:tplc="0409001B" w:tentative="1">
+      <w:start w:val="1"/>
+      <w:numFmt w:val="lowerRoman"/>
+      <w:lvlText w:val="%6."/>
+      <w:lvlJc w:val="right"/>
+      <w:pPr>
+        <w:ind w:left="4317" w:hanging="180"/>
+      </w:pPr>
+    </w:lvl>
+    <w:lvl w:ilvl="6" w:tplc="0409000F" w:tentative="1">
+      <w:start w:val="1"/>
+      <w:numFmt w:val="decimal"/>
+      <w:lvlText w:val="%7."/>
+      <w:lvlJc w:val="left"/>
+      <w:pPr>
+        <w:ind w:left="5037" w:hanging="360"/>
+      </w:pPr>
+    </w:lvl>
+    <w:lvl w:ilvl="7" w:tplc="04090019" w:tentative="1">
+      <w:start w:val="1"/>
+      <w:numFmt w:val="lowerLetter"/>
+      <w:lvlText w:val="%8."/>
+      <w:lvlJc w:val="left"/>
+      <w:pPr>
+        <w:ind w:left="5757" w:hanging="360"/>
+      </w:pPr>
+    </w:lvl>
+    <w:lvl w:ilvl="8" w:tplc="0409001B" w:tentative="1">
+      <w:start w:val="1"/>
+      <w:numFmt w:val="lowerRoman"/>
+      <w:lvlText w:val="%9."/>
+      <w:lvlJc w:val="right"/>
+      <w:pPr>
+        <w:ind w:left="6477" w:hanging="180"/>
+      </w:pPr>
     </w:lvl>
   </w:abstractNum>
-  <w:abstractNum w:abstractNumId="16" w15:restartNumberingAfterBreak="0">
+  <w:abstractNum w:abstractNumId="9" w15:restartNumberingAfterBreak="0">
     <w:nsid w:val="377C60EA"/>
     <w:multiLevelType w:val="hybridMultilevel"/>
     <w:tmpl w:val="AC8886F2"/>
@@ -8951,1065 +9199,7 @@
       </w:pPr>
     </w:lvl>
   </w:abstractNum>
-  <w:abstractNum w:abstractNumId="17" w15:restartNumberingAfterBreak="0">
-    <w:nsid w:val="38240BDF"/>
-    <w:multiLevelType w:val="hybridMultilevel"/>
-    <w:tmpl w:val="858E1EE4"/>
-    <w:lvl w:ilvl="0" w:tplc="0409000F">
-      <w:start w:val="1"/>
-      <w:numFmt w:val="decimal"/>
-      <w:lvlText w:val="%1."/>
-      <w:lvlJc w:val="left"/>
-      <w:pPr>
-        <w:ind w:left="720" w:hanging="360"/>
-      </w:pPr>
-      <w:rPr>
-        <w:rFonts w:hint="default"/>
-      </w:rPr>
-    </w:lvl>
-    <w:lvl w:ilvl="1" w:tplc="04090019" w:tentative="1">
-      <w:start w:val="1"/>
-      <w:numFmt w:val="lowerLetter"/>
-      <w:lvlText w:val="%2."/>
-      <w:lvlJc w:val="left"/>
-      <w:pPr>
-        <w:ind w:left="1440" w:hanging="360"/>
-      </w:pPr>
-    </w:lvl>
-    <w:lvl w:ilvl="2" w:tplc="0409001B" w:tentative="1">
-      <w:start w:val="1"/>
-      <w:numFmt w:val="lowerRoman"/>
-      <w:lvlText w:val="%3."/>
-      <w:lvlJc w:val="right"/>
-      <w:pPr>
-        <w:ind w:left="2160" w:hanging="180"/>
-      </w:pPr>
-    </w:lvl>
-    <w:lvl w:ilvl="3" w:tplc="0409000F" w:tentative="1">
-      <w:start w:val="1"/>
-      <w:numFmt w:val="decimal"/>
-      <w:lvlText w:val="%4."/>
-      <w:lvlJc w:val="left"/>
-      <w:pPr>
-        <w:ind w:left="2880" w:hanging="360"/>
-      </w:pPr>
-    </w:lvl>
-    <w:lvl w:ilvl="4" w:tplc="04090019" w:tentative="1">
-      <w:start w:val="1"/>
-      <w:numFmt w:val="lowerLetter"/>
-      <w:lvlText w:val="%5."/>
-      <w:lvlJc w:val="left"/>
-      <w:pPr>
-        <w:ind w:left="3600" w:hanging="360"/>
-      </w:pPr>
-    </w:lvl>
-    <w:lvl w:ilvl="5" w:tplc="0409001B" w:tentative="1">
-      <w:start w:val="1"/>
-      <w:numFmt w:val="lowerRoman"/>
-      <w:lvlText w:val="%6."/>
-      <w:lvlJc w:val="right"/>
-      <w:pPr>
-        <w:ind w:left="4320" w:hanging="180"/>
-      </w:pPr>
-    </w:lvl>
-    <w:lvl w:ilvl="6" w:tplc="0409000F" w:tentative="1">
-      <w:start w:val="1"/>
-      <w:numFmt w:val="decimal"/>
-      <w:lvlText w:val="%7."/>
-      <w:lvlJc w:val="left"/>
-      <w:pPr>
-        <w:ind w:left="5040" w:hanging="360"/>
-      </w:pPr>
-    </w:lvl>
-    <w:lvl w:ilvl="7" w:tplc="04090019" w:tentative="1">
-      <w:start w:val="1"/>
-      <w:numFmt w:val="lowerLetter"/>
-      <w:lvlText w:val="%8."/>
-      <w:lvlJc w:val="left"/>
-      <w:pPr>
-        <w:ind w:left="5760" w:hanging="360"/>
-      </w:pPr>
-    </w:lvl>
-    <w:lvl w:ilvl="8" w:tplc="0409001B" w:tentative="1">
-      <w:start w:val="1"/>
-      <w:numFmt w:val="lowerRoman"/>
-      <w:lvlText w:val="%9."/>
-      <w:lvlJc w:val="right"/>
-      <w:pPr>
-        <w:ind w:left="6480" w:hanging="180"/>
-      </w:pPr>
-    </w:lvl>
-  </w:abstractNum>
-  <w:abstractNum w:abstractNumId="18" w15:restartNumberingAfterBreak="0">
-    <w:nsid w:val="39CF739E"/>
-    <w:multiLevelType w:val="hybridMultilevel"/>
-    <w:tmpl w:val="6F4E93A4"/>
-    <w:lvl w:ilvl="0" w:tplc="FE1881C2">
-      <w:start w:val="1"/>
-      <w:numFmt w:val="decimal"/>
-      <w:lvlText w:val="%1."/>
-      <w:lvlJc w:val="left"/>
-      <w:pPr>
-        <w:ind w:left="1137" w:hanging="360"/>
-      </w:pPr>
-      <w:rPr>
-        <w:rFonts w:hint="default"/>
-      </w:rPr>
-    </w:lvl>
-    <w:lvl w:ilvl="1" w:tplc="04090019" w:tentative="1">
-      <w:start w:val="1"/>
-      <w:numFmt w:val="lowerLetter"/>
-      <w:lvlText w:val="%2."/>
-      <w:lvlJc w:val="left"/>
-      <w:pPr>
-        <w:ind w:left="1857" w:hanging="360"/>
-      </w:pPr>
-    </w:lvl>
-    <w:lvl w:ilvl="2" w:tplc="0409001B" w:tentative="1">
-      <w:start w:val="1"/>
-      <w:numFmt w:val="lowerRoman"/>
-      <w:lvlText w:val="%3."/>
-      <w:lvlJc w:val="right"/>
-      <w:pPr>
-        <w:ind w:left="2577" w:hanging="180"/>
-      </w:pPr>
-    </w:lvl>
-    <w:lvl w:ilvl="3" w:tplc="0409000F" w:tentative="1">
-      <w:start w:val="1"/>
-      <w:numFmt w:val="decimal"/>
-      <w:lvlText w:val="%4."/>
-      <w:lvlJc w:val="left"/>
-      <w:pPr>
-        <w:ind w:left="3297" w:hanging="360"/>
-      </w:pPr>
-    </w:lvl>
-    <w:lvl w:ilvl="4" w:tplc="04090019" w:tentative="1">
-      <w:start w:val="1"/>
-      <w:numFmt w:val="lowerLetter"/>
-      <w:lvlText w:val="%5."/>
-      <w:lvlJc w:val="left"/>
-      <w:pPr>
-        <w:ind w:left="4017" w:hanging="360"/>
-      </w:pPr>
-    </w:lvl>
-    <w:lvl w:ilvl="5" w:tplc="0409001B" w:tentative="1">
-      <w:start w:val="1"/>
-      <w:numFmt w:val="lowerRoman"/>
-      <w:lvlText w:val="%6."/>
-      <w:lvlJc w:val="right"/>
-      <w:pPr>
-        <w:ind w:left="4737" w:hanging="180"/>
-      </w:pPr>
-    </w:lvl>
-    <w:lvl w:ilvl="6" w:tplc="0409000F" w:tentative="1">
-      <w:start w:val="1"/>
-      <w:numFmt w:val="decimal"/>
-      <w:lvlText w:val="%7."/>
-      <w:lvlJc w:val="left"/>
-      <w:pPr>
-        <w:ind w:left="5457" w:hanging="360"/>
-      </w:pPr>
-    </w:lvl>
-    <w:lvl w:ilvl="7" w:tplc="04090019" w:tentative="1">
-      <w:start w:val="1"/>
-      <w:numFmt w:val="lowerLetter"/>
-      <w:lvlText w:val="%8."/>
-      <w:lvlJc w:val="left"/>
-      <w:pPr>
-        <w:ind w:left="6177" w:hanging="360"/>
-      </w:pPr>
-    </w:lvl>
-    <w:lvl w:ilvl="8" w:tplc="0409001B" w:tentative="1">
-      <w:start w:val="1"/>
-      <w:numFmt w:val="lowerRoman"/>
-      <w:lvlText w:val="%9."/>
-      <w:lvlJc w:val="right"/>
-      <w:pPr>
-        <w:ind w:left="6897" w:hanging="180"/>
-      </w:pPr>
-    </w:lvl>
-  </w:abstractNum>
-  <w:abstractNum w:abstractNumId="19" w15:restartNumberingAfterBreak="0">
-    <w:nsid w:val="3A5A578D"/>
-    <w:multiLevelType w:val="hybridMultilevel"/>
-    <w:tmpl w:val="20386D0C"/>
-    <w:lvl w:ilvl="0" w:tplc="04090001">
-      <w:start w:val="1"/>
-      <w:numFmt w:val="bullet"/>
-      <w:lvlText w:val=""/>
-      <w:lvlJc w:val="left"/>
-      <w:pPr>
-        <w:ind w:left="1077" w:hanging="360"/>
-      </w:pPr>
-      <w:rPr>
-        <w:rFonts w:ascii="Symbol" w:hAnsi="Symbol" w:hint="default"/>
-      </w:rPr>
-    </w:lvl>
-    <w:lvl w:ilvl="1" w:tplc="04090003" w:tentative="1">
-      <w:start w:val="1"/>
-      <w:numFmt w:val="bullet"/>
-      <w:lvlText w:val="o"/>
-      <w:lvlJc w:val="left"/>
-      <w:pPr>
-        <w:ind w:left="1797" w:hanging="360"/>
-      </w:pPr>
-      <w:rPr>
-        <w:rFonts w:ascii="Courier New" w:hAnsi="Courier New" w:cs="Courier New" w:hint="default"/>
-      </w:rPr>
-    </w:lvl>
-    <w:lvl w:ilvl="2" w:tplc="04090005" w:tentative="1">
-      <w:start w:val="1"/>
-      <w:numFmt w:val="bullet"/>
-      <w:lvlText w:val=""/>
-      <w:lvlJc w:val="left"/>
-      <w:pPr>
-        <w:ind w:left="2517" w:hanging="360"/>
-      </w:pPr>
-      <w:rPr>
-        <w:rFonts w:ascii="Wingdings" w:hAnsi="Wingdings" w:hint="default"/>
-      </w:rPr>
-    </w:lvl>
-    <w:lvl w:ilvl="3" w:tplc="04090001" w:tentative="1">
-      <w:start w:val="1"/>
-      <w:numFmt w:val="bullet"/>
-      <w:lvlText w:val=""/>
-      <w:lvlJc w:val="left"/>
-      <w:pPr>
-        <w:ind w:left="3237" w:hanging="360"/>
-      </w:pPr>
-      <w:rPr>
-        <w:rFonts w:ascii="Symbol" w:hAnsi="Symbol" w:hint="default"/>
-      </w:rPr>
-    </w:lvl>
-    <w:lvl w:ilvl="4" w:tplc="04090003" w:tentative="1">
-      <w:start w:val="1"/>
-      <w:numFmt w:val="bullet"/>
-      <w:lvlText w:val="o"/>
-      <w:lvlJc w:val="left"/>
-      <w:pPr>
-        <w:ind w:left="3957" w:hanging="360"/>
-      </w:pPr>
-      <w:rPr>
-        <w:rFonts w:ascii="Courier New" w:hAnsi="Courier New" w:cs="Courier New" w:hint="default"/>
-      </w:rPr>
-    </w:lvl>
-    <w:lvl w:ilvl="5" w:tplc="04090005" w:tentative="1">
-      <w:start w:val="1"/>
-      <w:numFmt w:val="bullet"/>
-      <w:lvlText w:val=""/>
-      <w:lvlJc w:val="left"/>
-      <w:pPr>
-        <w:ind w:left="4677" w:hanging="360"/>
-      </w:pPr>
-      <w:rPr>
-        <w:rFonts w:ascii="Wingdings" w:hAnsi="Wingdings" w:hint="default"/>
-      </w:rPr>
-    </w:lvl>
-    <w:lvl w:ilvl="6" w:tplc="04090001" w:tentative="1">
-      <w:start w:val="1"/>
-      <w:numFmt w:val="bullet"/>
-      <w:lvlText w:val=""/>
-      <w:lvlJc w:val="left"/>
-      <w:pPr>
-        <w:ind w:left="5397" w:hanging="360"/>
-      </w:pPr>
-      <w:rPr>
-        <w:rFonts w:ascii="Symbol" w:hAnsi="Symbol" w:hint="default"/>
-      </w:rPr>
-    </w:lvl>
-    <w:lvl w:ilvl="7" w:tplc="04090003" w:tentative="1">
-      <w:start w:val="1"/>
-      <w:numFmt w:val="bullet"/>
-      <w:lvlText w:val="o"/>
-      <w:lvlJc w:val="left"/>
-      <w:pPr>
-        <w:ind w:left="6117" w:hanging="360"/>
-      </w:pPr>
-      <w:rPr>
-        <w:rFonts w:ascii="Courier New" w:hAnsi="Courier New" w:cs="Courier New" w:hint="default"/>
-      </w:rPr>
-    </w:lvl>
-    <w:lvl w:ilvl="8" w:tplc="04090005" w:tentative="1">
-      <w:start w:val="1"/>
-      <w:numFmt w:val="bullet"/>
-      <w:lvlText w:val=""/>
-      <w:lvlJc w:val="left"/>
-      <w:pPr>
-        <w:ind w:left="6837" w:hanging="360"/>
-      </w:pPr>
-      <w:rPr>
-        <w:rFonts w:ascii="Wingdings" w:hAnsi="Wingdings" w:hint="default"/>
-      </w:rPr>
-    </w:lvl>
-  </w:abstractNum>
-  <w:abstractNum w:abstractNumId="20" w15:restartNumberingAfterBreak="0">
-    <w:nsid w:val="403A2B26"/>
-    <w:multiLevelType w:val="hybridMultilevel"/>
-    <w:tmpl w:val="FC306668"/>
-    <w:lvl w:ilvl="0" w:tplc="04090001">
-      <w:start w:val="1"/>
-      <w:numFmt w:val="bullet"/>
-      <w:lvlText w:val=""/>
-      <w:lvlJc w:val="left"/>
-      <w:pPr>
-        <w:ind w:left="1077" w:hanging="360"/>
-      </w:pPr>
-      <w:rPr>
-        <w:rFonts w:ascii="Symbol" w:hAnsi="Symbol" w:hint="default"/>
-      </w:rPr>
-    </w:lvl>
-    <w:lvl w:ilvl="1" w:tplc="04090003" w:tentative="1">
-      <w:start w:val="1"/>
-      <w:numFmt w:val="bullet"/>
-      <w:lvlText w:val="o"/>
-      <w:lvlJc w:val="left"/>
-      <w:pPr>
-        <w:ind w:left="1797" w:hanging="360"/>
-      </w:pPr>
-      <w:rPr>
-        <w:rFonts w:ascii="Courier New" w:hAnsi="Courier New" w:cs="Courier New" w:hint="default"/>
-      </w:rPr>
-    </w:lvl>
-    <w:lvl w:ilvl="2" w:tplc="04090005" w:tentative="1">
-      <w:start w:val="1"/>
-      <w:numFmt w:val="bullet"/>
-      <w:lvlText w:val=""/>
-      <w:lvlJc w:val="left"/>
-      <w:pPr>
-        <w:ind w:left="2517" w:hanging="360"/>
-      </w:pPr>
-      <w:rPr>
-        <w:rFonts w:ascii="Wingdings" w:hAnsi="Wingdings" w:hint="default"/>
-      </w:rPr>
-    </w:lvl>
-    <w:lvl w:ilvl="3" w:tplc="04090001" w:tentative="1">
-      <w:start w:val="1"/>
-      <w:numFmt w:val="bullet"/>
-      <w:lvlText w:val=""/>
-      <w:lvlJc w:val="left"/>
-      <w:pPr>
-        <w:ind w:left="3237" w:hanging="360"/>
-      </w:pPr>
-      <w:rPr>
-        <w:rFonts w:ascii="Symbol" w:hAnsi="Symbol" w:hint="default"/>
-      </w:rPr>
-    </w:lvl>
-    <w:lvl w:ilvl="4" w:tplc="04090003" w:tentative="1">
-      <w:start w:val="1"/>
-      <w:numFmt w:val="bullet"/>
-      <w:lvlText w:val="o"/>
-      <w:lvlJc w:val="left"/>
-      <w:pPr>
-        <w:ind w:left="3957" w:hanging="360"/>
-      </w:pPr>
-      <w:rPr>
-        <w:rFonts w:ascii="Courier New" w:hAnsi="Courier New" w:cs="Courier New" w:hint="default"/>
-      </w:rPr>
-    </w:lvl>
-    <w:lvl w:ilvl="5" w:tplc="04090005" w:tentative="1">
-      <w:start w:val="1"/>
-      <w:numFmt w:val="bullet"/>
-      <w:lvlText w:val=""/>
-      <w:lvlJc w:val="left"/>
-      <w:pPr>
-        <w:ind w:left="4677" w:hanging="360"/>
-      </w:pPr>
-      <w:rPr>
-        <w:rFonts w:ascii="Wingdings" w:hAnsi="Wingdings" w:hint="default"/>
-      </w:rPr>
-    </w:lvl>
-    <w:lvl w:ilvl="6" w:tplc="04090001" w:tentative="1">
-      <w:start w:val="1"/>
-      <w:numFmt w:val="bullet"/>
-      <w:lvlText w:val=""/>
-      <w:lvlJc w:val="left"/>
-      <w:pPr>
-        <w:ind w:left="5397" w:hanging="360"/>
-      </w:pPr>
-      <w:rPr>
-        <w:rFonts w:ascii="Symbol" w:hAnsi="Symbol" w:hint="default"/>
-      </w:rPr>
-    </w:lvl>
-    <w:lvl w:ilvl="7" w:tplc="04090003" w:tentative="1">
-      <w:start w:val="1"/>
-      <w:numFmt w:val="bullet"/>
-      <w:lvlText w:val="o"/>
-      <w:lvlJc w:val="left"/>
-      <w:pPr>
-        <w:ind w:left="6117" w:hanging="360"/>
-      </w:pPr>
-      <w:rPr>
-        <w:rFonts w:ascii="Courier New" w:hAnsi="Courier New" w:cs="Courier New" w:hint="default"/>
-      </w:rPr>
-    </w:lvl>
-    <w:lvl w:ilvl="8" w:tplc="04090005" w:tentative="1">
-      <w:start w:val="1"/>
-      <w:numFmt w:val="bullet"/>
-      <w:lvlText w:val=""/>
-      <w:lvlJc w:val="left"/>
-      <w:pPr>
-        <w:ind w:left="6837" w:hanging="360"/>
-      </w:pPr>
-      <w:rPr>
-        <w:rFonts w:ascii="Wingdings" w:hAnsi="Wingdings" w:hint="default"/>
-      </w:rPr>
-    </w:lvl>
-  </w:abstractNum>
-  <w:abstractNum w:abstractNumId="21" w15:restartNumberingAfterBreak="0">
-    <w:nsid w:val="41022D0A"/>
-    <w:multiLevelType w:val="hybridMultilevel"/>
-    <w:tmpl w:val="003446F6"/>
-    <w:lvl w:ilvl="0" w:tplc="04090001">
-      <w:start w:val="1"/>
-      <w:numFmt w:val="bullet"/>
-      <w:lvlText w:val=""/>
-      <w:lvlJc w:val="left"/>
-      <w:pPr>
-        <w:ind w:left="780" w:hanging="360"/>
-      </w:pPr>
-      <w:rPr>
-        <w:rFonts w:ascii="Symbol" w:hAnsi="Symbol" w:hint="default"/>
-      </w:rPr>
-    </w:lvl>
-    <w:lvl w:ilvl="1" w:tplc="04090003" w:tentative="1">
-      <w:start w:val="1"/>
-      <w:numFmt w:val="bullet"/>
-      <w:lvlText w:val="o"/>
-      <w:lvlJc w:val="left"/>
-      <w:pPr>
-        <w:ind w:left="1500" w:hanging="360"/>
-      </w:pPr>
-      <w:rPr>
-        <w:rFonts w:ascii="Courier New" w:hAnsi="Courier New" w:cs="Courier New" w:hint="default"/>
-      </w:rPr>
-    </w:lvl>
-    <w:lvl w:ilvl="2" w:tplc="04090005" w:tentative="1">
-      <w:start w:val="1"/>
-      <w:numFmt w:val="bullet"/>
-      <w:lvlText w:val=""/>
-      <w:lvlJc w:val="left"/>
-      <w:pPr>
-        <w:ind w:left="2220" w:hanging="360"/>
-      </w:pPr>
-      <w:rPr>
-        <w:rFonts w:ascii="Wingdings" w:hAnsi="Wingdings" w:hint="default"/>
-      </w:rPr>
-    </w:lvl>
-    <w:lvl w:ilvl="3" w:tplc="04090001" w:tentative="1">
-      <w:start w:val="1"/>
-      <w:numFmt w:val="bullet"/>
-      <w:lvlText w:val=""/>
-      <w:lvlJc w:val="left"/>
-      <w:pPr>
-        <w:ind w:left="2940" w:hanging="360"/>
-      </w:pPr>
-      <w:rPr>
-        <w:rFonts w:ascii="Symbol" w:hAnsi="Symbol" w:hint="default"/>
-      </w:rPr>
-    </w:lvl>
-    <w:lvl w:ilvl="4" w:tplc="04090003" w:tentative="1">
-      <w:start w:val="1"/>
-      <w:numFmt w:val="bullet"/>
-      <w:lvlText w:val="o"/>
-      <w:lvlJc w:val="left"/>
-      <w:pPr>
-        <w:ind w:left="3660" w:hanging="360"/>
-      </w:pPr>
-      <w:rPr>
-        <w:rFonts w:ascii="Courier New" w:hAnsi="Courier New" w:cs="Courier New" w:hint="default"/>
-      </w:rPr>
-    </w:lvl>
-    <w:lvl w:ilvl="5" w:tplc="04090005" w:tentative="1">
-      <w:start w:val="1"/>
-      <w:numFmt w:val="bullet"/>
-      <w:lvlText w:val=""/>
-      <w:lvlJc w:val="left"/>
-      <w:pPr>
-        <w:ind w:left="4380" w:hanging="360"/>
-      </w:pPr>
-      <w:rPr>
-        <w:rFonts w:ascii="Wingdings" w:hAnsi="Wingdings" w:hint="default"/>
-      </w:rPr>
-    </w:lvl>
-    <w:lvl w:ilvl="6" w:tplc="04090001" w:tentative="1">
-      <w:start w:val="1"/>
-      <w:numFmt w:val="bullet"/>
-      <w:lvlText w:val=""/>
-      <w:lvlJc w:val="left"/>
-      <w:pPr>
-        <w:ind w:left="5100" w:hanging="360"/>
-      </w:pPr>
-      <w:rPr>
-        <w:rFonts w:ascii="Symbol" w:hAnsi="Symbol" w:hint="default"/>
-      </w:rPr>
-    </w:lvl>
-    <w:lvl w:ilvl="7" w:tplc="04090003" w:tentative="1">
-      <w:start w:val="1"/>
-      <w:numFmt w:val="bullet"/>
-      <w:lvlText w:val="o"/>
-      <w:lvlJc w:val="left"/>
-      <w:pPr>
-        <w:ind w:left="5820" w:hanging="360"/>
-      </w:pPr>
-      <w:rPr>
-        <w:rFonts w:ascii="Courier New" w:hAnsi="Courier New" w:cs="Courier New" w:hint="default"/>
-      </w:rPr>
-    </w:lvl>
-    <w:lvl w:ilvl="8" w:tplc="04090005" w:tentative="1">
-      <w:start w:val="1"/>
-      <w:numFmt w:val="bullet"/>
-      <w:lvlText w:val=""/>
-      <w:lvlJc w:val="left"/>
-      <w:pPr>
-        <w:ind w:left="6540" w:hanging="360"/>
-      </w:pPr>
-      <w:rPr>
-        <w:rFonts w:ascii="Wingdings" w:hAnsi="Wingdings" w:hint="default"/>
-      </w:rPr>
-    </w:lvl>
-  </w:abstractNum>
-  <w:abstractNum w:abstractNumId="22" w15:restartNumberingAfterBreak="0">
-    <w:nsid w:val="48A17B59"/>
-    <w:multiLevelType w:val="hybridMultilevel"/>
-    <w:tmpl w:val="2F8EC3EC"/>
-    <w:lvl w:ilvl="0" w:tplc="04090001">
-      <w:start w:val="1"/>
-      <w:numFmt w:val="bullet"/>
-      <w:lvlText w:val=""/>
-      <w:lvlJc w:val="left"/>
-      <w:pPr>
-        <w:ind w:left="1077" w:hanging="360"/>
-      </w:pPr>
-      <w:rPr>
-        <w:rFonts w:ascii="Symbol" w:hAnsi="Symbol" w:hint="default"/>
-      </w:rPr>
-    </w:lvl>
-    <w:lvl w:ilvl="1" w:tplc="04090003" w:tentative="1">
-      <w:start w:val="1"/>
-      <w:numFmt w:val="bullet"/>
-      <w:lvlText w:val="o"/>
-      <w:lvlJc w:val="left"/>
-      <w:pPr>
-        <w:ind w:left="1797" w:hanging="360"/>
-      </w:pPr>
-      <w:rPr>
-        <w:rFonts w:ascii="Courier New" w:hAnsi="Courier New" w:cs="Courier New" w:hint="default"/>
-      </w:rPr>
-    </w:lvl>
-    <w:lvl w:ilvl="2" w:tplc="04090005" w:tentative="1">
-      <w:start w:val="1"/>
-      <w:numFmt w:val="bullet"/>
-      <w:lvlText w:val=""/>
-      <w:lvlJc w:val="left"/>
-      <w:pPr>
-        <w:ind w:left="2517" w:hanging="360"/>
-      </w:pPr>
-      <w:rPr>
-        <w:rFonts w:ascii="Wingdings" w:hAnsi="Wingdings" w:hint="default"/>
-      </w:rPr>
-    </w:lvl>
-    <w:lvl w:ilvl="3" w:tplc="04090001" w:tentative="1">
-      <w:start w:val="1"/>
-      <w:numFmt w:val="bullet"/>
-      <w:lvlText w:val=""/>
-      <w:lvlJc w:val="left"/>
-      <w:pPr>
-        <w:ind w:left="3237" w:hanging="360"/>
-      </w:pPr>
-      <w:rPr>
-        <w:rFonts w:ascii="Symbol" w:hAnsi="Symbol" w:hint="default"/>
-      </w:rPr>
-    </w:lvl>
-    <w:lvl w:ilvl="4" w:tplc="04090003" w:tentative="1">
-      <w:start w:val="1"/>
-      <w:numFmt w:val="bullet"/>
-      <w:lvlText w:val="o"/>
-      <w:lvlJc w:val="left"/>
-      <w:pPr>
-        <w:ind w:left="3957" w:hanging="360"/>
-      </w:pPr>
-      <w:rPr>
-        <w:rFonts w:ascii="Courier New" w:hAnsi="Courier New" w:cs="Courier New" w:hint="default"/>
-      </w:rPr>
-    </w:lvl>
-    <w:lvl w:ilvl="5" w:tplc="04090005" w:tentative="1">
-      <w:start w:val="1"/>
-      <w:numFmt w:val="bullet"/>
-      <w:lvlText w:val=""/>
-      <w:lvlJc w:val="left"/>
-      <w:pPr>
-        <w:ind w:left="4677" w:hanging="360"/>
-      </w:pPr>
-      <w:rPr>
-        <w:rFonts w:ascii="Wingdings" w:hAnsi="Wingdings" w:hint="default"/>
-      </w:rPr>
-    </w:lvl>
-    <w:lvl w:ilvl="6" w:tplc="04090001" w:tentative="1">
-      <w:start w:val="1"/>
-      <w:numFmt w:val="bullet"/>
-      <w:lvlText w:val=""/>
-      <w:lvlJc w:val="left"/>
-      <w:pPr>
-        <w:ind w:left="5397" w:hanging="360"/>
-      </w:pPr>
-      <w:rPr>
-        <w:rFonts w:ascii="Symbol" w:hAnsi="Symbol" w:hint="default"/>
-      </w:rPr>
-    </w:lvl>
-    <w:lvl w:ilvl="7" w:tplc="04090003" w:tentative="1">
-      <w:start w:val="1"/>
-      <w:numFmt w:val="bullet"/>
-      <w:lvlText w:val="o"/>
-      <w:lvlJc w:val="left"/>
-      <w:pPr>
-        <w:ind w:left="6117" w:hanging="360"/>
-      </w:pPr>
-      <w:rPr>
-        <w:rFonts w:ascii="Courier New" w:hAnsi="Courier New" w:cs="Courier New" w:hint="default"/>
-      </w:rPr>
-    </w:lvl>
-    <w:lvl w:ilvl="8" w:tplc="04090005" w:tentative="1">
-      <w:start w:val="1"/>
-      <w:numFmt w:val="bullet"/>
-      <w:lvlText w:val=""/>
-      <w:lvlJc w:val="left"/>
-      <w:pPr>
-        <w:ind w:left="6837" w:hanging="360"/>
-      </w:pPr>
-      <w:rPr>
-        <w:rFonts w:ascii="Wingdings" w:hAnsi="Wingdings" w:hint="default"/>
-      </w:rPr>
-    </w:lvl>
-  </w:abstractNum>
-  <w:abstractNum w:abstractNumId="23" w15:restartNumberingAfterBreak="0">
-    <w:nsid w:val="4B055171"/>
-    <w:multiLevelType w:val="hybridMultilevel"/>
-    <w:tmpl w:val="66DEE1F8"/>
-    <w:lvl w:ilvl="0" w:tplc="04090001">
-      <w:start w:val="1"/>
-      <w:numFmt w:val="bullet"/>
-      <w:lvlText w:val=""/>
-      <w:lvlJc w:val="left"/>
-      <w:pPr>
-        <w:ind w:left="1077" w:hanging="360"/>
-      </w:pPr>
-      <w:rPr>
-        <w:rFonts w:ascii="Symbol" w:hAnsi="Symbol" w:hint="default"/>
-      </w:rPr>
-    </w:lvl>
-    <w:lvl w:ilvl="1" w:tplc="04090003" w:tentative="1">
-      <w:start w:val="1"/>
-      <w:numFmt w:val="bullet"/>
-      <w:lvlText w:val="o"/>
-      <w:lvlJc w:val="left"/>
-      <w:pPr>
-        <w:ind w:left="1797" w:hanging="360"/>
-      </w:pPr>
-      <w:rPr>
-        <w:rFonts w:ascii="Courier New" w:hAnsi="Courier New" w:cs="Courier New" w:hint="default"/>
-      </w:rPr>
-    </w:lvl>
-    <w:lvl w:ilvl="2" w:tplc="04090005" w:tentative="1">
-      <w:start w:val="1"/>
-      <w:numFmt w:val="bullet"/>
-      <w:lvlText w:val=""/>
-      <w:lvlJc w:val="left"/>
-      <w:pPr>
-        <w:ind w:left="2517" w:hanging="360"/>
-      </w:pPr>
-      <w:rPr>
-        <w:rFonts w:ascii="Wingdings" w:hAnsi="Wingdings" w:hint="default"/>
-      </w:rPr>
-    </w:lvl>
-    <w:lvl w:ilvl="3" w:tplc="04090001" w:tentative="1">
-      <w:start w:val="1"/>
-      <w:numFmt w:val="bullet"/>
-      <w:lvlText w:val=""/>
-      <w:lvlJc w:val="left"/>
-      <w:pPr>
-        <w:ind w:left="3237" w:hanging="360"/>
-      </w:pPr>
-      <w:rPr>
-        <w:rFonts w:ascii="Symbol" w:hAnsi="Symbol" w:hint="default"/>
-      </w:rPr>
-    </w:lvl>
-    <w:lvl w:ilvl="4" w:tplc="04090003" w:tentative="1">
-      <w:start w:val="1"/>
-      <w:numFmt w:val="bullet"/>
-      <w:lvlText w:val="o"/>
-      <w:lvlJc w:val="left"/>
-      <w:pPr>
-        <w:ind w:left="3957" w:hanging="360"/>
-      </w:pPr>
-      <w:rPr>
-        <w:rFonts w:ascii="Courier New" w:hAnsi="Courier New" w:cs="Courier New" w:hint="default"/>
-      </w:rPr>
-    </w:lvl>
-    <w:lvl w:ilvl="5" w:tplc="04090005" w:tentative="1">
-      <w:start w:val="1"/>
-      <w:numFmt w:val="bullet"/>
-      <w:lvlText w:val=""/>
-      <w:lvlJc w:val="left"/>
-      <w:pPr>
-        <w:ind w:left="4677" w:hanging="360"/>
-      </w:pPr>
-      <w:rPr>
-        <w:rFonts w:ascii="Wingdings" w:hAnsi="Wingdings" w:hint="default"/>
-      </w:rPr>
-    </w:lvl>
-    <w:lvl w:ilvl="6" w:tplc="04090001" w:tentative="1">
-      <w:start w:val="1"/>
-      <w:numFmt w:val="bullet"/>
-      <w:lvlText w:val=""/>
-      <w:lvlJc w:val="left"/>
-      <w:pPr>
-        <w:ind w:left="5397" w:hanging="360"/>
-      </w:pPr>
-      <w:rPr>
-        <w:rFonts w:ascii="Symbol" w:hAnsi="Symbol" w:hint="default"/>
-      </w:rPr>
-    </w:lvl>
-    <w:lvl w:ilvl="7" w:tplc="04090003" w:tentative="1">
-      <w:start w:val="1"/>
-      <w:numFmt w:val="bullet"/>
-      <w:lvlText w:val="o"/>
-      <w:lvlJc w:val="left"/>
-      <w:pPr>
-        <w:ind w:left="6117" w:hanging="360"/>
-      </w:pPr>
-      <w:rPr>
-        <w:rFonts w:ascii="Courier New" w:hAnsi="Courier New" w:cs="Courier New" w:hint="default"/>
-      </w:rPr>
-    </w:lvl>
-    <w:lvl w:ilvl="8" w:tplc="04090005" w:tentative="1">
-      <w:start w:val="1"/>
-      <w:numFmt w:val="bullet"/>
-      <w:lvlText w:val=""/>
-      <w:lvlJc w:val="left"/>
-      <w:pPr>
-        <w:ind w:left="6837" w:hanging="360"/>
-      </w:pPr>
-      <w:rPr>
-        <w:rFonts w:ascii="Wingdings" w:hAnsi="Wingdings" w:hint="default"/>
-      </w:rPr>
-    </w:lvl>
-  </w:abstractNum>
-  <w:abstractNum w:abstractNumId="24" w15:restartNumberingAfterBreak="0">
-    <w:nsid w:val="4C6E4F89"/>
-    <w:multiLevelType w:val="hybridMultilevel"/>
-    <w:tmpl w:val="4A9A70AA"/>
-    <w:lvl w:ilvl="0" w:tplc="04090001">
-      <w:start w:val="1"/>
-      <w:numFmt w:val="bullet"/>
-      <w:lvlText w:val=""/>
-      <w:lvlJc w:val="left"/>
-      <w:pPr>
-        <w:ind w:left="1077" w:hanging="360"/>
-      </w:pPr>
-      <w:rPr>
-        <w:rFonts w:ascii="Symbol" w:hAnsi="Symbol" w:hint="default"/>
-      </w:rPr>
-    </w:lvl>
-    <w:lvl w:ilvl="1" w:tplc="04090003" w:tentative="1">
-      <w:start w:val="1"/>
-      <w:numFmt w:val="bullet"/>
-      <w:lvlText w:val="o"/>
-      <w:lvlJc w:val="left"/>
-      <w:pPr>
-        <w:ind w:left="1797" w:hanging="360"/>
-      </w:pPr>
-      <w:rPr>
-        <w:rFonts w:ascii="Courier New" w:hAnsi="Courier New" w:cs="Courier New" w:hint="default"/>
-      </w:rPr>
-    </w:lvl>
-    <w:lvl w:ilvl="2" w:tplc="04090005" w:tentative="1">
-      <w:start w:val="1"/>
-      <w:numFmt w:val="bullet"/>
-      <w:lvlText w:val=""/>
-      <w:lvlJc w:val="left"/>
-      <w:pPr>
-        <w:ind w:left="2517" w:hanging="360"/>
-      </w:pPr>
-      <w:rPr>
-        <w:rFonts w:ascii="Wingdings" w:hAnsi="Wingdings" w:hint="default"/>
-      </w:rPr>
-    </w:lvl>
-    <w:lvl w:ilvl="3" w:tplc="04090001" w:tentative="1">
-      <w:start w:val="1"/>
-      <w:numFmt w:val="bullet"/>
-      <w:lvlText w:val=""/>
-      <w:lvlJc w:val="left"/>
-      <w:pPr>
-        <w:ind w:left="3237" w:hanging="360"/>
-      </w:pPr>
-      <w:rPr>
-        <w:rFonts w:ascii="Symbol" w:hAnsi="Symbol" w:hint="default"/>
-      </w:rPr>
-    </w:lvl>
-    <w:lvl w:ilvl="4" w:tplc="04090003" w:tentative="1">
-      <w:start w:val="1"/>
-      <w:numFmt w:val="bullet"/>
-      <w:lvlText w:val="o"/>
-      <w:lvlJc w:val="left"/>
-      <w:pPr>
-        <w:ind w:left="3957" w:hanging="360"/>
-      </w:pPr>
-      <w:rPr>
-        <w:rFonts w:ascii="Courier New" w:hAnsi="Courier New" w:cs="Courier New" w:hint="default"/>
-      </w:rPr>
-    </w:lvl>
-    <w:lvl w:ilvl="5" w:tplc="04090005" w:tentative="1">
-      <w:start w:val="1"/>
-      <w:numFmt w:val="bullet"/>
-      <w:lvlText w:val=""/>
-      <w:lvlJc w:val="left"/>
-      <w:pPr>
-        <w:ind w:left="4677" w:hanging="360"/>
-      </w:pPr>
-      <w:rPr>
-        <w:rFonts w:ascii="Wingdings" w:hAnsi="Wingdings" w:hint="default"/>
-      </w:rPr>
-    </w:lvl>
-    <w:lvl w:ilvl="6" w:tplc="04090001" w:tentative="1">
-      <w:start w:val="1"/>
-      <w:numFmt w:val="bullet"/>
-      <w:lvlText w:val=""/>
-      <w:lvlJc w:val="left"/>
-      <w:pPr>
-        <w:ind w:left="5397" w:hanging="360"/>
-      </w:pPr>
-      <w:rPr>
-        <w:rFonts w:ascii="Symbol" w:hAnsi="Symbol" w:hint="default"/>
-      </w:rPr>
-    </w:lvl>
-    <w:lvl w:ilvl="7" w:tplc="04090003" w:tentative="1">
-      <w:start w:val="1"/>
-      <w:numFmt w:val="bullet"/>
-      <w:lvlText w:val="o"/>
-      <w:lvlJc w:val="left"/>
-      <w:pPr>
-        <w:ind w:left="6117" w:hanging="360"/>
-      </w:pPr>
-      <w:rPr>
-        <w:rFonts w:ascii="Courier New" w:hAnsi="Courier New" w:cs="Courier New" w:hint="default"/>
-      </w:rPr>
-    </w:lvl>
-    <w:lvl w:ilvl="8" w:tplc="04090005" w:tentative="1">
-      <w:start w:val="1"/>
-      <w:numFmt w:val="bullet"/>
-      <w:lvlText w:val=""/>
-      <w:lvlJc w:val="left"/>
-      <w:pPr>
-        <w:ind w:left="6837" w:hanging="360"/>
-      </w:pPr>
-      <w:rPr>
-        <w:rFonts w:ascii="Wingdings" w:hAnsi="Wingdings" w:hint="default"/>
-      </w:rPr>
-    </w:lvl>
-  </w:abstractNum>
-  <w:abstractNum w:abstractNumId="25" w15:restartNumberingAfterBreak="0">
-    <w:nsid w:val="4EFD7D96"/>
-    <w:multiLevelType w:val="hybridMultilevel"/>
-    <w:tmpl w:val="76C83ED6"/>
-    <w:lvl w:ilvl="0" w:tplc="04090001">
-      <w:start w:val="1"/>
-      <w:numFmt w:val="bullet"/>
-      <w:lvlText w:val=""/>
-      <w:lvlJc w:val="left"/>
-      <w:pPr>
-        <w:ind w:left="780" w:hanging="360"/>
-      </w:pPr>
-      <w:rPr>
-        <w:rFonts w:ascii="Symbol" w:hAnsi="Symbol" w:hint="default"/>
-      </w:rPr>
-    </w:lvl>
-    <w:lvl w:ilvl="1" w:tplc="04090003" w:tentative="1">
-      <w:start w:val="1"/>
-      <w:numFmt w:val="bullet"/>
-      <w:lvlText w:val="o"/>
-      <w:lvlJc w:val="left"/>
-      <w:pPr>
-        <w:ind w:left="1500" w:hanging="360"/>
-      </w:pPr>
-      <w:rPr>
-        <w:rFonts w:ascii="Courier New" w:hAnsi="Courier New" w:cs="Courier New" w:hint="default"/>
-      </w:rPr>
-    </w:lvl>
-    <w:lvl w:ilvl="2" w:tplc="04090005" w:tentative="1">
-      <w:start w:val="1"/>
-      <w:numFmt w:val="bullet"/>
-      <w:lvlText w:val=""/>
-      <w:lvlJc w:val="left"/>
-      <w:pPr>
-        <w:ind w:left="2220" w:hanging="360"/>
-      </w:pPr>
-      <w:rPr>
-        <w:rFonts w:ascii="Wingdings" w:hAnsi="Wingdings" w:hint="default"/>
-      </w:rPr>
-    </w:lvl>
-    <w:lvl w:ilvl="3" w:tplc="04090001" w:tentative="1">
-      <w:start w:val="1"/>
-      <w:numFmt w:val="bullet"/>
-      <w:lvlText w:val=""/>
-      <w:lvlJc w:val="left"/>
-      <w:pPr>
-        <w:ind w:left="2940" w:hanging="360"/>
-      </w:pPr>
-      <w:rPr>
-        <w:rFonts w:ascii="Symbol" w:hAnsi="Symbol" w:hint="default"/>
-      </w:rPr>
-    </w:lvl>
-    <w:lvl w:ilvl="4" w:tplc="04090003" w:tentative="1">
-      <w:start w:val="1"/>
-      <w:numFmt w:val="bullet"/>
-      <w:lvlText w:val="o"/>
-      <w:lvlJc w:val="left"/>
-      <w:pPr>
-        <w:ind w:left="3660" w:hanging="360"/>
-      </w:pPr>
-      <w:rPr>
-        <w:rFonts w:ascii="Courier New" w:hAnsi="Courier New" w:cs="Courier New" w:hint="default"/>
-      </w:rPr>
-    </w:lvl>
-    <w:lvl w:ilvl="5" w:tplc="04090005" w:tentative="1">
-      <w:start w:val="1"/>
-      <w:numFmt w:val="bullet"/>
-      <w:lvlText w:val=""/>
-      <w:lvlJc w:val="left"/>
-      <w:pPr>
-        <w:ind w:left="4380" w:hanging="360"/>
-      </w:pPr>
-      <w:rPr>
-        <w:rFonts w:ascii="Wingdings" w:hAnsi="Wingdings" w:hint="default"/>
-      </w:rPr>
-    </w:lvl>
-    <w:lvl w:ilvl="6" w:tplc="04090001" w:tentative="1">
-      <w:start w:val="1"/>
-      <w:numFmt w:val="bullet"/>
-      <w:lvlText w:val=""/>
-      <w:lvlJc w:val="left"/>
-      <w:pPr>
-        <w:ind w:left="5100" w:hanging="360"/>
-      </w:pPr>
-      <w:rPr>
-        <w:rFonts w:ascii="Symbol" w:hAnsi="Symbol" w:hint="default"/>
-      </w:rPr>
-    </w:lvl>
-    <w:lvl w:ilvl="7" w:tplc="04090003" w:tentative="1">
-      <w:start w:val="1"/>
-      <w:numFmt w:val="bullet"/>
-      <w:lvlText w:val="o"/>
-      <w:lvlJc w:val="left"/>
-      <w:pPr>
-        <w:ind w:left="5820" w:hanging="360"/>
-      </w:pPr>
-      <w:rPr>
-        <w:rFonts w:ascii="Courier New" w:hAnsi="Courier New" w:cs="Courier New" w:hint="default"/>
-      </w:rPr>
-    </w:lvl>
-    <w:lvl w:ilvl="8" w:tplc="04090005" w:tentative="1">
-      <w:start w:val="1"/>
-      <w:numFmt w:val="bullet"/>
-      <w:lvlText w:val=""/>
-      <w:lvlJc w:val="left"/>
-      <w:pPr>
-        <w:ind w:left="6540" w:hanging="360"/>
-      </w:pPr>
-      <w:rPr>
-        <w:rFonts w:ascii="Wingdings" w:hAnsi="Wingdings" w:hint="default"/>
-      </w:rPr>
-    </w:lvl>
-  </w:abstractNum>
-  <w:abstractNum w:abstractNumId="26" w15:restartNumberingAfterBreak="0">
-    <w:nsid w:val="4F1D3E9E"/>
-    <w:multiLevelType w:val="hybridMultilevel"/>
-    <w:tmpl w:val="90160DCE"/>
-    <w:lvl w:ilvl="0" w:tplc="0409000F">
-      <w:start w:val="1"/>
-      <w:numFmt w:val="decimal"/>
-      <w:lvlText w:val="%1."/>
-      <w:lvlJc w:val="left"/>
-      <w:pPr>
-        <w:ind w:left="720" w:hanging="360"/>
-      </w:pPr>
-      <w:rPr>
-        <w:rFonts w:hint="default"/>
-      </w:rPr>
-    </w:lvl>
-    <w:lvl w:ilvl="1" w:tplc="04090019" w:tentative="1">
-      <w:start w:val="1"/>
-      <w:numFmt w:val="lowerLetter"/>
-      <w:lvlText w:val="%2."/>
-      <w:lvlJc w:val="left"/>
-      <w:pPr>
-        <w:ind w:left="1440" w:hanging="360"/>
-      </w:pPr>
-    </w:lvl>
-    <w:lvl w:ilvl="2" w:tplc="0409001B" w:tentative="1">
-      <w:start w:val="1"/>
-      <w:numFmt w:val="lowerRoman"/>
-      <w:lvlText w:val="%3."/>
-      <w:lvlJc w:val="right"/>
-      <w:pPr>
-        <w:ind w:left="2160" w:hanging="180"/>
-      </w:pPr>
-    </w:lvl>
-    <w:lvl w:ilvl="3" w:tplc="0409000F" w:tentative="1">
-      <w:start w:val="1"/>
-      <w:numFmt w:val="decimal"/>
-      <w:lvlText w:val="%4."/>
-      <w:lvlJc w:val="left"/>
-      <w:pPr>
-        <w:ind w:left="2880" w:hanging="360"/>
-      </w:pPr>
-    </w:lvl>
-    <w:lvl w:ilvl="4" w:tplc="04090019" w:tentative="1">
-      <w:start w:val="1"/>
-      <w:numFmt w:val="lowerLetter"/>
-      <w:lvlText w:val="%5."/>
-      <w:lvlJc w:val="left"/>
-      <w:pPr>
-        <w:ind w:left="3600" w:hanging="360"/>
-      </w:pPr>
-    </w:lvl>
-    <w:lvl w:ilvl="5" w:tplc="0409001B" w:tentative="1">
-      <w:start w:val="1"/>
-      <w:numFmt w:val="lowerRoman"/>
-      <w:lvlText w:val="%6."/>
-      <w:lvlJc w:val="right"/>
-      <w:pPr>
-        <w:ind w:left="4320" w:hanging="180"/>
-      </w:pPr>
-    </w:lvl>
-    <w:lvl w:ilvl="6" w:tplc="0409000F" w:tentative="1">
-      <w:start w:val="1"/>
-      <w:numFmt w:val="decimal"/>
-      <w:lvlText w:val="%7."/>
-      <w:lvlJc w:val="left"/>
-      <w:pPr>
-        <w:ind w:left="5040" w:hanging="360"/>
-      </w:pPr>
-    </w:lvl>
-    <w:lvl w:ilvl="7" w:tplc="04090019" w:tentative="1">
-      <w:start w:val="1"/>
-      <w:numFmt w:val="lowerLetter"/>
-      <w:lvlText w:val="%8."/>
-      <w:lvlJc w:val="left"/>
-      <w:pPr>
-        <w:ind w:left="5760" w:hanging="360"/>
-      </w:pPr>
-    </w:lvl>
-    <w:lvl w:ilvl="8" w:tplc="0409001B" w:tentative="1">
-      <w:start w:val="1"/>
-      <w:numFmt w:val="lowerRoman"/>
-      <w:lvlText w:val="%9."/>
-      <w:lvlJc w:val="right"/>
-      <w:pPr>
-        <w:ind w:left="6480" w:hanging="180"/>
-      </w:pPr>
-    </w:lvl>
-  </w:abstractNum>
-  <w:abstractNum w:abstractNumId="27" w15:restartNumberingAfterBreak="0">
+  <w:abstractNum w:abstractNumId="10" w15:restartNumberingAfterBreak="0">
     <w:nsid w:val="4F79231E"/>
     <w:multiLevelType w:val="hybridMultilevel"/>
     <w:tmpl w:val="8ADA4B56"/>
@@ -10098,17 +9288,17 @@
       </w:pPr>
     </w:lvl>
   </w:abstractNum>
-  <w:abstractNum w:abstractNumId="28" w15:restartNumberingAfterBreak="0">
-    <w:nsid w:val="518A635B"/>
+  <w:abstractNum w:abstractNumId="11" w15:restartNumberingAfterBreak="0">
+    <w:nsid w:val="53C741FF"/>
     <w:multiLevelType w:val="hybridMultilevel"/>
-    <w:tmpl w:val="79043210"/>
-    <w:lvl w:ilvl="0" w:tplc="B0928428">
+    <w:tmpl w:val="C3AE7378"/>
+    <w:lvl w:ilvl="0" w:tplc="6672A6AC">
       <w:start w:val="1"/>
       <w:numFmt w:val="decimal"/>
-      <w:lvlText w:val="%1."/>
-      <w:lvlJc w:val="left"/>
-      <w:pPr>
-        <w:ind w:left="717" w:hanging="360"/>
+      <w:lvlText w:val="（%1）"/>
+      <w:lvlJc w:val="left"/>
+      <w:pPr>
+        <w:ind w:left="1077" w:hanging="720"/>
       </w:pPr>
       <w:rPr>
         <w:rFonts w:hint="default"/>
@@ -10187,17 +9377,17 @@
       </w:pPr>
     </w:lvl>
   </w:abstractNum>
-  <w:abstractNum w:abstractNumId="29" w15:restartNumberingAfterBreak="0">
-    <w:nsid w:val="52B76C79"/>
+  <w:abstractNum w:abstractNumId="12" w15:restartNumberingAfterBreak="0">
+    <w:nsid w:val="5901438A"/>
     <w:multiLevelType w:val="hybridMultilevel"/>
-    <w:tmpl w:val="CE1EE72A"/>
-    <w:lvl w:ilvl="0" w:tplc="0B306F50">
+    <w:tmpl w:val="0D1402DC"/>
+    <w:lvl w:ilvl="0" w:tplc="3AA2D9EE">
       <w:start w:val="1"/>
       <w:numFmt w:val="decimal"/>
-      <w:lvlText w:val="%1."/>
-      <w:lvlJc w:val="left"/>
-      <w:pPr>
-        <w:ind w:left="717" w:hanging="360"/>
+      <w:lvlText w:val="（%1）"/>
+      <w:lvlJc w:val="left"/>
+      <w:pPr>
+        <w:ind w:left="1077" w:hanging="720"/>
       </w:pPr>
       <w:rPr>
         <w:rFonts w:hint="default"/>
@@ -10276,209 +9466,7 @@
       </w:pPr>
     </w:lvl>
   </w:abstractNum>
-  <w:abstractNum w:abstractNumId="30" w15:restartNumberingAfterBreak="0">
-    <w:nsid w:val="589E00D2"/>
-    <w:multiLevelType w:val="hybridMultilevel"/>
-    <w:tmpl w:val="6FB871CA"/>
-    <w:lvl w:ilvl="0" w:tplc="91EED5EE">
-      <w:start w:val="1"/>
-      <w:numFmt w:val="decimal"/>
-      <w:lvlText w:val="%1."/>
-      <w:lvlJc w:val="left"/>
-      <w:pPr>
-        <w:ind w:left="777" w:hanging="420"/>
-      </w:pPr>
-      <w:rPr>
-        <w:rFonts w:hint="default"/>
-      </w:rPr>
-    </w:lvl>
-    <w:lvl w:ilvl="1" w:tplc="04090019" w:tentative="1">
-      <w:start w:val="1"/>
-      <w:numFmt w:val="lowerLetter"/>
-      <w:lvlText w:val="%2)"/>
-      <w:lvlJc w:val="left"/>
-      <w:pPr>
-        <w:ind w:left="1197" w:hanging="420"/>
-      </w:pPr>
-    </w:lvl>
-    <w:lvl w:ilvl="2" w:tplc="0409001B" w:tentative="1">
-      <w:start w:val="1"/>
-      <w:numFmt w:val="lowerRoman"/>
-      <w:lvlText w:val="%3."/>
-      <w:lvlJc w:val="right"/>
-      <w:pPr>
-        <w:ind w:left="1617" w:hanging="420"/>
-      </w:pPr>
-    </w:lvl>
-    <w:lvl w:ilvl="3" w:tplc="0409000F" w:tentative="1">
-      <w:start w:val="1"/>
-      <w:numFmt w:val="decimal"/>
-      <w:lvlText w:val="%4."/>
-      <w:lvlJc w:val="left"/>
-      <w:pPr>
-        <w:ind w:left="2037" w:hanging="420"/>
-      </w:pPr>
-    </w:lvl>
-    <w:lvl w:ilvl="4" w:tplc="04090019" w:tentative="1">
-      <w:start w:val="1"/>
-      <w:numFmt w:val="lowerLetter"/>
-      <w:lvlText w:val="%5)"/>
-      <w:lvlJc w:val="left"/>
-      <w:pPr>
-        <w:ind w:left="2457" w:hanging="420"/>
-      </w:pPr>
-    </w:lvl>
-    <w:lvl w:ilvl="5" w:tplc="0409001B" w:tentative="1">
-      <w:start w:val="1"/>
-      <w:numFmt w:val="lowerRoman"/>
-      <w:lvlText w:val="%6."/>
-      <w:lvlJc w:val="right"/>
-      <w:pPr>
-        <w:ind w:left="2877" w:hanging="420"/>
-      </w:pPr>
-    </w:lvl>
-    <w:lvl w:ilvl="6" w:tplc="0409000F" w:tentative="1">
-      <w:start w:val="1"/>
-      <w:numFmt w:val="decimal"/>
-      <w:lvlText w:val="%7."/>
-      <w:lvlJc w:val="left"/>
-      <w:pPr>
-        <w:ind w:left="3297" w:hanging="420"/>
-      </w:pPr>
-    </w:lvl>
-    <w:lvl w:ilvl="7" w:tplc="04090019" w:tentative="1">
-      <w:start w:val="1"/>
-      <w:numFmt w:val="lowerLetter"/>
-      <w:lvlText w:val="%8)"/>
-      <w:lvlJc w:val="left"/>
-      <w:pPr>
-        <w:ind w:left="3717" w:hanging="420"/>
-      </w:pPr>
-    </w:lvl>
-    <w:lvl w:ilvl="8" w:tplc="0409001B" w:tentative="1">
-      <w:start w:val="1"/>
-      <w:numFmt w:val="lowerRoman"/>
-      <w:lvlText w:val="%9."/>
-      <w:lvlJc w:val="right"/>
-      <w:pPr>
-        <w:ind w:left="4137" w:hanging="420"/>
-      </w:pPr>
-    </w:lvl>
-  </w:abstractNum>
-  <w:abstractNum w:abstractNumId="31" w15:restartNumberingAfterBreak="0">
-    <w:nsid w:val="5C1D0037"/>
-    <w:multiLevelType w:val="hybridMultilevel"/>
-    <w:tmpl w:val="4B6CF32E"/>
-    <w:lvl w:ilvl="0" w:tplc="04090001">
-      <w:start w:val="1"/>
-      <w:numFmt w:val="bullet"/>
-      <w:lvlText w:val=""/>
-      <w:lvlJc w:val="left"/>
-      <w:pPr>
-        <w:ind w:left="1077" w:hanging="360"/>
-      </w:pPr>
-      <w:rPr>
-        <w:rFonts w:ascii="Symbol" w:hAnsi="Symbol" w:hint="default"/>
-      </w:rPr>
-    </w:lvl>
-    <w:lvl w:ilvl="1" w:tplc="04090003">
-      <w:start w:val="1"/>
-      <w:numFmt w:val="bullet"/>
-      <w:lvlText w:val="o"/>
-      <w:lvlJc w:val="left"/>
-      <w:pPr>
-        <w:ind w:left="1797" w:hanging="360"/>
-      </w:pPr>
-      <w:rPr>
-        <w:rFonts w:ascii="Courier New" w:hAnsi="Courier New" w:cs="Courier New" w:hint="default"/>
-      </w:rPr>
-    </w:lvl>
-    <w:lvl w:ilvl="2" w:tplc="04090005" w:tentative="1">
-      <w:start w:val="1"/>
-      <w:numFmt w:val="bullet"/>
-      <w:lvlText w:val=""/>
-      <w:lvlJc w:val="left"/>
-      <w:pPr>
-        <w:ind w:left="2517" w:hanging="360"/>
-      </w:pPr>
-      <w:rPr>
-        <w:rFonts w:ascii="Wingdings" w:hAnsi="Wingdings" w:hint="default"/>
-      </w:rPr>
-    </w:lvl>
-    <w:lvl w:ilvl="3" w:tplc="04090001" w:tentative="1">
-      <w:start w:val="1"/>
-      <w:numFmt w:val="bullet"/>
-      <w:lvlText w:val=""/>
-      <w:lvlJc w:val="left"/>
-      <w:pPr>
-        <w:ind w:left="3237" w:hanging="360"/>
-      </w:pPr>
-      <w:rPr>
-        <w:rFonts w:ascii="Symbol" w:hAnsi="Symbol" w:hint="default"/>
-      </w:rPr>
-    </w:lvl>
-    <w:lvl w:ilvl="4" w:tplc="04090003" w:tentative="1">
-      <w:start w:val="1"/>
-      <w:numFmt w:val="bullet"/>
-      <w:lvlText w:val="o"/>
-      <w:lvlJc w:val="left"/>
-      <w:pPr>
-        <w:ind w:left="3957" w:hanging="360"/>
-      </w:pPr>
-      <w:rPr>
-        <w:rFonts w:ascii="Courier New" w:hAnsi="Courier New" w:cs="Courier New" w:hint="default"/>
-      </w:rPr>
-    </w:lvl>
-    <w:lvl w:ilvl="5" w:tplc="04090005" w:tentative="1">
-      <w:start w:val="1"/>
-      <w:numFmt w:val="bullet"/>
-      <w:lvlText w:val=""/>
-      <w:lvlJc w:val="left"/>
-      <w:pPr>
-        <w:ind w:left="4677" w:hanging="360"/>
-      </w:pPr>
-      <w:rPr>
-        <w:rFonts w:ascii="Wingdings" w:hAnsi="Wingdings" w:hint="default"/>
-      </w:rPr>
-    </w:lvl>
-    <w:lvl w:ilvl="6" w:tplc="04090001" w:tentative="1">
-      <w:start w:val="1"/>
-      <w:numFmt w:val="bullet"/>
-      <w:lvlText w:val=""/>
-      <w:lvlJc w:val="left"/>
-      <w:pPr>
-        <w:ind w:left="5397" w:hanging="360"/>
-      </w:pPr>
-      <w:rPr>
-        <w:rFonts w:ascii="Symbol" w:hAnsi="Symbol" w:hint="default"/>
-      </w:rPr>
-    </w:lvl>
-    <w:lvl w:ilvl="7" w:tplc="04090003" w:tentative="1">
-      <w:start w:val="1"/>
-      <w:numFmt w:val="bullet"/>
-      <w:lvlText w:val="o"/>
-      <w:lvlJc w:val="left"/>
-      <w:pPr>
-        <w:ind w:left="6117" w:hanging="360"/>
-      </w:pPr>
-      <w:rPr>
-        <w:rFonts w:ascii="Courier New" w:hAnsi="Courier New" w:cs="Courier New" w:hint="default"/>
-      </w:rPr>
-    </w:lvl>
-    <w:lvl w:ilvl="8" w:tplc="04090005" w:tentative="1">
-      <w:start w:val="1"/>
-      <w:numFmt w:val="bullet"/>
-      <w:lvlText w:val=""/>
-      <w:lvlJc w:val="left"/>
-      <w:pPr>
-        <w:ind w:left="6837" w:hanging="360"/>
-      </w:pPr>
-      <w:rPr>
-        <w:rFonts w:ascii="Wingdings" w:hAnsi="Wingdings" w:hint="default"/>
-      </w:rPr>
-    </w:lvl>
-  </w:abstractNum>
-  <w:abstractNum w:abstractNumId="32" w15:restartNumberingAfterBreak="0">
+  <w:abstractNum w:abstractNumId="13" w15:restartNumberingAfterBreak="0">
     <w:nsid w:val="61170522"/>
     <w:multiLevelType w:val="hybridMultilevel"/>
     <w:tmpl w:val="D7E2B584"/>
@@ -10567,17 +9555,17 @@
       </w:pPr>
     </w:lvl>
   </w:abstractNum>
-  <w:abstractNum w:abstractNumId="33" w15:restartNumberingAfterBreak="0">
-    <w:nsid w:val="657B5F2E"/>
+  <w:abstractNum w:abstractNumId="14" w15:restartNumberingAfterBreak="0">
+    <w:nsid w:val="692A3A54"/>
     <w:multiLevelType w:val="hybridMultilevel"/>
-    <w:tmpl w:val="D25A581E"/>
-    <w:lvl w:ilvl="0" w:tplc="A8287D20">
+    <w:tmpl w:val="059A471E"/>
+    <w:lvl w:ilvl="0" w:tplc="15D87C82">
       <w:start w:val="1"/>
       <w:numFmt w:val="decimal"/>
-      <w:lvlText w:val="%1."/>
-      <w:lvlJc w:val="left"/>
-      <w:pPr>
-        <w:ind w:left="717" w:hanging="360"/>
+      <w:lvlText w:val="（%1）"/>
+      <w:lvlJc w:val="left"/>
+      <w:pPr>
+        <w:ind w:left="1077" w:hanging="720"/>
       </w:pPr>
       <w:rPr>
         <w:rFonts w:hint="default"/>
@@ -10656,232 +9644,7 @@
       </w:pPr>
     </w:lvl>
   </w:abstractNum>
-  <w:abstractNum w:abstractNumId="34" w15:restartNumberingAfterBreak="0">
-    <w:nsid w:val="6B6673AF"/>
-    <w:multiLevelType w:val="hybridMultilevel"/>
-    <w:tmpl w:val="DFD48970"/>
-    <w:lvl w:ilvl="0" w:tplc="04090001">
-      <w:start w:val="1"/>
-      <w:numFmt w:val="bullet"/>
-      <w:lvlText w:val=""/>
-      <w:lvlJc w:val="left"/>
-      <w:pPr>
-        <w:ind w:left="360" w:hanging="360"/>
-      </w:pPr>
-      <w:rPr>
-        <w:rFonts w:ascii="Symbol" w:hAnsi="Symbol" w:hint="default"/>
-      </w:rPr>
-    </w:lvl>
-    <w:lvl w:ilvl="1" w:tplc="04090003" w:tentative="1">
-      <w:start w:val="1"/>
-      <w:numFmt w:val="bullet"/>
-      <w:lvlText w:val="o"/>
-      <w:lvlJc w:val="left"/>
-      <w:pPr>
-        <w:ind w:left="1080" w:hanging="360"/>
-      </w:pPr>
-      <w:rPr>
-        <w:rFonts w:ascii="Courier New" w:hAnsi="Courier New" w:cs="Courier New" w:hint="default"/>
-      </w:rPr>
-    </w:lvl>
-    <w:lvl w:ilvl="2" w:tplc="04090005" w:tentative="1">
-      <w:start w:val="1"/>
-      <w:numFmt w:val="bullet"/>
-      <w:lvlText w:val=""/>
-      <w:lvlJc w:val="left"/>
-      <w:pPr>
-        <w:ind w:left="1800" w:hanging="360"/>
-      </w:pPr>
-      <w:rPr>
-        <w:rFonts w:ascii="Wingdings" w:hAnsi="Wingdings" w:hint="default"/>
-      </w:rPr>
-    </w:lvl>
-    <w:lvl w:ilvl="3" w:tplc="04090001" w:tentative="1">
-      <w:start w:val="1"/>
-      <w:numFmt w:val="bullet"/>
-      <w:lvlText w:val=""/>
-      <w:lvlJc w:val="left"/>
-      <w:pPr>
-        <w:ind w:left="2520" w:hanging="360"/>
-      </w:pPr>
-      <w:rPr>
-        <w:rFonts w:ascii="Symbol" w:hAnsi="Symbol" w:hint="default"/>
-      </w:rPr>
-    </w:lvl>
-    <w:lvl w:ilvl="4" w:tplc="04090003" w:tentative="1">
-      <w:start w:val="1"/>
-      <w:numFmt w:val="bullet"/>
-      <w:lvlText w:val="o"/>
-      <w:lvlJc w:val="left"/>
-      <w:pPr>
-        <w:ind w:left="3240" w:hanging="360"/>
-      </w:pPr>
-      <w:rPr>
-        <w:rFonts w:ascii="Courier New" w:hAnsi="Courier New" w:cs="Courier New" w:hint="default"/>
-      </w:rPr>
-    </w:lvl>
-    <w:lvl w:ilvl="5" w:tplc="04090005" w:tentative="1">
-      <w:start w:val="1"/>
-      <w:numFmt w:val="bullet"/>
-      <w:lvlText w:val=""/>
-      <w:lvlJc w:val="left"/>
-      <w:pPr>
-        <w:ind w:left="3960" w:hanging="360"/>
-      </w:pPr>
-      <w:rPr>
-        <w:rFonts w:ascii="Wingdings" w:hAnsi="Wingdings" w:hint="default"/>
-      </w:rPr>
-    </w:lvl>
-    <w:lvl w:ilvl="6" w:tplc="04090001" w:tentative="1">
-      <w:start w:val="1"/>
-      <w:numFmt w:val="bullet"/>
-      <w:lvlText w:val=""/>
-      <w:lvlJc w:val="left"/>
-      <w:pPr>
-        <w:ind w:left="4680" w:hanging="360"/>
-      </w:pPr>
-      <w:rPr>
-        <w:rFonts w:ascii="Symbol" w:hAnsi="Symbol" w:hint="default"/>
-      </w:rPr>
-    </w:lvl>
-    <w:lvl w:ilvl="7" w:tplc="04090003" w:tentative="1">
-      <w:start w:val="1"/>
-      <w:numFmt w:val="bullet"/>
-      <w:lvlText w:val="o"/>
-      <w:lvlJc w:val="left"/>
-      <w:pPr>
-        <w:ind w:left="5400" w:hanging="360"/>
-      </w:pPr>
-      <w:rPr>
-        <w:rFonts w:ascii="Courier New" w:hAnsi="Courier New" w:cs="Courier New" w:hint="default"/>
-      </w:rPr>
-    </w:lvl>
-    <w:lvl w:ilvl="8" w:tplc="04090005" w:tentative="1">
-      <w:start w:val="1"/>
-      <w:numFmt w:val="bullet"/>
-      <w:lvlText w:val=""/>
-      <w:lvlJc w:val="left"/>
-      <w:pPr>
-        <w:ind w:left="6120" w:hanging="360"/>
-      </w:pPr>
-      <w:rPr>
-        <w:rFonts w:ascii="Wingdings" w:hAnsi="Wingdings" w:hint="default"/>
-      </w:rPr>
-    </w:lvl>
-  </w:abstractNum>
-  <w:abstractNum w:abstractNumId="35" w15:restartNumberingAfterBreak="0">
-    <w:nsid w:val="6FC64444"/>
-    <w:multiLevelType w:val="hybridMultilevel"/>
-    <w:tmpl w:val="1FFECBF4"/>
-    <w:lvl w:ilvl="0" w:tplc="7D5CA6C4">
-      <w:numFmt w:val="bullet"/>
-      <w:lvlText w:val="-"/>
-      <w:lvlJc w:val="left"/>
-      <w:pPr>
-        <w:ind w:left="717" w:hanging="360"/>
-      </w:pPr>
-      <w:rPr>
-        <w:rFonts w:ascii="Calibri" w:eastAsiaTheme="minorEastAsia" w:hAnsi="Calibri" w:cs="Calibri" w:hint="default"/>
-      </w:rPr>
-    </w:lvl>
-    <w:lvl w:ilvl="1" w:tplc="04090003" w:tentative="1">
-      <w:start w:val="1"/>
-      <w:numFmt w:val="bullet"/>
-      <w:lvlText w:val="o"/>
-      <w:lvlJc w:val="left"/>
-      <w:pPr>
-        <w:ind w:left="1437" w:hanging="360"/>
-      </w:pPr>
-      <w:rPr>
-        <w:rFonts w:ascii="Courier New" w:hAnsi="Courier New" w:cs="Courier New" w:hint="default"/>
-      </w:rPr>
-    </w:lvl>
-    <w:lvl w:ilvl="2" w:tplc="04090005" w:tentative="1">
-      <w:start w:val="1"/>
-      <w:numFmt w:val="bullet"/>
-      <w:lvlText w:val=""/>
-      <w:lvlJc w:val="left"/>
-      <w:pPr>
-        <w:ind w:left="2157" w:hanging="360"/>
-      </w:pPr>
-      <w:rPr>
-        <w:rFonts w:ascii="Wingdings" w:hAnsi="Wingdings" w:hint="default"/>
-      </w:rPr>
-    </w:lvl>
-    <w:lvl w:ilvl="3" w:tplc="04090001" w:tentative="1">
-      <w:start w:val="1"/>
-      <w:numFmt w:val="bullet"/>
-      <w:lvlText w:val=""/>
-      <w:lvlJc w:val="left"/>
-      <w:pPr>
-        <w:ind w:left="2877" w:hanging="360"/>
-      </w:pPr>
-      <w:rPr>
-        <w:rFonts w:ascii="Symbol" w:hAnsi="Symbol" w:hint="default"/>
-      </w:rPr>
-    </w:lvl>
-    <w:lvl w:ilvl="4" w:tplc="04090003" w:tentative="1">
-      <w:start w:val="1"/>
-      <w:numFmt w:val="bullet"/>
-      <w:lvlText w:val="o"/>
-      <w:lvlJc w:val="left"/>
-      <w:pPr>
-        <w:ind w:left="3597" w:hanging="360"/>
-      </w:pPr>
-      <w:rPr>
-        <w:rFonts w:ascii="Courier New" w:hAnsi="Courier New" w:cs="Courier New" w:hint="default"/>
-      </w:rPr>
-    </w:lvl>
-    <w:lvl w:ilvl="5" w:tplc="04090005" w:tentative="1">
-      <w:start w:val="1"/>
-      <w:numFmt w:val="bullet"/>
-      <w:lvlText w:val=""/>
-      <w:lvlJc w:val="left"/>
-      <w:pPr>
-        <w:ind w:left="4317" w:hanging="360"/>
-      </w:pPr>
-      <w:rPr>
-        <w:rFonts w:ascii="Wingdings" w:hAnsi="Wingdings" w:hint="default"/>
-      </w:rPr>
-    </w:lvl>
-    <w:lvl w:ilvl="6" w:tplc="04090001" w:tentative="1">
-      <w:start w:val="1"/>
-      <w:numFmt w:val="bullet"/>
-      <w:lvlText w:val=""/>
-      <w:lvlJc w:val="left"/>
-      <w:pPr>
-        <w:ind w:left="5037" w:hanging="360"/>
-      </w:pPr>
-      <w:rPr>
-        <w:rFonts w:ascii="Symbol" w:hAnsi="Symbol" w:hint="default"/>
-      </w:rPr>
-    </w:lvl>
-    <w:lvl w:ilvl="7" w:tplc="04090003" w:tentative="1">
-      <w:start w:val="1"/>
-      <w:numFmt w:val="bullet"/>
-      <w:lvlText w:val="o"/>
-      <w:lvlJc w:val="left"/>
-      <w:pPr>
-        <w:ind w:left="5757" w:hanging="360"/>
-      </w:pPr>
-      <w:rPr>
-        <w:rFonts w:ascii="Courier New" w:hAnsi="Courier New" w:cs="Courier New" w:hint="default"/>
-      </w:rPr>
-    </w:lvl>
-    <w:lvl w:ilvl="8" w:tplc="04090005" w:tentative="1">
-      <w:start w:val="1"/>
-      <w:numFmt w:val="bullet"/>
-      <w:lvlText w:val=""/>
-      <w:lvlJc w:val="left"/>
-      <w:pPr>
-        <w:ind w:left="6477" w:hanging="360"/>
-      </w:pPr>
-      <w:rPr>
-        <w:rFonts w:ascii="Wingdings" w:hAnsi="Wingdings" w:hint="default"/>
-      </w:rPr>
-    </w:lvl>
-  </w:abstractNum>
-  <w:abstractNum w:abstractNumId="36" w15:restartNumberingAfterBreak="0">
+  <w:abstractNum w:abstractNumId="15" w15:restartNumberingAfterBreak="0">
     <w:nsid w:val="71807C53"/>
     <w:multiLevelType w:val="hybridMultilevel"/>
     <w:tmpl w:val="AC8886F2"/>
@@ -10970,7 +9733,7 @@
       </w:pPr>
     </w:lvl>
   </w:abstractNum>
-  <w:abstractNum w:abstractNumId="37" w15:restartNumberingAfterBreak="0">
+  <w:abstractNum w:abstractNumId="16" w15:restartNumberingAfterBreak="0">
     <w:nsid w:val="74006D7D"/>
     <w:multiLevelType w:val="hybridMultilevel"/>
     <w:tmpl w:val="BFACCC20"/>
@@ -11059,7 +9822,7 @@
       </w:pPr>
     </w:lvl>
   </w:abstractNum>
-  <w:abstractNum w:abstractNumId="38" w15:restartNumberingAfterBreak="0">
+  <w:abstractNum w:abstractNumId="17" w15:restartNumberingAfterBreak="0">
     <w:nsid w:val="795501AE"/>
     <w:multiLevelType w:val="hybridMultilevel"/>
     <w:tmpl w:val="E7682172"/>
@@ -11148,274 +9911,7 @@
       </w:pPr>
     </w:lvl>
   </w:abstractNum>
-  <w:abstractNum w:abstractNumId="39" w15:restartNumberingAfterBreak="0">
-    <w:nsid w:val="79FF78CF"/>
-    <w:multiLevelType w:val="hybridMultilevel"/>
-    <w:tmpl w:val="FE42B9CE"/>
-    <w:lvl w:ilvl="0" w:tplc="0409000F">
-      <w:start w:val="1"/>
-      <w:numFmt w:val="decimal"/>
-      <w:lvlText w:val="%1."/>
-      <w:lvlJc w:val="left"/>
-      <w:pPr>
-        <w:ind w:left="720" w:hanging="360"/>
-      </w:pPr>
-      <w:rPr>
-        <w:rFonts w:hint="default"/>
-      </w:rPr>
-    </w:lvl>
-    <w:lvl w:ilvl="1" w:tplc="04090019" w:tentative="1">
-      <w:start w:val="1"/>
-      <w:numFmt w:val="lowerLetter"/>
-      <w:lvlText w:val="%2."/>
-      <w:lvlJc w:val="left"/>
-      <w:pPr>
-        <w:ind w:left="1440" w:hanging="360"/>
-      </w:pPr>
-    </w:lvl>
-    <w:lvl w:ilvl="2" w:tplc="0409001B" w:tentative="1">
-      <w:start w:val="1"/>
-      <w:numFmt w:val="lowerRoman"/>
-      <w:lvlText w:val="%3."/>
-      <w:lvlJc w:val="right"/>
-      <w:pPr>
-        <w:ind w:left="2160" w:hanging="180"/>
-      </w:pPr>
-    </w:lvl>
-    <w:lvl w:ilvl="3" w:tplc="0409000F" w:tentative="1">
-      <w:start w:val="1"/>
-      <w:numFmt w:val="decimal"/>
-      <w:lvlText w:val="%4."/>
-      <w:lvlJc w:val="left"/>
-      <w:pPr>
-        <w:ind w:left="2880" w:hanging="360"/>
-      </w:pPr>
-    </w:lvl>
-    <w:lvl w:ilvl="4" w:tplc="04090019" w:tentative="1">
-      <w:start w:val="1"/>
-      <w:numFmt w:val="lowerLetter"/>
-      <w:lvlText w:val="%5."/>
-      <w:lvlJc w:val="left"/>
-      <w:pPr>
-        <w:ind w:left="3600" w:hanging="360"/>
-      </w:pPr>
-    </w:lvl>
-    <w:lvl w:ilvl="5" w:tplc="0409001B" w:tentative="1">
-      <w:start w:val="1"/>
-      <w:numFmt w:val="lowerRoman"/>
-      <w:lvlText w:val="%6."/>
-      <w:lvlJc w:val="right"/>
-      <w:pPr>
-        <w:ind w:left="4320" w:hanging="180"/>
-      </w:pPr>
-    </w:lvl>
-    <w:lvl w:ilvl="6" w:tplc="0409000F" w:tentative="1">
-      <w:start w:val="1"/>
-      <w:numFmt w:val="decimal"/>
-      <w:lvlText w:val="%7."/>
-      <w:lvlJc w:val="left"/>
-      <w:pPr>
-        <w:ind w:left="5040" w:hanging="360"/>
-      </w:pPr>
-    </w:lvl>
-    <w:lvl w:ilvl="7" w:tplc="04090019" w:tentative="1">
-      <w:start w:val="1"/>
-      <w:numFmt w:val="lowerLetter"/>
-      <w:lvlText w:val="%8."/>
-      <w:lvlJc w:val="left"/>
-      <w:pPr>
-        <w:ind w:left="5760" w:hanging="360"/>
-      </w:pPr>
-    </w:lvl>
-    <w:lvl w:ilvl="8" w:tplc="0409001B" w:tentative="1">
-      <w:start w:val="1"/>
-      <w:numFmt w:val="lowerRoman"/>
-      <w:lvlText w:val="%9."/>
-      <w:lvlJc w:val="right"/>
-      <w:pPr>
-        <w:ind w:left="6480" w:hanging="180"/>
-      </w:pPr>
-    </w:lvl>
-  </w:abstractNum>
-  <w:abstractNum w:abstractNumId="40" w15:restartNumberingAfterBreak="0">
-    <w:nsid w:val="7A4B5280"/>
-    <w:multiLevelType w:val="hybridMultilevel"/>
-    <w:tmpl w:val="8F9A8D66"/>
-    <w:lvl w:ilvl="0" w:tplc="672EAC68">
-      <w:start w:val="1"/>
-      <w:numFmt w:val="decimal"/>
-      <w:lvlText w:val="%1."/>
-      <w:lvlJc w:val="left"/>
-      <w:pPr>
-        <w:ind w:left="717" w:hanging="360"/>
-      </w:pPr>
-      <w:rPr>
-        <w:rFonts w:hint="default"/>
-      </w:rPr>
-    </w:lvl>
-    <w:lvl w:ilvl="1" w:tplc="04090019" w:tentative="1">
-      <w:start w:val="1"/>
-      <w:numFmt w:val="lowerLetter"/>
-      <w:lvlText w:val="%2."/>
-      <w:lvlJc w:val="left"/>
-      <w:pPr>
-        <w:ind w:left="1437" w:hanging="360"/>
-      </w:pPr>
-    </w:lvl>
-    <w:lvl w:ilvl="2" w:tplc="0409001B" w:tentative="1">
-      <w:start w:val="1"/>
-      <w:numFmt w:val="lowerRoman"/>
-      <w:lvlText w:val="%3."/>
-      <w:lvlJc w:val="right"/>
-      <w:pPr>
-        <w:ind w:left="2157" w:hanging="180"/>
-      </w:pPr>
-    </w:lvl>
-    <w:lvl w:ilvl="3" w:tplc="0409000F" w:tentative="1">
-      <w:start w:val="1"/>
-      <w:numFmt w:val="decimal"/>
-      <w:lvlText w:val="%4."/>
-      <w:lvlJc w:val="left"/>
-      <w:pPr>
-        <w:ind w:left="2877" w:hanging="360"/>
-      </w:pPr>
-    </w:lvl>
-    <w:lvl w:ilvl="4" w:tplc="04090019" w:tentative="1">
-      <w:start w:val="1"/>
-      <w:numFmt w:val="lowerLetter"/>
-      <w:lvlText w:val="%5."/>
-      <w:lvlJc w:val="left"/>
-      <w:pPr>
-        <w:ind w:left="3597" w:hanging="360"/>
-      </w:pPr>
-    </w:lvl>
-    <w:lvl w:ilvl="5" w:tplc="0409001B" w:tentative="1">
-      <w:start w:val="1"/>
-      <w:numFmt w:val="lowerRoman"/>
-      <w:lvlText w:val="%6."/>
-      <w:lvlJc w:val="right"/>
-      <w:pPr>
-        <w:ind w:left="4317" w:hanging="180"/>
-      </w:pPr>
-    </w:lvl>
-    <w:lvl w:ilvl="6" w:tplc="0409000F" w:tentative="1">
-      <w:start w:val="1"/>
-      <w:numFmt w:val="decimal"/>
-      <w:lvlText w:val="%7."/>
-      <w:lvlJc w:val="left"/>
-      <w:pPr>
-        <w:ind w:left="5037" w:hanging="360"/>
-      </w:pPr>
-    </w:lvl>
-    <w:lvl w:ilvl="7" w:tplc="04090019" w:tentative="1">
-      <w:start w:val="1"/>
-      <w:numFmt w:val="lowerLetter"/>
-      <w:lvlText w:val="%8."/>
-      <w:lvlJc w:val="left"/>
-      <w:pPr>
-        <w:ind w:left="5757" w:hanging="360"/>
-      </w:pPr>
-    </w:lvl>
-    <w:lvl w:ilvl="8" w:tplc="0409001B" w:tentative="1">
-      <w:start w:val="1"/>
-      <w:numFmt w:val="lowerRoman"/>
-      <w:lvlText w:val="%9."/>
-      <w:lvlJc w:val="right"/>
-      <w:pPr>
-        <w:ind w:left="6477" w:hanging="180"/>
-      </w:pPr>
-    </w:lvl>
-  </w:abstractNum>
-  <w:abstractNum w:abstractNumId="41" w15:restartNumberingAfterBreak="0">
-    <w:nsid w:val="7BEC72AE"/>
-    <w:multiLevelType w:val="hybridMultilevel"/>
-    <w:tmpl w:val="7EA8825C"/>
-    <w:lvl w:ilvl="0" w:tplc="5046E5C0">
-      <w:start w:val="1"/>
-      <w:numFmt w:val="decimal"/>
-      <w:lvlText w:val="%1."/>
-      <w:lvlJc w:val="left"/>
-      <w:pPr>
-        <w:ind w:left="717" w:hanging="360"/>
-      </w:pPr>
-      <w:rPr>
-        <w:rFonts w:hint="default"/>
-      </w:rPr>
-    </w:lvl>
-    <w:lvl w:ilvl="1" w:tplc="04090019" w:tentative="1">
-      <w:start w:val="1"/>
-      <w:numFmt w:val="lowerLetter"/>
-      <w:lvlText w:val="%2."/>
-      <w:lvlJc w:val="left"/>
-      <w:pPr>
-        <w:ind w:left="1437" w:hanging="360"/>
-      </w:pPr>
-    </w:lvl>
-    <w:lvl w:ilvl="2" w:tplc="0409001B" w:tentative="1">
-      <w:start w:val="1"/>
-      <w:numFmt w:val="lowerRoman"/>
-      <w:lvlText w:val="%3."/>
-      <w:lvlJc w:val="right"/>
-      <w:pPr>
-        <w:ind w:left="2157" w:hanging="180"/>
-      </w:pPr>
-    </w:lvl>
-    <w:lvl w:ilvl="3" w:tplc="0409000F" w:tentative="1">
-      <w:start w:val="1"/>
-      <w:numFmt w:val="decimal"/>
-      <w:lvlText w:val="%4."/>
-      <w:lvlJc w:val="left"/>
-      <w:pPr>
-        <w:ind w:left="2877" w:hanging="360"/>
-      </w:pPr>
-    </w:lvl>
-    <w:lvl w:ilvl="4" w:tplc="04090019" w:tentative="1">
-      <w:start w:val="1"/>
-      <w:numFmt w:val="lowerLetter"/>
-      <w:lvlText w:val="%5."/>
-      <w:lvlJc w:val="left"/>
-      <w:pPr>
-        <w:ind w:left="3597" w:hanging="360"/>
-      </w:pPr>
-    </w:lvl>
-    <w:lvl w:ilvl="5" w:tplc="0409001B" w:tentative="1">
-      <w:start w:val="1"/>
-      <w:numFmt w:val="lowerRoman"/>
-      <w:lvlText w:val="%6."/>
-      <w:lvlJc w:val="right"/>
-      <w:pPr>
-        <w:ind w:left="4317" w:hanging="180"/>
-      </w:pPr>
-    </w:lvl>
-    <w:lvl w:ilvl="6" w:tplc="0409000F" w:tentative="1">
-      <w:start w:val="1"/>
-      <w:numFmt w:val="decimal"/>
-      <w:lvlText w:val="%7."/>
-      <w:lvlJc w:val="left"/>
-      <w:pPr>
-        <w:ind w:left="5037" w:hanging="360"/>
-      </w:pPr>
-    </w:lvl>
-    <w:lvl w:ilvl="7" w:tplc="04090019" w:tentative="1">
-      <w:start w:val="1"/>
-      <w:numFmt w:val="lowerLetter"/>
-      <w:lvlText w:val="%8."/>
-      <w:lvlJc w:val="left"/>
-      <w:pPr>
-        <w:ind w:left="5757" w:hanging="360"/>
-      </w:pPr>
-    </w:lvl>
-    <w:lvl w:ilvl="8" w:tplc="0409001B" w:tentative="1">
-      <w:start w:val="1"/>
-      <w:numFmt w:val="lowerRoman"/>
-      <w:lvlText w:val="%9."/>
-      <w:lvlJc w:val="right"/>
-      <w:pPr>
-        <w:ind w:left="6477" w:hanging="180"/>
-      </w:pPr>
-    </w:lvl>
-  </w:abstractNum>
-  <w:abstractNum w:abstractNumId="42" w15:restartNumberingAfterBreak="0">
+  <w:abstractNum w:abstractNumId="18" w15:restartNumberingAfterBreak="0">
     <w:nsid w:val="7D9E7CE1"/>
     <w:multiLevelType w:val="hybridMultilevel"/>
     <w:tmpl w:val="AC8886F2"/>
@@ -11504,245 +10000,64 @@
       </w:pPr>
     </w:lvl>
   </w:abstractNum>
-  <w:abstractNum w:abstractNumId="43" w15:restartNumberingAfterBreak="0">
-    <w:nsid w:val="7FF941A1"/>
-    <w:multiLevelType w:val="hybridMultilevel"/>
-    <w:tmpl w:val="7E7E4EE4"/>
-    <w:lvl w:ilvl="0" w:tplc="6952EC4A">
-      <w:start w:val="1"/>
-      <w:numFmt w:val="decimal"/>
-      <w:lvlText w:val="%1."/>
-      <w:lvlJc w:val="left"/>
-      <w:pPr>
-        <w:ind w:left="717" w:hanging="360"/>
-      </w:pPr>
-      <w:rPr>
-        <w:rFonts w:hint="default"/>
-      </w:rPr>
-    </w:lvl>
-    <w:lvl w:ilvl="1" w:tplc="04090019" w:tentative="1">
-      <w:start w:val="1"/>
-      <w:numFmt w:val="lowerLetter"/>
-      <w:lvlText w:val="%2."/>
-      <w:lvlJc w:val="left"/>
-      <w:pPr>
-        <w:ind w:left="1437" w:hanging="360"/>
-      </w:pPr>
-    </w:lvl>
-    <w:lvl w:ilvl="2" w:tplc="0409001B" w:tentative="1">
-      <w:start w:val="1"/>
-      <w:numFmt w:val="lowerRoman"/>
-      <w:lvlText w:val="%3."/>
-      <w:lvlJc w:val="right"/>
-      <w:pPr>
-        <w:ind w:left="2157" w:hanging="180"/>
-      </w:pPr>
-    </w:lvl>
-    <w:lvl w:ilvl="3" w:tplc="0409000F" w:tentative="1">
-      <w:start w:val="1"/>
-      <w:numFmt w:val="decimal"/>
-      <w:lvlText w:val="%4."/>
-      <w:lvlJc w:val="left"/>
-      <w:pPr>
-        <w:ind w:left="2877" w:hanging="360"/>
-      </w:pPr>
-    </w:lvl>
-    <w:lvl w:ilvl="4" w:tplc="04090019" w:tentative="1">
-      <w:start w:val="1"/>
-      <w:numFmt w:val="lowerLetter"/>
-      <w:lvlText w:val="%5."/>
-      <w:lvlJc w:val="left"/>
-      <w:pPr>
-        <w:ind w:left="3597" w:hanging="360"/>
-      </w:pPr>
-    </w:lvl>
-    <w:lvl w:ilvl="5" w:tplc="0409001B" w:tentative="1">
-      <w:start w:val="1"/>
-      <w:numFmt w:val="lowerRoman"/>
-      <w:lvlText w:val="%6."/>
-      <w:lvlJc w:val="right"/>
-      <w:pPr>
-        <w:ind w:left="4317" w:hanging="180"/>
-      </w:pPr>
-    </w:lvl>
-    <w:lvl w:ilvl="6" w:tplc="0409000F" w:tentative="1">
-      <w:start w:val="1"/>
-      <w:numFmt w:val="decimal"/>
-      <w:lvlText w:val="%7."/>
-      <w:lvlJc w:val="left"/>
-      <w:pPr>
-        <w:ind w:left="5037" w:hanging="360"/>
-      </w:pPr>
-    </w:lvl>
-    <w:lvl w:ilvl="7" w:tplc="04090019" w:tentative="1">
-      <w:start w:val="1"/>
-      <w:numFmt w:val="lowerLetter"/>
-      <w:lvlText w:val="%8."/>
-      <w:lvlJc w:val="left"/>
-      <w:pPr>
-        <w:ind w:left="5757" w:hanging="360"/>
-      </w:pPr>
-    </w:lvl>
-    <w:lvl w:ilvl="8" w:tplc="0409001B" w:tentative="1">
-      <w:start w:val="1"/>
-      <w:numFmt w:val="lowerRoman"/>
-      <w:lvlText w:val="%9."/>
-      <w:lvlJc w:val="right"/>
-      <w:pPr>
-        <w:ind w:left="6477" w:hanging="180"/>
-      </w:pPr>
-    </w:lvl>
-  </w:abstractNum>
   <w:num w:numId="1">
+    <w:abstractNumId w:val="4"/>
+  </w:num>
+  <w:num w:numId="2">
+    <w:abstractNumId w:val="1"/>
+  </w:num>
+  <w:num w:numId="3">
+    <w:abstractNumId w:val="18"/>
+  </w:num>
+  <w:num w:numId="4">
+    <w:abstractNumId w:val="9"/>
+  </w:num>
+  <w:num w:numId="5">
+    <w:abstractNumId w:val="7"/>
+  </w:num>
+  <w:num w:numId="6">
+    <w:abstractNumId w:val="15"/>
+  </w:num>
+  <w:num w:numId="7">
     <w:abstractNumId w:val="10"/>
   </w:num>
-  <w:num w:numId="2">
-    <w:abstractNumId w:val="30"/>
+  <w:num w:numId="8">
+    <w:abstractNumId w:val="5"/>
   </w:num>
-  <w:num w:numId="3">
+  <w:num w:numId="9">
+    <w:abstractNumId w:val="2"/>
+  </w:num>
+  <w:num w:numId="10">
+    <w:abstractNumId w:val="16"/>
+  </w:num>
+  <w:num w:numId="11">
+    <w:abstractNumId w:val="17"/>
+  </w:num>
+  <w:num w:numId="12">
+    <w:abstractNumId w:val="13"/>
+  </w:num>
+  <w:num w:numId="13">
+    <w:abstractNumId w:val="0"/>
+  </w:num>
+  <w:num w:numId="14">
+    <w:abstractNumId w:val="14"/>
+  </w:num>
+  <w:num w:numId="15">
+    <w:abstractNumId w:val="3"/>
+  </w:num>
+  <w:num w:numId="16">
+    <w:abstractNumId w:val="6"/>
+  </w:num>
+  <w:num w:numId="17">
+    <w:abstractNumId w:val="8"/>
+  </w:num>
+  <w:num w:numId="18">
+    <w:abstractNumId w:val="12"/>
+  </w:num>
+  <w:num w:numId="19">
     <w:abstractNumId w:val="11"/>
   </w:num>
-  <w:num w:numId="4">
-    <w:abstractNumId w:val="10"/>
-  </w:num>
-  <w:num w:numId="5">
-    <w:abstractNumId w:val="10"/>
-  </w:num>
-  <w:num w:numId="6">
-    <w:abstractNumId w:val="10"/>
-  </w:num>
-  <w:num w:numId="7">
-    <w:abstractNumId w:val="31"/>
-  </w:num>
-  <w:num w:numId="8">
-    <w:abstractNumId w:val="30"/>
-    <w:lvlOverride w:ilvl="0">
-      <w:startOverride w:val="1"/>
-    </w:lvlOverride>
-  </w:num>
-  <w:num w:numId="9">
-    <w:abstractNumId w:val="4"/>
-  </w:num>
-  <w:num w:numId="10">
-    <w:abstractNumId w:val="20"/>
-  </w:num>
-  <w:num w:numId="11">
-    <w:abstractNumId w:val="5"/>
-  </w:num>
-  <w:num w:numId="12">
-    <w:abstractNumId w:val="1"/>
-  </w:num>
-  <w:num w:numId="13">
-    <w:abstractNumId w:val="30"/>
-  </w:num>
-  <w:num w:numId="14">
-    <w:abstractNumId w:val="9"/>
-  </w:num>
-  <w:num w:numId="15">
-    <w:abstractNumId w:val="15"/>
-  </w:num>
-  <w:num w:numId="16">
-    <w:abstractNumId w:val="0"/>
-  </w:num>
-  <w:num w:numId="17">
-    <w:abstractNumId w:val="3"/>
-  </w:num>
-  <w:num w:numId="18">
-    <w:abstractNumId w:val="2"/>
-  </w:num>
-  <w:num w:numId="19">
-    <w:abstractNumId w:val="33"/>
-  </w:num>
-  <w:num w:numId="20">
-    <w:abstractNumId w:val="19"/>
-  </w:num>
-  <w:num w:numId="21">
-    <w:abstractNumId w:val="40"/>
-  </w:num>
-  <w:num w:numId="22">
-    <w:abstractNumId w:val="35"/>
-  </w:num>
-  <w:num w:numId="23">
-    <w:abstractNumId w:val="23"/>
-  </w:num>
-  <w:num w:numId="24">
-    <w:abstractNumId w:val="24"/>
-  </w:num>
-  <w:num w:numId="25">
-    <w:abstractNumId w:val="12"/>
-  </w:num>
-  <w:num w:numId="26">
-    <w:abstractNumId w:val="22"/>
-  </w:num>
-  <w:num w:numId="27">
-    <w:abstractNumId w:val="6"/>
-  </w:num>
-  <w:num w:numId="28">
-    <w:abstractNumId w:val="42"/>
-  </w:num>
-  <w:num w:numId="29">
-    <w:abstractNumId w:val="16"/>
-  </w:num>
-  <w:num w:numId="30">
-    <w:abstractNumId w:val="14"/>
-  </w:num>
-  <w:num w:numId="31">
-    <w:abstractNumId w:val="36"/>
-  </w:num>
-  <w:num w:numId="32">
-    <w:abstractNumId w:val="26"/>
-  </w:num>
-  <w:num w:numId="33">
-    <w:abstractNumId w:val="27"/>
-  </w:num>
-  <w:num w:numId="34">
-    <w:abstractNumId w:val="17"/>
-  </w:num>
-  <w:num w:numId="35">
-    <w:abstractNumId w:val="39"/>
-  </w:num>
-  <w:num w:numId="36">
-    <w:abstractNumId w:val="7"/>
-  </w:num>
-  <w:num w:numId="37">
-    <w:abstractNumId w:val="25"/>
-  </w:num>
-  <w:num w:numId="38">
-    <w:abstractNumId w:val="34"/>
-  </w:num>
-  <w:num w:numId="39">
-    <w:abstractNumId w:val="41"/>
-  </w:num>
-  <w:num w:numId="40">
-    <w:abstractNumId w:val="21"/>
-  </w:num>
-  <w:num w:numId="41">
-    <w:abstractNumId w:val="29"/>
-  </w:num>
-  <w:num w:numId="42">
-    <w:abstractNumId w:val="28"/>
-  </w:num>
-  <w:num w:numId="43">
-    <w:abstractNumId w:val="13"/>
-  </w:num>
-  <w:num w:numId="44">
-    <w:abstractNumId w:val="8"/>
-  </w:num>
-  <w:num w:numId="45">
-    <w:abstractNumId w:val="37"/>
-  </w:num>
-  <w:num w:numId="46">
-    <w:abstractNumId w:val="38"/>
-  </w:num>
-  <w:num w:numId="47">
-    <w:abstractNumId w:val="18"/>
-  </w:num>
-  <w:num w:numId="48">
-    <w:abstractNumId w:val="43"/>
-  </w:num>
-  <w:num w:numId="49">
-    <w:abstractNumId w:val="32"/>
-  </w:num>
+  <w:numIdMacAtCleanup w:val="14"/>
 </w:numbering>
 </file>
 

--- a/internal_doc/03.开发设计/Story-通信协议升级.docx
+++ b/internal_doc/03.开发设计/Story-通信协议升级.docx
@@ -217,7 +217,19 @@
         <w:rPr>
           <w:rFonts w:hint="eastAsia"/>
         </w:rPr>
-        <w:t>的主要目标是在保证兼容的前提下，对底层的消息结构进行一定的改造，使其具备良好的扩展性，以适应当前后后续的功能扩展需要。</w:t>
+        <w:t>的主要目标是在保证兼容的前提下，对</w:t>
+      </w:r>
+      <w:r>
+        <w:rPr>
+          <w:rFonts w:hint="eastAsia"/>
+        </w:rPr>
+        <w:t>底层的消息结构进行一定的改造，使其具备良好的扩展性，以适应</w:t>
+      </w:r>
+      <w:r>
+        <w:rPr>
+          <w:rFonts w:hint="eastAsia"/>
+        </w:rPr>
+        <w:t>后续的功能扩展需要。</w:t>
       </w:r>
     </w:p>
     <w:p>
@@ -494,6 +506,11 @@
       </w:r>
     </w:p>
     <w:p>
+      <w:pPr>
+        <w:rPr>
+          <w:rFonts w:hint="eastAsia"/>
+        </w:rPr>
+      </w:pPr>
       <w:r>
         <w:rPr>
           <w:rFonts w:hint="eastAsia"/>
@@ -517,111 +534,25 @@
           <w:rFonts w:hint="eastAsia"/>
         </w:rPr>
         <w:t>每个消息的具体版本号，简化消息兼容性的处理。</w:t>
+      </w:r>
+      <w:r>
+        <w:rPr>
+          <w:rFonts w:hint="eastAsia"/>
+        </w:rPr>
+        <w:t>该结构变化如下图所示。</w:t>
       </w:r>
     </w:p>
     <w:p>
       <w:r>
         <w:rPr>
           <w:rFonts w:hint="eastAsia"/>
-        </w:rPr>
-        <w:t>新的</w:t>
-      </w:r>
-      <w:r>
-        <w:rPr>
-          <w:rFonts w:hint="eastAsia"/>
-        </w:rPr>
-        <w:t>通用消息头</w:t>
-      </w:r>
-      <w:r>
-        <w:rPr>
-          <w:rFonts w:hint="eastAsia"/>
-        </w:rPr>
-        <w:t>结构如下，</w:t>
-      </w:r>
-      <w:r>
-        <w:rPr>
-          <w:rFonts w:hint="eastAsia"/>
-        </w:rPr>
-        <w:t>增加</w:t>
-      </w:r>
-      <w:r>
-        <w:rPr>
-          <w:rFonts w:hint="eastAsia"/>
-        </w:rPr>
-        <w:t>了</w:t>
-      </w:r>
-      <w:r>
-        <w:rPr>
-          <w:rFonts w:hint="eastAsia"/>
-        </w:rPr>
-        <w:t>消息</w:t>
-      </w:r>
-      <w:r>
-        <w:rPr>
-          <w:rFonts w:hint="eastAsia"/>
-        </w:rPr>
-        <w:t xml:space="preserve"> flag</w:t>
-      </w:r>
-      <w:r>
-        <w:rPr>
-          <w:rFonts w:hint="eastAsia"/>
-        </w:rPr>
-        <w:t>，协议版本号</w:t>
-      </w:r>
-      <w:r>
-        <w:rPr>
-          <w:rFonts w:hint="eastAsia"/>
-        </w:rPr>
-        <w:t>，各占</w:t>
-      </w:r>
-      <w:r>
-        <w:rPr>
-          <w:rFonts w:hint="eastAsia"/>
-        </w:rPr>
-        <w:t>2</w:t>
-      </w:r>
-      <w:r>
-        <w:rPr>
-          <w:rFonts w:hint="eastAsia"/>
-        </w:rPr>
-        <w:t>个字节</w:t>
-      </w:r>
-      <w:r>
-        <w:rPr>
-          <w:rFonts w:hint="eastAsia"/>
-        </w:rPr>
-        <w:t>。</w:t>
-      </w:r>
-      <w:r>
-        <w:rPr>
-          <w:rFonts w:hint="eastAsia"/>
-        </w:rPr>
-        <w:t>整个消息头大小为</w:t>
-      </w:r>
-      <w:r>
-        <w:rPr>
-          <w:rFonts w:hint="eastAsia"/>
-        </w:rPr>
-        <w:t xml:space="preserve"> 32</w:t>
-      </w:r>
-      <w:r>
-        <w:rPr>
-          <w:rFonts w:hint="eastAsia"/>
-        </w:rPr>
-        <w:t>字节。</w:t>
-      </w:r>
-    </w:p>
-    <w:p>
-      <w:r>
-        <w:rPr>
-          <w:rFonts w:hint="eastAsia"/>
           <w:noProof/>
         </w:rPr>
         <w:drawing>
-          <wp:inline distT="0" distB="0" distL="0" distR="0" wp14:anchorId="74CA149B" wp14:editId="25956F58">
-            <wp:extent cx="5274310" cy="228600"/>
+          <wp:inline distT="0" distB="0" distL="0" distR="0" wp14:anchorId="1F5912BF" wp14:editId="34539BDB">
+            <wp:extent cx="5274310" cy="852170"/>
             <wp:effectExtent l="0" t="0" r="0" b="0"/>
-            <wp:docPr id="7" name="图片 7"/>
+            <wp:docPr id="5" name="图片 5"/>
             <wp:cNvGraphicFramePr>
               <a:graphicFrameLocks xmlns:a="http://schemas.openxmlformats.org/drawingml/2006/main" noChangeAspect="1"/>
             </wp:cNvGraphicFramePr>
@@ -629,7 +560,7 @@
               <a:graphicData uri="http://schemas.openxmlformats.org/drawingml/2006/picture">
                 <pic:pic xmlns:pic="http://schemas.openxmlformats.org/drawingml/2006/picture">
                   <pic:nvPicPr>
-                    <pic:cNvPr id="7" name="msg-structure.png"/>
+                    <pic:cNvPr id="5" name="msg-header-upgrade.png"/>
                     <pic:cNvPicPr/>
                   </pic:nvPicPr>
                   <pic:blipFill>
@@ -647,7 +578,7 @@
                   <pic:spPr>
                     <a:xfrm>
                       <a:off x="0" y="0"/>
-                      <a:ext cx="5274310" cy="228600"/>
+                      <a:ext cx="5274310" cy="852170"/>
                     </a:xfrm>
                     <a:prstGeom prst="rect">
                       <a:avLst/>
@@ -661,123 +592,159 @@
       </w:r>
     </w:p>
     <w:p>
-      <w:r>
-        <w:rPr>
-          <w:rFonts w:hint="eastAsia"/>
-        </w:rPr>
-        <w:t>黄色的</w:t>
-      </w:r>
-      <w:r>
-        <w:rPr>
-          <w:rFonts w:hint="eastAsia"/>
-        </w:rPr>
-        <w:t xml:space="preserve"> </w:t>
-      </w:r>
-      <w:r>
-        <w:t>opcode</w:t>
-      </w:r>
-      <w:r>
-        <w:rPr>
-          <w:rFonts w:hint="eastAsia"/>
-        </w:rPr>
-        <w:t>（命令码）</w:t>
-      </w:r>
-      <w:r>
-        <w:rPr>
-          <w:rFonts w:hint="eastAsia"/>
-        </w:rPr>
-        <w:t>为变更字段</w:t>
-      </w:r>
-      <w:r>
-        <w:rPr>
-          <w:rFonts w:hint="eastAsia"/>
-        </w:rPr>
-        <w:t>，</w:t>
-      </w:r>
-      <w:r>
-        <w:rPr>
-          <w:rFonts w:hint="eastAsia"/>
-        </w:rPr>
-        <w:t>绿色部分为新增字段。</w:t>
+      <w:pPr>
+        <w:pStyle w:val="4"/>
+      </w:pPr>
+      <w:r>
+        <w:t>v</w:t>
+      </w:r>
+      <w:r>
+        <w:rPr>
+          <w:rFonts w:hint="eastAsia"/>
+        </w:rPr>
+        <w:t>ersion</w:t>
       </w:r>
     </w:p>
     <w:p>
       <w:pPr>
-        <w:pStyle w:val="4"/>
-      </w:pPr>
-      <w:r>
-        <w:rPr>
-          <w:rFonts w:hint="eastAsia"/>
-        </w:rPr>
-        <w:t>命令码</w:t>
-      </w:r>
-      <w:r>
-        <w:rPr>
-          <w:rFonts w:hint="eastAsia"/>
-        </w:rPr>
-        <w:t>变更</w:t>
+        <w:ind w:left="0"/>
+      </w:pPr>
+      <w:r>
+        <w:tab/>
+      </w:r>
+      <w:r>
+        <w:rPr>
+          <w:rFonts w:hint="eastAsia"/>
+        </w:rPr>
+        <w:t>协议版本号，分基础版本号与复合版本号。基础版本号使用从１开始的序列值，老版本定义为</w:t>
+      </w:r>
+      <w:r>
+        <w:rPr>
+          <w:rFonts w:hint="eastAsia"/>
+        </w:rPr>
+        <w:t>1</w:t>
+      </w:r>
+      <w:r>
+        <w:rPr>
+          <w:rFonts w:hint="eastAsia"/>
+        </w:rPr>
+        <w:t>，当前开发的版本定义为</w:t>
+      </w:r>
+      <w:r>
+        <w:rPr>
+          <w:rFonts w:hint="eastAsia"/>
+        </w:rPr>
+        <w:t>2</w:t>
+      </w:r>
+      <w:r>
+        <w:rPr>
+          <w:rFonts w:hint="eastAsia"/>
+        </w:rPr>
+        <w:t>，使用该整形值的低</w:t>
+      </w:r>
+      <w:r>
+        <w:rPr>
+          <w:rFonts w:hint="eastAsia"/>
+        </w:rPr>
+        <w:t xml:space="preserve"> 16 </w:t>
+      </w:r>
+      <w:r>
+        <w:rPr>
+          <w:rFonts w:hint="eastAsia"/>
+        </w:rPr>
+        <w:t>位表示。使用复合版本</w:t>
+      </w:r>
+      <w:r>
+        <w:rPr>
+          <w:rFonts w:hint="eastAsia"/>
+        </w:rPr>
+        <w:t>号的目的是为了解决与老版本的协议兼容问题</w:t>
+      </w:r>
+      <w:r>
+        <w:rPr>
+          <w:rFonts w:hint="eastAsia"/>
+        </w:rPr>
+        <w:t>。</w:t>
+      </w:r>
+      <w:r>
+        <w:rPr>
+          <w:rFonts w:hint="eastAsia"/>
+        </w:rPr>
+        <w:t>兼容的前提是要能知道对端的版本号。</w:t>
+      </w:r>
+      <w:r>
+        <w:rPr>
+          <w:rFonts w:hint="eastAsia"/>
+        </w:rPr>
+        <w:t>本设计中，在原来的</w:t>
+      </w:r>
+      <w:r>
+        <w:rPr>
+          <w:rFonts w:hint="eastAsia"/>
+        </w:rPr>
+        <w:t xml:space="preserve"> opcode </w:t>
+      </w:r>
+      <w:r>
+        <w:rPr>
+          <w:rFonts w:hint="eastAsia"/>
+        </w:rPr>
+        <w:t>字段前插入一个新的字段，利用应答消息中</w:t>
+      </w:r>
+      <w:r>
+        <w:rPr>
+          <w:rFonts w:hint="eastAsia"/>
+        </w:rPr>
+        <w:t xml:space="preserve"> opcode </w:t>
+      </w:r>
+      <w:r>
+        <w:rPr>
+          <w:rFonts w:hint="eastAsia"/>
+        </w:rPr>
+        <w:t>最高位会被置为</w:t>
+      </w:r>
+      <w:r>
+        <w:rPr>
+          <w:rFonts w:hint="eastAsia"/>
+        </w:rPr>
+        <w:t xml:space="preserve"> 1 </w:t>
+      </w:r>
+      <w:r>
+        <w:rPr>
+          <w:rFonts w:hint="eastAsia"/>
+        </w:rPr>
+        <w:t>的逻辑来进行识别。</w:t>
       </w:r>
     </w:p>
     <w:p>
-      <w:r>
-        <w:rPr>
-          <w:rFonts w:hint="eastAsia"/>
-        </w:rPr>
-        <w:t>消息头中的</w:t>
-      </w:r>
-      <w:r>
-        <w:rPr>
-          <w:rFonts w:hint="eastAsia"/>
-        </w:rPr>
-        <w:t>命令码</w:t>
-      </w:r>
-      <w:r>
-        <w:rPr>
-          <w:rFonts w:hint="eastAsia"/>
-        </w:rPr>
-        <w:t>是一个</w:t>
-      </w:r>
-      <w:r>
-        <w:rPr>
-          <w:rFonts w:hint="eastAsia"/>
-        </w:rPr>
-        <w:t xml:space="preserve"> 32 </w:t>
-      </w:r>
-      <w:r>
-        <w:rPr>
-          <w:rFonts w:hint="eastAsia"/>
-        </w:rPr>
-        <w:t>位值，其低</w:t>
-      </w:r>
-      <w:r>
-        <w:rPr>
-          <w:rFonts w:hint="eastAsia"/>
-        </w:rPr>
-        <w:t xml:space="preserve"> 24 </w:t>
-      </w:r>
-      <w:r>
-        <w:rPr>
-          <w:rFonts w:hint="eastAsia"/>
-        </w:rPr>
-        <w:t>位用来表示命令码的整数值，最高位表示是否为应答消息</w:t>
-      </w:r>
-      <w:r>
-        <w:rPr>
-          <w:rFonts w:hint="eastAsia"/>
-        </w:rPr>
-        <w:t>（请求消息中最高位为</w:t>
-      </w:r>
-      <w:r>
-        <w:rPr>
-          <w:rFonts w:hint="eastAsia"/>
-        </w:rPr>
-        <w:t>0</w:t>
-      </w:r>
-      <w:r>
-        <w:rPr>
-          <w:rFonts w:hint="eastAsia"/>
-        </w:rPr>
-        <w:t>，应答消息中最高位为</w:t>
+      <w:pPr>
+        <w:ind w:left="0"/>
+      </w:pPr>
+      <w:r>
+        <w:tab/>
+      </w:r>
+      <w:r>
+        <w:rPr>
+          <w:rFonts w:hint="eastAsia"/>
+        </w:rPr>
+        <w:t>新版本在构造消息时（无论是请求还是应答），其消息头中都要填上复合版本号，</w:t>
+      </w:r>
+      <w:r>
+        <w:rPr>
+          <w:rFonts w:hint="eastAsia"/>
+        </w:rPr>
+        <w:t>低</w:t>
+      </w:r>
+      <w:r>
+        <w:rPr>
+          <w:rFonts w:hint="eastAsia"/>
+        </w:rPr>
+        <w:t>16</w:t>
+      </w:r>
+      <w:r>
+        <w:rPr>
+          <w:rFonts w:hint="eastAsia"/>
+        </w:rPr>
+        <w:t>位为基础版本号，将第二高位置为</w:t>
       </w:r>
       <w:r>
         <w:rPr>
@@ -789,36 +756,150 @@
         <w:rPr>
           <w:rFonts w:hint="eastAsia"/>
         </w:rPr>
-        <w:t>）</w:t>
-      </w:r>
-      <w:r>
-        <w:rPr>
-          <w:rFonts w:hint="eastAsia"/>
-        </w:rPr>
-        <w:t>。</w:t>
-      </w:r>
-      <w:r>
-        <w:rPr>
-          <w:rFonts w:hint="eastAsia"/>
-        </w:rPr>
-        <w:t>剩余的</w:t>
-      </w:r>
-      <w:r>
-        <w:rPr>
-          <w:rFonts w:hint="eastAsia"/>
-        </w:rPr>
-        <w:t xml:space="preserve"> 7 </w:t>
-      </w:r>
-      <w:r>
-        <w:rPr>
-          <w:rFonts w:hint="eastAsia"/>
-        </w:rPr>
-        <w:t>个位当前预留。</w:t>
+        <w:t>（使其值在最大消息码</w:t>
+      </w:r>
+      <w:r>
+        <w:rPr>
+          <w:rFonts w:hint="eastAsia"/>
+        </w:rPr>
+        <w:t>999999</w:t>
+      </w:r>
+      <w:r>
+        <w:rPr>
+          <w:rFonts w:hint="eastAsia"/>
+        </w:rPr>
+        <w:t>之外）</w:t>
+      </w:r>
+      <w:r>
+        <w:rPr>
+          <w:rFonts w:hint="eastAsia"/>
+        </w:rPr>
+        <w:t>。当老版本收到该消息之后，</w:t>
+      </w:r>
+      <w:r>
+        <w:rPr>
+          <w:rFonts w:hint="eastAsia"/>
+        </w:rPr>
+        <w:t>会将其作为命令码</w:t>
+      </w:r>
+      <w:r>
+        <w:rPr>
+          <w:rFonts w:hint="eastAsia"/>
+        </w:rPr>
+        <w:t>解析，</w:t>
+      </w:r>
+      <w:r>
+        <w:rPr>
+          <w:rFonts w:hint="eastAsia"/>
+        </w:rPr>
+        <w:t>将无法识别该</w:t>
+      </w:r>
+      <w:r>
+        <w:rPr>
+          <w:rFonts w:hint="eastAsia"/>
+        </w:rPr>
+        <w:t>命令</w:t>
+      </w:r>
+      <w:r>
+        <w:rPr>
+          <w:rFonts w:hint="eastAsia"/>
+        </w:rPr>
+        <w:t>码，但仍会将最高位置</w:t>
+      </w:r>
+      <w:r>
+        <w:rPr>
+          <w:rFonts w:hint="eastAsia"/>
+        </w:rPr>
+        <w:t>1</w:t>
+      </w:r>
+      <w:r>
+        <w:rPr>
+          <w:rFonts w:hint="eastAsia"/>
+        </w:rPr>
+        <w:t>。而对于新版本，则不会对高位进行修改。</w:t>
+      </w:r>
+      <w:r>
+        <w:rPr>
+          <w:rFonts w:hint="eastAsia"/>
+        </w:rPr>
+        <w:t>如果版本一致，则应答中的</w:t>
+      </w:r>
+      <w:r>
+        <w:rPr>
+          <w:rFonts w:hint="eastAsia"/>
+        </w:rPr>
+        <w:t xml:space="preserve"> version </w:t>
+      </w:r>
+      <w:r>
+        <w:rPr>
+          <w:rFonts w:hint="eastAsia"/>
+        </w:rPr>
+        <w:t>与请求中一致，如果不一致，则应答中为本端的版本号。</w:t>
       </w:r>
     </w:p>
     <w:p>
       <w:pPr>
+        <w:ind w:left="0"/>
+        <w:rPr>
+          <w:rFonts w:hint="eastAsia"/>
+        </w:rPr>
+      </w:pPr>
+      <w:r>
+        <w:tab/>
+      </w:r>
+      <w:r>
+        <w:rPr>
+          <w:rFonts w:hint="eastAsia"/>
+        </w:rPr>
+        <w:t>下图分别为新版本请求中的</w:t>
+      </w:r>
+      <w:r>
+        <w:rPr>
+          <w:rFonts w:hint="eastAsia"/>
+        </w:rPr>
+        <w:t xml:space="preserve"> versio</w:t>
+      </w:r>
+      <w:r>
+        <w:t>n</w:t>
+      </w:r>
+      <w:r>
+        <w:rPr>
+          <w:rFonts w:hint="eastAsia"/>
+        </w:rPr>
+        <w:t>、新版本应答中的</w:t>
+      </w:r>
+      <w:r>
+        <w:rPr>
+          <w:rFonts w:hint="eastAsia"/>
+        </w:rPr>
+        <w:t xml:space="preserve"> version</w:t>
+      </w:r>
+      <w:r>
+        <w:rPr>
+          <w:rFonts w:hint="eastAsia"/>
+        </w:rPr>
+        <w:t>及老版本应答中的</w:t>
+      </w:r>
+      <w:r>
+        <w:rPr>
+          <w:rFonts w:hint="eastAsia"/>
+        </w:rPr>
+        <w:t xml:space="preserve"> version</w:t>
+      </w:r>
+      <w:r>
+        <w:rPr>
+          <w:rFonts w:hint="eastAsia"/>
+        </w:rPr>
+        <w:t>。</w:t>
+      </w:r>
+    </w:p>
+    <w:p>
+      <w:pPr>
+        <w:ind w:left="0"/>
         <w:jc w:val="center"/>
+        <w:rPr>
+          <w:rFonts w:hint="eastAsia"/>
+        </w:rPr>
       </w:pPr>
       <w:r>
         <w:rPr>
@@ -826,10 +907,10 @@
           <w:noProof/>
         </w:rPr>
         <w:drawing>
-          <wp:inline distT="0" distB="0" distL="0" distR="0" wp14:anchorId="6AA5A560" wp14:editId="69CB295E">
-            <wp:extent cx="2495550" cy="225631"/>
+          <wp:inline distT="0" distB="0" distL="0" distR="0" wp14:anchorId="4ED0A39E" wp14:editId="498C32F9">
+            <wp:extent cx="2333502" cy="1310701"/>
             <wp:effectExtent l="0" t="0" r="0" b="0"/>
-            <wp:docPr id="1" name="图片 1"/>
+            <wp:docPr id="10" name="图片 10"/>
             <wp:cNvGraphicFramePr>
               <a:graphicFrameLocks xmlns:a="http://schemas.openxmlformats.org/drawingml/2006/main" noChangeAspect="1"/>
             </wp:cNvGraphicFramePr>
@@ -837,7 +918,7 @@
               <a:graphicData uri="http://schemas.openxmlformats.org/drawingml/2006/picture">
                 <pic:pic xmlns:pic="http://schemas.openxmlformats.org/drawingml/2006/picture">
                   <pic:nvPicPr>
-                    <pic:cNvPr id="1" name="msg-opcode-v0.png"/>
+                    <pic:cNvPr id="10" name="version-structure.png"/>
                     <pic:cNvPicPr/>
                   </pic:nvPicPr>
                   <pic:blipFill>
@@ -855,7 +936,7 @@
                   <pic:spPr>
                     <a:xfrm>
                       <a:off x="0" y="0"/>
-                      <a:ext cx="2623602" cy="237209"/>
+                      <a:ext cx="2352197" cy="1321202"/>
                     </a:xfrm>
                     <a:prstGeom prst="rect">
                       <a:avLst/>
@@ -870,188 +951,12 @@
     </w:p>
     <w:p>
       <w:pPr>
-        <w:jc w:val="center"/>
-      </w:pPr>
-      <w:r>
-        <w:rPr>
-          <w:rFonts w:hint="eastAsia"/>
-          <w:noProof/>
-        </w:rPr>
-        <w:drawing>
-          <wp:inline distT="0" distB="0" distL="0" distR="0" wp14:anchorId="3255D159" wp14:editId="1B5CA8E7">
-            <wp:extent cx="2495550" cy="225631"/>
-            <wp:effectExtent l="0" t="0" r="0" b="0"/>
-            <wp:docPr id="2" name="图片 2"/>
-            <wp:cNvGraphicFramePr>
-              <a:graphicFrameLocks xmlns:a="http://schemas.openxmlformats.org/drawingml/2006/main" noChangeAspect="1"/>
-            </wp:cNvGraphicFramePr>
-            <a:graphic xmlns:a="http://schemas.openxmlformats.org/drawingml/2006/main">
-              <a:graphicData uri="http://schemas.openxmlformats.org/drawingml/2006/picture">
-                <pic:pic xmlns:pic="http://schemas.openxmlformats.org/drawingml/2006/picture">
-                  <pic:nvPicPr>
-                    <pic:cNvPr id="2" name="msg-opcode-reply-v0.png"/>
-                    <pic:cNvPicPr/>
-                  </pic:nvPicPr>
-                  <pic:blipFill>
-                    <a:blip r:embed="rId9">
-                      <a:extLst>
-                        <a:ext uri="{28A0092B-C50C-407E-A947-70E740481C1C}">
-                          <a14:useLocalDpi xmlns:a14="http://schemas.microsoft.com/office/drawing/2010/main" val="0"/>
-                        </a:ext>
-                      </a:extLst>
-                    </a:blip>
-                    <a:stretch>
-                      <a:fillRect/>
-                    </a:stretch>
-                  </pic:blipFill>
-                  <pic:spPr>
-                    <a:xfrm>
-                      <a:off x="0" y="0"/>
-                      <a:ext cx="2536411" cy="229325"/>
-                    </a:xfrm>
-                    <a:prstGeom prst="rect">
-                      <a:avLst/>
-                    </a:prstGeom>
-                  </pic:spPr>
-                </pic:pic>
-              </a:graphicData>
-            </a:graphic>
-          </wp:inline>
-        </w:drawing>
-      </w:r>
+        <w:ind w:left="0" w:firstLine="357"/>
+        <w:rPr>
+          <w:rFonts w:hint="eastAsia"/>
+        </w:rPr>
+      </w:pPr>
     </w:p>
-    <w:p>
-      <w:r>
-        <w:rPr>
-          <w:rFonts w:hint="eastAsia"/>
-        </w:rPr>
-        <w:t>此次变更消息头后，新老版本节点交互过程中，消息解析及处理就会出现不兼容。</w:t>
-      </w:r>
-      <w:r>
-        <w:rPr>
-          <w:rFonts w:hint="eastAsia"/>
-        </w:rPr>
-        <w:t>为了解决</w:t>
-      </w:r>
-    </w:p>
-    <w:p>
-      <w:r>
-        <w:rPr>
-          <w:rFonts w:hint="eastAsia"/>
-        </w:rPr>
-        <w:t>由于所有的消息包都包含通用消息头，因此无法直接通过消息体来携带版本信息（因为任何节点在解析第一个消息时就会出错）。由于所有的消息都是要先解出其中的命令码，只有在识别出了能处理的操作码之后才会进行后续的消息处理动作，而在不能处理的情况下则会返回错误。因此在命令码上做特殊处理，来进行此次消息变更的版本区分。</w:t>
-      </w:r>
-    </w:p>
-    <w:p/>
-    <w:p>
-      <w:r>
-        <w:rPr>
-          <w:rFonts w:hint="eastAsia"/>
-        </w:rPr>
-        <w:t>此次在变更之后</w:t>
-      </w:r>
-      <w:r>
-        <w:rPr>
-          <w:rFonts w:hint="eastAsia"/>
-        </w:rPr>
-        <w:t>的版本中，将消息码的第二位置为</w:t>
-      </w:r>
-      <w:r>
-        <w:rPr>
-          <w:rFonts w:hint="eastAsia"/>
-        </w:rPr>
-        <w:t>1</w:t>
-      </w:r>
-      <w:r>
-        <w:rPr>
-          <w:rFonts w:hint="eastAsia"/>
-        </w:rPr>
-        <w:t>，本文档中称其为</w:t>
-      </w:r>
-      <w:r>
-        <w:rPr>
-          <w:rFonts w:hint="eastAsia"/>
-        </w:rPr>
-        <w:t>消息</w:t>
-      </w:r>
-      <w:r>
-        <w:rPr>
-          <w:rFonts w:hint="eastAsia"/>
-        </w:rPr>
-        <w:t>升级位</w:t>
-      </w:r>
-      <w:r>
-        <w:rPr>
-          <w:rFonts w:hint="eastAsia"/>
-        </w:rPr>
-        <w:t>。</w:t>
-      </w:r>
-      <w:r>
-        <w:rPr>
-          <w:rFonts w:hint="eastAsia"/>
-        </w:rPr>
-        <w:t>该位仅用来标识本次消息变更，不表示具体</w:t>
-      </w:r>
-      <w:r>
-        <w:rPr>
-          <w:rFonts w:hint="eastAsia"/>
-        </w:rPr>
-        <w:t>的消息版本号，版本号由新增加的版本号字段来表示。</w:t>
-      </w:r>
-    </w:p>
-    <w:p>
-      <w:pPr>
-        <w:jc w:val="center"/>
-      </w:pPr>
-      <w:r>
-        <w:rPr>
-          <w:rFonts w:hint="eastAsia"/>
-          <w:noProof/>
-        </w:rPr>
-        <w:drawing>
-          <wp:inline distT="0" distB="0" distL="0" distR="0" wp14:anchorId="2EA4CDC3" wp14:editId="36C0DCA9">
-            <wp:extent cx="2495550" cy="213755"/>
-            <wp:effectExtent l="0" t="0" r="0" b="0"/>
-            <wp:docPr id="3" name="图片 3"/>
-            <wp:cNvGraphicFramePr>
-              <a:graphicFrameLocks xmlns:a="http://schemas.openxmlformats.org/drawingml/2006/main" noChangeAspect="1"/>
-            </wp:cNvGraphicFramePr>
-            <a:graphic xmlns:a="http://schemas.openxmlformats.org/drawingml/2006/main">
-              <a:graphicData uri="http://schemas.openxmlformats.org/drawingml/2006/picture">
-                <pic:pic xmlns:pic="http://schemas.openxmlformats.org/drawingml/2006/picture">
-                  <pic:nvPicPr>
-                    <pic:cNvPr id="3" name="msg-opcode-v1.png"/>
-                    <pic:cNvPicPr/>
-                  </pic:nvPicPr>
-                  <pic:blipFill>
-                    <a:blip r:embed="rId10">
-                      <a:extLst>
-                        <a:ext uri="{28A0092B-C50C-407E-A947-70E740481C1C}">
-                          <a14:useLocalDpi xmlns:a14="http://schemas.microsoft.com/office/drawing/2010/main" val="0"/>
-                        </a:ext>
-                      </a:extLst>
-                    </a:blip>
-                    <a:stretch>
-                      <a:fillRect/>
-                    </a:stretch>
-                  </pic:blipFill>
-                  <pic:spPr>
-                    <a:xfrm>
-                      <a:off x="0" y="0"/>
-                      <a:ext cx="2525586" cy="216328"/>
-                    </a:xfrm>
-                    <a:prstGeom prst="rect">
-                      <a:avLst/>
-                    </a:prstGeom>
-                  </pic:spPr>
-                </pic:pic>
-              </a:graphicData>
-            </a:graphic>
-          </wp:inline>
-        </w:drawing>
-      </w:r>
-    </w:p>
-    <w:p/>
     <w:p>
       <w:pPr>
         <w:pStyle w:val="4"/>
@@ -1970,57 +1875,6 @@
         </w:rPr>
         <w:t>中均提供。</w:t>
       </w:r>
-    </w:p>
-    <w:p>
-      <w:pPr>
-        <w:pStyle w:val="4"/>
-      </w:pPr>
-      <w:r>
-        <w:tab/>
-      </w:r>
-      <w:r>
-        <w:t>v</w:t>
-      </w:r>
-      <w:r>
-        <w:t>ersion</w:t>
-      </w:r>
-    </w:p>
-    <w:p>
-      <w:pPr>
-        <w:ind w:left="0"/>
-      </w:pPr>
-      <w:r>
-        <w:tab/>
-      </w:r>
-      <w:r>
-        <w:rPr>
-          <w:rFonts w:hint="eastAsia"/>
-        </w:rPr>
-        <w:t>当前的协议版本号，</w:t>
-      </w:r>
-      <w:r>
-        <w:rPr>
-          <w:rFonts w:hint="eastAsia"/>
-        </w:rPr>
-        <w:t xml:space="preserve">2 </w:t>
-      </w:r>
-      <w:r>
-        <w:rPr>
-          <w:rFonts w:hint="eastAsia"/>
-        </w:rPr>
-        <w:t>字节的整数，每次消息版本要升级时递增其值。</w:t>
-      </w:r>
-      <w:r>
-        <w:rPr>
-          <w:rFonts w:hint="eastAsia"/>
-        </w:rPr>
-        <w:t>无论是请求消息还是应答消息，该版本号均为消息发出方的协议版本号。</w:t>
-      </w:r>
-    </w:p>
-    <w:p>
-      <w:pPr>
-        <w:ind w:left="0"/>
-      </w:pPr>
     </w:p>
     <w:p>
       <w:pPr>
@@ -3836,7 +3690,6 @@
                       <w:sz w:val="18"/>
                       <w:szCs w:val="18"/>
                     </w:rPr>
-                    <w:lastRenderedPageBreak/>
                     <w:t>SDB_REPLY_MASK_RESULT</w:t>
                   </w:r>
                 </w:p>
@@ -3966,7 +3819,6 @@
                 <w:sz w:val="18"/>
                 <w:szCs w:val="18"/>
               </w:rPr>
-              <w:lastRenderedPageBreak/>
               <w:t>Reserved</w:t>
             </w:r>
           </w:p>
@@ -4147,6 +3999,7 @@
                 <w:sz w:val="18"/>
                 <w:szCs w:val="18"/>
               </w:rPr>
+              <w:lastRenderedPageBreak/>
               <w:t>{</w:t>
             </w:r>
           </w:p>
@@ -4338,6 +4191,7 @@
                 <w:sz w:val="18"/>
                 <w:szCs w:val="18"/>
               </w:rPr>
+              <w:lastRenderedPageBreak/>
               <w:t>Data BSONS</w:t>
             </w:r>
           </w:p>
@@ -5090,11 +4944,6 @@
       </w:r>
     </w:p>
     <w:p>
-      <w:pPr>
-        <w:rPr>
-          <w:rFonts w:hint="eastAsia"/>
-        </w:rPr>
-      </w:pPr>
       <w:r>
         <w:rPr>
           <w:rFonts w:hint="eastAsia"/>
@@ -5127,7 +4976,6 @@
         <w:rPr>
           <w:rFonts w:hint="eastAsia"/>
         </w:rPr>
-        <w:lastRenderedPageBreak/>
         <w:t>包括连接</w:t>
       </w:r>
       <w:r>
@@ -5262,7 +5110,14 @@
         <w:rPr>
           <w:rFonts w:hint="eastAsia"/>
         </w:rPr>
-        <w:t>平面会话（增量同步、全量同步会话）。异步会话使用的是异步消息机制，</w:t>
+        <w:t>平面会话（增量同步、全量同步会话）。异步会话使用的是</w:t>
+      </w:r>
+      <w:r>
+        <w:rPr>
+          <w:rFonts w:hint="eastAsia"/>
+        </w:rPr>
+        <w:lastRenderedPageBreak/>
+        <w:t>异步消息机制，</w:t>
       </w:r>
       <w:r>
         <w:rPr>
@@ -5778,9 +5633,6 @@
     <w:p>
       <w:pPr>
         <w:jc w:val="left"/>
-        <w:rPr>
-          <w:rFonts w:hint="eastAsia"/>
-        </w:rPr>
       </w:pPr>
       <w:r>
         <w:rPr>
@@ -5815,7 +5667,6 @@
         <w:rPr>
           <w:rFonts w:hint="eastAsia"/>
         </w:rPr>
-        <w:lastRenderedPageBreak/>
         <w:t>复制</w:t>
       </w:r>
       <w:r>
@@ -5889,12 +5740,13 @@
     </w:p>
     <w:p>
       <w:pPr>
-        <w:pStyle w:val="4"/>
-      </w:pPr>
-      <w:r>
-        <w:rPr>
-          <w:rFonts w:hint="eastAsia"/>
-        </w:rPr>
+        <w:pStyle w:val="3"/>
+      </w:pPr>
+      <w:r>
+        <w:rPr>
+          <w:rFonts w:hint="eastAsia"/>
+        </w:rPr>
+        <w:lastRenderedPageBreak/>
         <w:t>兼容性</w:t>
       </w:r>
       <w:r>
@@ -6090,13 +5942,7 @@
         <w:t>统一进行转换处理，而各消息处理流程只按当前版本消息结构处理即可。</w:t>
       </w:r>
     </w:p>
-    <w:p>
-      <w:pPr>
-        <w:rPr>
-          <w:rFonts w:hint="eastAsia"/>
-        </w:rPr>
-      </w:pPr>
-    </w:p>
+    <w:p/>
     <w:p>
       <w:r>
         <w:rPr>
@@ -6118,7 +5964,28 @@
         <w:rPr>
           <w:rFonts w:hint="eastAsia"/>
         </w:rPr>
-        <w:t>先接收到对端消息，可通过判断消息中码的第二个</w:t>
+        <w:t>先接收到对端消息，</w:t>
+      </w:r>
+      <w:r>
+        <w:rPr>
+          <w:rFonts w:hint="eastAsia"/>
+        </w:rPr>
+        <w:t>识别</w:t>
+      </w:r>
+      <w:r>
+        <w:rPr>
+          <w:rFonts w:hint="eastAsia"/>
+        </w:rPr>
+        <w:t xml:space="preserve"> version</w:t>
+      </w:r>
+      <w:r>
+        <w:t xml:space="preserve"> </w:t>
+      </w:r>
+      <w:r>
+        <w:rPr>
+          <w:rFonts w:hint="eastAsia"/>
+        </w:rPr>
+        <w:t>字段的第二个</w:t>
       </w:r>
       <w:r>
         <w:rPr>
@@ -6130,7 +5997,55 @@
         <w:rPr>
           <w:rFonts w:hint="eastAsia"/>
         </w:rPr>
-        <w:t>位来确定对端是否为新版本</w:t>
+        <w:t>位来确认。如果是老版本，</w:t>
+      </w:r>
+      <w:r>
+        <w:rPr>
+          <w:rFonts w:hint="eastAsia"/>
+        </w:rPr>
+        <w:t>由于该字段实际是</w:t>
+      </w:r>
+      <w:r>
+        <w:rPr>
+          <w:rFonts w:hint="eastAsia"/>
+        </w:rPr>
+        <w:t xml:space="preserve"> opcode</w:t>
+      </w:r>
+      <w:r>
+        <w:rPr>
+          <w:rFonts w:hint="eastAsia"/>
+        </w:rPr>
+        <w:t>，</w:t>
+      </w:r>
+      <w:r>
+        <w:rPr>
+          <w:rFonts w:hint="eastAsia"/>
+        </w:rPr>
+        <w:t>该位为</w:t>
+      </w:r>
+      <w:r>
+        <w:rPr>
+          <w:rFonts w:hint="eastAsia"/>
+        </w:rPr>
+        <w:t>0</w:t>
+      </w:r>
+      <w:r>
+        <w:rPr>
+          <w:rFonts w:hint="eastAsia"/>
+        </w:rPr>
+        <w:t>，如果是新版本，该位为</w:t>
+      </w:r>
+      <w:r>
+        <w:rPr>
+          <w:rFonts w:hint="eastAsia"/>
+        </w:rPr>
+        <w:t xml:space="preserve"> 1</w:t>
+      </w:r>
+      <w:r>
+        <w:rPr>
+          <w:rFonts w:hint="eastAsia"/>
+        </w:rPr>
+        <w:t>。</w:t>
       </w:r>
     </w:p>
     <w:p>
@@ -6146,7 +6061,25 @@
         <w:rPr>
           <w:rFonts w:hint="eastAsia"/>
         </w:rPr>
-        <w:t>先向对端发送消息（使用新的消息头），在解析应答消息时，先判断应答消息中的消息码的第二个</w:t>
+        <w:t>先向对端发送消</w:t>
+      </w:r>
+      <w:r>
+        <w:rPr>
+          <w:rFonts w:hint="eastAsia"/>
+        </w:rPr>
+        <w:t>息（使用新的消息头），在解析应答消息时，识别</w:t>
+      </w:r>
+      <w:r>
+        <w:rPr>
+          <w:rFonts w:hint="eastAsia"/>
+        </w:rPr>
+        <w:t xml:space="preserve"> version</w:t>
+      </w:r>
+      <w:r>
+        <w:rPr>
+          <w:rFonts w:hint="eastAsia"/>
+        </w:rPr>
+        <w:t>的第二个</w:t>
       </w:r>
       <w:r>
         <w:rPr>
@@ -6193,13 +6126,7 @@
     </w:p>
     <w:p>
       <w:pPr>
-        <w:pStyle w:val="aa"/>
-        <w:ind w:left="1077" w:firstLineChars="0" w:firstLine="0"/>
-      </w:pPr>
-    </w:p>
-    <w:p>
-      <w:pPr>
-        <w:pStyle w:val="5"/>
+        <w:pStyle w:val="4"/>
       </w:pPr>
       <w:r>
         <w:rPr>
@@ -6305,7 +6232,6 @@
           <w:rFonts w:hint="eastAsia"/>
           <w:noProof/>
         </w:rPr>
-        <w:lastRenderedPageBreak/>
         <w:drawing>
           <wp:inline distT="0" distB="0" distL="0" distR="0" wp14:anchorId="46969AF2" wp14:editId="1AC31334">
             <wp:extent cx="3224150" cy="966279"/>
@@ -6322,7 +6248,7 @@
                     <pic:cNvPicPr/>
                   </pic:nvPicPr>
                   <pic:blipFill>
-                    <a:blip r:embed="rId11">
+                    <a:blip r:embed="rId9">
                       <a:extLst>
                         <a:ext uri="{28A0092B-C50C-407E-A947-70E740481C1C}">
                           <a14:useLocalDpi xmlns:a14="http://schemas.microsoft.com/office/drawing/2010/main" val="0"/>
@@ -6430,9 +6356,10 @@
     </w:p>
     <w:p>
       <w:pPr>
-        <w:pStyle w:val="5"/>
-      </w:pPr>
-      <w:r>
+        <w:pStyle w:val="4"/>
+      </w:pPr>
+      <w:r>
+        <w:lastRenderedPageBreak/>
         <w:tab/>
       </w:r>
       <w:r>
@@ -6519,9 +6446,6 @@
           <w:numId w:val="19"/>
         </w:numPr>
         <w:ind w:firstLineChars="0"/>
-        <w:rPr>
-          <w:rFonts w:hint="eastAsia"/>
-        </w:rPr>
       </w:pPr>
       <w:r>
         <w:rPr>
@@ -6538,9 +6462,6 @@
           <w:numId w:val="19"/>
         </w:numPr>
         <w:ind w:firstLineChars="0"/>
-        <w:rPr>
-          <w:rFonts w:hint="eastAsia"/>
-        </w:rPr>
       </w:pPr>
       <w:r>
         <w:rPr>
@@ -6575,7 +6496,7 @@
                     <pic:cNvPicPr/>
                   </pic:nvPicPr>
                   <pic:blipFill>
-                    <a:blip r:embed="rId12">
+                    <a:blip r:embed="rId10">
                       <a:extLst>
                         <a:ext uri="{28A0092B-C50C-407E-A947-70E740481C1C}">
                           <a14:useLocalDpi xmlns:a14="http://schemas.microsoft.com/office/drawing/2010/main" val="0"/>
@@ -6627,11 +6548,6 @@
       </w:r>
     </w:p>
     <w:p>
-      <w:pPr>
-        <w:rPr>
-          <w:rFonts w:hint="eastAsia"/>
-        </w:rPr>
-      </w:pPr>
       <w:r>
         <w:rPr>
           <w:rFonts w:hint="eastAsia"/>
@@ -6640,11 +6556,6 @@
       </w:r>
     </w:p>
     <w:p>
-      <w:pPr>
-        <w:rPr>
-          <w:rFonts w:hint="eastAsia"/>
-        </w:rPr>
-      </w:pPr>
       <w:r>
         <w:rPr>
           <w:rFonts w:hint="eastAsia"/>
@@ -6705,11 +6616,6 @@
       </w:r>
     </w:p>
     <w:p>
-      <w:pPr>
-        <w:rPr>
-          <w:rFonts w:hint="eastAsia"/>
-        </w:rPr>
-      </w:pPr>
       <w:r>
         <w:rPr>
           <w:rFonts w:hint="eastAsia"/>
@@ -6752,8 +6658,6 @@
         </w:rPr>
         <w:t>中增加对端版本信息。</w:t>
       </w:r>
-      <w:bookmarkStart w:id="0" w:name="_GoBack"/>
-      <w:bookmarkEnd w:id="0"/>
     </w:p>
     <w:p>
       <w:pPr>
@@ -6863,10 +6767,18 @@
             <w:pPr>
               <w:ind w:left="0"/>
               <w:rPr>
-                <w:sz w:val="18"/>
-                <w:szCs w:val="18"/>
-              </w:rPr>
-            </w:pPr>
+                <w:rFonts w:hint="eastAsia"/>
+                <w:sz w:val="18"/>
+                <w:szCs w:val="18"/>
+              </w:rPr>
+            </w:pPr>
+            <w:r>
+              <w:rPr>
+                <w:sz w:val="18"/>
+                <w:szCs w:val="18"/>
+              </w:rPr>
+              <w:t>0.4</w:t>
+            </w:r>
           </w:p>
         </w:tc>
         <w:tc>
@@ -6905,6 +6817,13 @@
                 <w:szCs w:val="18"/>
               </w:rPr>
             </w:pPr>
+            <w:r>
+              <w:rPr>
+                <w:sz w:val="18"/>
+                <w:szCs w:val="18"/>
+              </w:rPr>
+              <w:t>10</w:t>
+            </w:r>
           </w:p>
         </w:tc>
       </w:tr>
@@ -6945,6 +6864,13 @@
                 <w:szCs w:val="18"/>
               </w:rPr>
             </w:pPr>
+            <w:r>
+              <w:rPr>
+                <w:sz w:val="18"/>
+                <w:szCs w:val="18"/>
+              </w:rPr>
+              <w:t>2019.1.14</w:t>
+            </w:r>
           </w:p>
         </w:tc>
         <w:tc>
@@ -6983,6 +6909,13 @@
                 <w:szCs w:val="18"/>
               </w:rPr>
             </w:pPr>
+            <w:r>
+              <w:rPr>
+                <w:sz w:val="18"/>
+                <w:szCs w:val="18"/>
+              </w:rPr>
+              <w:t>2019.1.23</w:t>
+            </w:r>
           </w:p>
         </w:tc>
       </w:tr>
@@ -7143,6 +7076,16 @@
                 <w:szCs w:val="18"/>
               </w:rPr>
             </w:pPr>
+            <w:r>
+              <w:rPr>
+                <w:rFonts w:hint="eastAsia"/>
+                <w:i/>
+                <w:color w:val="8DB3E2" w:themeColor="text2" w:themeTint="66"/>
+                <w:sz w:val="18"/>
+                <w:szCs w:val="18"/>
+              </w:rPr>
+              <w:t>完成代码开发</w:t>
+            </w:r>
           </w:p>
         </w:tc>
         <w:tc>
@@ -7182,7 +7125,6 @@
                 <w:sz w:val="18"/>
                 <w:szCs w:val="18"/>
               </w:rPr>
-              <w:lastRenderedPageBreak/>
               <w:t>第二周</w:t>
             </w:r>
           </w:p>
@@ -7202,6 +7144,16 @@
                 <w:szCs w:val="18"/>
               </w:rPr>
             </w:pPr>
+            <w:r>
+              <w:rPr>
+                <w:rFonts w:hint="eastAsia"/>
+                <w:i/>
+                <w:color w:val="8DB3E2" w:themeColor="text2" w:themeTint="66"/>
+                <w:sz w:val="18"/>
+                <w:szCs w:val="18"/>
+              </w:rPr>
+              <w:t>完成自测</w:t>
+            </w:r>
           </w:p>
         </w:tc>
         <w:tc>
@@ -7378,6 +7330,26 @@
           <w:rFonts w:hint="eastAsia"/>
         </w:rPr>
         <w:t>用例</w:t>
+      </w:r>
+    </w:p>
+    <w:p>
+      <w:r>
+        <w:rPr>
+          <w:rFonts w:hint="eastAsia"/>
+        </w:rPr>
+        <w:t>由于本</w:t>
+      </w:r>
+      <w:r>
+        <w:rPr>
+          <w:rFonts w:hint="eastAsia"/>
+        </w:rPr>
+        <w:t xml:space="preserve"> Story </w:t>
+      </w:r>
+      <w:r>
+        <w:rPr>
+          <w:rFonts w:hint="eastAsia"/>
+        </w:rPr>
+        <w:t>涉及到底层消息结构的变更，主要影响到的是兼容性问题，因此需要针对协议兼容性进行测试。</w:t>
       </w:r>
     </w:p>
     <w:tbl>
@@ -7488,6 +7460,9 @@
             <w:pPr>
               <w:ind w:left="0"/>
             </w:pPr>
+            <w:r>
+              <w:t>1</w:t>
+            </w:r>
           </w:p>
         </w:tc>
         <w:tc>
@@ -7497,7 +7472,28 @@
           <w:p>
             <w:pPr>
               <w:ind w:left="0"/>
-            </w:pPr>
+              <w:rPr>
+                <w:rFonts w:hint="eastAsia"/>
+              </w:rPr>
+            </w:pPr>
+            <w:r>
+              <w:rPr>
+                <w:rFonts w:hint="eastAsia"/>
+              </w:rPr>
+              <w:t>使用</w:t>
+            </w:r>
+            <w:r>
+              <w:rPr>
+                <w:rFonts w:hint="eastAsia"/>
+              </w:rPr>
+              <w:t xml:space="preserve"> sdb </w:t>
+            </w:r>
+            <w:r>
+              <w:rPr>
+                <w:rFonts w:hint="eastAsia"/>
+              </w:rPr>
+              <w:t>连接单机或直连集群中的节点进行基础操作</w:t>
+            </w:r>
           </w:p>
         </w:tc>
         <w:tc>
@@ -7506,14 +7502,11 @@
           </w:tcPr>
           <w:p>
             <w:pPr>
-              <w:pStyle w:val="aa"/>
-              <w:numPr>
-                <w:ilvl w:val="0"/>
-                <w:numId w:val="2"/>
-              </w:numPr>
-              <w:ind w:firstLineChars="0"/>
+              <w:ind w:left="0"/>
               <w:jc w:val="left"/>
             </w:pPr>
+            <w:bookmarkStart w:id="0" w:name="_GoBack"/>
+            <w:bookmarkEnd w:id="0"/>
           </w:p>
         </w:tc>
         <w:tc>
@@ -7524,6 +7517,12 @@
             <w:pPr>
               <w:ind w:left="0"/>
             </w:pPr>
+            <w:r>
+              <w:rPr>
+                <w:rFonts w:hint="eastAsia"/>
+              </w:rPr>
+              <w:t>操作正常，结果正确</w:t>
+            </w:r>
           </w:p>
         </w:tc>
       </w:tr>
@@ -7536,6 +7535,9 @@
             <w:pPr>
               <w:ind w:left="0"/>
             </w:pPr>
+            <w:r>
+              <w:t>2</w:t>
+            </w:r>
           </w:p>
         </w:tc>
         <w:tc>
@@ -7545,23 +7547,29 @@
           <w:p>
             <w:pPr>
               <w:ind w:left="0"/>
-            </w:pPr>
+              <w:rPr>
+                <w:rFonts w:hint="eastAsia"/>
+              </w:rPr>
+            </w:pPr>
+            <w:r>
+              <w:rPr>
+                <w:rFonts w:hint="eastAsia"/>
+              </w:rPr>
+              <w:t>正常搭建一个集群，包含多组多节点并</w:t>
+            </w:r>
+            <w:r>
+              <w:rPr>
+                <w:rFonts w:hint="eastAsia"/>
+              </w:rPr>
+              <w:t>进行基本测试</w:t>
+            </w:r>
           </w:p>
         </w:tc>
         <w:tc>
           <w:tcPr>
             <w:tcW w:w="2835" w:type="dxa"/>
           </w:tcPr>
-          <w:p>
-            <w:pPr>
-              <w:pStyle w:val="aa"/>
-              <w:numPr>
-                <w:ilvl w:val="0"/>
-                <w:numId w:val="3"/>
-              </w:numPr>
-              <w:ind w:firstLineChars="0"/>
-            </w:pPr>
-          </w:p>
+          <w:p/>
         </w:tc>
         <w:tc>
           <w:tcPr>
@@ -7570,7 +7578,20 @@
           <w:p>
             <w:pPr>
               <w:ind w:left="0"/>
-            </w:pPr>
+              <w:jc w:val="left"/>
+            </w:pPr>
+            <w:r>
+              <w:rPr>
+                <w:rFonts w:hint="eastAsia"/>
+              </w:rPr>
+              <w:t>集群可正常搭建；基本测试通过</w:t>
+            </w:r>
+            <w:r>
+              <w:rPr>
+                <w:rFonts w:hint="eastAsia"/>
+              </w:rPr>
+              <w:t xml:space="preserve"> </w:t>
+            </w:r>
           </w:p>
         </w:tc>
       </w:tr>
@@ -7583,6 +7604,9 @@
             <w:pPr>
               <w:ind w:left="0"/>
             </w:pPr>
+            <w:r>
+              <w:t>3</w:t>
+            </w:r>
           </w:p>
         </w:tc>
         <w:tc>
@@ -7592,7 +7616,16 @@
           <w:p>
             <w:pPr>
               <w:ind w:left="0"/>
-            </w:pPr>
+              <w:rPr>
+                <w:rFonts w:hint="eastAsia"/>
+              </w:rPr>
+            </w:pPr>
+            <w:r>
+              <w:rPr>
+                <w:rFonts w:hint="eastAsia"/>
+              </w:rPr>
+              <w:t>老版本驱动连接新版本服务端操作</w:t>
+            </w:r>
           </w:p>
         </w:tc>
         <w:tc>
@@ -7601,12 +7634,7 @@
           </w:tcPr>
           <w:p>
             <w:pPr>
-              <w:pStyle w:val="aa"/>
-              <w:numPr>
-                <w:ilvl w:val="0"/>
-                <w:numId w:val="4"/>
-              </w:numPr>
-              <w:ind w:firstLineChars="0"/>
+              <w:ind w:left="0"/>
             </w:pPr>
           </w:p>
         </w:tc>
@@ -7618,6 +7646,12 @@
             <w:pPr>
               <w:ind w:left="0"/>
             </w:pPr>
+            <w:r>
+              <w:rPr>
+                <w:rFonts w:hint="eastAsia"/>
+              </w:rPr>
+              <w:t>可正常连接及操作</w:t>
+            </w:r>
           </w:p>
         </w:tc>
       </w:tr>
@@ -7630,6 +7664,9 @@
             <w:pPr>
               <w:ind w:left="0"/>
             </w:pPr>
+            <w:r>
+              <w:t>4</w:t>
+            </w:r>
           </w:p>
         </w:tc>
         <w:tc>
@@ -7639,7 +7676,16 @@
           <w:p>
             <w:pPr>
               <w:ind w:left="0"/>
-            </w:pPr>
+              <w:rPr>
+                <w:rFonts w:hint="eastAsia"/>
+              </w:rPr>
+            </w:pPr>
+            <w:r>
+              <w:rPr>
+                <w:rFonts w:hint="eastAsia"/>
+              </w:rPr>
+              <w:t>新版本驱动连接老版本服务端操作</w:t>
+            </w:r>
           </w:p>
         </w:tc>
         <w:tc>
@@ -7648,12 +7694,7 @@
           </w:tcPr>
           <w:p>
             <w:pPr>
-              <w:pStyle w:val="aa"/>
-              <w:numPr>
-                <w:ilvl w:val="0"/>
-                <w:numId w:val="6"/>
-              </w:numPr>
-              <w:ind w:firstLineChars="0"/>
+              <w:ind w:left="0"/>
             </w:pPr>
           </w:p>
         </w:tc>
@@ -7665,6 +7706,12 @@
             <w:pPr>
               <w:ind w:left="0"/>
             </w:pPr>
+            <w:r>
+              <w:rPr>
+                <w:rFonts w:hint="eastAsia"/>
+              </w:rPr>
+              <w:t>可正常连接及操作</w:t>
+            </w:r>
           </w:p>
         </w:tc>
       </w:tr>
@@ -7677,6 +7724,9 @@
             <w:pPr>
               <w:ind w:left="0"/>
             </w:pPr>
+            <w:r>
+              <w:t>5</w:t>
+            </w:r>
           </w:p>
         </w:tc>
         <w:tc>
@@ -7687,6 +7737,12 @@
             <w:pPr>
               <w:ind w:left="0"/>
             </w:pPr>
+            <w:r>
+              <w:rPr>
+                <w:rFonts w:hint="eastAsia"/>
+              </w:rPr>
+              <w:t>服务端不同角色版本混合，模拟滚动升级</w:t>
+            </w:r>
           </w:p>
         </w:tc>
         <w:tc>
@@ -7695,12 +7751,7 @@
           </w:tcPr>
           <w:p>
             <w:pPr>
-              <w:pStyle w:val="aa"/>
-              <w:numPr>
-                <w:ilvl w:val="0"/>
-                <w:numId w:val="5"/>
-              </w:numPr>
-              <w:ind w:firstLineChars="0"/>
+              <w:ind w:left="0"/>
             </w:pPr>
           </w:p>
         </w:tc>
@@ -7713,6 +7764,12 @@
               <w:ind w:left="0"/>
               <w:jc w:val="left"/>
             </w:pPr>
+            <w:r>
+              <w:rPr>
+                <w:rFonts w:hint="eastAsia"/>
+              </w:rPr>
+              <w:t>不同版本间可正常通信，集群功能正常</w:t>
+            </w:r>
           </w:p>
         </w:tc>
       </w:tr>
@@ -7725,6 +7782,9 @@
             <w:pPr>
               <w:ind w:left="0"/>
             </w:pPr>
+            <w:r>
+              <w:t>6</w:t>
+            </w:r>
           </w:p>
         </w:tc>
         <w:tc>
@@ -7735,6 +7795,18 @@
             <w:pPr>
               <w:ind w:left="0"/>
             </w:pPr>
+            <w:r>
+              <w:rPr>
+                <w:rFonts w:hint="eastAsia"/>
+              </w:rPr>
+              <w:t>复制组内版本混合，模拟</w:t>
+            </w:r>
+            <w:r>
+              <w:rPr>
+                <w:rFonts w:hint="eastAsia"/>
+              </w:rPr>
+              <w:t>滚动升级</w:t>
+            </w:r>
           </w:p>
         </w:tc>
         <w:tc>
@@ -7753,14 +7825,15 @@
           </w:tcPr>
           <w:p>
             <w:pPr>
-              <w:pStyle w:val="aa"/>
-              <w:numPr>
-                <w:ilvl w:val="0"/>
-                <w:numId w:val="7"/>
-              </w:numPr>
-              <w:ind w:firstLineChars="0"/>
+              <w:ind w:left="0"/>
               <w:jc w:val="left"/>
             </w:pPr>
+            <w:r>
+              <w:rPr>
+                <w:rFonts w:hint="eastAsia"/>
+              </w:rPr>
+              <w:t>不同版本可正常完成复制</w:t>
+            </w:r>
           </w:p>
         </w:tc>
       </w:tr>
@@ -8232,6 +8305,11 @@
         </w:tc>
       </w:tr>
     </w:tbl>
+    <w:p>
+      <w:pPr>
+        <w:ind w:left="0"/>
+      </w:pPr>
+    </w:p>
     <w:p>
       <w:pPr>
         <w:ind w:left="0"/>
@@ -9467,6 +9545,95 @@
     </w:lvl>
   </w:abstractNum>
   <w:abstractNum w:abstractNumId="13" w15:restartNumberingAfterBreak="0">
+    <w:nsid w:val="5E5656B2"/>
+    <w:multiLevelType w:val="hybridMultilevel"/>
+    <w:tmpl w:val="91EA29C6"/>
+    <w:lvl w:ilvl="0" w:tplc="0409000F">
+      <w:start w:val="1"/>
+      <w:numFmt w:val="decimal"/>
+      <w:lvlText w:val="%1."/>
+      <w:lvlJc w:val="left"/>
+      <w:pPr>
+        <w:ind w:left="720" w:hanging="360"/>
+      </w:pPr>
+      <w:rPr>
+        <w:rFonts w:hint="default"/>
+      </w:rPr>
+    </w:lvl>
+    <w:lvl w:ilvl="1" w:tplc="04090019" w:tentative="1">
+      <w:start w:val="1"/>
+      <w:numFmt w:val="lowerLetter"/>
+      <w:lvlText w:val="%2."/>
+      <w:lvlJc w:val="left"/>
+      <w:pPr>
+        <w:ind w:left="1440" w:hanging="360"/>
+      </w:pPr>
+    </w:lvl>
+    <w:lvl w:ilvl="2" w:tplc="0409001B" w:tentative="1">
+      <w:start w:val="1"/>
+      <w:numFmt w:val="lowerRoman"/>
+      <w:lvlText w:val="%3."/>
+      <w:lvlJc w:val="right"/>
+      <w:pPr>
+        <w:ind w:left="2160" w:hanging="180"/>
+      </w:pPr>
+    </w:lvl>
+    <w:lvl w:ilvl="3" w:tplc="0409000F" w:tentative="1">
+      <w:start w:val="1"/>
+      <w:numFmt w:val="decimal"/>
+      <w:lvlText w:val="%4."/>
+      <w:lvlJc w:val="left"/>
+      <w:pPr>
+        <w:ind w:left="2880" w:hanging="360"/>
+      </w:pPr>
+    </w:lvl>
+    <w:lvl w:ilvl="4" w:tplc="04090019" w:tentative="1">
+      <w:start w:val="1"/>
+      <w:numFmt w:val="lowerLetter"/>
+      <w:lvlText w:val="%5."/>
+      <w:lvlJc w:val="left"/>
+      <w:pPr>
+        <w:ind w:left="3600" w:hanging="360"/>
+      </w:pPr>
+    </w:lvl>
+    <w:lvl w:ilvl="5" w:tplc="0409001B" w:tentative="1">
+      <w:start w:val="1"/>
+      <w:numFmt w:val="lowerRoman"/>
+      <w:lvlText w:val="%6."/>
+      <w:lvlJc w:val="right"/>
+      <w:pPr>
+        <w:ind w:left="4320" w:hanging="180"/>
+      </w:pPr>
+    </w:lvl>
+    <w:lvl w:ilvl="6" w:tplc="0409000F" w:tentative="1">
+      <w:start w:val="1"/>
+      <w:numFmt w:val="decimal"/>
+      <w:lvlText w:val="%7."/>
+      <w:lvlJc w:val="left"/>
+      <w:pPr>
+        <w:ind w:left="5040" w:hanging="360"/>
+      </w:pPr>
+    </w:lvl>
+    <w:lvl w:ilvl="7" w:tplc="04090019" w:tentative="1">
+      <w:start w:val="1"/>
+      <w:numFmt w:val="lowerLetter"/>
+      <w:lvlText w:val="%8."/>
+      <w:lvlJc w:val="left"/>
+      <w:pPr>
+        <w:ind w:left="5760" w:hanging="360"/>
+      </w:pPr>
+    </w:lvl>
+    <w:lvl w:ilvl="8" w:tplc="0409001B" w:tentative="1">
+      <w:start w:val="1"/>
+      <w:numFmt w:val="lowerRoman"/>
+      <w:lvlText w:val="%9."/>
+      <w:lvlJc w:val="right"/>
+      <w:pPr>
+        <w:ind w:left="6480" w:hanging="180"/>
+      </w:pPr>
+    </w:lvl>
+  </w:abstractNum>
+  <w:abstractNum w:abstractNumId="14" w15:restartNumberingAfterBreak="0">
     <w:nsid w:val="61170522"/>
     <w:multiLevelType w:val="hybridMultilevel"/>
     <w:tmpl w:val="D7E2B584"/>
@@ -9555,7 +9722,96 @@
       </w:pPr>
     </w:lvl>
   </w:abstractNum>
-  <w:abstractNum w:abstractNumId="14" w15:restartNumberingAfterBreak="0">
+  <w:abstractNum w:abstractNumId="15" w15:restartNumberingAfterBreak="0">
+    <w:nsid w:val="66CA140D"/>
+    <w:multiLevelType w:val="hybridMultilevel"/>
+    <w:tmpl w:val="FDB245D0"/>
+    <w:lvl w:ilvl="0" w:tplc="0409000F">
+      <w:start w:val="1"/>
+      <w:numFmt w:val="decimal"/>
+      <w:lvlText w:val="%1."/>
+      <w:lvlJc w:val="left"/>
+      <w:pPr>
+        <w:ind w:left="720" w:hanging="360"/>
+      </w:pPr>
+      <w:rPr>
+        <w:rFonts w:hint="default"/>
+      </w:rPr>
+    </w:lvl>
+    <w:lvl w:ilvl="1" w:tplc="04090019" w:tentative="1">
+      <w:start w:val="1"/>
+      <w:numFmt w:val="lowerLetter"/>
+      <w:lvlText w:val="%2."/>
+      <w:lvlJc w:val="left"/>
+      <w:pPr>
+        <w:ind w:left="1440" w:hanging="360"/>
+      </w:pPr>
+    </w:lvl>
+    <w:lvl w:ilvl="2" w:tplc="0409001B" w:tentative="1">
+      <w:start w:val="1"/>
+      <w:numFmt w:val="lowerRoman"/>
+      <w:lvlText w:val="%3."/>
+      <w:lvlJc w:val="right"/>
+      <w:pPr>
+        <w:ind w:left="2160" w:hanging="180"/>
+      </w:pPr>
+    </w:lvl>
+    <w:lvl w:ilvl="3" w:tplc="0409000F" w:tentative="1">
+      <w:start w:val="1"/>
+      <w:numFmt w:val="decimal"/>
+      <w:lvlText w:val="%4."/>
+      <w:lvlJc w:val="left"/>
+      <w:pPr>
+        <w:ind w:left="2880" w:hanging="360"/>
+      </w:pPr>
+    </w:lvl>
+    <w:lvl w:ilvl="4" w:tplc="04090019" w:tentative="1">
+      <w:start w:val="1"/>
+      <w:numFmt w:val="lowerLetter"/>
+      <w:lvlText w:val="%5."/>
+      <w:lvlJc w:val="left"/>
+      <w:pPr>
+        <w:ind w:left="3600" w:hanging="360"/>
+      </w:pPr>
+    </w:lvl>
+    <w:lvl w:ilvl="5" w:tplc="0409001B" w:tentative="1">
+      <w:start w:val="1"/>
+      <w:numFmt w:val="lowerRoman"/>
+      <w:lvlText w:val="%6."/>
+      <w:lvlJc w:val="right"/>
+      <w:pPr>
+        <w:ind w:left="4320" w:hanging="180"/>
+      </w:pPr>
+    </w:lvl>
+    <w:lvl w:ilvl="6" w:tplc="0409000F" w:tentative="1">
+      <w:start w:val="1"/>
+      <w:numFmt w:val="decimal"/>
+      <w:lvlText w:val="%7."/>
+      <w:lvlJc w:val="left"/>
+      <w:pPr>
+        <w:ind w:left="5040" w:hanging="360"/>
+      </w:pPr>
+    </w:lvl>
+    <w:lvl w:ilvl="7" w:tplc="04090019" w:tentative="1">
+      <w:start w:val="1"/>
+      <w:numFmt w:val="lowerLetter"/>
+      <w:lvlText w:val="%8."/>
+      <w:lvlJc w:val="left"/>
+      <w:pPr>
+        <w:ind w:left="5760" w:hanging="360"/>
+      </w:pPr>
+    </w:lvl>
+    <w:lvl w:ilvl="8" w:tplc="0409001B" w:tentative="1">
+      <w:start w:val="1"/>
+      <w:numFmt w:val="lowerRoman"/>
+      <w:lvlText w:val="%9."/>
+      <w:lvlJc w:val="right"/>
+      <w:pPr>
+        <w:ind w:left="6480" w:hanging="180"/>
+      </w:pPr>
+    </w:lvl>
+  </w:abstractNum>
+  <w:abstractNum w:abstractNumId="16" w15:restartNumberingAfterBreak="0">
     <w:nsid w:val="692A3A54"/>
     <w:multiLevelType w:val="hybridMultilevel"/>
     <w:tmpl w:val="059A471E"/>
@@ -9644,7 +9900,7 @@
       </w:pPr>
     </w:lvl>
   </w:abstractNum>
-  <w:abstractNum w:abstractNumId="15" w15:restartNumberingAfterBreak="0">
+  <w:abstractNum w:abstractNumId="17" w15:restartNumberingAfterBreak="0">
     <w:nsid w:val="71807C53"/>
     <w:multiLevelType w:val="hybridMultilevel"/>
     <w:tmpl w:val="AC8886F2"/>
@@ -9733,7 +9989,7 @@
       </w:pPr>
     </w:lvl>
   </w:abstractNum>
-  <w:abstractNum w:abstractNumId="16" w15:restartNumberingAfterBreak="0">
+  <w:abstractNum w:abstractNumId="18" w15:restartNumberingAfterBreak="0">
     <w:nsid w:val="74006D7D"/>
     <w:multiLevelType w:val="hybridMultilevel"/>
     <w:tmpl w:val="BFACCC20"/>
@@ -9822,7 +10078,120 @@
       </w:pPr>
     </w:lvl>
   </w:abstractNum>
-  <w:abstractNum w:abstractNumId="17" w15:restartNumberingAfterBreak="0">
+  <w:abstractNum w:abstractNumId="19" w15:restartNumberingAfterBreak="0">
+    <w:nsid w:val="75076058"/>
+    <w:multiLevelType w:val="hybridMultilevel"/>
+    <w:tmpl w:val="C1AEAC42"/>
+    <w:lvl w:ilvl="0" w:tplc="04090001">
+      <w:start w:val="1"/>
+      <w:numFmt w:val="bullet"/>
+      <w:lvlText w:val=""/>
+      <w:lvlJc w:val="left"/>
+      <w:pPr>
+        <w:ind w:left="1077" w:hanging="360"/>
+      </w:pPr>
+      <w:rPr>
+        <w:rFonts w:ascii="Symbol" w:hAnsi="Symbol" w:hint="default"/>
+      </w:rPr>
+    </w:lvl>
+    <w:lvl w:ilvl="1" w:tplc="04090003" w:tentative="1">
+      <w:start w:val="1"/>
+      <w:numFmt w:val="bullet"/>
+      <w:lvlText w:val="o"/>
+      <w:lvlJc w:val="left"/>
+      <w:pPr>
+        <w:ind w:left="1797" w:hanging="360"/>
+      </w:pPr>
+      <w:rPr>
+        <w:rFonts w:ascii="Courier New" w:hAnsi="Courier New" w:cs="Courier New" w:hint="default"/>
+      </w:rPr>
+    </w:lvl>
+    <w:lvl w:ilvl="2" w:tplc="04090005" w:tentative="1">
+      <w:start w:val="1"/>
+      <w:numFmt w:val="bullet"/>
+      <w:lvlText w:val=""/>
+      <w:lvlJc w:val="left"/>
+      <w:pPr>
+        <w:ind w:left="2517" w:hanging="360"/>
+      </w:pPr>
+      <w:rPr>
+        <w:rFonts w:ascii="Wingdings" w:hAnsi="Wingdings" w:hint="default"/>
+      </w:rPr>
+    </w:lvl>
+    <w:lvl w:ilvl="3" w:tplc="04090001" w:tentative="1">
+      <w:start w:val="1"/>
+      <w:numFmt w:val="bullet"/>
+      <w:lvlText w:val=""/>
+      <w:lvlJc w:val="left"/>
+      <w:pPr>
+        <w:ind w:left="3237" w:hanging="360"/>
+      </w:pPr>
+      <w:rPr>
+        <w:rFonts w:ascii="Symbol" w:hAnsi="Symbol" w:hint="default"/>
+      </w:rPr>
+    </w:lvl>
+    <w:lvl w:ilvl="4" w:tplc="04090003" w:tentative="1">
+      <w:start w:val="1"/>
+      <w:numFmt w:val="bullet"/>
+      <w:lvlText w:val="o"/>
+      <w:lvlJc w:val="left"/>
+      <w:pPr>
+        <w:ind w:left="3957" w:hanging="360"/>
+      </w:pPr>
+      <w:rPr>
+        <w:rFonts w:ascii="Courier New" w:hAnsi="Courier New" w:cs="Courier New" w:hint="default"/>
+      </w:rPr>
+    </w:lvl>
+    <w:lvl w:ilvl="5" w:tplc="04090005" w:tentative="1">
+      <w:start w:val="1"/>
+      <w:numFmt w:val="bullet"/>
+      <w:lvlText w:val=""/>
+      <w:lvlJc w:val="left"/>
+      <w:pPr>
+        <w:ind w:left="4677" w:hanging="360"/>
+      </w:pPr>
+      <w:rPr>
+        <w:rFonts w:ascii="Wingdings" w:hAnsi="Wingdings" w:hint="default"/>
+      </w:rPr>
+    </w:lvl>
+    <w:lvl w:ilvl="6" w:tplc="04090001" w:tentative="1">
+      <w:start w:val="1"/>
+      <w:numFmt w:val="bullet"/>
+      <w:lvlText w:val=""/>
+      <w:lvlJc w:val="left"/>
+      <w:pPr>
+        <w:ind w:left="5397" w:hanging="360"/>
+      </w:pPr>
+      <w:rPr>
+        <w:rFonts w:ascii="Symbol" w:hAnsi="Symbol" w:hint="default"/>
+      </w:rPr>
+    </w:lvl>
+    <w:lvl w:ilvl="7" w:tplc="04090003" w:tentative="1">
+      <w:start w:val="1"/>
+      <w:numFmt w:val="bullet"/>
+      <w:lvlText w:val="o"/>
+      <w:lvlJc w:val="left"/>
+      <w:pPr>
+        <w:ind w:left="6117" w:hanging="360"/>
+      </w:pPr>
+      <w:rPr>
+        <w:rFonts w:ascii="Courier New" w:hAnsi="Courier New" w:cs="Courier New" w:hint="default"/>
+      </w:rPr>
+    </w:lvl>
+    <w:lvl w:ilvl="8" w:tplc="04090005" w:tentative="1">
+      <w:start w:val="1"/>
+      <w:numFmt w:val="bullet"/>
+      <w:lvlText w:val=""/>
+      <w:lvlJc w:val="left"/>
+      <w:pPr>
+        <w:ind w:left="6837" w:hanging="360"/>
+      </w:pPr>
+      <w:rPr>
+        <w:rFonts w:ascii="Wingdings" w:hAnsi="Wingdings" w:hint="default"/>
+      </w:rPr>
+    </w:lvl>
+  </w:abstractNum>
+  <w:abstractNum w:abstractNumId="20" w15:restartNumberingAfterBreak="0">
     <w:nsid w:val="795501AE"/>
     <w:multiLevelType w:val="hybridMultilevel"/>
     <w:tmpl w:val="E7682172"/>
@@ -9911,7 +10280,7 @@
       </w:pPr>
     </w:lvl>
   </w:abstractNum>
-  <w:abstractNum w:abstractNumId="18" w15:restartNumberingAfterBreak="0">
+  <w:abstractNum w:abstractNumId="21" w15:restartNumberingAfterBreak="0">
     <w:nsid w:val="7D9E7CE1"/>
     <w:multiLevelType w:val="hybridMultilevel"/>
     <w:tmpl w:val="AC8886F2"/>
@@ -10007,7 +10376,7 @@
     <w:abstractNumId w:val="1"/>
   </w:num>
   <w:num w:numId="3">
-    <w:abstractNumId w:val="18"/>
+    <w:abstractNumId w:val="21"/>
   </w:num>
   <w:num w:numId="4">
     <w:abstractNumId w:val="9"/>
@@ -10016,7 +10385,7 @@
     <w:abstractNumId w:val="7"/>
   </w:num>
   <w:num w:numId="6">
-    <w:abstractNumId w:val="15"/>
+    <w:abstractNumId w:val="17"/>
   </w:num>
   <w:num w:numId="7">
     <w:abstractNumId w:val="10"/>
@@ -10028,19 +10397,19 @@
     <w:abstractNumId w:val="2"/>
   </w:num>
   <w:num w:numId="10">
-    <w:abstractNumId w:val="16"/>
+    <w:abstractNumId w:val="18"/>
   </w:num>
   <w:num w:numId="11">
-    <w:abstractNumId w:val="17"/>
+    <w:abstractNumId w:val="20"/>
   </w:num>
   <w:num w:numId="12">
-    <w:abstractNumId w:val="13"/>
+    <w:abstractNumId w:val="14"/>
   </w:num>
   <w:num w:numId="13">
     <w:abstractNumId w:val="0"/>
   </w:num>
   <w:num w:numId="14">
-    <w:abstractNumId w:val="14"/>
+    <w:abstractNumId w:val="16"/>
   </w:num>
   <w:num w:numId="15">
     <w:abstractNumId w:val="3"/>
@@ -10056,6 +10425,15 @@
   </w:num>
   <w:num w:numId="19">
     <w:abstractNumId w:val="11"/>
+  </w:num>
+  <w:num w:numId="20">
+    <w:abstractNumId w:val="19"/>
+  </w:num>
+  <w:num w:numId="21">
+    <w:abstractNumId w:val="13"/>
+  </w:num>
+  <w:num w:numId="22">
+    <w:abstractNumId w:val="15"/>
   </w:num>
   <w:numIdMacAtCleanup w:val="14"/>
 </w:numbering>

--- a/internal_doc/03.开发设计/Story-通信协议升级.docx
+++ b/internal_doc/03.开发设计/Story-通信协议升级.docx
@@ -268,13 +268,7 @@
         <w:rPr>
           <w:rFonts w:hint="eastAsia"/>
         </w:rPr>
-        <w:t>新增操作的公共</w:t>
-      </w:r>
-      <w:r>
-        <w:rPr>
-          <w:rFonts w:hint="eastAsia"/>
-        </w:rPr>
-        <w:t xml:space="preserve"> flag</w:t>
+        <w:t>新增通用控制标识</w:t>
       </w:r>
       <w:r>
         <w:rPr>
@@ -308,13 +302,13 @@
         <w:rPr>
           <w:rFonts w:hint="eastAsia"/>
         </w:rPr>
-        <w:t>新增设置、清除公共</w:t>
-      </w:r>
-      <w:r>
-        <w:rPr>
-          <w:rFonts w:hint="eastAsia"/>
-        </w:rPr>
-        <w:t xml:space="preserve"> flag </w:t>
+        <w:t>新增设置、清除</w:t>
+      </w:r>
+      <w:r>
+        <w:rPr>
+          <w:rFonts w:hint="eastAsia"/>
+        </w:rPr>
+        <w:t>通用控制标识</w:t>
       </w:r>
       <w:r>
         <w:rPr>
@@ -344,7 +338,25 @@
         <w:rPr>
           <w:rFonts w:hint="eastAsia"/>
         </w:rPr>
-        <w:t>，在连接上进行设置和清除：</w:t>
+        <w:t>，在连接上进行设置和清除，</w:t>
+      </w:r>
+      <w:r>
+        <w:rPr>
+          <w:rFonts w:hint="eastAsia"/>
+        </w:rPr>
+        <w:t>如</w:t>
+      </w:r>
+      <w:r>
+        <w:t>C</w:t>
+      </w:r>
+      <w:r>
+        <w:rPr>
+          <w:rFonts w:hint="eastAsia"/>
+        </w:rPr>
+        <w:t>驱动</w:t>
+      </w:r>
+      <w:r>
+        <w:t>:</w:t>
       </w:r>
     </w:p>
     <w:p>
@@ -353,7 +365,10 @@
         <w:ind w:left="717" w:firstLineChars="0" w:firstLine="0"/>
       </w:pPr>
       <w:r>
-        <w:t>void setOpFlags( INT32 flags ) ;</w:t>
+        <w:t>void setCtrl</w:t>
+      </w:r>
+      <w:r>
+        <w:t>Flags( INT32 flags ) ;</w:t>
       </w:r>
     </w:p>
     <w:p>
@@ -362,7 +377,10 @@
         <w:ind w:left="717" w:firstLineChars="0" w:firstLine="0"/>
       </w:pPr>
       <w:r>
-        <w:t>void clearOpFlags() ;</w:t>
+        <w:t>void clearCtrl</w:t>
+      </w:r>
+      <w:r>
+        <w:t>Flags() ;</w:t>
       </w:r>
     </w:p>
     <w:p>
@@ -400,6 +418,30 @@
         </w:rPr>
         <w:t>的影响。</w:t>
       </w:r>
+      <w:r>
+        <w:rPr>
+          <w:rFonts w:hint="eastAsia"/>
+        </w:rPr>
+        <w:t>通过单独提供接口设置</w:t>
+      </w:r>
+      <w:r>
+        <w:rPr>
+          <w:rFonts w:hint="eastAsia"/>
+        </w:rPr>
+        <w:t xml:space="preserve"> flags</w:t>
+      </w:r>
+      <w:r>
+        <w:rPr>
+          <w:rFonts w:hint="eastAsia"/>
+        </w:rPr>
+        <w:t>，</w:t>
+      </w:r>
+      <w:r>
+        <w:rPr>
+          <w:rFonts w:hint="eastAsia"/>
+        </w:rPr>
+        <w:t>以避免修改大量接口。</w:t>
+      </w:r>
     </w:p>
     <w:p>
       <w:pPr>
@@ -421,7 +463,28 @@
     <w:p>
       <w:pPr>
         <w:ind w:left="777"/>
-      </w:pPr>
+        <w:rPr>
+          <w:rFonts w:hint="eastAsia"/>
+        </w:rPr>
+      </w:pPr>
+      <w:r>
+        <w:rPr>
+          <w:rFonts w:hint="eastAsia"/>
+        </w:rPr>
+        <w:t>无特殊</w:t>
+      </w:r>
+      <w:r>
+        <w:rPr>
+          <w:rFonts w:hint="eastAsia"/>
+        </w:rPr>
+        <w:t>约束或</w:t>
+      </w:r>
+      <w:r>
+        <w:rPr>
+          <w:rFonts w:hint="eastAsia"/>
+        </w:rPr>
+        <w:t>依赖。</w:t>
+      </w:r>
     </w:p>
     <w:p>
       <w:pPr>
@@ -506,11 +569,6 @@
       </w:r>
     </w:p>
     <w:p>
-      <w:pPr>
-        <w:rPr>
-          <w:rFonts w:hint="eastAsia"/>
-        </w:rPr>
-      </w:pPr>
       <w:r>
         <w:rPr>
           <w:rFonts w:hint="eastAsia"/>
@@ -545,14 +603,13 @@
     <w:p>
       <w:r>
         <w:rPr>
-          <w:rFonts w:hint="eastAsia"/>
           <w:noProof/>
         </w:rPr>
         <w:drawing>
-          <wp:inline distT="0" distB="0" distL="0" distR="0" wp14:anchorId="1F5912BF" wp14:editId="34539BDB">
+          <wp:inline distT="0" distB="0" distL="0" distR="0" wp14:anchorId="693124E6" wp14:editId="15675734">
             <wp:extent cx="5274310" cy="852170"/>
             <wp:effectExtent l="0" t="0" r="0" b="0"/>
-            <wp:docPr id="5" name="图片 5"/>
+            <wp:docPr id="2" name="图片 2"/>
             <wp:cNvGraphicFramePr>
               <a:graphicFrameLocks xmlns:a="http://schemas.openxmlformats.org/drawingml/2006/main" noChangeAspect="1"/>
             </wp:cNvGraphicFramePr>
@@ -560,7 +617,7 @@
               <a:graphicData uri="http://schemas.openxmlformats.org/drawingml/2006/picture">
                 <pic:pic xmlns:pic="http://schemas.openxmlformats.org/drawingml/2006/picture">
                   <pic:nvPicPr>
-                    <pic:cNvPr id="5" name="msg-header-upgrade.png"/>
+                    <pic:cNvPr id="2" name="msg-header-upgrade.png"/>
                     <pic:cNvPicPr/>
                   </pic:nvPicPr>
                   <pic:blipFill>
@@ -840,9 +897,6 @@
     <w:p>
       <w:pPr>
         <w:ind w:left="0"/>
-        <w:rPr>
-          <w:rFonts w:hint="eastAsia"/>
-        </w:rPr>
       </w:pPr>
       <w:r>
         <w:tab/>
@@ -951,14 +1005,6 @@
     </w:p>
     <w:p>
       <w:pPr>
-        <w:ind w:left="0" w:firstLine="357"/>
-        <w:rPr>
-          <w:rFonts w:hint="eastAsia"/>
-        </w:rPr>
-      </w:pPr>
-    </w:p>
-    <w:p>
-      <w:pPr>
         <w:pStyle w:val="4"/>
       </w:pPr>
       <w:r>
@@ -1369,7 +1415,6 @@
                 <w:sz w:val="18"/>
                 <w:szCs w:val="18"/>
               </w:rPr>
-              <w:lastRenderedPageBreak/>
               <w:t>FLAG_RESULT_DETAIL</w:t>
             </w:r>
           </w:p>
@@ -1874,6 +1919,20 @@
           <w:rFonts w:hint="eastAsia"/>
         </w:rPr>
         <w:t>中均提供。</w:t>
+      </w:r>
+    </w:p>
+    <w:p>
+      <w:pPr>
+        <w:ind w:left="0"/>
+      </w:pPr>
+      <w:r>
+        <w:tab/>
+      </w:r>
+      <w:r>
+        <w:rPr>
+          <w:rFonts w:hint="eastAsia"/>
+        </w:rPr>
+        <w:t>本设计采用第二种方案，将这些控制标识在通用消息头中单独管理。</w:t>
       </w:r>
     </w:p>
     <w:p>
@@ -5267,11 +5326,6 @@
     </w:p>
     <w:p>
       <w:pPr>
-        <w:ind w:left="360"/>
-      </w:pPr>
-    </w:p>
-    <w:p>
-      <w:pPr>
         <w:pStyle w:val="4"/>
       </w:pPr>
       <w:r>
@@ -5638,7 +5692,31 @@
         <w:rPr>
           <w:rFonts w:hint="eastAsia"/>
         </w:rPr>
-        <w:t>但编目节点上是单线程的，可能有多个不同版本的节点向它发送信息。在编目节点上，是串行处理这些请求的，因此，编目节点上需要验证每一个消息的消息升级位，来确定当前的消息来自哪个版本的节点。</w:t>
+        <w:t>但编目节点上是单线程的，可能有多个不同版本的节点向它发送信息。在编目节点上，是串行处理这些请求的，因此，编目节点上需要验证每一个消息的</w:t>
+      </w:r>
+      <w:r>
+        <w:rPr>
+          <w:rFonts w:hint="eastAsia"/>
+        </w:rPr>
+        <w:t>标识位</w:t>
+      </w:r>
+      <w:r>
+        <w:rPr>
+          <w:rFonts w:hint="eastAsia"/>
+        </w:rPr>
+        <w:t>，来确定</w:t>
+      </w:r>
+      <w:r>
+        <w:rPr>
+          <w:rFonts w:hint="eastAsia"/>
+        </w:rPr>
+        <w:t>每个</w:t>
+      </w:r>
+      <w:r>
+        <w:rPr>
+          <w:rFonts w:hint="eastAsia"/>
+        </w:rPr>
+        <w:t>消息来自哪个版本的节点。</w:t>
       </w:r>
       <w:r>
         <w:rPr>
@@ -6659,6 +6737,20 @@
         <w:t>中增加对端版本信息。</w:t>
       </w:r>
     </w:p>
+    <w:p/>
+    <w:p>
+      <w:pPr>
+        <w:rPr>
+          <w:rFonts w:hint="eastAsia"/>
+        </w:rPr>
+      </w:pPr>
+      <w:r>
+        <w:rPr>
+          <w:rFonts w:hint="eastAsia"/>
+        </w:rPr>
+        <w:t>在实际应用中，老版本的驱动连接新版本的服务端的场景是比较常见的（数据库升级，但基于驱动开发的应用不升级）。因此，对于这个通信场景下，在重构消息时尽量不重新拷贝。而对于新版本驱动连接老版本服务端或各角色节点之间，则可认为不一致是暂时的，重构一个新的消息来发送，以简化收发逻辑。</w:t>
+      </w:r>
+    </w:p>
     <w:p>
       <w:pPr>
         <w:pStyle w:val="2"/>
@@ -6767,7 +6859,6 @@
             <w:pPr>
               <w:ind w:left="0"/>
               <w:rPr>
-                <w:rFonts w:hint="eastAsia"/>
                 <w:sz w:val="18"/>
                 <w:szCs w:val="18"/>
               </w:rPr>
@@ -6779,6 +6870,8 @@
               </w:rPr>
               <w:t>0.4</w:t>
             </w:r>
+            <w:bookmarkStart w:id="0" w:name="_GoBack"/>
+            <w:bookmarkEnd w:id="0"/>
           </w:p>
         </w:tc>
         <w:tc>
@@ -7184,6 +7277,7 @@
         <w:rPr>
           <w:rFonts w:hint="eastAsia"/>
         </w:rPr>
+        <w:lastRenderedPageBreak/>
         <w:t>遗留问题</w:t>
       </w:r>
     </w:p>
@@ -7472,9 +7566,6 @@
           <w:p>
             <w:pPr>
               <w:ind w:left="0"/>
-              <w:rPr>
-                <w:rFonts w:hint="eastAsia"/>
-              </w:rPr>
             </w:pPr>
             <w:r>
               <w:rPr>
@@ -7505,8 +7596,6 @@
               <w:ind w:left="0"/>
               <w:jc w:val="left"/>
             </w:pPr>
-            <w:bookmarkStart w:id="0" w:name="_GoBack"/>
-            <w:bookmarkEnd w:id="0"/>
           </w:p>
         </w:tc>
         <w:tc>
@@ -7547,9 +7636,6 @@
           <w:p>
             <w:pPr>
               <w:ind w:left="0"/>
-              <w:rPr>
-                <w:rFonts w:hint="eastAsia"/>
-              </w:rPr>
             </w:pPr>
             <w:r>
               <w:rPr>
@@ -7616,9 +7702,6 @@
           <w:p>
             <w:pPr>
               <w:ind w:left="0"/>
-              <w:rPr>
-                <w:rFonts w:hint="eastAsia"/>
-              </w:rPr>
             </w:pPr>
             <w:r>
               <w:rPr>
@@ -7676,9 +7759,6 @@
           <w:p>
             <w:pPr>
               <w:ind w:left="0"/>
-              <w:rPr>
-                <w:rFonts w:hint="eastAsia"/>
-              </w:rPr>
             </w:pPr>
             <w:r>
               <w:rPr>

--- a/internal_doc/03.开发设计/Story-通信协议升级.docx
+++ b/internal_doc/03.开发设计/Story-通信协议升级.docx
@@ -107,7 +107,19 @@
           <w:p>
             <w:pPr>
               <w:ind w:left="0"/>
-            </w:pPr>
+              <w:rPr>
+                <w:rFonts w:hint="eastAsia"/>
+              </w:rPr>
+            </w:pPr>
+            <w:r>
+              <w:t xml:space="preserve">2019-01-15  </w:t>
+            </w:r>
+            <w:r>
+              <w:rPr>
+                <w:rFonts w:hint="eastAsia"/>
+              </w:rPr>
+              <w:t>杨上德</w:t>
+            </w:r>
           </w:p>
         </w:tc>
         <w:tc>
@@ -118,6 +130,9 @@
             <w:pPr>
               <w:ind w:left="0"/>
             </w:pPr>
+            <w:r>
+              <w:t>Update according to review comments</w:t>
+            </w:r>
           </w:p>
         </w:tc>
       </w:tr>
@@ -257,215 +272,47 @@
     </w:p>
     <w:p>
       <w:pPr>
-        <w:pStyle w:val="aa"/>
-        <w:numPr>
-          <w:ilvl w:val="0"/>
-          <w:numId w:val="12"/>
-        </w:numPr>
-        <w:ind w:firstLineChars="0"/>
-      </w:pPr>
-      <w:r>
-        <w:rPr>
-          <w:rFonts w:hint="eastAsia"/>
-        </w:rPr>
-        <w:t>新增通用控制标识</w:t>
-      </w:r>
-      <w:r>
-        <w:rPr>
-          <w:rFonts w:hint="eastAsia"/>
-        </w:rPr>
-        <w:t>，说见第五部分的</w:t>
-      </w:r>
-      <w:r>
-        <w:rPr>
-          <w:rFonts w:hint="eastAsia"/>
-        </w:rPr>
-        <w:t xml:space="preserve"> flag </w:t>
-      </w:r>
-      <w:r>
-        <w:rPr>
-          <w:rFonts w:hint="eastAsia"/>
-        </w:rPr>
-        <w:t>列表</w:t>
+        <w:ind w:left="777"/>
+      </w:pPr>
+      <w:r>
+        <w:rPr>
+          <w:rFonts w:hint="eastAsia"/>
+        </w:rPr>
+        <w:t>本</w:t>
+      </w:r>
+      <w:r>
+        <w:rPr>
+          <w:rFonts w:hint="eastAsia"/>
+        </w:rPr>
+        <w:t xml:space="preserve"> story </w:t>
+      </w:r>
+      <w:r>
+        <w:rPr>
+          <w:rFonts w:hint="eastAsia"/>
+        </w:rPr>
+        <w:t>无新增对外接口。</w:t>
       </w:r>
     </w:p>
     <w:p>
       <w:pPr>
-        <w:pStyle w:val="aa"/>
-        <w:numPr>
-          <w:ilvl w:val="0"/>
-          <w:numId w:val="12"/>
-        </w:numPr>
-        <w:ind w:firstLineChars="0"/>
-      </w:pPr>
-      <w:r>
-        <w:rPr>
-          <w:rFonts w:hint="eastAsia"/>
-        </w:rPr>
-        <w:t>新增设置、清除</w:t>
-      </w:r>
-      <w:r>
-        <w:rPr>
-          <w:rFonts w:hint="eastAsia"/>
-        </w:rPr>
-        <w:t>通用控制标识</w:t>
-      </w:r>
-      <w:r>
-        <w:rPr>
-          <w:rFonts w:hint="eastAsia"/>
-        </w:rPr>
-        <w:t>的接口（在各驱动及</w:t>
-      </w:r>
-      <w:r>
-        <w:rPr>
-          <w:rFonts w:hint="eastAsia"/>
-        </w:rPr>
-        <w:t xml:space="preserve">sdb </w:t>
-      </w:r>
-      <w:r>
-        <w:rPr>
-          <w:rFonts w:hint="eastAsia"/>
-        </w:rPr>
-        <w:t>中均提供</w:t>
-      </w:r>
-      <w:r>
-        <w:rPr>
-          <w:rFonts w:hint="eastAsia"/>
-        </w:rPr>
-        <w:t>）</w:t>
-      </w:r>
-      <w:r>
-        <w:rPr>
-          <w:rFonts w:hint="eastAsia"/>
-        </w:rPr>
-        <w:t>，在连接上进行设置和清除，</w:t>
-      </w:r>
-      <w:r>
-        <w:rPr>
-          <w:rFonts w:hint="eastAsia"/>
-        </w:rPr>
-        <w:t>如</w:t>
-      </w:r>
-      <w:r>
-        <w:t>C</w:t>
-      </w:r>
-      <w:r>
-        <w:rPr>
-          <w:rFonts w:hint="eastAsia"/>
-        </w:rPr>
-        <w:t>驱动</w:t>
-      </w:r>
-      <w:r>
-        <w:t>:</w:t>
+        <w:pStyle w:val="2"/>
+      </w:pPr>
+      <w:r>
+        <w:rPr>
+          <w:rFonts w:hint="eastAsia"/>
+        </w:rPr>
+        <w:t>Story</w:t>
+      </w:r>
+      <w:r>
+        <w:rPr>
+          <w:rFonts w:hint="eastAsia"/>
+        </w:rPr>
+        <w:t>约束和依赖</w:t>
       </w:r>
     </w:p>
     <w:p>
       <w:pPr>
-        <w:pStyle w:val="aa"/>
-        <w:ind w:left="717" w:firstLineChars="0" w:firstLine="0"/>
-      </w:pPr>
-      <w:r>
-        <w:t>void setCtrl</w:t>
-      </w:r>
-      <w:r>
-        <w:t>Flags( INT32 flags ) ;</w:t>
-      </w:r>
-    </w:p>
-    <w:p>
-      <w:pPr>
-        <w:pStyle w:val="aa"/>
-        <w:ind w:left="717" w:firstLineChars="0" w:firstLine="0"/>
-      </w:pPr>
-      <w:r>
-        <w:t>void clearCtrl</w:t>
-      </w:r>
-      <w:r>
-        <w:t>Flags() ;</w:t>
-      </w:r>
-    </w:p>
-    <w:p>
-      <w:pPr>
-        <w:pStyle w:val="aa"/>
-        <w:ind w:left="717" w:firstLineChars="0" w:firstLine="0"/>
-      </w:pPr>
-      <w:r>
-        <w:rPr>
-          <w:rFonts w:hint="eastAsia"/>
-        </w:rPr>
-        <w:t>当设置完</w:t>
-      </w:r>
-      <w:r>
-        <w:rPr>
-          <w:rFonts w:hint="eastAsia"/>
-        </w:rPr>
-        <w:t xml:space="preserve"> flags </w:t>
-      </w:r>
-      <w:r>
-        <w:rPr>
-          <w:rFonts w:hint="eastAsia"/>
-        </w:rPr>
-        <w:t>后，在清除之前，该连接上的所有操作都受该</w:t>
-      </w:r>
-      <w:r>
-        <w:rPr>
-          <w:rFonts w:hint="eastAsia"/>
-        </w:rPr>
-        <w:t xml:space="preserve"> flags </w:t>
-      </w:r>
-      <w:r>
-        <w:rPr>
-          <w:rFonts w:hint="eastAsia"/>
-        </w:rPr>
-        <w:t>的影响。</w:t>
-      </w:r>
-      <w:r>
-        <w:rPr>
-          <w:rFonts w:hint="eastAsia"/>
-        </w:rPr>
-        <w:t>通过单独提供接口设置</w:t>
-      </w:r>
-      <w:r>
-        <w:rPr>
-          <w:rFonts w:hint="eastAsia"/>
-        </w:rPr>
-        <w:t xml:space="preserve"> flags</w:t>
-      </w:r>
-      <w:r>
-        <w:rPr>
-          <w:rFonts w:hint="eastAsia"/>
-        </w:rPr>
-        <w:t>，</w:t>
-      </w:r>
-      <w:r>
-        <w:rPr>
-          <w:rFonts w:hint="eastAsia"/>
-        </w:rPr>
-        <w:t>以避免修改大量接口。</w:t>
-      </w:r>
-    </w:p>
-    <w:p>
-      <w:pPr>
-        <w:pStyle w:val="2"/>
-      </w:pPr>
-      <w:r>
-        <w:rPr>
-          <w:rFonts w:hint="eastAsia"/>
-        </w:rPr>
-        <w:t>Story</w:t>
-      </w:r>
-      <w:r>
-        <w:rPr>
-          <w:rFonts w:hint="eastAsia"/>
-        </w:rPr>
-        <w:t>约束和依赖</w:t>
-      </w:r>
-    </w:p>
-    <w:p>
-      <w:pPr>
         <w:ind w:left="777"/>
-        <w:rPr>
-          <w:rFonts w:hint="eastAsia"/>
-        </w:rPr>
       </w:pPr>
       <w:r>
         <w:rPr>
@@ -540,7 +387,6 @@
         <w:rPr>
           <w:rFonts w:hint="eastAsia"/>
         </w:rPr>
-        <w:lastRenderedPageBreak/>
         <w:t>通用消息头</w:t>
       </w:r>
       <w:r>
@@ -573,7 +419,19 @@
         <w:rPr>
           <w:rFonts w:hint="eastAsia"/>
         </w:rPr>
-        <w:t>对通用消息头进行扩展，支持通用消息标识、版本号。</w:t>
+        <w:t>对通用消息头进行扩展，支持通用消息标识、版本号</w:t>
+      </w:r>
+      <w:r>
+        <w:rPr>
+          <w:rFonts w:hint="eastAsia"/>
+        </w:rPr>
+        <w:t>等</w:t>
+      </w:r>
+      <w:r>
+        <w:rPr>
+          <w:rFonts w:hint="eastAsia"/>
+        </w:rPr>
+        <w:t>。</w:t>
       </w:r>
       <w:r>
         <w:rPr>
@@ -585,7 +443,13 @@
         <w:rPr>
           <w:rFonts w:hint="eastAsia"/>
         </w:rPr>
-        <w:t>续如果消息还要变更，可在消息头中得到</w:t>
+        <w:t>续如果消息还要进行升级</w:t>
+      </w:r>
+      <w:r>
+        <w:rPr>
+          <w:rFonts w:hint="eastAsia"/>
+        </w:rPr>
+        <w:t>，可在消息头中得到</w:t>
       </w:r>
       <w:r>
         <w:rPr>
@@ -604,12 +468,15 @@
       <w:r>
         <w:rPr>
           <w:noProof/>
-        </w:rPr>
+          <w:sz w:val="16"/>
+          <w:szCs w:val="16"/>
+        </w:rPr>
+        <w:lastRenderedPageBreak/>
         <w:drawing>
-          <wp:inline distT="0" distB="0" distL="0" distR="0" wp14:anchorId="693124E6" wp14:editId="15675734">
-            <wp:extent cx="5274310" cy="852170"/>
+          <wp:inline distT="0" distB="0" distL="0" distR="0" wp14:anchorId="5C6FA749" wp14:editId="11CA5BB4">
+            <wp:extent cx="5274310" cy="1345565"/>
             <wp:effectExtent l="0" t="0" r="0" b="0"/>
-            <wp:docPr id="2" name="图片 2"/>
+            <wp:docPr id="3" name="图片 3"/>
             <wp:cNvGraphicFramePr>
               <a:graphicFrameLocks xmlns:a="http://schemas.openxmlformats.org/drawingml/2006/main" noChangeAspect="1"/>
             </wp:cNvGraphicFramePr>
@@ -617,362 +484,7 @@
               <a:graphicData uri="http://schemas.openxmlformats.org/drawingml/2006/picture">
                 <pic:pic xmlns:pic="http://schemas.openxmlformats.org/drawingml/2006/picture">
                   <pic:nvPicPr>
-                    <pic:cNvPr id="2" name="msg-header-upgrade.png"/>
-                    <pic:cNvPicPr/>
-                  </pic:nvPicPr>
-                  <pic:blipFill>
-                    <a:blip r:embed="rId7">
-                      <a:extLst>
-                        <a:ext uri="{28A0092B-C50C-407E-A947-70E740481C1C}">
-                          <a14:useLocalDpi xmlns:a14="http://schemas.microsoft.com/office/drawing/2010/main" val="0"/>
-                        </a:ext>
-                      </a:extLst>
-                    </a:blip>
-                    <a:stretch>
-                      <a:fillRect/>
-                    </a:stretch>
-                  </pic:blipFill>
-                  <pic:spPr>
-                    <a:xfrm>
-                      <a:off x="0" y="0"/>
-                      <a:ext cx="5274310" cy="852170"/>
-                    </a:xfrm>
-                    <a:prstGeom prst="rect">
-                      <a:avLst/>
-                    </a:prstGeom>
-                  </pic:spPr>
-                </pic:pic>
-              </a:graphicData>
-            </a:graphic>
-          </wp:inline>
-        </w:drawing>
-      </w:r>
-    </w:p>
-    <w:p>
-      <w:pPr>
-        <w:pStyle w:val="4"/>
-      </w:pPr>
-      <w:r>
-        <w:t>v</w:t>
-      </w:r>
-      <w:r>
-        <w:rPr>
-          <w:rFonts w:hint="eastAsia"/>
-        </w:rPr>
-        <w:t>ersion</w:t>
-      </w:r>
-    </w:p>
-    <w:p>
-      <w:pPr>
-        <w:ind w:left="0"/>
-      </w:pPr>
-      <w:r>
-        <w:tab/>
-      </w:r>
-      <w:r>
-        <w:rPr>
-          <w:rFonts w:hint="eastAsia"/>
-        </w:rPr>
-        <w:t>协议版本号，分基础版本号与复合版本号。基础版本号使用从１开始的序列值，老版本定义为</w:t>
-      </w:r>
-      <w:r>
-        <w:rPr>
-          <w:rFonts w:hint="eastAsia"/>
-        </w:rPr>
-        <w:t>1</w:t>
-      </w:r>
-      <w:r>
-        <w:rPr>
-          <w:rFonts w:hint="eastAsia"/>
-        </w:rPr>
-        <w:t>，当前开发的版本定义为</w:t>
-      </w:r>
-      <w:r>
-        <w:rPr>
-          <w:rFonts w:hint="eastAsia"/>
-        </w:rPr>
-        <w:t>2</w:t>
-      </w:r>
-      <w:r>
-        <w:rPr>
-          <w:rFonts w:hint="eastAsia"/>
-        </w:rPr>
-        <w:t>，使用该整形值的低</w:t>
-      </w:r>
-      <w:r>
-        <w:rPr>
-          <w:rFonts w:hint="eastAsia"/>
-        </w:rPr>
-        <w:t xml:space="preserve"> 16 </w:t>
-      </w:r>
-      <w:r>
-        <w:rPr>
-          <w:rFonts w:hint="eastAsia"/>
-        </w:rPr>
-        <w:t>位表示。使用复合版本</w:t>
-      </w:r>
-      <w:r>
-        <w:rPr>
-          <w:rFonts w:hint="eastAsia"/>
-        </w:rPr>
-        <w:t>号的目的是为了解决与老版本的协议兼容问题</w:t>
-      </w:r>
-      <w:r>
-        <w:rPr>
-          <w:rFonts w:hint="eastAsia"/>
-        </w:rPr>
-        <w:t>。</w:t>
-      </w:r>
-      <w:r>
-        <w:rPr>
-          <w:rFonts w:hint="eastAsia"/>
-        </w:rPr>
-        <w:t>兼容的前提是要能知道对端的版本号。</w:t>
-      </w:r>
-      <w:r>
-        <w:rPr>
-          <w:rFonts w:hint="eastAsia"/>
-        </w:rPr>
-        <w:t>本设计中，在原来的</w:t>
-      </w:r>
-      <w:r>
-        <w:rPr>
-          <w:rFonts w:hint="eastAsia"/>
-        </w:rPr>
-        <w:t xml:space="preserve"> opcode </w:t>
-      </w:r>
-      <w:r>
-        <w:rPr>
-          <w:rFonts w:hint="eastAsia"/>
-        </w:rPr>
-        <w:t>字段前插入一个新的字段，利用应答消息中</w:t>
-      </w:r>
-      <w:r>
-        <w:rPr>
-          <w:rFonts w:hint="eastAsia"/>
-        </w:rPr>
-        <w:t xml:space="preserve"> opcode </w:t>
-      </w:r>
-      <w:r>
-        <w:rPr>
-          <w:rFonts w:hint="eastAsia"/>
-        </w:rPr>
-        <w:t>最高位会被置为</w:t>
-      </w:r>
-      <w:r>
-        <w:rPr>
-          <w:rFonts w:hint="eastAsia"/>
-        </w:rPr>
-        <w:t xml:space="preserve"> 1 </w:t>
-      </w:r>
-      <w:r>
-        <w:rPr>
-          <w:rFonts w:hint="eastAsia"/>
-        </w:rPr>
-        <w:t>的逻辑来进行识别。</w:t>
-      </w:r>
-    </w:p>
-    <w:p>
-      <w:pPr>
-        <w:ind w:left="0"/>
-      </w:pPr>
-      <w:r>
-        <w:tab/>
-      </w:r>
-      <w:r>
-        <w:rPr>
-          <w:rFonts w:hint="eastAsia"/>
-        </w:rPr>
-        <w:t>新版本在构造消息时（无论是请求还是应答），其消息头中都要填上复合版本号，</w:t>
-      </w:r>
-      <w:r>
-        <w:rPr>
-          <w:rFonts w:hint="eastAsia"/>
-        </w:rPr>
-        <w:t>低</w:t>
-      </w:r>
-      <w:r>
-        <w:rPr>
-          <w:rFonts w:hint="eastAsia"/>
-        </w:rPr>
-        <w:t>16</w:t>
-      </w:r>
-      <w:r>
-        <w:rPr>
-          <w:rFonts w:hint="eastAsia"/>
-        </w:rPr>
-        <w:t>位为基础版本号，将第二高位置为</w:t>
-      </w:r>
-      <w:r>
-        <w:rPr>
-          <w:rFonts w:hint="eastAsia"/>
-        </w:rPr>
-        <w:t>1</w:t>
-      </w:r>
-      <w:r>
-        <w:rPr>
-          <w:rFonts w:hint="eastAsia"/>
-        </w:rPr>
-        <w:t>（使其值在最大消息码</w:t>
-      </w:r>
-      <w:r>
-        <w:rPr>
-          <w:rFonts w:hint="eastAsia"/>
-        </w:rPr>
-        <w:t>999999</w:t>
-      </w:r>
-      <w:r>
-        <w:rPr>
-          <w:rFonts w:hint="eastAsia"/>
-        </w:rPr>
-        <w:t>之外）</w:t>
-      </w:r>
-      <w:r>
-        <w:rPr>
-          <w:rFonts w:hint="eastAsia"/>
-        </w:rPr>
-        <w:t>。当老版本收到该消息之后，</w:t>
-      </w:r>
-      <w:r>
-        <w:rPr>
-          <w:rFonts w:hint="eastAsia"/>
-        </w:rPr>
-        <w:t>会将其作为命令码</w:t>
-      </w:r>
-      <w:r>
-        <w:rPr>
-          <w:rFonts w:hint="eastAsia"/>
-        </w:rPr>
-        <w:t>解析，</w:t>
-      </w:r>
-      <w:r>
-        <w:rPr>
-          <w:rFonts w:hint="eastAsia"/>
-        </w:rPr>
-        <w:t>将无法识别该</w:t>
-      </w:r>
-      <w:r>
-        <w:rPr>
-          <w:rFonts w:hint="eastAsia"/>
-        </w:rPr>
-        <w:t>命令</w:t>
-      </w:r>
-      <w:r>
-        <w:rPr>
-          <w:rFonts w:hint="eastAsia"/>
-        </w:rPr>
-        <w:t>码，但仍会将最高位置</w:t>
-      </w:r>
-      <w:r>
-        <w:rPr>
-          <w:rFonts w:hint="eastAsia"/>
-        </w:rPr>
-        <w:t>1</w:t>
-      </w:r>
-      <w:r>
-        <w:rPr>
-          <w:rFonts w:hint="eastAsia"/>
-        </w:rPr>
-        <w:t>。而对于新版本，则不会对高位进行修改。</w:t>
-      </w:r>
-      <w:r>
-        <w:rPr>
-          <w:rFonts w:hint="eastAsia"/>
-        </w:rPr>
-        <w:t>如果版本一致，则应答中的</w:t>
-      </w:r>
-      <w:r>
-        <w:rPr>
-          <w:rFonts w:hint="eastAsia"/>
-        </w:rPr>
-        <w:t xml:space="preserve"> version </w:t>
-      </w:r>
-      <w:r>
-        <w:rPr>
-          <w:rFonts w:hint="eastAsia"/>
-        </w:rPr>
-        <w:t>与请求中一致，如果不一致，则应答中为本端的版本号。</w:t>
-      </w:r>
-    </w:p>
-    <w:p>
-      <w:pPr>
-        <w:ind w:left="0"/>
-      </w:pPr>
-      <w:r>
-        <w:tab/>
-      </w:r>
-      <w:r>
-        <w:rPr>
-          <w:rFonts w:hint="eastAsia"/>
-        </w:rPr>
-        <w:t>下图分别为新版本请求中的</w:t>
-      </w:r>
-      <w:r>
-        <w:rPr>
-          <w:rFonts w:hint="eastAsia"/>
-        </w:rPr>
-        <w:t xml:space="preserve"> versio</w:t>
-      </w:r>
-      <w:r>
-        <w:t>n</w:t>
-      </w:r>
-      <w:r>
-        <w:rPr>
-          <w:rFonts w:hint="eastAsia"/>
-        </w:rPr>
-        <w:t>、新版本应答中的</w:t>
-      </w:r>
-      <w:r>
-        <w:rPr>
-          <w:rFonts w:hint="eastAsia"/>
-        </w:rPr>
-        <w:t xml:space="preserve"> version</w:t>
-      </w:r>
-      <w:r>
-        <w:rPr>
-          <w:rFonts w:hint="eastAsia"/>
-        </w:rPr>
-        <w:t>及老版本应答中的</w:t>
-      </w:r>
-      <w:r>
-        <w:rPr>
-          <w:rFonts w:hint="eastAsia"/>
-        </w:rPr>
-        <w:t xml:space="preserve"> version</w:t>
-      </w:r>
-      <w:r>
-        <w:rPr>
-          <w:rFonts w:hint="eastAsia"/>
-        </w:rPr>
-        <w:t>。</w:t>
-      </w:r>
-    </w:p>
-    <w:p>
-      <w:pPr>
-        <w:ind w:left="0"/>
-        <w:jc w:val="center"/>
-        <w:rPr>
-          <w:rFonts w:hint="eastAsia"/>
-        </w:rPr>
-      </w:pPr>
-      <w:r>
-        <w:rPr>
-          <w:rFonts w:hint="eastAsia"/>
-          <w:noProof/>
-        </w:rPr>
-        <w:drawing>
-          <wp:inline distT="0" distB="0" distL="0" distR="0" wp14:anchorId="4ED0A39E" wp14:editId="498C32F9">
-            <wp:extent cx="2333502" cy="1310701"/>
-            <wp:effectExtent l="0" t="0" r="0" b="0"/>
-            <wp:docPr id="10" name="图片 10"/>
-            <wp:cNvGraphicFramePr>
-              <a:graphicFrameLocks xmlns:a="http://schemas.openxmlformats.org/drawingml/2006/main" noChangeAspect="1"/>
-            </wp:cNvGraphicFramePr>
-            <a:graphic xmlns:a="http://schemas.openxmlformats.org/drawingml/2006/main">
-              <a:graphicData uri="http://schemas.openxmlformats.org/drawingml/2006/picture">
-                <pic:pic xmlns:pic="http://schemas.openxmlformats.org/drawingml/2006/picture">
-                  <pic:nvPicPr>
-                    <pic:cNvPr id="10" name="version-structure.png"/>
+                    <pic:cNvPr id="3" name="msg-structure.png"/>
                     <pic:cNvPicPr/>
                   </pic:nvPicPr>
                   <pic:blipFill>
@@ -990,7 +502,7 @@
                   <pic:spPr>
                     <a:xfrm>
                       <a:off x="0" y="0"/>
-                      <a:ext cx="2352197" cy="1321202"/>
+                      <a:ext cx="5274310" cy="1345565"/>
                     </a:xfrm>
                     <a:prstGeom prst="rect">
                       <a:avLst/>
@@ -1008,19 +520,274 @@
         <w:pStyle w:val="4"/>
       </w:pPr>
       <w:r>
-        <w:tab/>
-      </w:r>
-      <w:r>
-        <w:rPr>
-          <w:rFonts w:hint="eastAsia"/>
-        </w:rPr>
-        <w:t>f</w:t>
-      </w:r>
-      <w:r>
-        <w:t>lag</w:t>
+        <w:t>eye</w:t>
       </w:r>
     </w:p>
     <w:p>
+      <w:pPr>
+        <w:ind w:left="0"/>
+        <w:rPr>
+          <w:rFonts w:hint="eastAsia"/>
+        </w:rPr>
+      </w:pPr>
+      <w:r>
+        <w:tab/>
+      </w:r>
+      <w:r>
+        <w:rPr>
+          <w:rFonts w:hint="eastAsia"/>
+        </w:rPr>
+        <w:t>此次</w:t>
+      </w:r>
+      <w:r>
+        <w:rPr>
+          <w:rFonts w:hint="eastAsia"/>
+        </w:rPr>
+        <w:t>消息升级的一个特殊标识</w:t>
+      </w:r>
+      <w:r>
+        <w:rPr>
+          <w:rFonts w:hint="eastAsia"/>
+        </w:rPr>
+        <w:t>，在新版本消息中其值为</w:t>
+      </w:r>
+      <w:r>
+        <w:rPr>
+          <w:rFonts w:hint="eastAsia"/>
+        </w:rPr>
+        <w:t>0</w:t>
+      </w:r>
+      <w:r>
+        <w:rPr>
+          <w:rFonts w:hint="eastAsia"/>
+        </w:rPr>
+        <w:t>。由于此前的消息中都未</w:t>
+      </w:r>
+      <w:r>
+        <w:rPr>
+          <w:rFonts w:hint="eastAsia"/>
+        </w:rPr>
+        <w:t>携带版本号，为了在兼容的前提下进行本次协议升级，使用这个特殊的字段来进行版本识别</w:t>
+      </w:r>
+      <w:r>
+        <w:rPr>
+          <w:rFonts w:hint="eastAsia"/>
+        </w:rPr>
+        <w:t>，其原理是利用应答消息会将请求消息中携带的</w:t>
+      </w:r>
+      <w:r>
+        <w:rPr>
+          <w:rFonts w:hint="eastAsia"/>
+        </w:rPr>
+        <w:t xml:space="preserve"> opcode </w:t>
+      </w:r>
+      <w:r>
+        <w:rPr>
+          <w:rFonts w:hint="eastAsia"/>
+        </w:rPr>
+        <w:t>的最高位置为</w:t>
+      </w:r>
+      <w:r>
+        <w:rPr>
+          <w:rFonts w:hint="eastAsia"/>
+        </w:rPr>
+        <w:t xml:space="preserve"> 1 </w:t>
+      </w:r>
+      <w:r>
+        <w:rPr>
+          <w:rFonts w:hint="eastAsia"/>
+        </w:rPr>
+        <w:t>的逻辑。</w:t>
+      </w:r>
+      <w:r>
+        <w:rPr>
+          <w:rFonts w:hint="eastAsia"/>
+        </w:rPr>
+        <w:t>由于增加的这个字段占据老版本中</w:t>
+      </w:r>
+      <w:r>
+        <w:rPr>
+          <w:rFonts w:hint="eastAsia"/>
+        </w:rPr>
+        <w:t xml:space="preserve"> opcode </w:t>
+      </w:r>
+      <w:r>
+        <w:rPr>
+          <w:rFonts w:hint="eastAsia"/>
+        </w:rPr>
+        <w:t>的位置，因此当新版本的消息发送到老版本的节点时，在其应答消息中，</w:t>
+      </w:r>
+      <w:r>
+        <w:rPr>
+          <w:rFonts w:hint="eastAsia"/>
+        </w:rPr>
+        <w:t>这个字段的值会被修改，其值会变成非</w:t>
+      </w:r>
+      <w:r>
+        <w:rPr>
+          <w:rFonts w:hint="eastAsia"/>
+        </w:rPr>
+        <w:t>0</w:t>
+      </w:r>
+      <w:r>
+        <w:rPr>
+          <w:rFonts w:hint="eastAsia"/>
+        </w:rPr>
+        <w:t>。</w:t>
+      </w:r>
+      <w:r>
+        <w:rPr>
+          <w:rFonts w:hint="eastAsia"/>
+        </w:rPr>
+        <w:t>而如果通信两端均为新版本，则不会修改这个值。</w:t>
+      </w:r>
+      <w:r>
+        <w:rPr>
+          <w:rFonts w:hint="eastAsia"/>
+        </w:rPr>
+        <w:t>如，最高位修改的情况下，请求及应答消息中的</w:t>
+      </w:r>
+      <w:r>
+        <w:rPr>
+          <w:rFonts w:hint="eastAsia"/>
+        </w:rPr>
+        <w:t xml:space="preserve"> eye </w:t>
+      </w:r>
+      <w:r>
+        <w:rPr>
+          <w:rFonts w:hint="eastAsia"/>
+        </w:rPr>
+        <w:t>值如下图所示。</w:t>
+      </w:r>
+    </w:p>
+    <w:p>
+      <w:pPr>
+        <w:ind w:left="0"/>
+        <w:jc w:val="center"/>
+      </w:pPr>
+      <w:r>
+        <w:rPr>
+          <w:noProof/>
+        </w:rPr>
+        <w:drawing>
+          <wp:inline distT="0" distB="0" distL="0" distR="0" wp14:anchorId="21A16B2E" wp14:editId="477A84B0">
+            <wp:extent cx="2933700" cy="1857375"/>
+            <wp:effectExtent l="0" t="0" r="0" b="0"/>
+            <wp:docPr id="4" name="图片 4"/>
+            <wp:cNvGraphicFramePr>
+              <a:graphicFrameLocks xmlns:a="http://schemas.openxmlformats.org/drawingml/2006/main" noChangeAspect="1"/>
+            </wp:cNvGraphicFramePr>
+            <a:graphic xmlns:a="http://schemas.openxmlformats.org/drawingml/2006/main">
+              <a:graphicData uri="http://schemas.openxmlformats.org/drawingml/2006/picture">
+                <pic:pic xmlns:pic="http://schemas.openxmlformats.org/drawingml/2006/picture">
+                  <pic:nvPicPr>
+                    <pic:cNvPr id="4" name="msg-eye.png"/>
+                    <pic:cNvPicPr/>
+                  </pic:nvPicPr>
+                  <pic:blipFill>
+                    <a:blip r:embed="rId9">
+                      <a:extLst>
+                        <a:ext uri="{28A0092B-C50C-407E-A947-70E740481C1C}">
+                          <a14:useLocalDpi xmlns:a14="http://schemas.microsoft.com/office/drawing/2010/main" val="0"/>
+                        </a:ext>
+                      </a:extLst>
+                    </a:blip>
+                    <a:stretch>
+                      <a:fillRect/>
+                    </a:stretch>
+                  </pic:blipFill>
+                  <pic:spPr>
+                    <a:xfrm>
+                      <a:off x="0" y="0"/>
+                      <a:ext cx="2933700" cy="1857375"/>
+                    </a:xfrm>
+                    <a:prstGeom prst="rect">
+                      <a:avLst/>
+                    </a:prstGeom>
+                  </pic:spPr>
+                </pic:pic>
+              </a:graphicData>
+            </a:graphic>
+          </wp:inline>
+        </w:drawing>
+      </w:r>
+    </w:p>
+    <w:p>
+      <w:pPr>
+        <w:pStyle w:val="4"/>
+      </w:pPr>
+      <w:r>
+        <w:t>v</w:t>
+      </w:r>
+      <w:r>
+        <w:t>ersion</w:t>
+      </w:r>
+    </w:p>
+    <w:p>
+      <w:r>
+        <w:rPr>
+          <w:rFonts w:hint="eastAsia"/>
+        </w:rPr>
+        <w:t>协议版本号</w:t>
+      </w:r>
+      <w:r>
+        <w:rPr>
+          <w:rFonts w:hint="eastAsia"/>
+        </w:rPr>
+        <w:t>，值从</w:t>
+      </w:r>
+      <w:r>
+        <w:rPr>
+          <w:rFonts w:hint="eastAsia"/>
+        </w:rPr>
+        <w:t>1</w:t>
+      </w:r>
+      <w:r>
+        <w:rPr>
+          <w:rFonts w:hint="eastAsia"/>
+        </w:rPr>
+        <w:t>向上递增。</w:t>
+      </w:r>
+      <w:r>
+        <w:rPr>
+          <w:rFonts w:hint="eastAsia"/>
+        </w:rPr>
+        <w:t>将老版本的版本号定义为</w:t>
+      </w:r>
+      <w:r>
+        <w:rPr>
+          <w:rFonts w:hint="eastAsia"/>
+        </w:rPr>
+        <w:t>1</w:t>
+      </w:r>
+      <w:r>
+        <w:rPr>
+          <w:rFonts w:hint="eastAsia"/>
+        </w:rPr>
+        <w:t>，但老版本的消息中实际不存在该字段。当前版本号定义为</w:t>
+      </w:r>
+      <w:r>
+        <w:rPr>
+          <w:rFonts w:hint="eastAsia"/>
+        </w:rPr>
+        <w:t>2.</w:t>
+      </w:r>
+    </w:p>
+    <w:p>
+      <w:pPr>
+        <w:pStyle w:val="4"/>
+      </w:pPr>
+      <w:r>
+        <w:rPr>
+          <w:rFonts w:hint="eastAsia"/>
+        </w:rPr>
+        <w:t>f</w:t>
+      </w:r>
+      <w:r>
+        <w:t>lag</w:t>
+      </w:r>
+    </w:p>
+    <w:p>
       <w:r>
         <w:rPr>
           <w:rFonts w:hint="eastAsia"/>
@@ -1088,7 +855,7 @@
         <w:rPr>
           <w:rFonts w:hint="eastAsia"/>
         </w:rPr>
-        <w:t>计划支持的</w:t>
+        <w:t>支持的</w:t>
       </w:r>
       <w:r>
         <w:rPr>
@@ -1147,7 +914,7 @@
                 <w:sz w:val="18"/>
                 <w:szCs w:val="18"/>
               </w:rPr>
-              <w:t>FLAG_ENABLE_STAT</w:t>
+              <w:t>FLAG_RESULT_DETAIL</w:t>
             </w:r>
           </w:p>
         </w:tc>
@@ -1168,7 +935,15 @@
                 <w:sz w:val="18"/>
                 <w:szCs w:val="18"/>
               </w:rPr>
-              <w:t>0x00000001</w:t>
+              <w:t>0x000000</w:t>
+            </w:r>
+            <w:r>
+              <w:rPr>
+                <w:rFonts w:hint="eastAsia"/>
+                <w:sz w:val="18"/>
+                <w:szCs w:val="18"/>
+              </w:rPr>
+              <w:t>01</w:t>
             </w:r>
           </w:p>
         </w:tc>
@@ -1189,274 +964,6 @@
                 <w:sz w:val="18"/>
                 <w:szCs w:val="18"/>
               </w:rPr>
-              <w:t>开启统计信息</w:t>
-            </w:r>
-          </w:p>
-        </w:tc>
-      </w:tr>
-      <w:tr>
-        <w:tc>
-          <w:tcPr>
-            <w:tcW w:w="3147" w:type="dxa"/>
-          </w:tcPr>
-          <w:p>
-            <w:pPr>
-              <w:rPr>
-                <w:color w:val="0000CC"/>
-                <w:sz w:val="18"/>
-                <w:szCs w:val="18"/>
-              </w:rPr>
-            </w:pPr>
-            <w:r>
-              <w:rPr>
-                <w:rFonts w:hint="eastAsia"/>
-                <w:color w:val="0000CC"/>
-                <w:sz w:val="18"/>
-                <w:szCs w:val="18"/>
-              </w:rPr>
-              <w:t>FLAG_ENABLE_EXPLAIN</w:t>
-            </w:r>
-          </w:p>
-        </w:tc>
-        <w:tc>
-          <w:tcPr>
-            <w:tcW w:w="2059" w:type="dxa"/>
-          </w:tcPr>
-          <w:p>
-            <w:pPr>
-              <w:rPr>
-                <w:sz w:val="18"/>
-                <w:szCs w:val="18"/>
-              </w:rPr>
-            </w:pPr>
-            <w:r>
-              <w:rPr>
-                <w:rFonts w:hint="eastAsia"/>
-                <w:sz w:val="18"/>
-                <w:szCs w:val="18"/>
-              </w:rPr>
-              <w:t>0x00000002</w:t>
-            </w:r>
-          </w:p>
-        </w:tc>
-        <w:tc>
-          <w:tcPr>
-            <w:tcW w:w="2846" w:type="dxa"/>
-          </w:tcPr>
-          <w:p>
-            <w:pPr>
-              <w:rPr>
-                <w:sz w:val="18"/>
-                <w:szCs w:val="18"/>
-              </w:rPr>
-            </w:pPr>
-            <w:r>
-              <w:rPr>
-                <w:rFonts w:hint="eastAsia"/>
-                <w:sz w:val="18"/>
-                <w:szCs w:val="18"/>
-              </w:rPr>
-              <w:t>开启访问计划信息</w:t>
-            </w:r>
-          </w:p>
-        </w:tc>
-      </w:tr>
-      <w:tr>
-        <w:tc>
-          <w:tcPr>
-            <w:tcW w:w="3147" w:type="dxa"/>
-          </w:tcPr>
-          <w:p>
-            <w:pPr>
-              <w:rPr>
-                <w:color w:val="0000CC"/>
-                <w:sz w:val="18"/>
-                <w:szCs w:val="18"/>
-              </w:rPr>
-            </w:pPr>
-            <w:r>
-              <w:rPr>
-                <w:rFonts w:hint="eastAsia"/>
-                <w:color w:val="0000CC"/>
-                <w:sz w:val="18"/>
-                <w:szCs w:val="18"/>
-              </w:rPr>
-              <w:t>FLAG_ENABLE_FLOW</w:t>
-            </w:r>
-          </w:p>
-        </w:tc>
-        <w:tc>
-          <w:tcPr>
-            <w:tcW w:w="2059" w:type="dxa"/>
-          </w:tcPr>
-          <w:p>
-            <w:pPr>
-              <w:rPr>
-                <w:sz w:val="18"/>
-                <w:szCs w:val="18"/>
-              </w:rPr>
-            </w:pPr>
-            <w:r>
-              <w:rPr>
-                <w:rFonts w:hint="eastAsia"/>
-                <w:sz w:val="18"/>
-                <w:szCs w:val="18"/>
-              </w:rPr>
-              <w:t>0x00000004</w:t>
-            </w:r>
-          </w:p>
-        </w:tc>
-        <w:tc>
-          <w:tcPr>
-            <w:tcW w:w="2846" w:type="dxa"/>
-          </w:tcPr>
-          <w:p>
-            <w:pPr>
-              <w:rPr>
-                <w:sz w:val="18"/>
-                <w:szCs w:val="18"/>
-              </w:rPr>
-            </w:pPr>
-            <w:r>
-              <w:rPr>
-                <w:rFonts w:hint="eastAsia"/>
-                <w:sz w:val="18"/>
-                <w:szCs w:val="18"/>
-              </w:rPr>
-              <w:t>开启流程跟踪信息</w:t>
-            </w:r>
-          </w:p>
-        </w:tc>
-      </w:tr>
-      <w:tr>
-        <w:tc>
-          <w:tcPr>
-            <w:tcW w:w="3147" w:type="dxa"/>
-          </w:tcPr>
-          <w:p>
-            <w:pPr>
-              <w:rPr>
-                <w:color w:val="0000CC"/>
-                <w:sz w:val="18"/>
-                <w:szCs w:val="18"/>
-              </w:rPr>
-            </w:pPr>
-            <w:r>
-              <w:rPr>
-                <w:rFonts w:hint="eastAsia"/>
-                <w:color w:val="0000CC"/>
-                <w:sz w:val="18"/>
-                <w:szCs w:val="18"/>
-              </w:rPr>
-              <w:t>FLAG_ENABLE_DEBUG</w:t>
-            </w:r>
-          </w:p>
-        </w:tc>
-        <w:tc>
-          <w:tcPr>
-            <w:tcW w:w="2059" w:type="dxa"/>
-          </w:tcPr>
-          <w:p>
-            <w:pPr>
-              <w:rPr>
-                <w:sz w:val="18"/>
-                <w:szCs w:val="18"/>
-              </w:rPr>
-            </w:pPr>
-            <w:r>
-              <w:rPr>
-                <w:rFonts w:hint="eastAsia"/>
-                <w:sz w:val="18"/>
-                <w:szCs w:val="18"/>
-              </w:rPr>
-              <w:t>0x00000008</w:t>
-            </w:r>
-          </w:p>
-        </w:tc>
-        <w:tc>
-          <w:tcPr>
-            <w:tcW w:w="2846" w:type="dxa"/>
-          </w:tcPr>
-          <w:p>
-            <w:pPr>
-              <w:rPr>
-                <w:sz w:val="18"/>
-                <w:szCs w:val="18"/>
-              </w:rPr>
-            </w:pPr>
-            <w:r>
-              <w:rPr>
-                <w:rFonts w:hint="eastAsia"/>
-                <w:sz w:val="18"/>
-                <w:szCs w:val="18"/>
-              </w:rPr>
-              <w:t>开启调测信息</w:t>
-            </w:r>
-          </w:p>
-        </w:tc>
-      </w:tr>
-      <w:tr>
-        <w:tc>
-          <w:tcPr>
-            <w:tcW w:w="3147" w:type="dxa"/>
-          </w:tcPr>
-          <w:p>
-            <w:pPr>
-              <w:rPr>
-                <w:color w:val="0000CC"/>
-                <w:sz w:val="18"/>
-                <w:szCs w:val="18"/>
-              </w:rPr>
-            </w:pPr>
-            <w:r>
-              <w:rPr>
-                <w:rFonts w:hint="eastAsia"/>
-                <w:color w:val="0000CC"/>
-                <w:sz w:val="18"/>
-                <w:szCs w:val="18"/>
-              </w:rPr>
-              <w:t>FLAG_RESULT_DETAIL</w:t>
-            </w:r>
-          </w:p>
-        </w:tc>
-        <w:tc>
-          <w:tcPr>
-            <w:tcW w:w="2059" w:type="dxa"/>
-          </w:tcPr>
-          <w:p>
-            <w:pPr>
-              <w:rPr>
-                <w:sz w:val="18"/>
-                <w:szCs w:val="18"/>
-              </w:rPr>
-            </w:pPr>
-            <w:r>
-              <w:rPr>
-                <w:rFonts w:hint="eastAsia"/>
-                <w:sz w:val="18"/>
-                <w:szCs w:val="18"/>
-              </w:rPr>
-              <w:t>0x00000010</w:t>
-            </w:r>
-          </w:p>
-        </w:tc>
-        <w:tc>
-          <w:tcPr>
-            <w:tcW w:w="2846" w:type="dxa"/>
-          </w:tcPr>
-          <w:p>
-            <w:pPr>
-              <w:rPr>
-                <w:sz w:val="18"/>
-                <w:szCs w:val="18"/>
-              </w:rPr>
-            </w:pPr>
-            <w:r>
-              <w:rPr>
-                <w:rFonts w:hint="eastAsia"/>
-                <w:sz w:val="18"/>
-                <w:szCs w:val="18"/>
-              </w:rPr>
               <w:t>开启详细结果</w:t>
             </w:r>
             <w:r>
@@ -1483,30 +990,6 @@
         <w:rPr>
           <w:rFonts w:hint="eastAsia"/>
         </w:rPr>
-        <w:t>近期要实现支持的是</w:t>
-      </w:r>
-      <w:r>
-        <w:rPr>
-          <w:rFonts w:hint="eastAsia"/>
-        </w:rPr>
-        <w:t xml:space="preserve"> FLAG_RESULT_DETAIL</w:t>
-      </w:r>
-      <w:r>
-        <w:rPr>
-          <w:rFonts w:hint="eastAsia"/>
-        </w:rPr>
-        <w:t>，用来返回写操作的结果及错误信息。</w:t>
-      </w:r>
-      <w:r>
-        <w:tab/>
-      </w:r>
-      <w:r>
-        <w:tab/>
-      </w:r>
-      <w:r>
-        <w:rPr>
-          <w:rFonts w:hint="eastAsia"/>
-        </w:rPr>
         <w:t>这里的</w:t>
       </w:r>
       <w:r>
@@ -1599,6 +1082,7 @@
         <w:ind w:left="0"/>
       </w:pPr>
       <w:r>
+        <w:lastRenderedPageBreak/>
         <w:tab/>
       </w:r>
       <w:r>
@@ -1868,17 +1352,13 @@
         <w:rPr>
           <w:rFonts w:hint="eastAsia"/>
         </w:rPr>
-        <w:t>的设置和清除：</w:t>
+        <w:t>的设置和清除。</w:t>
       </w:r>
     </w:p>
     <w:p>
       <w:pPr>
         <w:ind w:left="0"/>
       </w:pPr>
-      <w:r>
-        <w:tab/>
-        <w:t>void setOpFlags( INT32 flags ) ;</w:t>
-      </w:r>
     </w:p>
     <w:p>
       <w:pPr>
@@ -1886,54 +1366,97 @@
       </w:pPr>
       <w:r>
         <w:tab/>
-        <w:t>void clearOpFlags() ;</w:t>
+      </w:r>
+      <w:r>
+        <w:rPr>
+          <w:rFonts w:hint="eastAsia"/>
+        </w:rPr>
+        <w:t>当前不考虑对外提供设置接口，在代码中强制指定详细信息</w:t>
+      </w:r>
+      <w:r>
+        <w:rPr>
+          <w:rFonts w:hint="eastAsia"/>
+        </w:rPr>
+        <w:t xml:space="preserve"> flag</w:t>
+      </w:r>
+      <w:r>
+        <w:rPr>
+          <w:rFonts w:hint="eastAsia"/>
+        </w:rPr>
+        <w:t>。</w:t>
+      </w:r>
+      <w:r>
+        <w:t xml:space="preserve"> </w:t>
       </w:r>
     </w:p>
     <w:p>
       <w:pPr>
-        <w:ind w:left="0"/>
-      </w:pPr>
-      <w:r>
-        <w:tab/>
-      </w:r>
-      <w:r>
-        <w:rPr>
-          <w:rFonts w:hint="eastAsia"/>
-        </w:rPr>
-        <w:t>接口</w:t>
-      </w:r>
-      <w:r>
-        <w:rPr>
-          <w:rFonts w:hint="eastAsia"/>
-        </w:rPr>
-        <w:t>在驱动及</w:t>
-      </w:r>
-      <w:r>
-        <w:rPr>
-          <w:rFonts w:hint="eastAsia"/>
-        </w:rPr>
-        <w:t xml:space="preserve"> sdb </w:t>
-      </w:r>
-      <w:r>
-        <w:rPr>
-          <w:rFonts w:hint="eastAsia"/>
-        </w:rPr>
-        <w:t>中均提供。</w:t>
+        <w:pStyle w:val="4"/>
+      </w:pPr>
+      <w:r>
+        <w:t>g</w:t>
+      </w:r>
+      <w:r>
+        <w:rPr>
+          <w:rFonts w:hint="eastAsia"/>
+        </w:rPr>
+        <w:t>lobal</w:t>
+      </w:r>
+      <w:r>
+        <w:t xml:space="preserve"> </w:t>
+      </w:r>
+      <w:r>
+        <w:rPr>
+          <w:rFonts w:hint="eastAsia"/>
+        </w:rPr>
+        <w:t>ID</w:t>
       </w:r>
     </w:p>
     <w:p>
+      <w:r>
+        <w:rPr>
+          <w:rFonts w:hint="eastAsia"/>
+        </w:rPr>
+        <w:t>规划预留字段，当前不实际使用。用来唯一标识一个消息，在问题处理等场景下跟踪一个消息的转移路径。</w:t>
+      </w:r>
+    </w:p>
+    <w:p>
+      <w:pPr>
+        <w:pStyle w:val="4"/>
+        <w:rPr>
+          <w:rFonts w:hint="eastAsia"/>
+        </w:rPr>
+      </w:pPr>
+      <w:r>
+        <w:t>r</w:t>
+      </w:r>
+      <w:r>
+        <w:rPr>
+          <w:rFonts w:hint="eastAsia"/>
+        </w:rPr>
+        <w:t>eserve</w:t>
+      </w:r>
+    </w:p>
+    <w:p>
+      <w:pPr>
+        <w:rPr>
+          <w:rFonts w:hint="eastAsia"/>
+        </w:rPr>
+      </w:pPr>
+      <w:r>
+        <w:rPr>
+          <w:rFonts w:hint="eastAsia"/>
+        </w:rPr>
+        <w:t>预留位</w:t>
+      </w:r>
+    </w:p>
+    <w:p>
       <w:pPr>
         <w:ind w:left="0"/>
-      </w:pPr>
-      <w:r>
-        <w:tab/>
-      </w:r>
-      <w:r>
-        <w:rPr>
-          <w:rFonts w:hint="eastAsia"/>
-        </w:rPr>
-        <w:t>本设计采用第二种方案，将这些控制标识在通用消息头中单独管理。</w:t>
-      </w:r>
+        <w:rPr>
+          <w:rFonts w:hint="eastAsia"/>
+        </w:rPr>
+      </w:pPr>
     </w:p>
     <w:p>
       <w:pPr>
@@ -3777,54 +3300,6 @@
                 </w:p>
               </w:tc>
             </w:tr>
-            <w:tr>
-              <w:tc>
-                <w:tcPr>
-                  <w:tcW w:w="3431" w:type="dxa"/>
-                </w:tcPr>
-                <w:p>
-                  <w:pPr>
-                    <w:rPr>
-                      <w:color w:val="0000CC"/>
-                      <w:sz w:val="18"/>
-                      <w:szCs w:val="18"/>
-                    </w:rPr>
-                  </w:pPr>
-                  <w:r>
-                    <w:rPr>
-                      <w:rFonts w:hint="eastAsia"/>
-                      <w:color w:val="0000CC"/>
-                      <w:sz w:val="18"/>
-                      <w:szCs w:val="18"/>
-                    </w:rPr>
-                    <w:t>SDB_REPLY_MASK_PROCESS</w:t>
-                  </w:r>
-                </w:p>
-              </w:tc>
-              <w:tc>
-                <w:tcPr>
-                  <w:tcW w:w="1775" w:type="dxa"/>
-                </w:tcPr>
-                <w:p>
-                  <w:pPr>
-                    <w:rPr>
-                      <w:color w:val="0000CC"/>
-                      <w:sz w:val="18"/>
-                      <w:szCs w:val="18"/>
-                    </w:rPr>
-                  </w:pPr>
-                  <w:r>
-                    <w:rPr>
-                      <w:rFonts w:hint="eastAsia"/>
-                      <w:color w:val="0000CC"/>
-                      <w:sz w:val="18"/>
-                      <w:szCs w:val="18"/>
-                    </w:rPr>
-                    <w:t>0x02</w:t>
-                  </w:r>
-                </w:p>
-              </w:tc>
-            </w:tr>
           </w:tbl>
           <w:p>
             <w:pPr>
@@ -3878,6 +3353,7 @@
                 <w:sz w:val="18"/>
                 <w:szCs w:val="18"/>
               </w:rPr>
+              <w:lastRenderedPageBreak/>
               <w:t>Reserved</w:t>
             </w:r>
           </w:p>
@@ -4058,7 +3534,6 @@
                 <w:sz w:val="18"/>
                 <w:szCs w:val="18"/>
               </w:rPr>
-              <w:lastRenderedPageBreak/>
               <w:t>{</w:t>
             </w:r>
           </w:p>
@@ -4250,7 +3725,6 @@
                 <w:sz w:val="18"/>
                 <w:szCs w:val="18"/>
               </w:rPr>
-              <w:lastRenderedPageBreak/>
               <w:t>Data BSONS</w:t>
             </w:r>
           </w:p>
@@ -4762,83 +4236,6 @@
     </w:p>
     <w:p>
       <w:pPr>
-        <w:jc w:val="left"/>
-      </w:pPr>
-      <w:r>
-        <w:rPr>
-          <w:rFonts w:hint="eastAsia"/>
-        </w:rPr>
-        <w:t>当请求消息中指定了</w:t>
-      </w:r>
-      <w:r>
-        <w:rPr>
-          <w:rFonts w:hint="eastAsia"/>
-        </w:rPr>
-        <w:t xml:space="preserve"> FLAG_RESULT_DETAIL </w:t>
-      </w:r>
-      <w:r>
-        <w:rPr>
-          <w:rFonts w:hint="eastAsia"/>
-        </w:rPr>
-        <w:t>时，应答消息中将包含</w:t>
-      </w:r>
-      <w:r>
-        <w:rPr>
-          <w:rFonts w:hint="eastAsia"/>
-        </w:rPr>
-        <w:t xml:space="preserve"> SDB_REPLY_MASK_RESULT </w:t>
-      </w:r>
-      <w:r>
-        <w:rPr>
-          <w:rFonts w:hint="eastAsia"/>
-        </w:rPr>
-        <w:t>及</w:t>
-      </w:r>
-      <w:r>
-        <w:rPr>
-          <w:rFonts w:hint="eastAsia"/>
-        </w:rPr>
-        <w:t xml:space="preserve"> Result BSON</w:t>
-      </w:r>
-      <w:r>
-        <w:rPr>
-          <w:rFonts w:hint="eastAsia"/>
-        </w:rPr>
-        <w:t>。</w:t>
-      </w:r>
-      <w:r>
-        <w:rPr>
-          <w:rFonts w:hint="eastAsia"/>
-        </w:rPr>
-        <w:t>在返回记录写操作的受影响行数等信息时，将其整合到</w:t>
-      </w:r>
-      <w:r>
-        <w:rPr>
-          <w:rFonts w:hint="eastAsia"/>
-        </w:rPr>
-        <w:t xml:space="preserve"> Result BSON </w:t>
-      </w:r>
-      <w:r>
-        <w:rPr>
-          <w:rFonts w:hint="eastAsia"/>
-        </w:rPr>
-        <w:t>中的</w:t>
-      </w:r>
-      <w:r>
-        <w:rPr>
-          <w:rFonts w:hint="eastAsia"/>
-        </w:rPr>
-        <w:t xml:space="preserve"> Write </w:t>
-      </w:r>
-      <w:r>
-        <w:rPr>
-          <w:rFonts w:hint="eastAsia"/>
-        </w:rPr>
-        <w:t>字段中。详见对应设计文档。</w:t>
-      </w:r>
-    </w:p>
-    <w:p>
-      <w:pPr>
         <w:pStyle w:val="3"/>
       </w:pPr>
       <w:r>
@@ -6280,7 +5677,13 @@
         <w:rPr>
           <w:rFonts w:hint="eastAsia"/>
         </w:rPr>
-        <w:t>重新计算发送的消息长度，修改消息头中的长度字段</w:t>
+        <w:t>重新计算发送的消息长度，</w:t>
+      </w:r>
+      <w:r>
+        <w:rPr>
+          <w:rFonts w:hint="eastAsia"/>
+        </w:rPr>
+        <w:t>并按老版本消息头重新生成一个消息头</w:t>
       </w:r>
     </w:p>
     <w:p>
@@ -6296,7 +5699,13 @@
         <w:rPr>
           <w:rFonts w:hint="eastAsia"/>
         </w:rPr>
-        <w:t>将消息分两段发送，先发送消息头，发送长度不包含新增字段，再跳过新增字段，发送消息体。如下图所示，消息头中，虚线部分的内容忽略。</w:t>
+        <w:t>将新的消息头和消息体使用发送接口分两次发送</w:t>
+      </w:r>
+      <w:r>
+        <w:rPr>
+          <w:rFonts w:hint="eastAsia"/>
+        </w:rPr>
+        <w:t>。</w:t>
       </w:r>
     </w:p>
     <w:p>
@@ -6307,14 +5716,15 @@
       </w:pPr>
       <w:r>
         <w:rPr>
-          <w:rFonts w:hint="eastAsia"/>
           <w:noProof/>
+          <w:sz w:val="16"/>
+          <w:szCs w:val="16"/>
         </w:rPr>
         <w:drawing>
-          <wp:inline distT="0" distB="0" distL="0" distR="0" wp14:anchorId="46969AF2" wp14:editId="1AC31334">
-            <wp:extent cx="3224150" cy="966279"/>
+          <wp:inline distT="0" distB="0" distL="0" distR="0" wp14:anchorId="19077AA3" wp14:editId="137DC217">
+            <wp:extent cx="2947916" cy="2134698"/>
             <wp:effectExtent l="0" t="0" r="0" b="0"/>
-            <wp:docPr id="8" name="图片 8"/>
+            <wp:docPr id="5" name="图片 5"/>
             <wp:cNvGraphicFramePr>
               <a:graphicFrameLocks xmlns:a="http://schemas.openxmlformats.org/drawingml/2006/main" noChangeAspect="1"/>
             </wp:cNvGraphicFramePr>
@@ -6322,11 +5732,11 @@
               <a:graphicData uri="http://schemas.openxmlformats.org/drawingml/2006/picture">
                 <pic:pic xmlns:pic="http://schemas.openxmlformats.org/drawingml/2006/picture">
                   <pic:nvPicPr>
-                    <pic:cNvPr id="8" name="msg-send-in-comp-mode.png"/>
+                    <pic:cNvPr id="5" name="msg-send.png"/>
                     <pic:cNvPicPr/>
                   </pic:nvPicPr>
                   <pic:blipFill>
-                    <a:blip r:embed="rId9">
+                    <a:blip r:embed="rId10">
                       <a:extLst>
                         <a:ext uri="{28A0092B-C50C-407E-A947-70E740481C1C}">
                           <a14:useLocalDpi xmlns:a14="http://schemas.microsoft.com/office/drawing/2010/main" val="0"/>
@@ -6340,7 +5750,7 @@
                   <pic:spPr>
                     <a:xfrm>
                       <a:off x="0" y="0"/>
-                      <a:ext cx="3279628" cy="982906"/>
+                      <a:ext cx="2968487" cy="2149594"/>
                     </a:xfrm>
                     <a:prstGeom prst="rect">
                       <a:avLst/>
@@ -6352,85 +5762,8 @@
           </wp:inline>
         </w:drawing>
       </w:r>
-    </w:p>
-    <w:p>
-      <w:pPr>
-        <w:pStyle w:val="aa"/>
-        <w:ind w:left="720" w:firstLineChars="0" w:firstLine="0"/>
-        <w:jc w:val="left"/>
-      </w:pPr>
-      <w:r>
-        <w:rPr>
-          <w:rFonts w:hint="eastAsia"/>
-        </w:rPr>
-        <w:t>在各异步会话中，发送是在各异步会话中调用相关发送接口来处理的，因此，需要在各会话中单独处理消息</w:t>
-      </w:r>
-      <w:r>
-        <w:rPr>
-          <w:rFonts w:hint="eastAsia"/>
-        </w:rPr>
-        <w:t>发送，或者在</w:t>
-      </w:r>
-      <w:r>
-        <w:rPr>
-          <w:rFonts w:hint="eastAsia"/>
-        </w:rPr>
-        <w:t xml:space="preserve"> </w:t>
-      </w:r>
-      <w:r>
-        <w:t xml:space="preserve">_netFrame </w:t>
-      </w:r>
-      <w:r>
-        <w:rPr>
-          <w:rFonts w:hint="eastAsia"/>
-        </w:rPr>
-        <w:t>及</w:t>
-      </w:r>
-      <w:r>
-        <w:rPr>
-          <w:rFonts w:hint="eastAsia"/>
-        </w:rPr>
-        <w:t xml:space="preserve"> _netRouteAgent</w:t>
-      </w:r>
-      <w:r>
-        <w:rPr>
-          <w:rFonts w:hint="eastAsia"/>
-        </w:rPr>
-        <w:t xml:space="preserve"> </w:t>
-      </w:r>
-      <w:r>
-        <w:rPr>
-          <w:rFonts w:hint="eastAsia"/>
-        </w:rPr>
-        <w:t>中提供新接口，会话中记录对端版本，在会话中根据版本调用</w:t>
-      </w:r>
-      <w:r>
-        <w:rPr>
-          <w:rFonts w:hint="eastAsia"/>
-        </w:rPr>
-        <w:t>不同的接口发送，消息转换在</w:t>
-      </w:r>
-      <w:r>
-        <w:rPr>
-          <w:rFonts w:hint="eastAsia"/>
-        </w:rPr>
-        <w:t xml:space="preserve"> </w:t>
-      </w:r>
-      <w:r>
-        <w:t xml:space="preserve">_netFrame </w:t>
-      </w:r>
-      <w:r>
-        <w:rPr>
-          <w:rFonts w:hint="eastAsia"/>
-        </w:rPr>
-        <w:t>中处理。</w:t>
-      </w:r>
-    </w:p>
-    <w:p>
-      <w:pPr>
-        <w:pStyle w:val="aa"/>
-        <w:ind w:left="720" w:firstLineChars="0" w:firstLine="0"/>
-      </w:pPr>
+      <w:bookmarkStart w:id="0" w:name="_GoBack"/>
+      <w:bookmarkEnd w:id="0"/>
     </w:p>
     <w:p>
       <w:pPr>
@@ -6574,7 +5907,7 @@
                     <pic:cNvPicPr/>
                   </pic:nvPicPr>
                   <pic:blipFill>
-                    <a:blip r:embed="rId10">
+                    <a:blip r:embed="rId11">
                       <a:extLst>
                         <a:ext uri="{28A0092B-C50C-407E-A947-70E740481C1C}">
                           <a14:useLocalDpi xmlns:a14="http://schemas.microsoft.com/office/drawing/2010/main" val="0"/>
@@ -6739,11 +6072,6 @@
     </w:p>
     <w:p/>
     <w:p>
-      <w:pPr>
-        <w:rPr>
-          <w:rFonts w:hint="eastAsia"/>
-        </w:rPr>
-      </w:pPr>
       <w:r>
         <w:rPr>
           <w:rFonts w:hint="eastAsia"/>
@@ -6870,8 +6198,6 @@
               </w:rPr>
               <w:t>0.4</w:t>
             </w:r>
-            <w:bookmarkStart w:id="0" w:name="_GoBack"/>
-            <w:bookmarkEnd w:id="0"/>
           </w:p>
         </w:tc>
         <w:tc>
@@ -6915,7 +6241,7 @@
                 <w:sz w:val="18"/>
                 <w:szCs w:val="18"/>
               </w:rPr>
-              <w:t>10</w:t>
+              <w:t>11</w:t>
             </w:r>
           </w:p>
         </w:tc>
@@ -7007,7 +6333,7 @@
                 <w:sz w:val="18"/>
                 <w:szCs w:val="18"/>
               </w:rPr>
-              <w:t>2019.1.23</w:t>
+              <w:t>2019.1.25</w:t>
             </w:r>
           </w:p>
         </w:tc>
@@ -7177,7 +6503,47 @@
                 <w:sz w:val="18"/>
                 <w:szCs w:val="18"/>
               </w:rPr>
-              <w:t>完成代码开发</w:t>
+              <w:t>完成</w:t>
+            </w:r>
+            <w:r>
+              <w:rPr>
+                <w:rFonts w:hint="eastAsia"/>
+                <w:i/>
+                <w:color w:val="8DB3E2" w:themeColor="text2" w:themeTint="66"/>
+                <w:sz w:val="18"/>
+                <w:szCs w:val="18"/>
+              </w:rPr>
+              <w:t>引擎及</w:t>
+            </w:r>
+            <w:r>
+              <w:rPr>
+                <w:rFonts w:hint="eastAsia"/>
+                <w:i/>
+                <w:color w:val="8DB3E2" w:themeColor="text2" w:themeTint="66"/>
+                <w:sz w:val="18"/>
+                <w:szCs w:val="18"/>
+              </w:rPr>
+              <w:t>C++</w:t>
+            </w:r>
+            <w:r>
+              <w:rPr>
+                <w:rFonts w:hint="eastAsia"/>
+                <w:i/>
+                <w:color w:val="8DB3E2" w:themeColor="text2" w:themeTint="66"/>
+                <w:sz w:val="18"/>
+                <w:szCs w:val="18"/>
+              </w:rPr>
+              <w:t>驱动</w:t>
+            </w:r>
+            <w:r>
+              <w:rPr>
+                <w:rFonts w:hint="eastAsia"/>
+                <w:i/>
+                <w:color w:val="8DB3E2" w:themeColor="text2" w:themeTint="66"/>
+                <w:sz w:val="18"/>
+                <w:szCs w:val="18"/>
+              </w:rPr>
+              <w:t>代码开发</w:t>
             </w:r>
           </w:p>
         </w:tc>
@@ -7245,7 +6611,17 @@
                 <w:sz w:val="18"/>
                 <w:szCs w:val="18"/>
               </w:rPr>
-              <w:t>完成自测</w:t>
+              <w:t>完成其它驱动修改及</w:t>
+            </w:r>
+            <w:r>
+              <w:rPr>
+                <w:rFonts w:hint="eastAsia"/>
+                <w:i/>
+                <w:color w:val="8DB3E2" w:themeColor="text2" w:themeTint="66"/>
+                <w:sz w:val="18"/>
+                <w:szCs w:val="18"/>
+              </w:rPr>
+              <w:t>自测</w:t>
             </w:r>
           </w:p>
         </w:tc>
@@ -11806,4 +11182,16 @@
   <a:objectDefaults/>
   <a:extraClrSchemeLst/>
 </a:theme>
+</file>
+
+<file path=customXml/item1.xml><?xml version="1.0" encoding="utf-8"?>
+<b:Sources xmlns:b="http://schemas.openxmlformats.org/officeDocument/2006/bibliography" xmlns="http://schemas.openxmlformats.org/officeDocument/2006/bibliography" SelectedStyle="\APASixthEditionOfficeOnline.xsl" StyleName="APA" Version="6"/>
+</file>
+
+<file path=customXml/itemProps1.xml><?xml version="1.0" encoding="utf-8"?>
+<ds:datastoreItem xmlns:ds="http://schemas.openxmlformats.org/officeDocument/2006/customXml" ds:itemID="{2A3C4645-5A7D-408F-B190-3C29C4C2D091}">
+  <ds:schemaRefs>
+    <ds:schemaRef ds:uri="http://schemas.openxmlformats.org/officeDocument/2006/bibliography"/>
+  </ds:schemaRefs>
+</ds:datastoreItem>
 </file>